--- a/asyncio_doc.docx
+++ b/asyncio_doc.docx
@@ -1307,7 +1307,6 @@
         </w:rPr>
         <w:t xml:space="preserve"> В результате эти операции часто называют </w:t>
       </w:r>
-      <w:bookmarkStart w:id="0" w:name="_GoBack"/>
       <w:r>
         <w:rPr>
           <w:rFonts w:ascii="Times New Roman" w:hAnsi="Times New Roman" w:cs="Times New Roman"/>
@@ -1317,7 +1316,6 @@
         </w:rPr>
         <w:t>блокирующими</w:t>
       </w:r>
-      <w:bookmarkEnd w:id="0"/>
       <w:r>
         <w:rPr>
           <w:rFonts w:ascii="Times New Roman" w:hAnsi="Times New Roman" w:cs="Times New Roman"/>
@@ -27056,35 +27054,27 @@
         <w:rPr>
           <w:rFonts w:ascii="Consolas" w:hAnsi="Consolas" w:cs="Times New Roman"/>
           <w:color w:val="FF0000"/>
-          <w:sz w:val="24"/>
-          <w:szCs w:val="24"/>
-          <w:lang w:val="en-US"/>
-        </w:rPr>
-      </w:pPr>
+          <w:lang w:val="en-US"/>
+        </w:rPr>
+      </w:pPr>
+      <w:proofErr w:type="gramStart"/>
       <w:r>
         <w:rPr>
           <w:rFonts w:ascii="Consolas" w:hAnsi="Consolas" w:cs="Times New Roman"/>
           <w:color w:val="FF0000"/>
-          <w:sz w:val="24"/>
-          <w:szCs w:val="24"/>
-          <w:lang w:val="en-US"/>
-        </w:rPr>
-        <w:t>from asyncio import Lock</w:t>
-      </w:r>
-    </w:p>
-    <w:p>
-      <w:pPr>
-        <w:pStyle w:val="a3"/>
-        <w:ind w:left="1418"/>
-        <w:jc w:val="both"/>
+          <w:lang w:val="en-US"/>
+        </w:rPr>
+        <w:t>from</w:t>
+      </w:r>
+      <w:proofErr w:type="gramEnd"/>
+      <w:r>
         <w:rPr>
           <w:rFonts w:ascii="Consolas" w:hAnsi="Consolas" w:cs="Times New Roman"/>
           <w:color w:val="FF0000"/>
-          <w:sz w:val="24"/>
-          <w:szCs w:val="24"/>
-          <w:lang w:val="en-US"/>
-        </w:rPr>
-      </w:pPr>
+          <w:lang w:val="en-US"/>
+        </w:rPr>
+        <w:t xml:space="preserve"> asyncio import Lock</w:t>
+      </w:r>
     </w:p>
     <w:p>
       <w:pPr>
@@ -27094,17 +27084,25 @@
         <w:rPr>
           <w:rFonts w:ascii="Consolas" w:hAnsi="Consolas" w:cs="Times New Roman"/>
           <w:color w:val="FF0000"/>
-          <w:sz w:val="24"/>
-          <w:szCs w:val="24"/>
-          <w:lang w:val="en-US"/>
-        </w:rPr>
-      </w:pPr>
-      <w:r>
+          <w:lang w:val="en-US"/>
+        </w:rPr>
+      </w:pPr>
+    </w:p>
+    <w:p>
+      <w:pPr>
+        <w:pStyle w:val="a3"/>
+        <w:ind w:left="1418"/>
+        <w:jc w:val="both"/>
         <w:rPr>
           <w:rFonts w:ascii="Consolas" w:hAnsi="Consolas" w:cs="Times New Roman"/>
           <w:color w:val="FF0000"/>
-          <w:sz w:val="24"/>
-          <w:szCs w:val="24"/>
+          <w:lang w:val="en-US"/>
+        </w:rPr>
+      </w:pPr>
+      <w:r>
+        <w:rPr>
+          <w:rFonts w:ascii="Consolas" w:hAnsi="Consolas" w:cs="Times New Roman"/>
+          <w:color w:val="FF0000"/>
           <w:lang w:val="en-US"/>
         </w:rPr>
         <w:t>…</w:t>
@@ -27118,8 +27116,6 @@
         <w:rPr>
           <w:rFonts w:ascii="Consolas" w:hAnsi="Consolas" w:cs="Times New Roman"/>
           <w:color w:val="FF0000"/>
-          <w:sz w:val="24"/>
-          <w:szCs w:val="24"/>
           <w:lang w:val="en-US"/>
         </w:rPr>
       </w:pPr>
@@ -27132,8 +27128,6 @@
         <w:rPr>
           <w:rFonts w:ascii="Consolas" w:hAnsi="Consolas" w:cs="Times New Roman"/>
           <w:color w:val="FF0000"/>
-          <w:sz w:val="24"/>
-          <w:szCs w:val="24"/>
           <w:lang w:val="en-US"/>
         </w:rPr>
       </w:pPr>
@@ -27141,8 +27135,6 @@
         <w:rPr>
           <w:rFonts w:ascii="Consolas" w:hAnsi="Consolas" w:cs="Times New Roman"/>
           <w:color w:val="FF0000"/>
-          <w:sz w:val="24"/>
-          <w:szCs w:val="24"/>
           <w:lang w:val="en-US"/>
         </w:rPr>
         <w:t xml:space="preserve">_lock = </w:t>
@@ -27152,8 +27144,6 @@
         <w:rPr>
           <w:rFonts w:ascii="Consolas" w:hAnsi="Consolas" w:cs="Times New Roman"/>
           <w:color w:val="FF0000"/>
-          <w:sz w:val="24"/>
-          <w:szCs w:val="24"/>
           <w:lang w:val="en-US"/>
         </w:rPr>
         <w:t>Lock()</w:t>
@@ -27168,8 +27158,6 @@
         <w:rPr>
           <w:rFonts w:ascii="Consolas" w:hAnsi="Consolas" w:cs="Times New Roman"/>
           <w:color w:val="FF0000"/>
-          <w:sz w:val="24"/>
-          <w:szCs w:val="24"/>
           <w:lang w:val="en-US"/>
         </w:rPr>
       </w:pPr>
@@ -27182,8 +27170,6 @@
         <w:rPr>
           <w:rFonts w:ascii="Consolas" w:hAnsi="Consolas" w:cs="Times New Roman"/>
           <w:color w:val="FF0000"/>
-          <w:sz w:val="24"/>
-          <w:szCs w:val="24"/>
           <w:lang w:val="en-US"/>
         </w:rPr>
       </w:pPr>
@@ -27191,8 +27177,6 @@
         <w:rPr>
           <w:rFonts w:ascii="Consolas" w:hAnsi="Consolas" w:cs="Times New Roman"/>
           <w:color w:val="FF0000"/>
-          <w:sz w:val="24"/>
-          <w:szCs w:val="24"/>
           <w:lang w:val="en-US"/>
         </w:rPr>
         <w:lastRenderedPageBreak/>
@@ -27207,8 +27191,6 @@
         <w:rPr>
           <w:rFonts w:ascii="Consolas" w:hAnsi="Consolas" w:cs="Times New Roman"/>
           <w:color w:val="FF0000"/>
-          <w:sz w:val="24"/>
-          <w:szCs w:val="24"/>
           <w:lang w:val="en-US"/>
         </w:rPr>
       </w:pPr>
@@ -27221,41 +27203,43 @@
         <w:rPr>
           <w:rFonts w:ascii="Consolas" w:hAnsi="Consolas" w:cs="Times New Roman"/>
           <w:color w:val="FF0000"/>
-          <w:sz w:val="24"/>
-          <w:szCs w:val="24"/>
-          <w:lang w:val="en-US"/>
-        </w:rPr>
-      </w:pPr>
+          <w:lang w:val="en-US"/>
+        </w:rPr>
+      </w:pPr>
+      <w:proofErr w:type="gramStart"/>
       <w:r>
         <w:rPr>
           <w:rFonts w:ascii="Consolas" w:hAnsi="Consolas" w:cs="Times New Roman"/>
           <w:color w:val="FF0000"/>
-          <w:sz w:val="24"/>
-          <w:szCs w:val="24"/>
-          <w:lang w:val="en-US"/>
-        </w:rPr>
-        <w:t>async with _lock:</w:t>
-      </w:r>
-    </w:p>
-    <w:p>
-      <w:pPr>
-        <w:pStyle w:val="a3"/>
-        <w:ind w:left="1418"/>
-        <w:jc w:val="both"/>
+          <w:lang w:val="en-US"/>
+        </w:rPr>
+        <w:t>async</w:t>
+      </w:r>
+      <w:proofErr w:type="gramEnd"/>
+      <w:r>
         <w:rPr>
           <w:rFonts w:ascii="Consolas" w:hAnsi="Consolas" w:cs="Times New Roman"/>
           <w:color w:val="FF0000"/>
-          <w:sz w:val="24"/>
-          <w:szCs w:val="24"/>
-          <w:lang w:val="en-US"/>
-        </w:rPr>
-      </w:pPr>
-      <w:r>
+          <w:lang w:val="en-US"/>
+        </w:rPr>
+        <w:t xml:space="preserve"> with _lock:</w:t>
+      </w:r>
+    </w:p>
+    <w:p>
+      <w:pPr>
+        <w:pStyle w:val="a3"/>
+        <w:ind w:left="1418"/>
+        <w:jc w:val="both"/>
         <w:rPr>
           <w:rFonts w:ascii="Consolas" w:hAnsi="Consolas" w:cs="Times New Roman"/>
           <w:color w:val="FF0000"/>
-          <w:sz w:val="24"/>
-          <w:szCs w:val="24"/>
+          <w:lang w:val="en-US"/>
+        </w:rPr>
+      </w:pPr>
+      <w:r>
+        <w:rPr>
+          <w:rFonts w:ascii="Consolas" w:hAnsi="Consolas" w:cs="Times New Roman"/>
+          <w:color w:val="FF0000"/>
           <w:lang w:val="en-US"/>
         </w:rPr>
         <w:tab/>
@@ -27546,16 +27530,12 @@
         <w:jc w:val="both"/>
         <w:rPr>
           <w:rFonts w:ascii="Consolas" w:hAnsi="Consolas" w:cs="Times New Roman"/>
-          <w:sz w:val="24"/>
-          <w:szCs w:val="24"/>
-          <w:lang w:val="en-US"/>
-        </w:rPr>
-      </w:pPr>
-      <w:r>
-        <w:rPr>
-          <w:rFonts w:ascii="Consolas" w:hAnsi="Consolas" w:cs="Times New Roman"/>
-          <w:sz w:val="24"/>
-          <w:szCs w:val="24"/>
+          <w:lang w:val="en-US"/>
+        </w:rPr>
+      </w:pPr>
+      <w:r>
+        <w:rPr>
+          <w:rFonts w:ascii="Consolas" w:hAnsi="Consolas" w:cs="Times New Roman"/>
           <w:lang w:val="en-US"/>
         </w:rPr>
         <w:t>…</w:t>
@@ -27569,39 +27549,41 @@
         <w:rPr>
           <w:rFonts w:ascii="Consolas" w:hAnsi="Consolas" w:cs="Times New Roman"/>
           <w:color w:val="FF0000"/>
-          <w:sz w:val="24"/>
-          <w:szCs w:val="24"/>
-          <w:lang w:val="en-US"/>
-        </w:rPr>
-      </w:pPr>
+          <w:lang w:val="en-US"/>
+        </w:rPr>
+      </w:pPr>
+      <w:proofErr w:type="gramStart"/>
       <w:r>
         <w:rPr>
           <w:rFonts w:ascii="Consolas" w:hAnsi="Consolas" w:cs="Times New Roman"/>
           <w:color w:val="FF0000"/>
-          <w:sz w:val="24"/>
-          <w:szCs w:val="24"/>
-          <w:lang w:val="en-US"/>
-        </w:rPr>
-        <w:t>from asyncio import Semaphore</w:t>
-      </w:r>
-    </w:p>
-    <w:p>
-      <w:pPr>
-        <w:pStyle w:val="a3"/>
-        <w:ind w:left="1418"/>
-        <w:jc w:val="both"/>
-        <w:rPr>
-          <w:rFonts w:ascii="Consolas" w:hAnsi="Consolas" w:cs="Times New Roman"/>
-          <w:sz w:val="24"/>
-          <w:szCs w:val="24"/>
-          <w:lang w:val="en-US"/>
-        </w:rPr>
-      </w:pPr>
-      <w:r>
-        <w:rPr>
-          <w:rFonts w:ascii="Consolas" w:hAnsi="Consolas" w:cs="Times New Roman"/>
-          <w:sz w:val="24"/>
-          <w:szCs w:val="24"/>
+          <w:lang w:val="en-US"/>
+        </w:rPr>
+        <w:t>from</w:t>
+      </w:r>
+      <w:proofErr w:type="gramEnd"/>
+      <w:r>
+        <w:rPr>
+          <w:rFonts w:ascii="Consolas" w:hAnsi="Consolas" w:cs="Times New Roman"/>
+          <w:color w:val="FF0000"/>
+          <w:lang w:val="en-US"/>
+        </w:rPr>
+        <w:t xml:space="preserve"> asyncio import Semaphore</w:t>
+      </w:r>
+    </w:p>
+    <w:p>
+      <w:pPr>
+        <w:pStyle w:val="a3"/>
+        <w:ind w:left="1418"/>
+        <w:jc w:val="both"/>
+        <w:rPr>
+          <w:rFonts w:ascii="Consolas" w:hAnsi="Consolas" w:cs="Times New Roman"/>
+          <w:lang w:val="en-US"/>
+        </w:rPr>
+      </w:pPr>
+      <w:r>
+        <w:rPr>
+          <w:rFonts w:ascii="Consolas" w:hAnsi="Consolas" w:cs="Times New Roman"/>
           <w:lang w:val="en-US"/>
         </w:rPr>
         <w:t>…</w:t>
@@ -27614,30 +27596,24 @@
         <w:jc w:val="both"/>
         <w:rPr>
           <w:rFonts w:ascii="Consolas" w:hAnsi="Consolas" w:cs="Times New Roman"/>
-          <w:sz w:val="24"/>
-          <w:szCs w:val="24"/>
-          <w:lang w:val="en-US"/>
-        </w:rPr>
-      </w:pPr>
-    </w:p>
-    <w:p>
-      <w:pPr>
-        <w:pStyle w:val="a3"/>
-        <w:ind w:left="1418"/>
-        <w:jc w:val="both"/>
-        <w:rPr>
-          <w:rFonts w:ascii="Consolas" w:hAnsi="Consolas" w:cs="Times New Roman"/>
-          <w:sz w:val="24"/>
-          <w:szCs w:val="24"/>
-          <w:lang w:val="en-US"/>
-        </w:rPr>
-      </w:pPr>
-      <w:proofErr w:type="gramStart"/>
-      <w:r>
-        <w:rPr>
-          <w:rFonts w:ascii="Consolas" w:hAnsi="Consolas" w:cs="Times New Roman"/>
-          <w:sz w:val="24"/>
-          <w:szCs w:val="24"/>
+          <w:lang w:val="en-US"/>
+        </w:rPr>
+      </w:pPr>
+    </w:p>
+    <w:p>
+      <w:pPr>
+        <w:pStyle w:val="a3"/>
+        <w:ind w:left="1418"/>
+        <w:jc w:val="both"/>
+        <w:rPr>
+          <w:rFonts w:ascii="Consolas" w:hAnsi="Consolas" w:cs="Times New Roman"/>
+          <w:lang w:val="en-US"/>
+        </w:rPr>
+      </w:pPr>
+      <w:proofErr w:type="gramStart"/>
+      <w:r>
+        <w:rPr>
+          <w:rFonts w:ascii="Consolas" w:hAnsi="Consolas" w:cs="Times New Roman"/>
           <w:lang w:val="en-US"/>
         </w:rPr>
         <w:t>async</w:t>
@@ -27646,8 +27622,6 @@
       <w:r>
         <w:rPr>
           <w:rFonts w:ascii="Consolas" w:hAnsi="Consolas" w:cs="Times New Roman"/>
-          <w:sz w:val="24"/>
-          <w:szCs w:val="24"/>
           <w:lang w:val="en-US"/>
         </w:rPr>
         <w:t xml:space="preserve"> def func(num, semaphore):</w:t>
@@ -27660,16 +27634,12 @@
         <w:jc w:val="both"/>
         <w:rPr>
           <w:rFonts w:ascii="Consolas" w:hAnsi="Consolas" w:cs="Times New Roman"/>
-          <w:sz w:val="24"/>
-          <w:szCs w:val="24"/>
-          <w:lang w:val="en-US"/>
-        </w:rPr>
-      </w:pPr>
-      <w:r>
-        <w:rPr>
-          <w:rFonts w:ascii="Consolas" w:hAnsi="Consolas" w:cs="Times New Roman"/>
-          <w:sz w:val="24"/>
-          <w:szCs w:val="24"/>
+          <w:lang w:val="en-US"/>
+        </w:rPr>
+      </w:pPr>
+      <w:r>
+        <w:rPr>
+          <w:rFonts w:ascii="Consolas" w:hAnsi="Consolas" w:cs="Times New Roman"/>
           <w:lang w:val="en-US"/>
         </w:rPr>
         <w:t xml:space="preserve">    n = </w:t>
@@ -27678,8 +27648,6 @@
       <w:r>
         <w:rPr>
           <w:rFonts w:ascii="Consolas" w:hAnsi="Consolas" w:cs="Times New Roman"/>
-          <w:sz w:val="24"/>
-          <w:szCs w:val="24"/>
           <w:lang w:val="en-US"/>
         </w:rPr>
         <w:t>random.randint(</w:t>
@@ -27688,8 +27656,6 @@
       <w:r>
         <w:rPr>
           <w:rFonts w:ascii="Consolas" w:hAnsi="Consolas" w:cs="Times New Roman"/>
-          <w:sz w:val="24"/>
-          <w:szCs w:val="24"/>
           <w:lang w:val="en-US"/>
         </w:rPr>
         <w:t>1, 15)</w:t>
@@ -27702,16 +27668,12 @@
         <w:jc w:val="both"/>
         <w:rPr>
           <w:rFonts w:ascii="Consolas" w:hAnsi="Consolas" w:cs="Times New Roman"/>
-          <w:sz w:val="24"/>
-          <w:szCs w:val="24"/>
-          <w:lang w:val="en-US"/>
-        </w:rPr>
-      </w:pPr>
-      <w:r>
-        <w:rPr>
-          <w:rFonts w:ascii="Consolas" w:hAnsi="Consolas" w:cs="Times New Roman"/>
-          <w:sz w:val="24"/>
-          <w:szCs w:val="24"/>
+          <w:lang w:val="en-US"/>
+        </w:rPr>
+      </w:pPr>
+      <w:r>
+        <w:rPr>
+          <w:rFonts w:ascii="Consolas" w:hAnsi="Consolas" w:cs="Times New Roman"/>
           <w:lang w:val="en-US"/>
         </w:rPr>
         <w:t xml:space="preserve">    </w:t>
@@ -27720,8 +27682,6 @@
       <w:r>
         <w:rPr>
           <w:rFonts w:ascii="Consolas" w:hAnsi="Consolas" w:cs="Times New Roman"/>
-          <w:sz w:val="24"/>
-          <w:szCs w:val="24"/>
           <w:lang w:val="en-US"/>
         </w:rPr>
         <w:t>print(</w:t>
@@ -27730,8 +27690,6 @@
       <w:r>
         <w:rPr>
           <w:rFonts w:ascii="Consolas" w:hAnsi="Consolas" w:cs="Times New Roman"/>
-          <w:sz w:val="24"/>
-          <w:szCs w:val="24"/>
           <w:lang w:val="en-US"/>
         </w:rPr>
         <w:t>f'task {num}: waiting semaphore ...')</w:t>
@@ -27745,48 +27703,48 @@
         <w:rPr>
           <w:rFonts w:ascii="Consolas" w:hAnsi="Consolas" w:cs="Times New Roman"/>
           <w:color w:val="FF0000"/>
-          <w:sz w:val="24"/>
-          <w:szCs w:val="24"/>
-          <w:lang w:val="en-US"/>
-        </w:rPr>
-      </w:pPr>
-      <w:r>
-        <w:rPr>
-          <w:rFonts w:ascii="Consolas" w:hAnsi="Consolas" w:cs="Times New Roman"/>
-          <w:sz w:val="24"/>
-          <w:szCs w:val="24"/>
+          <w:lang w:val="en-US"/>
+        </w:rPr>
+      </w:pPr>
+      <w:r>
+        <w:rPr>
+          <w:rFonts w:ascii="Consolas" w:hAnsi="Consolas" w:cs="Times New Roman"/>
           <w:lang w:val="en-US"/>
         </w:rPr>
         <w:t xml:space="preserve">    </w:t>
       </w:r>
+      <w:proofErr w:type="gramStart"/>
       <w:r>
         <w:rPr>
           <w:rFonts w:ascii="Consolas" w:hAnsi="Consolas" w:cs="Times New Roman"/>
           <w:color w:val="FF0000"/>
-          <w:sz w:val="24"/>
-          <w:szCs w:val="24"/>
-          <w:lang w:val="en-US"/>
-        </w:rPr>
-        <w:t xml:space="preserve">async with semaphore: </w:t>
-      </w:r>
-    </w:p>
-    <w:p>
-      <w:pPr>
-        <w:pStyle w:val="a3"/>
-        <w:ind w:left="1418"/>
-        <w:jc w:val="both"/>
-        <w:rPr>
-          <w:rFonts w:ascii="Consolas" w:hAnsi="Consolas" w:cs="Times New Roman"/>
-          <w:sz w:val="24"/>
-          <w:szCs w:val="24"/>
-          <w:lang w:val="en-US"/>
-        </w:rPr>
-      </w:pPr>
-      <w:r>
-        <w:rPr>
-          <w:rFonts w:ascii="Consolas" w:hAnsi="Consolas" w:cs="Times New Roman"/>
-          <w:sz w:val="24"/>
-          <w:szCs w:val="24"/>
+          <w:lang w:val="en-US"/>
+        </w:rPr>
+        <w:t>async</w:t>
+      </w:r>
+      <w:proofErr w:type="gramEnd"/>
+      <w:r>
+        <w:rPr>
+          <w:rFonts w:ascii="Consolas" w:hAnsi="Consolas" w:cs="Times New Roman"/>
+          <w:color w:val="FF0000"/>
+          <w:lang w:val="en-US"/>
+        </w:rPr>
+        <w:t xml:space="preserve"> with semaphore: </w:t>
+      </w:r>
+    </w:p>
+    <w:p>
+      <w:pPr>
+        <w:pStyle w:val="a3"/>
+        <w:ind w:left="1418"/>
+        <w:jc w:val="both"/>
+        <w:rPr>
+          <w:rFonts w:ascii="Consolas" w:hAnsi="Consolas" w:cs="Times New Roman"/>
+          <w:lang w:val="en-US"/>
+        </w:rPr>
+      </w:pPr>
+      <w:r>
+        <w:rPr>
+          <w:rFonts w:ascii="Consolas" w:hAnsi="Consolas" w:cs="Times New Roman"/>
           <w:lang w:val="en-US"/>
         </w:rPr>
         <w:t xml:space="preserve">        </w:t>
@@ -27795,8 +27753,6 @@
       <w:r>
         <w:rPr>
           <w:rFonts w:ascii="Consolas" w:hAnsi="Consolas" w:cs="Times New Roman"/>
-          <w:sz w:val="24"/>
-          <w:szCs w:val="24"/>
           <w:lang w:val="en-US"/>
         </w:rPr>
         <w:t>await</w:t>
@@ -27805,8 +27761,6 @@
       <w:r>
         <w:rPr>
           <w:rFonts w:ascii="Consolas" w:hAnsi="Consolas" w:cs="Times New Roman"/>
-          <w:sz w:val="24"/>
-          <w:szCs w:val="24"/>
           <w:lang w:val="en-US"/>
         </w:rPr>
         <w:t xml:space="preserve"> asyncio.sleep(n)</w:t>
@@ -27819,16 +27773,12 @@
         <w:jc w:val="both"/>
         <w:rPr>
           <w:rFonts w:ascii="Consolas" w:hAnsi="Consolas" w:cs="Times New Roman"/>
-          <w:sz w:val="24"/>
-          <w:szCs w:val="24"/>
-          <w:lang w:val="en-US"/>
-        </w:rPr>
-      </w:pPr>
-      <w:r>
-        <w:rPr>
-          <w:rFonts w:ascii="Consolas" w:hAnsi="Consolas" w:cs="Times New Roman"/>
-          <w:sz w:val="24"/>
-          <w:szCs w:val="24"/>
+          <w:lang w:val="en-US"/>
+        </w:rPr>
+      </w:pPr>
+      <w:r>
+        <w:rPr>
+          <w:rFonts w:ascii="Consolas" w:hAnsi="Consolas" w:cs="Times New Roman"/>
           <w:lang w:val="en-US"/>
         </w:rPr>
         <w:t xml:space="preserve">        </w:t>
@@ -27837,8 +27787,6 @@
       <w:r>
         <w:rPr>
           <w:rFonts w:ascii="Consolas" w:hAnsi="Consolas" w:cs="Times New Roman"/>
-          <w:sz w:val="24"/>
-          <w:szCs w:val="24"/>
           <w:lang w:val="en-US"/>
         </w:rPr>
         <w:t>print(</w:t>
@@ -27847,8 +27795,6 @@
       <w:r>
         <w:rPr>
           <w:rFonts w:ascii="Consolas" w:hAnsi="Consolas" w:cs="Times New Roman"/>
-          <w:sz w:val="24"/>
-          <w:szCs w:val="24"/>
           <w:lang w:val="en-US"/>
         </w:rPr>
         <w:t>f'task {num}: set semaphore')</w:t>
@@ -27861,16 +27807,12 @@
         <w:jc w:val="both"/>
         <w:rPr>
           <w:rFonts w:ascii="Consolas" w:hAnsi="Consolas" w:cs="Times New Roman"/>
-          <w:sz w:val="24"/>
-          <w:szCs w:val="24"/>
-          <w:lang w:val="en-US"/>
-        </w:rPr>
-      </w:pPr>
-      <w:r>
-        <w:rPr>
-          <w:rFonts w:ascii="Consolas" w:hAnsi="Consolas" w:cs="Times New Roman"/>
-          <w:sz w:val="24"/>
-          <w:szCs w:val="24"/>
+          <w:lang w:val="en-US"/>
+        </w:rPr>
+      </w:pPr>
+      <w:r>
+        <w:rPr>
+          <w:rFonts w:ascii="Consolas" w:hAnsi="Consolas" w:cs="Times New Roman"/>
           <w:lang w:val="en-US"/>
         </w:rPr>
         <w:t xml:space="preserve">    </w:t>
@@ -27879,8 +27821,6 @@
       <w:r>
         <w:rPr>
           <w:rFonts w:ascii="Consolas" w:hAnsi="Consolas" w:cs="Times New Roman"/>
-          <w:sz w:val="24"/>
-          <w:szCs w:val="24"/>
           <w:lang w:val="en-US"/>
         </w:rPr>
         <w:t>print(</w:t>
@@ -27889,8 +27829,6 @@
       <w:r>
         <w:rPr>
           <w:rFonts w:ascii="Consolas" w:hAnsi="Consolas" w:cs="Times New Roman"/>
-          <w:sz w:val="24"/>
-          <w:szCs w:val="24"/>
           <w:lang w:val="en-US"/>
         </w:rPr>
         <w:t>f'task {num}: unset semaphore')</w:t>
@@ -27903,64 +27841,68 @@
         <w:jc w:val="both"/>
         <w:rPr>
           <w:rFonts w:ascii="Consolas" w:hAnsi="Consolas" w:cs="Times New Roman"/>
-          <w:sz w:val="24"/>
-          <w:szCs w:val="24"/>
-          <w:lang w:val="en-US"/>
-        </w:rPr>
-      </w:pPr>
-      <w:r>
-        <w:rPr>
-          <w:rFonts w:ascii="Consolas" w:hAnsi="Consolas" w:cs="Times New Roman"/>
-          <w:sz w:val="24"/>
-          <w:szCs w:val="24"/>
-          <w:lang w:val="en-US"/>
-        </w:rPr>
-        <w:t xml:space="preserve">    return f'task {num}: {n} sec [done]'</w:t>
-      </w:r>
-    </w:p>
-    <w:p>
-      <w:pPr>
-        <w:pStyle w:val="a3"/>
-        <w:ind w:left="1418"/>
-        <w:jc w:val="both"/>
-        <w:rPr>
-          <w:rFonts w:ascii="Consolas" w:hAnsi="Consolas" w:cs="Times New Roman"/>
-          <w:sz w:val="24"/>
-          <w:szCs w:val="24"/>
-          <w:lang w:val="en-US"/>
-        </w:rPr>
-      </w:pPr>
-    </w:p>
-    <w:p>
-      <w:pPr>
-        <w:pStyle w:val="a3"/>
-        <w:ind w:left="1418"/>
-        <w:jc w:val="both"/>
-        <w:rPr>
-          <w:rFonts w:ascii="Consolas" w:hAnsi="Consolas" w:cs="Times New Roman"/>
-          <w:sz w:val="24"/>
-          <w:szCs w:val="24"/>
-          <w:lang w:val="en-US"/>
-        </w:rPr>
-      </w:pPr>
-    </w:p>
-    <w:p>
-      <w:pPr>
-        <w:pStyle w:val="a3"/>
-        <w:ind w:left="1418"/>
-        <w:jc w:val="both"/>
-        <w:rPr>
-          <w:rFonts w:ascii="Consolas" w:hAnsi="Consolas" w:cs="Times New Roman"/>
-          <w:sz w:val="24"/>
-          <w:szCs w:val="24"/>
-          <w:lang w:val="en-US"/>
-        </w:rPr>
-      </w:pPr>
-      <w:r>
-        <w:rPr>
-          <w:rFonts w:ascii="Consolas" w:hAnsi="Consolas" w:cs="Times New Roman"/>
-          <w:sz w:val="24"/>
-          <w:szCs w:val="24"/>
+          <w:lang w:val="en-US"/>
+        </w:rPr>
+      </w:pPr>
+      <w:r>
+        <w:rPr>
+          <w:rFonts w:ascii="Consolas" w:hAnsi="Consolas" w:cs="Times New Roman"/>
+          <w:lang w:val="en-US"/>
+        </w:rPr>
+        <w:t xml:space="preserve">    </w:t>
+      </w:r>
+      <w:proofErr w:type="gramStart"/>
+      <w:r>
+        <w:rPr>
+          <w:rFonts w:ascii="Consolas" w:hAnsi="Consolas" w:cs="Times New Roman"/>
+          <w:lang w:val="en-US"/>
+        </w:rPr>
+        <w:t>return</w:t>
+      </w:r>
+      <w:proofErr w:type="gramEnd"/>
+      <w:r>
+        <w:rPr>
+          <w:rFonts w:ascii="Consolas" w:hAnsi="Consolas" w:cs="Times New Roman"/>
+          <w:lang w:val="en-US"/>
+        </w:rPr>
+        <w:t xml:space="preserve"> f'task {num}: {n} sec [done]'</w:t>
+      </w:r>
+    </w:p>
+    <w:p>
+      <w:pPr>
+        <w:pStyle w:val="a3"/>
+        <w:ind w:left="1418"/>
+        <w:jc w:val="both"/>
+        <w:rPr>
+          <w:rFonts w:ascii="Consolas" w:hAnsi="Consolas" w:cs="Times New Roman"/>
+          <w:lang w:val="en-US"/>
+        </w:rPr>
+      </w:pPr>
+    </w:p>
+    <w:p>
+      <w:pPr>
+        <w:pStyle w:val="a3"/>
+        <w:ind w:left="1418"/>
+        <w:jc w:val="both"/>
+        <w:rPr>
+          <w:rFonts w:ascii="Consolas" w:hAnsi="Consolas" w:cs="Times New Roman"/>
+          <w:lang w:val="en-US"/>
+        </w:rPr>
+      </w:pPr>
+    </w:p>
+    <w:p>
+      <w:pPr>
+        <w:pStyle w:val="a3"/>
+        <w:ind w:left="1418"/>
+        <w:jc w:val="both"/>
+        <w:rPr>
+          <w:rFonts w:ascii="Consolas" w:hAnsi="Consolas" w:cs="Times New Roman"/>
+          <w:lang w:val="en-US"/>
+        </w:rPr>
+      </w:pPr>
+      <w:r>
+        <w:rPr>
+          <w:rFonts w:ascii="Consolas" w:hAnsi="Consolas" w:cs="Times New Roman"/>
           <w:lang w:val="en-US"/>
         </w:rPr>
         <w:t>@async_</w:t>
@@ -27969,8 +27911,6 @@
       <w:r>
         <w:rPr>
           <w:rFonts w:ascii="Consolas" w:hAnsi="Consolas" w:cs="Times New Roman"/>
-          <w:sz w:val="24"/>
-          <w:szCs w:val="24"/>
           <w:lang w:val="en-US"/>
         </w:rPr>
         <w:t>timed()</w:t>
@@ -27984,17 +27924,13 @@
         <w:jc w:val="both"/>
         <w:rPr>
           <w:rFonts w:ascii="Consolas" w:hAnsi="Consolas" w:cs="Times New Roman"/>
-          <w:sz w:val="24"/>
-          <w:szCs w:val="24"/>
-          <w:lang w:val="en-US"/>
-        </w:rPr>
-      </w:pPr>
-      <w:proofErr w:type="gramStart"/>
-      <w:r>
-        <w:rPr>
-          <w:rFonts w:ascii="Consolas" w:hAnsi="Consolas" w:cs="Times New Roman"/>
-          <w:sz w:val="24"/>
-          <w:szCs w:val="24"/>
+          <w:lang w:val="en-US"/>
+        </w:rPr>
+      </w:pPr>
+      <w:proofErr w:type="gramStart"/>
+      <w:r>
+        <w:rPr>
+          <w:rFonts w:ascii="Consolas" w:hAnsi="Consolas" w:cs="Times New Roman"/>
           <w:lang w:val="en-US"/>
         </w:rPr>
         <w:t>async</w:t>
@@ -28003,8 +27939,6 @@
       <w:r>
         <w:rPr>
           <w:rFonts w:ascii="Consolas" w:hAnsi="Consolas" w:cs="Times New Roman"/>
-          <w:sz w:val="24"/>
-          <w:szCs w:val="24"/>
           <w:lang w:val="en-US"/>
         </w:rPr>
         <w:t xml:space="preserve"> def main():</w:t>
@@ -28018,16 +27952,12 @@
         <w:rPr>
           <w:rFonts w:ascii="Consolas" w:hAnsi="Consolas" w:cs="Times New Roman"/>
           <w:color w:val="FF0000"/>
-          <w:sz w:val="24"/>
-          <w:szCs w:val="24"/>
-          <w:lang w:val="en-US"/>
-        </w:rPr>
-      </w:pPr>
-      <w:r>
-        <w:rPr>
-          <w:rFonts w:ascii="Consolas" w:hAnsi="Consolas" w:cs="Times New Roman"/>
-          <w:sz w:val="24"/>
-          <w:szCs w:val="24"/>
+          <w:lang w:val="en-US"/>
+        </w:rPr>
+      </w:pPr>
+      <w:r>
+        <w:rPr>
+          <w:rFonts w:ascii="Consolas" w:hAnsi="Consolas" w:cs="Times New Roman"/>
           <w:lang w:val="en-US"/>
         </w:rPr>
         <w:t xml:space="preserve">    </w:t>
@@ -28037,8 +27967,6 @@
         <w:rPr>
           <w:rFonts w:ascii="Consolas" w:hAnsi="Consolas" w:cs="Times New Roman"/>
           <w:color w:val="FF0000"/>
-          <w:sz w:val="24"/>
-          <w:szCs w:val="24"/>
           <w:lang w:val="en-US"/>
         </w:rPr>
         <w:t>semaphore</w:t>
@@ -28048,8 +27976,6 @@
         <w:rPr>
           <w:rFonts w:ascii="Consolas" w:hAnsi="Consolas" w:cs="Times New Roman"/>
           <w:color w:val="FF0000"/>
-          <w:sz w:val="24"/>
-          <w:szCs w:val="24"/>
           <w:lang w:val="en-US"/>
         </w:rPr>
         <w:t xml:space="preserve"> = Semaphore(3)</w:t>
@@ -28062,29 +27988,23 @@
         <w:jc w:val="both"/>
         <w:rPr>
           <w:rFonts w:ascii="Consolas" w:hAnsi="Consolas" w:cs="Times New Roman"/>
-          <w:sz w:val="24"/>
-          <w:szCs w:val="24"/>
-          <w:lang w:val="en-US"/>
-        </w:rPr>
-      </w:pPr>
-    </w:p>
-    <w:p>
-      <w:pPr>
-        <w:pStyle w:val="a3"/>
-        <w:ind w:left="1418"/>
-        <w:jc w:val="both"/>
-        <w:rPr>
-          <w:rFonts w:ascii="Consolas" w:hAnsi="Consolas" w:cs="Times New Roman"/>
-          <w:sz w:val="24"/>
-          <w:szCs w:val="24"/>
-          <w:lang w:val="en-US"/>
-        </w:rPr>
-      </w:pPr>
-      <w:r>
-        <w:rPr>
-          <w:rFonts w:ascii="Consolas" w:hAnsi="Consolas" w:cs="Times New Roman"/>
-          <w:sz w:val="24"/>
-          <w:szCs w:val="24"/>
+          <w:lang w:val="en-US"/>
+        </w:rPr>
+      </w:pPr>
+    </w:p>
+    <w:p>
+      <w:pPr>
+        <w:pStyle w:val="a3"/>
+        <w:ind w:left="1418"/>
+        <w:jc w:val="both"/>
+        <w:rPr>
+          <w:rFonts w:ascii="Consolas" w:hAnsi="Consolas" w:cs="Times New Roman"/>
+          <w:lang w:val="en-US"/>
+        </w:rPr>
+      </w:pPr>
+      <w:r>
+        <w:rPr>
+          <w:rFonts w:ascii="Consolas" w:hAnsi="Consolas" w:cs="Times New Roman"/>
           <w:lang w:val="en-US"/>
         </w:rPr>
         <w:t xml:space="preserve">    </w:t>
@@ -28093,8 +28013,6 @@
       <w:r>
         <w:rPr>
           <w:rFonts w:ascii="Consolas" w:hAnsi="Consolas" w:cs="Times New Roman"/>
-          <w:sz w:val="24"/>
-          <w:szCs w:val="24"/>
           <w:lang w:val="en-US"/>
         </w:rPr>
         <w:t>results</w:t>
@@ -28103,8 +28021,6 @@
       <w:r>
         <w:rPr>
           <w:rFonts w:ascii="Consolas" w:hAnsi="Consolas" w:cs="Times New Roman"/>
-          <w:sz w:val="24"/>
-          <w:szCs w:val="24"/>
           <w:lang w:val="en-US"/>
         </w:rPr>
         <w:t xml:space="preserve"> = await asyncio.gather(*[func(i, semaphore) for i in range(1, 11)])</w:t>
@@ -28117,119 +28033,23 @@
         <w:jc w:val="both"/>
         <w:rPr>
           <w:rFonts w:ascii="Consolas" w:hAnsi="Consolas" w:cs="Times New Roman"/>
-          <w:sz w:val="24"/>
-          <w:szCs w:val="24"/>
-          <w:lang w:val="en-US"/>
-        </w:rPr>
-      </w:pPr>
-    </w:p>
-    <w:p>
-      <w:pPr>
-        <w:pStyle w:val="a3"/>
-        <w:ind w:left="1418"/>
-        <w:jc w:val="both"/>
-        <w:rPr>
-          <w:rFonts w:ascii="Consolas" w:hAnsi="Consolas" w:cs="Times New Roman"/>
-          <w:sz w:val="24"/>
-          <w:szCs w:val="24"/>
-          <w:lang w:val="en-US"/>
-        </w:rPr>
-      </w:pPr>
-      <w:r>
-        <w:rPr>
-          <w:rFonts w:ascii="Consolas" w:hAnsi="Consolas" w:cs="Times New Roman"/>
-          <w:sz w:val="24"/>
-          <w:szCs w:val="24"/>
-          <w:lang w:val="en-US"/>
-        </w:rPr>
-        <w:t xml:space="preserve">    for result in results:</w:t>
-      </w:r>
-    </w:p>
-    <w:p>
-      <w:pPr>
-        <w:pStyle w:val="a3"/>
-        <w:ind w:left="1418"/>
-        <w:jc w:val="both"/>
-        <w:rPr>
-          <w:rFonts w:ascii="Consolas" w:hAnsi="Consolas" w:cs="Times New Roman"/>
-          <w:sz w:val="24"/>
-          <w:szCs w:val="24"/>
-          <w:lang w:val="en-US"/>
-        </w:rPr>
-      </w:pPr>
-      <w:r>
-        <w:rPr>
-          <w:rFonts w:ascii="Consolas" w:hAnsi="Consolas" w:cs="Times New Roman"/>
-          <w:sz w:val="24"/>
-          <w:szCs w:val="24"/>
-          <w:lang w:val="en-US"/>
-        </w:rPr>
-        <w:t xml:space="preserve">        print(result)</w:t>
-      </w:r>
-    </w:p>
-    <w:p>
-      <w:pPr>
-        <w:pStyle w:val="a3"/>
-        <w:ind w:left="1418"/>
-        <w:jc w:val="both"/>
-        <w:rPr>
-          <w:rFonts w:ascii="Consolas" w:hAnsi="Consolas" w:cs="Times New Roman"/>
-          <w:sz w:val="24"/>
-          <w:szCs w:val="24"/>
-          <w:lang w:val="en-US"/>
-        </w:rPr>
-      </w:pPr>
-    </w:p>
-    <w:p>
-      <w:pPr>
-        <w:jc w:val="both"/>
-        <w:rPr>
-          <w:rFonts w:ascii="Consolas" w:hAnsi="Consolas" w:cs="Times New Roman"/>
-          <w:sz w:val="24"/>
-          <w:szCs w:val="24"/>
-          <w:lang w:val="en-US"/>
-        </w:rPr>
-      </w:pPr>
-    </w:p>
-    <w:p>
-      <w:pPr>
-        <w:pStyle w:val="a3"/>
-        <w:ind w:left="1418"/>
-        <w:jc w:val="both"/>
-        <w:rPr>
-          <w:rFonts w:ascii="Consolas" w:hAnsi="Consolas" w:cs="Times New Roman"/>
-          <w:sz w:val="24"/>
-          <w:szCs w:val="24"/>
-          <w:lang w:val="en-US"/>
-        </w:rPr>
-      </w:pPr>
-      <w:r>
-        <w:rPr>
-          <w:rFonts w:ascii="Consolas" w:hAnsi="Consolas" w:cs="Times New Roman"/>
-          <w:sz w:val="24"/>
-          <w:szCs w:val="24"/>
-          <w:lang w:val="en-US"/>
-        </w:rPr>
-        <w:t>if __name__ == "__main__":</w:t>
-      </w:r>
-    </w:p>
-    <w:p>
-      <w:pPr>
-        <w:pStyle w:val="a3"/>
-        <w:ind w:left="1418"/>
-        <w:jc w:val="both"/>
-        <w:rPr>
-          <w:rFonts w:ascii="Consolas" w:hAnsi="Consolas" w:cs="Times New Roman"/>
-          <w:sz w:val="24"/>
-          <w:szCs w:val="24"/>
-          <w:lang w:val="en-US"/>
-        </w:rPr>
-      </w:pPr>
-      <w:r>
-        <w:rPr>
-          <w:rFonts w:ascii="Consolas" w:hAnsi="Consolas" w:cs="Times New Roman"/>
-          <w:sz w:val="24"/>
-          <w:szCs w:val="24"/>
+          <w:lang w:val="en-US"/>
+        </w:rPr>
+      </w:pPr>
+    </w:p>
+    <w:p>
+      <w:pPr>
+        <w:pStyle w:val="a3"/>
+        <w:ind w:left="1418"/>
+        <w:jc w:val="both"/>
+        <w:rPr>
+          <w:rFonts w:ascii="Consolas" w:hAnsi="Consolas" w:cs="Times New Roman"/>
+          <w:lang w:val="en-US"/>
+        </w:rPr>
+      </w:pPr>
+      <w:r>
+        <w:rPr>
+          <w:rFonts w:ascii="Consolas" w:hAnsi="Consolas" w:cs="Times New Roman"/>
           <w:lang w:val="en-US"/>
         </w:rPr>
         <w:t xml:space="preserve">    </w:t>
@@ -28238,8 +28058,121 @@
       <w:r>
         <w:rPr>
           <w:rFonts w:ascii="Consolas" w:hAnsi="Consolas" w:cs="Times New Roman"/>
-          <w:sz w:val="24"/>
-          <w:szCs w:val="24"/>
+          <w:lang w:val="en-US"/>
+        </w:rPr>
+        <w:t>for</w:t>
+      </w:r>
+      <w:proofErr w:type="gramEnd"/>
+      <w:r>
+        <w:rPr>
+          <w:rFonts w:ascii="Consolas" w:hAnsi="Consolas" w:cs="Times New Roman"/>
+          <w:lang w:val="en-US"/>
+        </w:rPr>
+        <w:t xml:space="preserve"> result in results:</w:t>
+      </w:r>
+    </w:p>
+    <w:p>
+      <w:pPr>
+        <w:pStyle w:val="a3"/>
+        <w:ind w:left="1418"/>
+        <w:jc w:val="both"/>
+        <w:rPr>
+          <w:rFonts w:ascii="Consolas" w:hAnsi="Consolas" w:cs="Times New Roman"/>
+          <w:lang w:val="en-US"/>
+        </w:rPr>
+      </w:pPr>
+      <w:r>
+        <w:rPr>
+          <w:rFonts w:ascii="Consolas" w:hAnsi="Consolas" w:cs="Times New Roman"/>
+          <w:lang w:val="en-US"/>
+        </w:rPr>
+        <w:t xml:space="preserve">        </w:t>
+      </w:r>
+      <w:proofErr w:type="gramStart"/>
+      <w:r>
+        <w:rPr>
+          <w:rFonts w:ascii="Consolas" w:hAnsi="Consolas" w:cs="Times New Roman"/>
+          <w:lang w:val="en-US"/>
+        </w:rPr>
+        <w:t>print(</w:t>
+      </w:r>
+      <w:proofErr w:type="gramEnd"/>
+      <w:r>
+        <w:rPr>
+          <w:rFonts w:ascii="Consolas" w:hAnsi="Consolas" w:cs="Times New Roman"/>
+          <w:lang w:val="en-US"/>
+        </w:rPr>
+        <w:t>result)</w:t>
+      </w:r>
+    </w:p>
+    <w:p>
+      <w:pPr>
+        <w:pStyle w:val="a3"/>
+        <w:ind w:left="1418"/>
+        <w:jc w:val="both"/>
+        <w:rPr>
+          <w:rFonts w:ascii="Consolas" w:hAnsi="Consolas" w:cs="Times New Roman"/>
+          <w:lang w:val="en-US"/>
+        </w:rPr>
+      </w:pPr>
+    </w:p>
+    <w:p>
+      <w:pPr>
+        <w:jc w:val="both"/>
+        <w:rPr>
+          <w:rFonts w:ascii="Consolas" w:hAnsi="Consolas" w:cs="Times New Roman"/>
+          <w:lang w:val="en-US"/>
+        </w:rPr>
+      </w:pPr>
+    </w:p>
+    <w:p>
+      <w:pPr>
+        <w:pStyle w:val="a3"/>
+        <w:ind w:left="1418"/>
+        <w:jc w:val="both"/>
+        <w:rPr>
+          <w:rFonts w:ascii="Consolas" w:hAnsi="Consolas" w:cs="Times New Roman"/>
+          <w:lang w:val="en-US"/>
+        </w:rPr>
+      </w:pPr>
+      <w:proofErr w:type="gramStart"/>
+      <w:r>
+        <w:rPr>
+          <w:rFonts w:ascii="Consolas" w:hAnsi="Consolas" w:cs="Times New Roman"/>
+          <w:lang w:val="en-US"/>
+        </w:rPr>
+        <w:t>if</w:t>
+      </w:r>
+      <w:proofErr w:type="gramEnd"/>
+      <w:r>
+        <w:rPr>
+          <w:rFonts w:ascii="Consolas" w:hAnsi="Consolas" w:cs="Times New Roman"/>
+          <w:lang w:val="en-US"/>
+        </w:rPr>
+        <w:t xml:space="preserve"> __name__ == "__main__":</w:t>
+      </w:r>
+    </w:p>
+    <w:p>
+      <w:pPr>
+        <w:pStyle w:val="a3"/>
+        <w:ind w:left="1418"/>
+        <w:jc w:val="both"/>
+        <w:rPr>
+          <w:rFonts w:ascii="Consolas" w:hAnsi="Consolas" w:cs="Times New Roman"/>
+          <w:lang w:val="en-US"/>
+        </w:rPr>
+      </w:pPr>
+      <w:r>
+        <w:rPr>
+          <w:rFonts w:ascii="Consolas" w:hAnsi="Consolas" w:cs="Times New Roman"/>
+          <w:lang w:val="en-US"/>
+        </w:rPr>
+        <w:t xml:space="preserve">    </w:t>
+      </w:r>
+      <w:proofErr w:type="gramStart"/>
+      <w:r>
+        <w:rPr>
+          <w:rFonts w:ascii="Consolas" w:hAnsi="Consolas" w:cs="Times New Roman"/>
           <w:lang w:val="en-US"/>
         </w:rPr>
         <w:t>loop</w:t>
@@ -28248,8 +28181,6 @@
       <w:r>
         <w:rPr>
           <w:rFonts w:ascii="Consolas" w:hAnsi="Consolas" w:cs="Times New Roman"/>
-          <w:sz w:val="24"/>
-          <w:szCs w:val="24"/>
           <w:lang w:val="en-US"/>
         </w:rPr>
         <w:t xml:space="preserve"> = asyncio.new_event_loop()</w:t>
@@ -28262,38 +28193,46 @@
         <w:jc w:val="both"/>
         <w:rPr>
           <w:rFonts w:ascii="Consolas" w:hAnsi="Consolas" w:cs="Times New Roman"/>
-          <w:sz w:val="24"/>
-          <w:szCs w:val="24"/>
-          <w:lang w:val="en-US"/>
-        </w:rPr>
-      </w:pPr>
-      <w:r>
-        <w:rPr>
-          <w:rFonts w:ascii="Consolas" w:hAnsi="Consolas" w:cs="Times New Roman"/>
-          <w:sz w:val="24"/>
-          <w:szCs w:val="24"/>
-          <w:lang w:val="en-US"/>
-        </w:rPr>
-        <w:t xml:space="preserve">    try:</w:t>
-      </w:r>
-    </w:p>
-    <w:p>
-      <w:pPr>
-        <w:pStyle w:val="a3"/>
-        <w:ind w:left="1418"/>
-        <w:jc w:val="both"/>
-        <w:rPr>
-          <w:rFonts w:ascii="Consolas" w:hAnsi="Consolas" w:cs="Times New Roman"/>
-          <w:sz w:val="24"/>
-          <w:szCs w:val="24"/>
-          <w:lang w:val="en-US"/>
-        </w:rPr>
-      </w:pPr>
-      <w:r>
-        <w:rPr>
-          <w:rFonts w:ascii="Consolas" w:hAnsi="Consolas" w:cs="Times New Roman"/>
-          <w:sz w:val="24"/>
-          <w:szCs w:val="24"/>
+          <w:lang w:val="en-US"/>
+        </w:rPr>
+      </w:pPr>
+      <w:r>
+        <w:rPr>
+          <w:rFonts w:ascii="Consolas" w:hAnsi="Consolas" w:cs="Times New Roman"/>
+          <w:lang w:val="en-US"/>
+        </w:rPr>
+        <w:t xml:space="preserve">    </w:t>
+      </w:r>
+      <w:proofErr w:type="gramStart"/>
+      <w:r>
+        <w:rPr>
+          <w:rFonts w:ascii="Consolas" w:hAnsi="Consolas" w:cs="Times New Roman"/>
+          <w:lang w:val="en-US"/>
+        </w:rPr>
+        <w:t>try</w:t>
+      </w:r>
+      <w:proofErr w:type="gramEnd"/>
+      <w:r>
+        <w:rPr>
+          <w:rFonts w:ascii="Consolas" w:hAnsi="Consolas" w:cs="Times New Roman"/>
+          <w:lang w:val="en-US"/>
+        </w:rPr>
+        <w:t>:</w:t>
+      </w:r>
+    </w:p>
+    <w:p>
+      <w:pPr>
+        <w:pStyle w:val="a3"/>
+        <w:ind w:left="1418"/>
+        <w:jc w:val="both"/>
+        <w:rPr>
+          <w:rFonts w:ascii="Consolas" w:hAnsi="Consolas" w:cs="Times New Roman"/>
+          <w:lang w:val="en-US"/>
+        </w:rPr>
+      </w:pPr>
+      <w:r>
+        <w:rPr>
+          <w:rFonts w:ascii="Consolas" w:hAnsi="Consolas" w:cs="Times New Roman"/>
           <w:lang w:val="en-US"/>
         </w:rPr>
         <w:t xml:space="preserve">        loop.run_until_</w:t>
@@ -28302,8 +28241,6 @@
       <w:r>
         <w:rPr>
           <w:rFonts w:ascii="Consolas" w:hAnsi="Consolas" w:cs="Times New Roman"/>
-          <w:sz w:val="24"/>
-          <w:szCs w:val="24"/>
           <w:lang w:val="en-US"/>
         </w:rPr>
         <w:t>complete(</w:t>
@@ -28312,8 +28249,6 @@
       <w:r>
         <w:rPr>
           <w:rFonts w:ascii="Consolas" w:hAnsi="Consolas" w:cs="Times New Roman"/>
-          <w:sz w:val="24"/>
-          <w:szCs w:val="24"/>
           <w:lang w:val="en-US"/>
         </w:rPr>
         <w:t>main())</w:t>
@@ -28326,38 +28261,46 @@
         <w:jc w:val="both"/>
         <w:rPr>
           <w:rFonts w:ascii="Consolas" w:hAnsi="Consolas" w:cs="Times New Roman"/>
-          <w:sz w:val="24"/>
-          <w:szCs w:val="24"/>
-          <w:lang w:val="en-US"/>
-        </w:rPr>
-      </w:pPr>
-      <w:r>
-        <w:rPr>
-          <w:rFonts w:ascii="Consolas" w:hAnsi="Consolas" w:cs="Times New Roman"/>
-          <w:sz w:val="24"/>
-          <w:szCs w:val="24"/>
-          <w:lang w:val="en-US"/>
-        </w:rPr>
-        <w:t xml:space="preserve">    finally:</w:t>
-      </w:r>
-    </w:p>
-    <w:p>
-      <w:pPr>
-        <w:pStyle w:val="a3"/>
-        <w:ind w:left="1418"/>
-        <w:jc w:val="both"/>
-        <w:rPr>
-          <w:rFonts w:ascii="Consolas" w:hAnsi="Consolas" w:cs="Times New Roman"/>
-          <w:sz w:val="24"/>
-          <w:szCs w:val="24"/>
-          <w:lang w:val="en-US"/>
-        </w:rPr>
-      </w:pPr>
-      <w:r>
-        <w:rPr>
-          <w:rFonts w:ascii="Consolas" w:hAnsi="Consolas" w:cs="Times New Roman"/>
-          <w:sz w:val="24"/>
-          <w:szCs w:val="24"/>
+          <w:lang w:val="en-US"/>
+        </w:rPr>
+      </w:pPr>
+      <w:r>
+        <w:rPr>
+          <w:rFonts w:ascii="Consolas" w:hAnsi="Consolas" w:cs="Times New Roman"/>
+          <w:lang w:val="en-US"/>
+        </w:rPr>
+        <w:t xml:space="preserve">    </w:t>
+      </w:r>
+      <w:proofErr w:type="gramStart"/>
+      <w:r>
+        <w:rPr>
+          <w:rFonts w:ascii="Consolas" w:hAnsi="Consolas" w:cs="Times New Roman"/>
+          <w:lang w:val="en-US"/>
+        </w:rPr>
+        <w:t>finally</w:t>
+      </w:r>
+      <w:proofErr w:type="gramEnd"/>
+      <w:r>
+        <w:rPr>
+          <w:rFonts w:ascii="Consolas" w:hAnsi="Consolas" w:cs="Times New Roman"/>
+          <w:lang w:val="en-US"/>
+        </w:rPr>
+        <w:t>:</w:t>
+      </w:r>
+    </w:p>
+    <w:p>
+      <w:pPr>
+        <w:pStyle w:val="a3"/>
+        <w:ind w:left="1418"/>
+        <w:jc w:val="both"/>
+        <w:rPr>
+          <w:rFonts w:ascii="Consolas" w:hAnsi="Consolas" w:cs="Times New Roman"/>
+          <w:lang w:val="en-US"/>
+        </w:rPr>
+      </w:pPr>
+      <w:r>
+        <w:rPr>
+          <w:rFonts w:ascii="Consolas" w:hAnsi="Consolas" w:cs="Times New Roman"/>
           <w:lang w:val="en-US"/>
         </w:rPr>
         <w:t xml:space="preserve">        </w:t>
@@ -28366,8 +28309,6 @@
       <w:r>
         <w:rPr>
           <w:rFonts w:ascii="Consolas" w:hAnsi="Consolas" w:cs="Times New Roman"/>
-          <w:sz w:val="24"/>
-          <w:szCs w:val="24"/>
           <w:lang w:val="en-US"/>
         </w:rPr>
         <w:t>loop.close()</w:t>
@@ -28381,29 +28322,23 @@
         <w:jc w:val="both"/>
         <w:rPr>
           <w:rFonts w:ascii="Consolas" w:hAnsi="Consolas" w:cs="Times New Roman"/>
-          <w:sz w:val="24"/>
-          <w:szCs w:val="24"/>
-          <w:lang w:val="en-US"/>
-        </w:rPr>
-      </w:pPr>
-    </w:p>
-    <w:p>
-      <w:pPr>
-        <w:pStyle w:val="a3"/>
-        <w:ind w:left="1418"/>
-        <w:jc w:val="both"/>
-        <w:rPr>
-          <w:rFonts w:ascii="Consolas" w:hAnsi="Consolas" w:cs="Times New Roman"/>
-          <w:sz w:val="24"/>
-          <w:szCs w:val="24"/>
-          <w:lang w:val="en-US"/>
-        </w:rPr>
-      </w:pPr>
-      <w:r>
-        <w:rPr>
-          <w:rFonts w:ascii="Consolas" w:hAnsi="Consolas" w:cs="Times New Roman"/>
-          <w:sz w:val="24"/>
-          <w:szCs w:val="24"/>
+          <w:lang w:val="en-US"/>
+        </w:rPr>
+      </w:pPr>
+    </w:p>
+    <w:p>
+      <w:pPr>
+        <w:pStyle w:val="a3"/>
+        <w:ind w:left="1418"/>
+        <w:jc w:val="both"/>
+        <w:rPr>
+          <w:rFonts w:ascii="Consolas" w:hAnsi="Consolas" w:cs="Times New Roman"/>
+          <w:lang w:val="en-US"/>
+        </w:rPr>
+      </w:pPr>
+      <w:r>
+        <w:rPr>
+          <w:rFonts w:ascii="Consolas" w:hAnsi="Consolas" w:cs="Times New Roman"/>
           <w:lang w:val="en-US"/>
         </w:rPr>
         <w:t>--------------------------------------------</w:t>
@@ -28416,890 +28351,1080 @@
         <w:jc w:val="both"/>
         <w:rPr>
           <w:rFonts w:ascii="Consolas" w:hAnsi="Consolas" w:cs="Times New Roman"/>
-          <w:sz w:val="24"/>
-          <w:szCs w:val="24"/>
-          <w:lang w:val="en-US"/>
-        </w:rPr>
-      </w:pPr>
-      <w:r>
-        <w:rPr>
-          <w:rFonts w:ascii="Consolas" w:hAnsi="Consolas" w:cs="Times New Roman"/>
-          <w:sz w:val="24"/>
-          <w:szCs w:val="24"/>
-          <w:lang w:val="en-US"/>
-        </w:rPr>
-        <w:t>task 1: waiting semaphore ...</w:t>
-      </w:r>
-    </w:p>
-    <w:p>
-      <w:pPr>
-        <w:pStyle w:val="a3"/>
-        <w:ind w:left="1418"/>
-        <w:jc w:val="both"/>
-        <w:rPr>
-          <w:rFonts w:ascii="Consolas" w:hAnsi="Consolas" w:cs="Times New Roman"/>
-          <w:sz w:val="24"/>
-          <w:szCs w:val="24"/>
-          <w:lang w:val="en-US"/>
-        </w:rPr>
-      </w:pPr>
-      <w:r>
-        <w:rPr>
-          <w:rFonts w:ascii="Consolas" w:hAnsi="Consolas" w:cs="Times New Roman"/>
-          <w:sz w:val="24"/>
-          <w:szCs w:val="24"/>
-          <w:lang w:val="en-US"/>
-        </w:rPr>
-        <w:t>task 2: waiting semaphore ...</w:t>
-      </w:r>
-    </w:p>
-    <w:p>
-      <w:pPr>
-        <w:pStyle w:val="a3"/>
-        <w:ind w:left="1418"/>
-        <w:jc w:val="both"/>
-        <w:rPr>
-          <w:rFonts w:ascii="Consolas" w:hAnsi="Consolas" w:cs="Times New Roman"/>
-          <w:sz w:val="24"/>
-          <w:szCs w:val="24"/>
-          <w:lang w:val="en-US"/>
-        </w:rPr>
-      </w:pPr>
-      <w:r>
-        <w:rPr>
-          <w:rFonts w:ascii="Consolas" w:hAnsi="Consolas" w:cs="Times New Roman"/>
-          <w:sz w:val="24"/>
-          <w:szCs w:val="24"/>
-          <w:lang w:val="en-US"/>
-        </w:rPr>
-        <w:t>task 3: waiting semaphore ...</w:t>
-      </w:r>
-    </w:p>
-    <w:p>
-      <w:pPr>
-        <w:pStyle w:val="a3"/>
-        <w:ind w:left="1418"/>
-        <w:jc w:val="both"/>
-        <w:rPr>
-          <w:rFonts w:ascii="Consolas" w:hAnsi="Consolas" w:cs="Times New Roman"/>
-          <w:sz w:val="24"/>
-          <w:szCs w:val="24"/>
-          <w:lang w:val="en-US"/>
-        </w:rPr>
-      </w:pPr>
-      <w:r>
-        <w:rPr>
-          <w:rFonts w:ascii="Consolas" w:hAnsi="Consolas" w:cs="Times New Roman"/>
-          <w:sz w:val="24"/>
-          <w:szCs w:val="24"/>
-          <w:lang w:val="en-US"/>
-        </w:rPr>
-        <w:t>task 4: waiting semaphore ...</w:t>
-      </w:r>
-    </w:p>
-    <w:p>
-      <w:pPr>
-        <w:pStyle w:val="a3"/>
-        <w:ind w:left="1418"/>
-        <w:jc w:val="both"/>
-        <w:rPr>
-          <w:rFonts w:ascii="Consolas" w:hAnsi="Consolas" w:cs="Times New Roman"/>
-          <w:sz w:val="24"/>
-          <w:szCs w:val="24"/>
-          <w:lang w:val="en-US"/>
-        </w:rPr>
-      </w:pPr>
-      <w:r>
-        <w:rPr>
-          <w:rFonts w:ascii="Consolas" w:hAnsi="Consolas" w:cs="Times New Roman"/>
-          <w:sz w:val="24"/>
-          <w:szCs w:val="24"/>
-          <w:lang w:val="en-US"/>
-        </w:rPr>
-        <w:t>task 5: waiting semaphore ...</w:t>
-      </w:r>
-    </w:p>
-    <w:p>
-      <w:pPr>
-        <w:pStyle w:val="a3"/>
-        <w:ind w:left="1418"/>
-        <w:jc w:val="both"/>
-        <w:rPr>
-          <w:rFonts w:ascii="Consolas" w:hAnsi="Consolas" w:cs="Times New Roman"/>
-          <w:sz w:val="24"/>
-          <w:szCs w:val="24"/>
-          <w:lang w:val="en-US"/>
-        </w:rPr>
-      </w:pPr>
-      <w:r>
-        <w:rPr>
-          <w:rFonts w:ascii="Consolas" w:hAnsi="Consolas" w:cs="Times New Roman"/>
-          <w:sz w:val="24"/>
-          <w:szCs w:val="24"/>
-          <w:lang w:val="en-US"/>
-        </w:rPr>
-        <w:t>task 6: waiting semaphore ...</w:t>
-      </w:r>
-    </w:p>
-    <w:p>
-      <w:pPr>
-        <w:pStyle w:val="a3"/>
-        <w:ind w:left="1418"/>
-        <w:jc w:val="both"/>
-        <w:rPr>
-          <w:rFonts w:ascii="Consolas" w:hAnsi="Consolas" w:cs="Times New Roman"/>
-          <w:sz w:val="24"/>
-          <w:szCs w:val="24"/>
-          <w:lang w:val="en-US"/>
-        </w:rPr>
-      </w:pPr>
-      <w:r>
-        <w:rPr>
-          <w:rFonts w:ascii="Consolas" w:hAnsi="Consolas" w:cs="Times New Roman"/>
-          <w:sz w:val="24"/>
-          <w:szCs w:val="24"/>
-          <w:lang w:val="en-US"/>
-        </w:rPr>
-        <w:t>task 7: waiting semaphore ...</w:t>
-      </w:r>
-    </w:p>
-    <w:p>
-      <w:pPr>
-        <w:pStyle w:val="a3"/>
-        <w:ind w:left="1418"/>
-        <w:jc w:val="both"/>
-        <w:rPr>
-          <w:rFonts w:ascii="Consolas" w:hAnsi="Consolas" w:cs="Times New Roman"/>
-          <w:sz w:val="24"/>
-          <w:szCs w:val="24"/>
-          <w:lang w:val="en-US"/>
-        </w:rPr>
-      </w:pPr>
-      <w:r>
-        <w:rPr>
-          <w:rFonts w:ascii="Consolas" w:hAnsi="Consolas" w:cs="Times New Roman"/>
-          <w:sz w:val="24"/>
-          <w:szCs w:val="24"/>
-          <w:lang w:val="en-US"/>
-        </w:rPr>
-        <w:t>task 8: waiting semaphore ...</w:t>
-      </w:r>
-    </w:p>
-    <w:p>
-      <w:pPr>
-        <w:pStyle w:val="a3"/>
-        <w:ind w:left="1418"/>
-        <w:jc w:val="both"/>
-        <w:rPr>
-          <w:rFonts w:ascii="Consolas" w:hAnsi="Consolas" w:cs="Times New Roman"/>
-          <w:sz w:val="24"/>
-          <w:szCs w:val="24"/>
-          <w:lang w:val="en-US"/>
-        </w:rPr>
-      </w:pPr>
-      <w:r>
-        <w:rPr>
-          <w:rFonts w:ascii="Consolas" w:hAnsi="Consolas" w:cs="Times New Roman"/>
-          <w:sz w:val="24"/>
-          <w:szCs w:val="24"/>
-          <w:lang w:val="en-US"/>
-        </w:rPr>
-        <w:t>task 9: waiting semaphore ...</w:t>
-      </w:r>
-    </w:p>
-    <w:p>
-      <w:pPr>
-        <w:pStyle w:val="a3"/>
-        <w:ind w:left="1418"/>
-        <w:jc w:val="both"/>
-        <w:rPr>
-          <w:rFonts w:ascii="Consolas" w:hAnsi="Consolas" w:cs="Times New Roman"/>
-          <w:sz w:val="24"/>
-          <w:szCs w:val="24"/>
-          <w:lang w:val="en-US"/>
-        </w:rPr>
-      </w:pPr>
-      <w:r>
-        <w:rPr>
-          <w:rFonts w:ascii="Consolas" w:hAnsi="Consolas" w:cs="Times New Roman"/>
-          <w:sz w:val="24"/>
-          <w:szCs w:val="24"/>
-          <w:lang w:val="en-US"/>
-        </w:rPr>
-        <w:t>task 10: waiting semaphore ...</w:t>
-      </w:r>
-    </w:p>
-    <w:p>
-      <w:pPr>
-        <w:pStyle w:val="a3"/>
-        <w:ind w:left="1418"/>
-        <w:jc w:val="both"/>
-        <w:rPr>
-          <w:rFonts w:ascii="Consolas" w:hAnsi="Consolas" w:cs="Times New Roman"/>
-          <w:sz w:val="24"/>
-          <w:szCs w:val="24"/>
-          <w:lang w:val="en-US"/>
-        </w:rPr>
-      </w:pPr>
-      <w:r>
-        <w:rPr>
-          <w:rFonts w:ascii="Consolas" w:hAnsi="Consolas" w:cs="Times New Roman"/>
-          <w:sz w:val="24"/>
-          <w:szCs w:val="24"/>
-          <w:lang w:val="en-US"/>
-        </w:rPr>
-        <w:t>task 3: set semaphore</w:t>
-      </w:r>
-    </w:p>
-    <w:p>
-      <w:pPr>
-        <w:pStyle w:val="a3"/>
-        <w:ind w:left="1418"/>
-        <w:jc w:val="both"/>
-        <w:rPr>
-          <w:rFonts w:ascii="Consolas" w:hAnsi="Consolas" w:cs="Times New Roman"/>
-          <w:sz w:val="24"/>
-          <w:szCs w:val="24"/>
-          <w:lang w:val="en-US"/>
-        </w:rPr>
-      </w:pPr>
-      <w:r>
-        <w:rPr>
-          <w:rFonts w:ascii="Consolas" w:hAnsi="Consolas" w:cs="Times New Roman"/>
-          <w:sz w:val="24"/>
-          <w:szCs w:val="24"/>
-          <w:lang w:val="en-US"/>
-        </w:rPr>
-        <w:t>task 3: unset semaphore</w:t>
-      </w:r>
-    </w:p>
-    <w:p>
-      <w:pPr>
-        <w:pStyle w:val="a3"/>
-        <w:ind w:left="1418"/>
-        <w:jc w:val="both"/>
-        <w:rPr>
-          <w:rFonts w:ascii="Consolas" w:hAnsi="Consolas" w:cs="Times New Roman"/>
-          <w:sz w:val="24"/>
-          <w:szCs w:val="24"/>
-          <w:lang w:val="en-US"/>
-        </w:rPr>
-      </w:pPr>
-      <w:r>
-        <w:rPr>
-          <w:rFonts w:ascii="Consolas" w:hAnsi="Consolas" w:cs="Times New Roman"/>
-          <w:sz w:val="24"/>
-          <w:szCs w:val="24"/>
-          <w:lang w:val="en-US"/>
-        </w:rPr>
-        <w:t>task 4: set semaphore</w:t>
-      </w:r>
-    </w:p>
-    <w:p>
-      <w:pPr>
-        <w:pStyle w:val="a3"/>
-        <w:ind w:left="1418"/>
-        <w:jc w:val="both"/>
-        <w:rPr>
-          <w:rFonts w:ascii="Consolas" w:hAnsi="Consolas" w:cs="Times New Roman"/>
-          <w:sz w:val="24"/>
-          <w:szCs w:val="24"/>
-          <w:lang w:val="en-US"/>
-        </w:rPr>
-      </w:pPr>
-      <w:r>
-        <w:rPr>
-          <w:rFonts w:ascii="Consolas" w:hAnsi="Consolas" w:cs="Times New Roman"/>
-          <w:sz w:val="24"/>
-          <w:szCs w:val="24"/>
-          <w:lang w:val="en-US"/>
-        </w:rPr>
-        <w:t>task 4: unset semaphore</w:t>
-      </w:r>
-    </w:p>
-    <w:p>
-      <w:pPr>
-        <w:pStyle w:val="a3"/>
-        <w:ind w:left="1418"/>
-        <w:jc w:val="both"/>
-        <w:rPr>
-          <w:rFonts w:ascii="Consolas" w:hAnsi="Consolas" w:cs="Times New Roman"/>
-          <w:sz w:val="24"/>
-          <w:szCs w:val="24"/>
-          <w:lang w:val="en-US"/>
-        </w:rPr>
-      </w:pPr>
-      <w:r>
-        <w:rPr>
-          <w:rFonts w:ascii="Consolas" w:hAnsi="Consolas" w:cs="Times New Roman"/>
-          <w:sz w:val="24"/>
-          <w:szCs w:val="24"/>
-          <w:lang w:val="en-US"/>
-        </w:rPr>
-        <w:t>task 2: set semaphore</w:t>
-      </w:r>
-    </w:p>
-    <w:p>
-      <w:pPr>
-        <w:pStyle w:val="a3"/>
-        <w:ind w:left="1418"/>
-        <w:jc w:val="both"/>
-        <w:rPr>
-          <w:rFonts w:ascii="Consolas" w:hAnsi="Consolas" w:cs="Times New Roman"/>
-          <w:sz w:val="24"/>
-          <w:szCs w:val="24"/>
-          <w:lang w:val="en-US"/>
-        </w:rPr>
-      </w:pPr>
-      <w:r>
-        <w:rPr>
-          <w:rFonts w:ascii="Consolas" w:hAnsi="Consolas" w:cs="Times New Roman"/>
-          <w:sz w:val="24"/>
-          <w:szCs w:val="24"/>
-          <w:lang w:val="en-US"/>
-        </w:rPr>
-        <w:t>task 2: unset semaphore</w:t>
-      </w:r>
-    </w:p>
-    <w:p>
-      <w:pPr>
-        <w:pStyle w:val="a3"/>
-        <w:ind w:left="1418"/>
-        <w:jc w:val="both"/>
-        <w:rPr>
-          <w:rFonts w:ascii="Consolas" w:hAnsi="Consolas" w:cs="Times New Roman"/>
-          <w:sz w:val="24"/>
-          <w:szCs w:val="24"/>
-          <w:lang w:val="en-US"/>
-        </w:rPr>
-      </w:pPr>
-      <w:r>
-        <w:rPr>
-          <w:rFonts w:ascii="Consolas" w:hAnsi="Consolas" w:cs="Times New Roman"/>
-          <w:sz w:val="24"/>
-          <w:szCs w:val="24"/>
-          <w:lang w:val="en-US"/>
-        </w:rPr>
-        <w:t>task 6: set semaphore</w:t>
-      </w:r>
-    </w:p>
-    <w:p>
-      <w:pPr>
-        <w:pStyle w:val="a3"/>
-        <w:ind w:left="1418"/>
-        <w:jc w:val="both"/>
-        <w:rPr>
-          <w:rFonts w:ascii="Consolas" w:hAnsi="Consolas" w:cs="Times New Roman"/>
-          <w:sz w:val="24"/>
-          <w:szCs w:val="24"/>
-          <w:lang w:val="en-US"/>
-        </w:rPr>
-      </w:pPr>
-      <w:r>
-        <w:rPr>
-          <w:rFonts w:ascii="Consolas" w:hAnsi="Consolas" w:cs="Times New Roman"/>
-          <w:sz w:val="24"/>
-          <w:szCs w:val="24"/>
-          <w:lang w:val="en-US"/>
-        </w:rPr>
-        <w:t>task 6: unset semaphore</w:t>
-      </w:r>
-    </w:p>
-    <w:p>
-      <w:pPr>
-        <w:pStyle w:val="a3"/>
-        <w:ind w:left="1418"/>
-        <w:jc w:val="both"/>
-        <w:rPr>
-          <w:rFonts w:ascii="Consolas" w:hAnsi="Consolas" w:cs="Times New Roman"/>
-          <w:sz w:val="24"/>
-          <w:szCs w:val="24"/>
-          <w:lang w:val="en-US"/>
-        </w:rPr>
-      </w:pPr>
-      <w:r>
-        <w:rPr>
-          <w:rFonts w:ascii="Consolas" w:hAnsi="Consolas" w:cs="Times New Roman"/>
-          <w:sz w:val="24"/>
-          <w:szCs w:val="24"/>
-          <w:lang w:val="en-US"/>
-        </w:rPr>
-        <w:t>task 1: set semaphore</w:t>
-      </w:r>
-    </w:p>
-    <w:p>
-      <w:pPr>
-        <w:pStyle w:val="a3"/>
-        <w:ind w:left="1418"/>
-        <w:jc w:val="both"/>
-        <w:rPr>
-          <w:rFonts w:ascii="Consolas" w:hAnsi="Consolas" w:cs="Times New Roman"/>
-          <w:sz w:val="24"/>
-          <w:szCs w:val="24"/>
-          <w:lang w:val="en-US"/>
-        </w:rPr>
-      </w:pPr>
-      <w:r>
-        <w:rPr>
-          <w:rFonts w:ascii="Consolas" w:hAnsi="Consolas" w:cs="Times New Roman"/>
-          <w:sz w:val="24"/>
-          <w:szCs w:val="24"/>
-          <w:lang w:val="en-US"/>
-        </w:rPr>
-        <w:t>task 1: unset semaphore</w:t>
-      </w:r>
-    </w:p>
-    <w:p>
-      <w:pPr>
-        <w:pStyle w:val="a3"/>
-        <w:ind w:left="1418"/>
-        <w:jc w:val="both"/>
-        <w:rPr>
-          <w:rFonts w:ascii="Consolas" w:hAnsi="Consolas" w:cs="Times New Roman"/>
-          <w:sz w:val="24"/>
-          <w:szCs w:val="24"/>
-          <w:lang w:val="en-US"/>
-        </w:rPr>
-      </w:pPr>
-      <w:r>
-        <w:rPr>
-          <w:rFonts w:ascii="Consolas" w:hAnsi="Consolas" w:cs="Times New Roman"/>
-          <w:sz w:val="24"/>
-          <w:szCs w:val="24"/>
-          <w:lang w:val="en-US"/>
-        </w:rPr>
-        <w:t>task 8: set semaphore</w:t>
-      </w:r>
-    </w:p>
-    <w:p>
-      <w:pPr>
-        <w:pStyle w:val="a3"/>
-        <w:ind w:left="1418"/>
-        <w:jc w:val="both"/>
-        <w:rPr>
-          <w:rFonts w:ascii="Consolas" w:hAnsi="Consolas" w:cs="Times New Roman"/>
-          <w:sz w:val="24"/>
-          <w:szCs w:val="24"/>
-          <w:lang w:val="en-US"/>
-        </w:rPr>
-      </w:pPr>
-      <w:r>
-        <w:rPr>
-          <w:rFonts w:ascii="Consolas" w:hAnsi="Consolas" w:cs="Times New Roman"/>
-          <w:sz w:val="24"/>
-          <w:szCs w:val="24"/>
-          <w:lang w:val="en-US"/>
-        </w:rPr>
-        <w:t>task 8: unset semaphore</w:t>
-      </w:r>
-    </w:p>
-    <w:p>
-      <w:pPr>
-        <w:pStyle w:val="a3"/>
-        <w:ind w:left="1418"/>
-        <w:jc w:val="both"/>
-        <w:rPr>
-          <w:rFonts w:ascii="Consolas" w:hAnsi="Consolas" w:cs="Times New Roman"/>
-          <w:sz w:val="24"/>
-          <w:szCs w:val="24"/>
-          <w:lang w:val="en-US"/>
-        </w:rPr>
-      </w:pPr>
-      <w:r>
-        <w:rPr>
-          <w:rFonts w:ascii="Consolas" w:hAnsi="Consolas" w:cs="Times New Roman"/>
-          <w:sz w:val="24"/>
-          <w:szCs w:val="24"/>
-          <w:lang w:val="en-US"/>
-        </w:rPr>
-        <w:t>task 7: set semaphore</w:t>
-      </w:r>
-    </w:p>
-    <w:p>
-      <w:pPr>
-        <w:pStyle w:val="a3"/>
-        <w:ind w:left="1418"/>
-        <w:jc w:val="both"/>
-        <w:rPr>
-          <w:rFonts w:ascii="Consolas" w:hAnsi="Consolas" w:cs="Times New Roman"/>
-          <w:sz w:val="24"/>
-          <w:szCs w:val="24"/>
-          <w:lang w:val="en-US"/>
-        </w:rPr>
-      </w:pPr>
-      <w:r>
-        <w:rPr>
-          <w:rFonts w:ascii="Consolas" w:hAnsi="Consolas" w:cs="Times New Roman"/>
-          <w:sz w:val="24"/>
-          <w:szCs w:val="24"/>
-          <w:lang w:val="en-US"/>
-        </w:rPr>
-        <w:t>task 7: unset semaphore</w:t>
-      </w:r>
-    </w:p>
-    <w:p>
-      <w:pPr>
-        <w:pStyle w:val="a3"/>
-        <w:ind w:left="1418"/>
-        <w:jc w:val="both"/>
-        <w:rPr>
-          <w:rFonts w:ascii="Consolas" w:hAnsi="Consolas" w:cs="Times New Roman"/>
-          <w:sz w:val="24"/>
-          <w:szCs w:val="24"/>
-          <w:lang w:val="en-US"/>
-        </w:rPr>
-      </w:pPr>
-      <w:r>
-        <w:rPr>
-          <w:rFonts w:ascii="Consolas" w:hAnsi="Consolas" w:cs="Times New Roman"/>
-          <w:sz w:val="24"/>
-          <w:szCs w:val="24"/>
-          <w:lang w:val="en-US"/>
-        </w:rPr>
-        <w:t>task 5: set semaphore</w:t>
-      </w:r>
-    </w:p>
-    <w:p>
-      <w:pPr>
-        <w:pStyle w:val="a3"/>
-        <w:ind w:left="1418"/>
-        <w:jc w:val="both"/>
-        <w:rPr>
-          <w:rFonts w:ascii="Consolas" w:hAnsi="Consolas" w:cs="Times New Roman"/>
-          <w:sz w:val="24"/>
-          <w:szCs w:val="24"/>
-          <w:lang w:val="en-US"/>
-        </w:rPr>
-      </w:pPr>
-      <w:r>
-        <w:rPr>
-          <w:rFonts w:ascii="Consolas" w:hAnsi="Consolas" w:cs="Times New Roman"/>
-          <w:sz w:val="24"/>
-          <w:szCs w:val="24"/>
-          <w:lang w:val="en-US"/>
-        </w:rPr>
-        <w:t>task 5: unset semaphore</w:t>
-      </w:r>
-    </w:p>
-    <w:p>
-      <w:pPr>
-        <w:pStyle w:val="a3"/>
-        <w:ind w:left="1418"/>
-        <w:jc w:val="both"/>
-        <w:rPr>
-          <w:rFonts w:ascii="Consolas" w:hAnsi="Consolas" w:cs="Times New Roman"/>
-          <w:sz w:val="24"/>
-          <w:szCs w:val="24"/>
-          <w:lang w:val="en-US"/>
-        </w:rPr>
-      </w:pPr>
-      <w:r>
-        <w:rPr>
-          <w:rFonts w:ascii="Consolas" w:hAnsi="Consolas" w:cs="Times New Roman"/>
-          <w:sz w:val="24"/>
-          <w:szCs w:val="24"/>
-          <w:lang w:val="en-US"/>
-        </w:rPr>
-        <w:t>task 9: set semaphore</w:t>
-      </w:r>
-    </w:p>
-    <w:p>
-      <w:pPr>
-        <w:pStyle w:val="a3"/>
-        <w:ind w:left="1418"/>
-        <w:jc w:val="both"/>
-        <w:rPr>
-          <w:rFonts w:ascii="Consolas" w:hAnsi="Consolas" w:cs="Times New Roman"/>
-          <w:sz w:val="24"/>
-          <w:szCs w:val="24"/>
-          <w:lang w:val="en-US"/>
-        </w:rPr>
-      </w:pPr>
-      <w:r>
-        <w:rPr>
-          <w:rFonts w:ascii="Consolas" w:hAnsi="Consolas" w:cs="Times New Roman"/>
-          <w:sz w:val="24"/>
-          <w:szCs w:val="24"/>
-          <w:lang w:val="en-US"/>
-        </w:rPr>
-        <w:t>task 9: unset semaphore</w:t>
-      </w:r>
-    </w:p>
-    <w:p>
-      <w:pPr>
-        <w:pStyle w:val="a3"/>
-        <w:ind w:left="1418"/>
-        <w:jc w:val="both"/>
-        <w:rPr>
-          <w:rFonts w:ascii="Consolas" w:hAnsi="Consolas" w:cs="Times New Roman"/>
-          <w:sz w:val="24"/>
-          <w:szCs w:val="24"/>
-          <w:lang w:val="en-US"/>
-        </w:rPr>
-      </w:pPr>
-      <w:r>
-        <w:rPr>
-          <w:rFonts w:ascii="Consolas" w:hAnsi="Consolas" w:cs="Times New Roman"/>
-          <w:sz w:val="24"/>
-          <w:szCs w:val="24"/>
-          <w:lang w:val="en-US"/>
-        </w:rPr>
-        <w:t>task 10: set semaphore</w:t>
-      </w:r>
-    </w:p>
-    <w:p>
-      <w:pPr>
-        <w:pStyle w:val="a3"/>
-        <w:ind w:left="1418"/>
-        <w:jc w:val="both"/>
-        <w:rPr>
-          <w:rFonts w:ascii="Consolas" w:hAnsi="Consolas" w:cs="Times New Roman"/>
-          <w:sz w:val="24"/>
-          <w:szCs w:val="24"/>
-          <w:lang w:val="en-US"/>
-        </w:rPr>
-      </w:pPr>
-      <w:r>
-        <w:rPr>
-          <w:rFonts w:ascii="Consolas" w:hAnsi="Consolas" w:cs="Times New Roman"/>
-          <w:sz w:val="24"/>
-          <w:szCs w:val="24"/>
-          <w:lang w:val="en-US"/>
-        </w:rPr>
-        <w:t>task 10: unset semaphore</w:t>
-      </w:r>
-    </w:p>
-    <w:p>
-      <w:pPr>
-        <w:pStyle w:val="a3"/>
-        <w:ind w:left="1418"/>
-        <w:jc w:val="both"/>
-        <w:rPr>
-          <w:rFonts w:ascii="Consolas" w:hAnsi="Consolas" w:cs="Times New Roman"/>
-          <w:sz w:val="24"/>
-          <w:szCs w:val="24"/>
-          <w:lang w:val="en-US"/>
-        </w:rPr>
-      </w:pPr>
-      <w:r>
-        <w:rPr>
-          <w:rFonts w:ascii="Consolas" w:hAnsi="Consolas" w:cs="Times New Roman"/>
-          <w:sz w:val="24"/>
-          <w:szCs w:val="24"/>
-          <w:lang w:val="en-US"/>
-        </w:rPr>
-        <w:t>task 1: 14 sec [done]</w:t>
-      </w:r>
-    </w:p>
-    <w:p>
-      <w:pPr>
-        <w:pStyle w:val="a3"/>
-        <w:ind w:left="1418"/>
-        <w:jc w:val="both"/>
-        <w:rPr>
-          <w:rFonts w:ascii="Consolas" w:hAnsi="Consolas" w:cs="Times New Roman"/>
-          <w:sz w:val="24"/>
-          <w:szCs w:val="24"/>
-          <w:lang w:val="en-US"/>
-        </w:rPr>
-      </w:pPr>
-      <w:r>
-        <w:rPr>
-          <w:rFonts w:ascii="Consolas" w:hAnsi="Consolas" w:cs="Times New Roman"/>
-          <w:sz w:val="24"/>
-          <w:szCs w:val="24"/>
-          <w:lang w:val="en-US"/>
-        </w:rPr>
-        <w:t>task 2: 12 sec [done]</w:t>
-      </w:r>
-    </w:p>
-    <w:p>
-      <w:pPr>
-        <w:pStyle w:val="a3"/>
-        <w:ind w:left="1418"/>
-        <w:jc w:val="both"/>
-        <w:rPr>
-          <w:rFonts w:ascii="Consolas" w:hAnsi="Consolas" w:cs="Times New Roman"/>
-          <w:sz w:val="24"/>
-          <w:szCs w:val="24"/>
-          <w:lang w:val="en-US"/>
-        </w:rPr>
-      </w:pPr>
-      <w:r>
-        <w:rPr>
-          <w:rFonts w:ascii="Consolas" w:hAnsi="Consolas" w:cs="Times New Roman"/>
-          <w:sz w:val="24"/>
-          <w:szCs w:val="24"/>
-          <w:lang w:val="en-US"/>
-        </w:rPr>
-        <w:t>task 3: 9 sec [done]</w:t>
-      </w:r>
-    </w:p>
-    <w:p>
-      <w:pPr>
-        <w:pStyle w:val="a3"/>
-        <w:ind w:left="1418"/>
-        <w:jc w:val="both"/>
-        <w:rPr>
-          <w:rFonts w:ascii="Consolas" w:hAnsi="Consolas" w:cs="Times New Roman"/>
-          <w:sz w:val="24"/>
-          <w:szCs w:val="24"/>
-          <w:lang w:val="en-US"/>
-        </w:rPr>
-      </w:pPr>
-      <w:r>
-        <w:rPr>
-          <w:rFonts w:ascii="Consolas" w:hAnsi="Consolas" w:cs="Times New Roman"/>
-          <w:sz w:val="24"/>
-          <w:szCs w:val="24"/>
-          <w:lang w:val="en-US"/>
-        </w:rPr>
-        <w:t>task 4: 1 sec [done]</w:t>
-      </w:r>
-    </w:p>
-    <w:p>
-      <w:pPr>
-        <w:pStyle w:val="a3"/>
-        <w:ind w:left="1418"/>
-        <w:jc w:val="both"/>
-        <w:rPr>
-          <w:rFonts w:ascii="Consolas" w:hAnsi="Consolas" w:cs="Times New Roman"/>
-          <w:sz w:val="24"/>
-          <w:szCs w:val="24"/>
-          <w:lang w:val="en-US"/>
-        </w:rPr>
-      </w:pPr>
-      <w:r>
-        <w:rPr>
-          <w:rFonts w:ascii="Consolas" w:hAnsi="Consolas" w:cs="Times New Roman"/>
-          <w:sz w:val="24"/>
-          <w:szCs w:val="24"/>
-          <w:lang w:val="en-US"/>
-        </w:rPr>
-        <w:t>task 5: 13 sec [done]</w:t>
-      </w:r>
-    </w:p>
-    <w:p>
-      <w:pPr>
-        <w:pStyle w:val="a3"/>
-        <w:ind w:left="1418"/>
-        <w:jc w:val="both"/>
-        <w:rPr>
-          <w:rFonts w:ascii="Consolas" w:hAnsi="Consolas" w:cs="Times New Roman"/>
-          <w:sz w:val="24"/>
-          <w:szCs w:val="24"/>
-          <w:lang w:val="en-US"/>
-        </w:rPr>
-      </w:pPr>
-      <w:r>
-        <w:rPr>
-          <w:rFonts w:ascii="Consolas" w:hAnsi="Consolas" w:cs="Times New Roman"/>
-          <w:sz w:val="24"/>
-          <w:szCs w:val="24"/>
-          <w:lang w:val="en-US"/>
-        </w:rPr>
-        <w:t>task 6: 1 sec [done]</w:t>
-      </w:r>
-    </w:p>
-    <w:p>
-      <w:pPr>
-        <w:pStyle w:val="a3"/>
-        <w:ind w:left="1418"/>
-        <w:jc w:val="both"/>
-        <w:rPr>
-          <w:rFonts w:ascii="Consolas" w:hAnsi="Consolas" w:cs="Times New Roman"/>
-          <w:sz w:val="24"/>
-          <w:szCs w:val="24"/>
-          <w:lang w:val="en-US"/>
-        </w:rPr>
-      </w:pPr>
-      <w:r>
-        <w:rPr>
-          <w:rFonts w:ascii="Consolas" w:hAnsi="Consolas" w:cs="Times New Roman"/>
-          <w:sz w:val="24"/>
-          <w:szCs w:val="24"/>
-          <w:lang w:val="en-US"/>
-        </w:rPr>
-        <w:t>task 7: 9 sec [done]</w:t>
-      </w:r>
-    </w:p>
-    <w:p>
-      <w:pPr>
-        <w:pStyle w:val="a3"/>
-        <w:ind w:left="1418"/>
-        <w:jc w:val="both"/>
-        <w:rPr>
-          <w:rFonts w:ascii="Consolas" w:hAnsi="Consolas" w:cs="Times New Roman"/>
-          <w:sz w:val="24"/>
-          <w:szCs w:val="24"/>
-          <w:lang w:val="en-US"/>
-        </w:rPr>
-      </w:pPr>
-      <w:r>
-        <w:rPr>
-          <w:rFonts w:ascii="Consolas" w:hAnsi="Consolas" w:cs="Times New Roman"/>
-          <w:sz w:val="24"/>
-          <w:szCs w:val="24"/>
-          <w:lang w:val="en-US"/>
-        </w:rPr>
-        <w:t>task 8: 5 sec [done]</w:t>
-      </w:r>
-    </w:p>
-    <w:p>
-      <w:pPr>
-        <w:pStyle w:val="a3"/>
-        <w:ind w:left="1418"/>
-        <w:jc w:val="both"/>
-        <w:rPr>
-          <w:rFonts w:ascii="Consolas" w:hAnsi="Consolas" w:cs="Times New Roman"/>
-          <w:sz w:val="24"/>
-          <w:szCs w:val="24"/>
-          <w:lang w:val="en-US"/>
-        </w:rPr>
-      </w:pPr>
-      <w:r>
-        <w:rPr>
-          <w:rFonts w:ascii="Consolas" w:hAnsi="Consolas" w:cs="Times New Roman"/>
-          <w:sz w:val="24"/>
-          <w:szCs w:val="24"/>
-          <w:lang w:val="en-US"/>
-        </w:rPr>
-        <w:t>task 9: 11 sec [done]</w:t>
-      </w:r>
-    </w:p>
-    <w:p>
-      <w:pPr>
-        <w:pStyle w:val="a3"/>
-        <w:ind w:left="1418"/>
-        <w:jc w:val="both"/>
-        <w:rPr>
-          <w:rFonts w:ascii="Consolas" w:hAnsi="Consolas" w:cs="Times New Roman"/>
-          <w:sz w:val="24"/>
-          <w:szCs w:val="24"/>
-        </w:rPr>
-      </w:pPr>
-      <w:r>
-        <w:rPr>
-          <w:rFonts w:ascii="Consolas" w:hAnsi="Consolas" w:cs="Times New Roman"/>
-          <w:sz w:val="24"/>
-          <w:szCs w:val="24"/>
+          <w:lang w:val="en-US"/>
+        </w:rPr>
+      </w:pPr>
+      <w:proofErr w:type="gramStart"/>
+      <w:r>
+        <w:rPr>
+          <w:rFonts w:ascii="Consolas" w:hAnsi="Consolas" w:cs="Times New Roman"/>
           <w:lang w:val="en-US"/>
         </w:rPr>
         <w:t>task</w:t>
       </w:r>
-      <w:r>
-        <w:rPr>
-          <w:rFonts w:ascii="Consolas" w:hAnsi="Consolas" w:cs="Times New Roman"/>
-          <w:sz w:val="24"/>
-          <w:szCs w:val="24"/>
+      <w:proofErr w:type="gramEnd"/>
+      <w:r>
+        <w:rPr>
+          <w:rFonts w:ascii="Consolas" w:hAnsi="Consolas" w:cs="Times New Roman"/>
+          <w:lang w:val="en-US"/>
+        </w:rPr>
+        <w:t xml:space="preserve"> 1: waiting semaphore ...</w:t>
+      </w:r>
+    </w:p>
+    <w:p>
+      <w:pPr>
+        <w:pStyle w:val="a3"/>
+        <w:ind w:left="1418"/>
+        <w:jc w:val="both"/>
+        <w:rPr>
+          <w:rFonts w:ascii="Consolas" w:hAnsi="Consolas" w:cs="Times New Roman"/>
+          <w:lang w:val="en-US"/>
+        </w:rPr>
+      </w:pPr>
+      <w:proofErr w:type="gramStart"/>
+      <w:r>
+        <w:rPr>
+          <w:rFonts w:ascii="Consolas" w:hAnsi="Consolas" w:cs="Times New Roman"/>
+          <w:lang w:val="en-US"/>
+        </w:rPr>
+        <w:lastRenderedPageBreak/>
+        <w:t>task</w:t>
+      </w:r>
+      <w:proofErr w:type="gramEnd"/>
+      <w:r>
+        <w:rPr>
+          <w:rFonts w:ascii="Consolas" w:hAnsi="Consolas" w:cs="Times New Roman"/>
+          <w:lang w:val="en-US"/>
+        </w:rPr>
+        <w:t xml:space="preserve"> 2: waiting semaphore ...</w:t>
+      </w:r>
+    </w:p>
+    <w:p>
+      <w:pPr>
+        <w:pStyle w:val="a3"/>
+        <w:ind w:left="1418"/>
+        <w:jc w:val="both"/>
+        <w:rPr>
+          <w:rFonts w:ascii="Consolas" w:hAnsi="Consolas" w:cs="Times New Roman"/>
+          <w:lang w:val="en-US"/>
+        </w:rPr>
+      </w:pPr>
+      <w:proofErr w:type="gramStart"/>
+      <w:r>
+        <w:rPr>
+          <w:rFonts w:ascii="Consolas" w:hAnsi="Consolas" w:cs="Times New Roman"/>
+          <w:lang w:val="en-US"/>
+        </w:rPr>
+        <w:t>task</w:t>
+      </w:r>
+      <w:proofErr w:type="gramEnd"/>
+      <w:r>
+        <w:rPr>
+          <w:rFonts w:ascii="Consolas" w:hAnsi="Consolas" w:cs="Times New Roman"/>
+          <w:lang w:val="en-US"/>
+        </w:rPr>
+        <w:t xml:space="preserve"> 3: waiting semaphore ...</w:t>
+      </w:r>
+    </w:p>
+    <w:p>
+      <w:pPr>
+        <w:pStyle w:val="a3"/>
+        <w:ind w:left="1418"/>
+        <w:jc w:val="both"/>
+        <w:rPr>
+          <w:rFonts w:ascii="Consolas" w:hAnsi="Consolas" w:cs="Times New Roman"/>
+          <w:lang w:val="en-US"/>
+        </w:rPr>
+      </w:pPr>
+      <w:proofErr w:type="gramStart"/>
+      <w:r>
+        <w:rPr>
+          <w:rFonts w:ascii="Consolas" w:hAnsi="Consolas" w:cs="Times New Roman"/>
+          <w:lang w:val="en-US"/>
+        </w:rPr>
+        <w:t>task</w:t>
+      </w:r>
+      <w:proofErr w:type="gramEnd"/>
+      <w:r>
+        <w:rPr>
+          <w:rFonts w:ascii="Consolas" w:hAnsi="Consolas" w:cs="Times New Roman"/>
+          <w:lang w:val="en-US"/>
+        </w:rPr>
+        <w:t xml:space="preserve"> 4: waiting semaphore ...</w:t>
+      </w:r>
+    </w:p>
+    <w:p>
+      <w:pPr>
+        <w:pStyle w:val="a3"/>
+        <w:ind w:left="1418"/>
+        <w:jc w:val="both"/>
+        <w:rPr>
+          <w:rFonts w:ascii="Consolas" w:hAnsi="Consolas" w:cs="Times New Roman"/>
+          <w:lang w:val="en-US"/>
+        </w:rPr>
+      </w:pPr>
+      <w:proofErr w:type="gramStart"/>
+      <w:r>
+        <w:rPr>
+          <w:rFonts w:ascii="Consolas" w:hAnsi="Consolas" w:cs="Times New Roman"/>
+          <w:lang w:val="en-US"/>
+        </w:rPr>
+        <w:t>task</w:t>
+      </w:r>
+      <w:proofErr w:type="gramEnd"/>
+      <w:r>
+        <w:rPr>
+          <w:rFonts w:ascii="Consolas" w:hAnsi="Consolas" w:cs="Times New Roman"/>
+          <w:lang w:val="en-US"/>
+        </w:rPr>
+        <w:t xml:space="preserve"> 5: waiting semaphore ...</w:t>
+      </w:r>
+    </w:p>
+    <w:p>
+      <w:pPr>
+        <w:pStyle w:val="a3"/>
+        <w:ind w:left="1418"/>
+        <w:jc w:val="both"/>
+        <w:rPr>
+          <w:rFonts w:ascii="Consolas" w:hAnsi="Consolas" w:cs="Times New Roman"/>
+          <w:lang w:val="en-US"/>
+        </w:rPr>
+      </w:pPr>
+      <w:proofErr w:type="gramStart"/>
+      <w:r>
+        <w:rPr>
+          <w:rFonts w:ascii="Consolas" w:hAnsi="Consolas" w:cs="Times New Roman"/>
+          <w:lang w:val="en-US"/>
+        </w:rPr>
+        <w:t>task</w:t>
+      </w:r>
+      <w:proofErr w:type="gramEnd"/>
+      <w:r>
+        <w:rPr>
+          <w:rFonts w:ascii="Consolas" w:hAnsi="Consolas" w:cs="Times New Roman"/>
+          <w:lang w:val="en-US"/>
+        </w:rPr>
+        <w:t xml:space="preserve"> 6: waiting semaphore ...</w:t>
+      </w:r>
+    </w:p>
+    <w:p>
+      <w:pPr>
+        <w:pStyle w:val="a3"/>
+        <w:ind w:left="1418"/>
+        <w:jc w:val="both"/>
+        <w:rPr>
+          <w:rFonts w:ascii="Consolas" w:hAnsi="Consolas" w:cs="Times New Roman"/>
+          <w:lang w:val="en-US"/>
+        </w:rPr>
+      </w:pPr>
+      <w:proofErr w:type="gramStart"/>
+      <w:r>
+        <w:rPr>
+          <w:rFonts w:ascii="Consolas" w:hAnsi="Consolas" w:cs="Times New Roman"/>
+          <w:lang w:val="en-US"/>
+        </w:rPr>
+        <w:t>task</w:t>
+      </w:r>
+      <w:proofErr w:type="gramEnd"/>
+      <w:r>
+        <w:rPr>
+          <w:rFonts w:ascii="Consolas" w:hAnsi="Consolas" w:cs="Times New Roman"/>
+          <w:lang w:val="en-US"/>
+        </w:rPr>
+        <w:t xml:space="preserve"> 7: waiting semaphore ...</w:t>
+      </w:r>
+    </w:p>
+    <w:p>
+      <w:pPr>
+        <w:pStyle w:val="a3"/>
+        <w:ind w:left="1418"/>
+        <w:jc w:val="both"/>
+        <w:rPr>
+          <w:rFonts w:ascii="Consolas" w:hAnsi="Consolas" w:cs="Times New Roman"/>
+          <w:lang w:val="en-US"/>
+        </w:rPr>
+      </w:pPr>
+      <w:proofErr w:type="gramStart"/>
+      <w:r>
+        <w:rPr>
+          <w:rFonts w:ascii="Consolas" w:hAnsi="Consolas" w:cs="Times New Roman"/>
+          <w:lang w:val="en-US"/>
+        </w:rPr>
+        <w:t>task</w:t>
+      </w:r>
+      <w:proofErr w:type="gramEnd"/>
+      <w:r>
+        <w:rPr>
+          <w:rFonts w:ascii="Consolas" w:hAnsi="Consolas" w:cs="Times New Roman"/>
+          <w:lang w:val="en-US"/>
+        </w:rPr>
+        <w:t xml:space="preserve"> 8: waiting semaphore ...</w:t>
+      </w:r>
+    </w:p>
+    <w:p>
+      <w:pPr>
+        <w:pStyle w:val="a3"/>
+        <w:ind w:left="1418"/>
+        <w:jc w:val="both"/>
+        <w:rPr>
+          <w:rFonts w:ascii="Consolas" w:hAnsi="Consolas" w:cs="Times New Roman"/>
+          <w:lang w:val="en-US"/>
+        </w:rPr>
+      </w:pPr>
+      <w:proofErr w:type="gramStart"/>
+      <w:r>
+        <w:rPr>
+          <w:rFonts w:ascii="Consolas" w:hAnsi="Consolas" w:cs="Times New Roman"/>
+          <w:lang w:val="en-US"/>
+        </w:rPr>
+        <w:t>task</w:t>
+      </w:r>
+      <w:proofErr w:type="gramEnd"/>
+      <w:r>
+        <w:rPr>
+          <w:rFonts w:ascii="Consolas" w:hAnsi="Consolas" w:cs="Times New Roman"/>
+          <w:lang w:val="en-US"/>
+        </w:rPr>
+        <w:t xml:space="preserve"> 9: waiting semaphore ...</w:t>
+      </w:r>
+    </w:p>
+    <w:p>
+      <w:pPr>
+        <w:pStyle w:val="a3"/>
+        <w:ind w:left="1418"/>
+        <w:jc w:val="both"/>
+        <w:rPr>
+          <w:rFonts w:ascii="Consolas" w:hAnsi="Consolas" w:cs="Times New Roman"/>
+          <w:lang w:val="en-US"/>
+        </w:rPr>
+      </w:pPr>
+      <w:proofErr w:type="gramStart"/>
+      <w:r>
+        <w:rPr>
+          <w:rFonts w:ascii="Consolas" w:hAnsi="Consolas" w:cs="Times New Roman"/>
+          <w:lang w:val="en-US"/>
+        </w:rPr>
+        <w:t>task</w:t>
+      </w:r>
+      <w:proofErr w:type="gramEnd"/>
+      <w:r>
+        <w:rPr>
+          <w:rFonts w:ascii="Consolas" w:hAnsi="Consolas" w:cs="Times New Roman"/>
+          <w:lang w:val="en-US"/>
+        </w:rPr>
+        <w:t xml:space="preserve"> 10: waiting semaphore ...</w:t>
+      </w:r>
+    </w:p>
+    <w:p>
+      <w:pPr>
+        <w:pStyle w:val="a3"/>
+        <w:ind w:left="1418"/>
+        <w:jc w:val="both"/>
+        <w:rPr>
+          <w:rFonts w:ascii="Consolas" w:hAnsi="Consolas" w:cs="Times New Roman"/>
+          <w:lang w:val="en-US"/>
+        </w:rPr>
+      </w:pPr>
+      <w:proofErr w:type="gramStart"/>
+      <w:r>
+        <w:rPr>
+          <w:rFonts w:ascii="Consolas" w:hAnsi="Consolas" w:cs="Times New Roman"/>
+          <w:lang w:val="en-US"/>
+        </w:rPr>
+        <w:t>task</w:t>
+      </w:r>
+      <w:proofErr w:type="gramEnd"/>
+      <w:r>
+        <w:rPr>
+          <w:rFonts w:ascii="Consolas" w:hAnsi="Consolas" w:cs="Times New Roman"/>
+          <w:lang w:val="en-US"/>
+        </w:rPr>
+        <w:t xml:space="preserve"> 3: set semaphore</w:t>
+      </w:r>
+    </w:p>
+    <w:p>
+      <w:pPr>
+        <w:pStyle w:val="a3"/>
+        <w:ind w:left="1418"/>
+        <w:jc w:val="both"/>
+        <w:rPr>
+          <w:rFonts w:ascii="Consolas" w:hAnsi="Consolas" w:cs="Times New Roman"/>
+          <w:lang w:val="en-US"/>
+        </w:rPr>
+      </w:pPr>
+      <w:proofErr w:type="gramStart"/>
+      <w:r>
+        <w:rPr>
+          <w:rFonts w:ascii="Consolas" w:hAnsi="Consolas" w:cs="Times New Roman"/>
+          <w:lang w:val="en-US"/>
+        </w:rPr>
+        <w:t>task</w:t>
+      </w:r>
+      <w:proofErr w:type="gramEnd"/>
+      <w:r>
+        <w:rPr>
+          <w:rFonts w:ascii="Consolas" w:hAnsi="Consolas" w:cs="Times New Roman"/>
+          <w:lang w:val="en-US"/>
+        </w:rPr>
+        <w:t xml:space="preserve"> 3: unset semaphore</w:t>
+      </w:r>
+    </w:p>
+    <w:p>
+      <w:pPr>
+        <w:pStyle w:val="a3"/>
+        <w:ind w:left="1418"/>
+        <w:jc w:val="both"/>
+        <w:rPr>
+          <w:rFonts w:ascii="Consolas" w:hAnsi="Consolas" w:cs="Times New Roman"/>
+          <w:lang w:val="en-US"/>
+        </w:rPr>
+      </w:pPr>
+      <w:proofErr w:type="gramStart"/>
+      <w:r>
+        <w:rPr>
+          <w:rFonts w:ascii="Consolas" w:hAnsi="Consolas" w:cs="Times New Roman"/>
+          <w:lang w:val="en-US"/>
+        </w:rPr>
+        <w:t>task</w:t>
+      </w:r>
+      <w:proofErr w:type="gramEnd"/>
+      <w:r>
+        <w:rPr>
+          <w:rFonts w:ascii="Consolas" w:hAnsi="Consolas" w:cs="Times New Roman"/>
+          <w:lang w:val="en-US"/>
+        </w:rPr>
+        <w:t xml:space="preserve"> 4: set semaphore</w:t>
+      </w:r>
+    </w:p>
+    <w:p>
+      <w:pPr>
+        <w:pStyle w:val="a3"/>
+        <w:ind w:left="1418"/>
+        <w:jc w:val="both"/>
+        <w:rPr>
+          <w:rFonts w:ascii="Consolas" w:hAnsi="Consolas" w:cs="Times New Roman"/>
+          <w:lang w:val="en-US"/>
+        </w:rPr>
+      </w:pPr>
+      <w:proofErr w:type="gramStart"/>
+      <w:r>
+        <w:rPr>
+          <w:rFonts w:ascii="Consolas" w:hAnsi="Consolas" w:cs="Times New Roman"/>
+          <w:lang w:val="en-US"/>
+        </w:rPr>
+        <w:t>task</w:t>
+      </w:r>
+      <w:proofErr w:type="gramEnd"/>
+      <w:r>
+        <w:rPr>
+          <w:rFonts w:ascii="Consolas" w:hAnsi="Consolas" w:cs="Times New Roman"/>
+          <w:lang w:val="en-US"/>
+        </w:rPr>
+        <w:t xml:space="preserve"> 4: unset semaphore</w:t>
+      </w:r>
+    </w:p>
+    <w:p>
+      <w:pPr>
+        <w:pStyle w:val="a3"/>
+        <w:ind w:left="1418"/>
+        <w:jc w:val="both"/>
+        <w:rPr>
+          <w:rFonts w:ascii="Consolas" w:hAnsi="Consolas" w:cs="Times New Roman"/>
+          <w:lang w:val="en-US"/>
+        </w:rPr>
+      </w:pPr>
+      <w:proofErr w:type="gramStart"/>
+      <w:r>
+        <w:rPr>
+          <w:rFonts w:ascii="Consolas" w:hAnsi="Consolas" w:cs="Times New Roman"/>
+          <w:lang w:val="en-US"/>
+        </w:rPr>
+        <w:t>task</w:t>
+      </w:r>
+      <w:proofErr w:type="gramEnd"/>
+      <w:r>
+        <w:rPr>
+          <w:rFonts w:ascii="Consolas" w:hAnsi="Consolas" w:cs="Times New Roman"/>
+          <w:lang w:val="en-US"/>
+        </w:rPr>
+        <w:t xml:space="preserve"> 2: set semaphore</w:t>
+      </w:r>
+    </w:p>
+    <w:p>
+      <w:pPr>
+        <w:pStyle w:val="a3"/>
+        <w:ind w:left="1418"/>
+        <w:jc w:val="both"/>
+        <w:rPr>
+          <w:rFonts w:ascii="Consolas" w:hAnsi="Consolas" w:cs="Times New Roman"/>
+          <w:lang w:val="en-US"/>
+        </w:rPr>
+      </w:pPr>
+      <w:proofErr w:type="gramStart"/>
+      <w:r>
+        <w:rPr>
+          <w:rFonts w:ascii="Consolas" w:hAnsi="Consolas" w:cs="Times New Roman"/>
+          <w:lang w:val="en-US"/>
+        </w:rPr>
+        <w:t>task</w:t>
+      </w:r>
+      <w:proofErr w:type="gramEnd"/>
+      <w:r>
+        <w:rPr>
+          <w:rFonts w:ascii="Consolas" w:hAnsi="Consolas" w:cs="Times New Roman"/>
+          <w:lang w:val="en-US"/>
+        </w:rPr>
+        <w:t xml:space="preserve"> 2: unset semaphore</w:t>
+      </w:r>
+    </w:p>
+    <w:p>
+      <w:pPr>
+        <w:pStyle w:val="a3"/>
+        <w:ind w:left="1418"/>
+        <w:jc w:val="both"/>
+        <w:rPr>
+          <w:rFonts w:ascii="Consolas" w:hAnsi="Consolas" w:cs="Times New Roman"/>
+          <w:lang w:val="en-US"/>
+        </w:rPr>
+      </w:pPr>
+      <w:proofErr w:type="gramStart"/>
+      <w:r>
+        <w:rPr>
+          <w:rFonts w:ascii="Consolas" w:hAnsi="Consolas" w:cs="Times New Roman"/>
+          <w:lang w:val="en-US"/>
+        </w:rPr>
+        <w:t>task</w:t>
+      </w:r>
+      <w:proofErr w:type="gramEnd"/>
+      <w:r>
+        <w:rPr>
+          <w:rFonts w:ascii="Consolas" w:hAnsi="Consolas" w:cs="Times New Roman"/>
+          <w:lang w:val="en-US"/>
+        </w:rPr>
+        <w:t xml:space="preserve"> 6: set semaphore</w:t>
+      </w:r>
+    </w:p>
+    <w:p>
+      <w:pPr>
+        <w:pStyle w:val="a3"/>
+        <w:ind w:left="1418"/>
+        <w:jc w:val="both"/>
+        <w:rPr>
+          <w:rFonts w:ascii="Consolas" w:hAnsi="Consolas" w:cs="Times New Roman"/>
+          <w:lang w:val="en-US"/>
+        </w:rPr>
+      </w:pPr>
+      <w:proofErr w:type="gramStart"/>
+      <w:r>
+        <w:rPr>
+          <w:rFonts w:ascii="Consolas" w:hAnsi="Consolas" w:cs="Times New Roman"/>
+          <w:lang w:val="en-US"/>
+        </w:rPr>
+        <w:t>task</w:t>
+      </w:r>
+      <w:proofErr w:type="gramEnd"/>
+      <w:r>
+        <w:rPr>
+          <w:rFonts w:ascii="Consolas" w:hAnsi="Consolas" w:cs="Times New Roman"/>
+          <w:lang w:val="en-US"/>
+        </w:rPr>
+        <w:t xml:space="preserve"> 6: unset semaphore</w:t>
+      </w:r>
+    </w:p>
+    <w:p>
+      <w:pPr>
+        <w:pStyle w:val="a3"/>
+        <w:ind w:left="1418"/>
+        <w:jc w:val="both"/>
+        <w:rPr>
+          <w:rFonts w:ascii="Consolas" w:hAnsi="Consolas" w:cs="Times New Roman"/>
+          <w:lang w:val="en-US"/>
+        </w:rPr>
+      </w:pPr>
+      <w:proofErr w:type="gramStart"/>
+      <w:r>
+        <w:rPr>
+          <w:rFonts w:ascii="Consolas" w:hAnsi="Consolas" w:cs="Times New Roman"/>
+          <w:lang w:val="en-US"/>
+        </w:rPr>
+        <w:t>task</w:t>
+      </w:r>
+      <w:proofErr w:type="gramEnd"/>
+      <w:r>
+        <w:rPr>
+          <w:rFonts w:ascii="Consolas" w:hAnsi="Consolas" w:cs="Times New Roman"/>
+          <w:lang w:val="en-US"/>
+        </w:rPr>
+        <w:t xml:space="preserve"> 1: set semaphore</w:t>
+      </w:r>
+    </w:p>
+    <w:p>
+      <w:pPr>
+        <w:pStyle w:val="a3"/>
+        <w:ind w:left="1418"/>
+        <w:jc w:val="both"/>
+        <w:rPr>
+          <w:rFonts w:ascii="Consolas" w:hAnsi="Consolas" w:cs="Times New Roman"/>
+          <w:lang w:val="en-US"/>
+        </w:rPr>
+      </w:pPr>
+      <w:proofErr w:type="gramStart"/>
+      <w:r>
+        <w:rPr>
+          <w:rFonts w:ascii="Consolas" w:hAnsi="Consolas" w:cs="Times New Roman"/>
+          <w:lang w:val="en-US"/>
+        </w:rPr>
+        <w:t>task</w:t>
+      </w:r>
+      <w:proofErr w:type="gramEnd"/>
+      <w:r>
+        <w:rPr>
+          <w:rFonts w:ascii="Consolas" w:hAnsi="Consolas" w:cs="Times New Roman"/>
+          <w:lang w:val="en-US"/>
+        </w:rPr>
+        <w:t xml:space="preserve"> 1: unset semaphore</w:t>
+      </w:r>
+    </w:p>
+    <w:p>
+      <w:pPr>
+        <w:pStyle w:val="a3"/>
+        <w:ind w:left="1418"/>
+        <w:jc w:val="both"/>
+        <w:rPr>
+          <w:rFonts w:ascii="Consolas" w:hAnsi="Consolas" w:cs="Times New Roman"/>
+          <w:lang w:val="en-US"/>
+        </w:rPr>
+      </w:pPr>
+      <w:proofErr w:type="gramStart"/>
+      <w:r>
+        <w:rPr>
+          <w:rFonts w:ascii="Consolas" w:hAnsi="Consolas" w:cs="Times New Roman"/>
+          <w:lang w:val="en-US"/>
+        </w:rPr>
+        <w:t>task</w:t>
+      </w:r>
+      <w:proofErr w:type="gramEnd"/>
+      <w:r>
+        <w:rPr>
+          <w:rFonts w:ascii="Consolas" w:hAnsi="Consolas" w:cs="Times New Roman"/>
+          <w:lang w:val="en-US"/>
+        </w:rPr>
+        <w:t xml:space="preserve"> 8: set semaphore</w:t>
+      </w:r>
+    </w:p>
+    <w:p>
+      <w:pPr>
+        <w:pStyle w:val="a3"/>
+        <w:ind w:left="1418"/>
+        <w:jc w:val="both"/>
+        <w:rPr>
+          <w:rFonts w:ascii="Consolas" w:hAnsi="Consolas" w:cs="Times New Roman"/>
+          <w:lang w:val="en-US"/>
+        </w:rPr>
+      </w:pPr>
+      <w:proofErr w:type="gramStart"/>
+      <w:r>
+        <w:rPr>
+          <w:rFonts w:ascii="Consolas" w:hAnsi="Consolas" w:cs="Times New Roman"/>
+          <w:lang w:val="en-US"/>
+        </w:rPr>
+        <w:t>task</w:t>
+      </w:r>
+      <w:proofErr w:type="gramEnd"/>
+      <w:r>
+        <w:rPr>
+          <w:rFonts w:ascii="Consolas" w:hAnsi="Consolas" w:cs="Times New Roman"/>
+          <w:lang w:val="en-US"/>
+        </w:rPr>
+        <w:t xml:space="preserve"> 8: unset semaphore</w:t>
+      </w:r>
+    </w:p>
+    <w:p>
+      <w:pPr>
+        <w:pStyle w:val="a3"/>
+        <w:ind w:left="1418"/>
+        <w:jc w:val="both"/>
+        <w:rPr>
+          <w:rFonts w:ascii="Consolas" w:hAnsi="Consolas" w:cs="Times New Roman"/>
+          <w:lang w:val="en-US"/>
+        </w:rPr>
+      </w:pPr>
+      <w:proofErr w:type="gramStart"/>
+      <w:r>
+        <w:rPr>
+          <w:rFonts w:ascii="Consolas" w:hAnsi="Consolas" w:cs="Times New Roman"/>
+          <w:lang w:val="en-US"/>
+        </w:rPr>
+        <w:t>task</w:t>
+      </w:r>
+      <w:proofErr w:type="gramEnd"/>
+      <w:r>
+        <w:rPr>
+          <w:rFonts w:ascii="Consolas" w:hAnsi="Consolas" w:cs="Times New Roman"/>
+          <w:lang w:val="en-US"/>
+        </w:rPr>
+        <w:t xml:space="preserve"> 7: set semaphore</w:t>
+      </w:r>
+    </w:p>
+    <w:p>
+      <w:pPr>
+        <w:pStyle w:val="a3"/>
+        <w:ind w:left="1418"/>
+        <w:jc w:val="both"/>
+        <w:rPr>
+          <w:rFonts w:ascii="Consolas" w:hAnsi="Consolas" w:cs="Times New Roman"/>
+          <w:lang w:val="en-US"/>
+        </w:rPr>
+      </w:pPr>
+      <w:proofErr w:type="gramStart"/>
+      <w:r>
+        <w:rPr>
+          <w:rFonts w:ascii="Consolas" w:hAnsi="Consolas" w:cs="Times New Roman"/>
+          <w:lang w:val="en-US"/>
+        </w:rPr>
+        <w:t>task</w:t>
+      </w:r>
+      <w:proofErr w:type="gramEnd"/>
+      <w:r>
+        <w:rPr>
+          <w:rFonts w:ascii="Consolas" w:hAnsi="Consolas" w:cs="Times New Roman"/>
+          <w:lang w:val="en-US"/>
+        </w:rPr>
+        <w:t xml:space="preserve"> 7: unset semaphore</w:t>
+      </w:r>
+    </w:p>
+    <w:p>
+      <w:pPr>
+        <w:pStyle w:val="a3"/>
+        <w:ind w:left="1418"/>
+        <w:jc w:val="both"/>
+        <w:rPr>
+          <w:rFonts w:ascii="Consolas" w:hAnsi="Consolas" w:cs="Times New Roman"/>
+          <w:lang w:val="en-US"/>
+        </w:rPr>
+      </w:pPr>
+      <w:proofErr w:type="gramStart"/>
+      <w:r>
+        <w:rPr>
+          <w:rFonts w:ascii="Consolas" w:hAnsi="Consolas" w:cs="Times New Roman"/>
+          <w:lang w:val="en-US"/>
+        </w:rPr>
+        <w:t>task</w:t>
+      </w:r>
+      <w:proofErr w:type="gramEnd"/>
+      <w:r>
+        <w:rPr>
+          <w:rFonts w:ascii="Consolas" w:hAnsi="Consolas" w:cs="Times New Roman"/>
+          <w:lang w:val="en-US"/>
+        </w:rPr>
+        <w:t xml:space="preserve"> 5: set semaphore</w:t>
+      </w:r>
+    </w:p>
+    <w:p>
+      <w:pPr>
+        <w:pStyle w:val="a3"/>
+        <w:ind w:left="1418"/>
+        <w:jc w:val="both"/>
+        <w:rPr>
+          <w:rFonts w:ascii="Consolas" w:hAnsi="Consolas" w:cs="Times New Roman"/>
+          <w:lang w:val="en-US"/>
+        </w:rPr>
+      </w:pPr>
+      <w:proofErr w:type="gramStart"/>
+      <w:r>
+        <w:rPr>
+          <w:rFonts w:ascii="Consolas" w:hAnsi="Consolas" w:cs="Times New Roman"/>
+          <w:lang w:val="en-US"/>
+        </w:rPr>
+        <w:t>task</w:t>
+      </w:r>
+      <w:proofErr w:type="gramEnd"/>
+      <w:r>
+        <w:rPr>
+          <w:rFonts w:ascii="Consolas" w:hAnsi="Consolas" w:cs="Times New Roman"/>
+          <w:lang w:val="en-US"/>
+        </w:rPr>
+        <w:t xml:space="preserve"> 5: unset semaphore</w:t>
+      </w:r>
+    </w:p>
+    <w:p>
+      <w:pPr>
+        <w:pStyle w:val="a3"/>
+        <w:ind w:left="1418"/>
+        <w:jc w:val="both"/>
+        <w:rPr>
+          <w:rFonts w:ascii="Consolas" w:hAnsi="Consolas" w:cs="Times New Roman"/>
+          <w:lang w:val="en-US"/>
+        </w:rPr>
+      </w:pPr>
+      <w:proofErr w:type="gramStart"/>
+      <w:r>
+        <w:rPr>
+          <w:rFonts w:ascii="Consolas" w:hAnsi="Consolas" w:cs="Times New Roman"/>
+          <w:lang w:val="en-US"/>
+        </w:rPr>
+        <w:t>task</w:t>
+      </w:r>
+      <w:proofErr w:type="gramEnd"/>
+      <w:r>
+        <w:rPr>
+          <w:rFonts w:ascii="Consolas" w:hAnsi="Consolas" w:cs="Times New Roman"/>
+          <w:lang w:val="en-US"/>
+        </w:rPr>
+        <w:t xml:space="preserve"> 9: set semaphore</w:t>
+      </w:r>
+    </w:p>
+    <w:p>
+      <w:pPr>
+        <w:pStyle w:val="a3"/>
+        <w:ind w:left="1418"/>
+        <w:jc w:val="both"/>
+        <w:rPr>
+          <w:rFonts w:ascii="Consolas" w:hAnsi="Consolas" w:cs="Times New Roman"/>
+          <w:lang w:val="en-US"/>
+        </w:rPr>
+      </w:pPr>
+      <w:proofErr w:type="gramStart"/>
+      <w:r>
+        <w:rPr>
+          <w:rFonts w:ascii="Consolas" w:hAnsi="Consolas" w:cs="Times New Roman"/>
+          <w:lang w:val="en-US"/>
+        </w:rPr>
+        <w:t>task</w:t>
+      </w:r>
+      <w:proofErr w:type="gramEnd"/>
+      <w:r>
+        <w:rPr>
+          <w:rFonts w:ascii="Consolas" w:hAnsi="Consolas" w:cs="Times New Roman"/>
+          <w:lang w:val="en-US"/>
+        </w:rPr>
+        <w:t xml:space="preserve"> 9: unset semaphore</w:t>
+      </w:r>
+    </w:p>
+    <w:p>
+      <w:pPr>
+        <w:pStyle w:val="a3"/>
+        <w:ind w:left="1418"/>
+        <w:jc w:val="both"/>
+        <w:rPr>
+          <w:rFonts w:ascii="Consolas" w:hAnsi="Consolas" w:cs="Times New Roman"/>
+          <w:lang w:val="en-US"/>
+        </w:rPr>
+      </w:pPr>
+      <w:proofErr w:type="gramStart"/>
+      <w:r>
+        <w:rPr>
+          <w:rFonts w:ascii="Consolas" w:hAnsi="Consolas" w:cs="Times New Roman"/>
+          <w:lang w:val="en-US"/>
+        </w:rPr>
+        <w:t>task</w:t>
+      </w:r>
+      <w:proofErr w:type="gramEnd"/>
+      <w:r>
+        <w:rPr>
+          <w:rFonts w:ascii="Consolas" w:hAnsi="Consolas" w:cs="Times New Roman"/>
+          <w:lang w:val="en-US"/>
+        </w:rPr>
+        <w:t xml:space="preserve"> 10: set semaphore</w:t>
+      </w:r>
+    </w:p>
+    <w:p>
+      <w:pPr>
+        <w:pStyle w:val="a3"/>
+        <w:ind w:left="1418"/>
+        <w:jc w:val="both"/>
+        <w:rPr>
+          <w:rFonts w:ascii="Consolas" w:hAnsi="Consolas" w:cs="Times New Roman"/>
+          <w:lang w:val="en-US"/>
+        </w:rPr>
+      </w:pPr>
+      <w:proofErr w:type="gramStart"/>
+      <w:r>
+        <w:rPr>
+          <w:rFonts w:ascii="Consolas" w:hAnsi="Consolas" w:cs="Times New Roman"/>
+          <w:lang w:val="en-US"/>
+        </w:rPr>
+        <w:t>task</w:t>
+      </w:r>
+      <w:proofErr w:type="gramEnd"/>
+      <w:r>
+        <w:rPr>
+          <w:rFonts w:ascii="Consolas" w:hAnsi="Consolas" w:cs="Times New Roman"/>
+          <w:lang w:val="en-US"/>
+        </w:rPr>
+        <w:t xml:space="preserve"> 10: unset semaphore</w:t>
+      </w:r>
+    </w:p>
+    <w:p>
+      <w:pPr>
+        <w:pStyle w:val="a3"/>
+        <w:ind w:left="1418"/>
+        <w:jc w:val="both"/>
+        <w:rPr>
+          <w:rFonts w:ascii="Consolas" w:hAnsi="Consolas" w:cs="Times New Roman"/>
+          <w:lang w:val="en-US"/>
+        </w:rPr>
+      </w:pPr>
+      <w:proofErr w:type="gramStart"/>
+      <w:r>
+        <w:rPr>
+          <w:rFonts w:ascii="Consolas" w:hAnsi="Consolas" w:cs="Times New Roman"/>
+          <w:lang w:val="en-US"/>
+        </w:rPr>
+        <w:t>task</w:t>
+      </w:r>
+      <w:proofErr w:type="gramEnd"/>
+      <w:r>
+        <w:rPr>
+          <w:rFonts w:ascii="Consolas" w:hAnsi="Consolas" w:cs="Times New Roman"/>
+          <w:lang w:val="en-US"/>
+        </w:rPr>
+        <w:t xml:space="preserve"> 1: 14 sec [done]</w:t>
+      </w:r>
+    </w:p>
+    <w:p>
+      <w:pPr>
+        <w:pStyle w:val="a3"/>
+        <w:ind w:left="1418"/>
+        <w:jc w:val="both"/>
+        <w:rPr>
+          <w:rFonts w:ascii="Consolas" w:hAnsi="Consolas" w:cs="Times New Roman"/>
+          <w:lang w:val="en-US"/>
+        </w:rPr>
+      </w:pPr>
+      <w:proofErr w:type="gramStart"/>
+      <w:r>
+        <w:rPr>
+          <w:rFonts w:ascii="Consolas" w:hAnsi="Consolas" w:cs="Times New Roman"/>
+          <w:lang w:val="en-US"/>
+        </w:rPr>
+        <w:t>task</w:t>
+      </w:r>
+      <w:proofErr w:type="gramEnd"/>
+      <w:r>
+        <w:rPr>
+          <w:rFonts w:ascii="Consolas" w:hAnsi="Consolas" w:cs="Times New Roman"/>
+          <w:lang w:val="en-US"/>
+        </w:rPr>
+        <w:t xml:space="preserve"> 2: 12 sec [done]</w:t>
+      </w:r>
+    </w:p>
+    <w:p>
+      <w:pPr>
+        <w:pStyle w:val="a3"/>
+        <w:ind w:left="1418"/>
+        <w:jc w:val="both"/>
+        <w:rPr>
+          <w:rFonts w:ascii="Consolas" w:hAnsi="Consolas" w:cs="Times New Roman"/>
+          <w:lang w:val="en-US"/>
+        </w:rPr>
+      </w:pPr>
+      <w:proofErr w:type="gramStart"/>
+      <w:r>
+        <w:rPr>
+          <w:rFonts w:ascii="Consolas" w:hAnsi="Consolas" w:cs="Times New Roman"/>
+          <w:lang w:val="en-US"/>
+        </w:rPr>
+        <w:t>task</w:t>
+      </w:r>
+      <w:proofErr w:type="gramEnd"/>
+      <w:r>
+        <w:rPr>
+          <w:rFonts w:ascii="Consolas" w:hAnsi="Consolas" w:cs="Times New Roman"/>
+          <w:lang w:val="en-US"/>
+        </w:rPr>
+        <w:t xml:space="preserve"> 3: 9 sec [done]</w:t>
+      </w:r>
+    </w:p>
+    <w:p>
+      <w:pPr>
+        <w:pStyle w:val="a3"/>
+        <w:ind w:left="1418"/>
+        <w:jc w:val="both"/>
+        <w:rPr>
+          <w:rFonts w:ascii="Consolas" w:hAnsi="Consolas" w:cs="Times New Roman"/>
+          <w:lang w:val="en-US"/>
+        </w:rPr>
+      </w:pPr>
+      <w:proofErr w:type="gramStart"/>
+      <w:r>
+        <w:rPr>
+          <w:rFonts w:ascii="Consolas" w:hAnsi="Consolas" w:cs="Times New Roman"/>
+          <w:lang w:val="en-US"/>
+        </w:rPr>
+        <w:t>task</w:t>
+      </w:r>
+      <w:proofErr w:type="gramEnd"/>
+      <w:r>
+        <w:rPr>
+          <w:rFonts w:ascii="Consolas" w:hAnsi="Consolas" w:cs="Times New Roman"/>
+          <w:lang w:val="en-US"/>
+        </w:rPr>
+        <w:t xml:space="preserve"> 4: 1 sec [done]</w:t>
+      </w:r>
+    </w:p>
+    <w:p>
+      <w:pPr>
+        <w:pStyle w:val="a3"/>
+        <w:ind w:left="1418"/>
+        <w:jc w:val="both"/>
+        <w:rPr>
+          <w:rFonts w:ascii="Consolas" w:hAnsi="Consolas" w:cs="Times New Roman"/>
+          <w:lang w:val="en-US"/>
+        </w:rPr>
+      </w:pPr>
+      <w:proofErr w:type="gramStart"/>
+      <w:r>
+        <w:rPr>
+          <w:rFonts w:ascii="Consolas" w:hAnsi="Consolas" w:cs="Times New Roman"/>
+          <w:lang w:val="en-US"/>
+        </w:rPr>
+        <w:t>task</w:t>
+      </w:r>
+      <w:proofErr w:type="gramEnd"/>
+      <w:r>
+        <w:rPr>
+          <w:rFonts w:ascii="Consolas" w:hAnsi="Consolas" w:cs="Times New Roman"/>
+          <w:lang w:val="en-US"/>
+        </w:rPr>
+        <w:t xml:space="preserve"> 5: 13 sec [done]</w:t>
+      </w:r>
+    </w:p>
+    <w:p>
+      <w:pPr>
+        <w:pStyle w:val="a3"/>
+        <w:ind w:left="1418"/>
+        <w:jc w:val="both"/>
+        <w:rPr>
+          <w:rFonts w:ascii="Consolas" w:hAnsi="Consolas" w:cs="Times New Roman"/>
+          <w:lang w:val="en-US"/>
+        </w:rPr>
+      </w:pPr>
+      <w:proofErr w:type="gramStart"/>
+      <w:r>
+        <w:rPr>
+          <w:rFonts w:ascii="Consolas" w:hAnsi="Consolas" w:cs="Times New Roman"/>
+          <w:lang w:val="en-US"/>
+        </w:rPr>
+        <w:t>task</w:t>
+      </w:r>
+      <w:proofErr w:type="gramEnd"/>
+      <w:r>
+        <w:rPr>
+          <w:rFonts w:ascii="Consolas" w:hAnsi="Consolas" w:cs="Times New Roman"/>
+          <w:lang w:val="en-US"/>
+        </w:rPr>
+        <w:t xml:space="preserve"> 6: 1 sec [done]</w:t>
+      </w:r>
+    </w:p>
+    <w:p>
+      <w:pPr>
+        <w:pStyle w:val="a3"/>
+        <w:ind w:left="1418"/>
+        <w:jc w:val="both"/>
+        <w:rPr>
+          <w:rFonts w:ascii="Consolas" w:hAnsi="Consolas" w:cs="Times New Roman"/>
+          <w:lang w:val="en-US"/>
+        </w:rPr>
+      </w:pPr>
+      <w:proofErr w:type="gramStart"/>
+      <w:r>
+        <w:rPr>
+          <w:rFonts w:ascii="Consolas" w:hAnsi="Consolas" w:cs="Times New Roman"/>
+          <w:lang w:val="en-US"/>
+        </w:rPr>
+        <w:t>task</w:t>
+      </w:r>
+      <w:proofErr w:type="gramEnd"/>
+      <w:r>
+        <w:rPr>
+          <w:rFonts w:ascii="Consolas" w:hAnsi="Consolas" w:cs="Times New Roman"/>
+          <w:lang w:val="en-US"/>
+        </w:rPr>
+        <w:t xml:space="preserve"> 7: 9 sec [done]</w:t>
+      </w:r>
+    </w:p>
+    <w:p>
+      <w:pPr>
+        <w:pStyle w:val="a3"/>
+        <w:ind w:left="1418"/>
+        <w:jc w:val="both"/>
+        <w:rPr>
+          <w:rFonts w:ascii="Consolas" w:hAnsi="Consolas" w:cs="Times New Roman"/>
+          <w:lang w:val="en-US"/>
+        </w:rPr>
+      </w:pPr>
+      <w:proofErr w:type="gramStart"/>
+      <w:r>
+        <w:rPr>
+          <w:rFonts w:ascii="Consolas" w:hAnsi="Consolas" w:cs="Times New Roman"/>
+          <w:lang w:val="en-US"/>
+        </w:rPr>
+        <w:t>task</w:t>
+      </w:r>
+      <w:proofErr w:type="gramEnd"/>
+      <w:r>
+        <w:rPr>
+          <w:rFonts w:ascii="Consolas" w:hAnsi="Consolas" w:cs="Times New Roman"/>
+          <w:lang w:val="en-US"/>
+        </w:rPr>
+        <w:t xml:space="preserve"> 8: 5 sec [done]</w:t>
+      </w:r>
+    </w:p>
+    <w:p>
+      <w:pPr>
+        <w:pStyle w:val="a3"/>
+        <w:ind w:left="1418"/>
+        <w:jc w:val="both"/>
+        <w:rPr>
+          <w:rFonts w:ascii="Consolas" w:hAnsi="Consolas" w:cs="Times New Roman"/>
+          <w:lang w:val="en-US"/>
+        </w:rPr>
+      </w:pPr>
+      <w:proofErr w:type="gramStart"/>
+      <w:r>
+        <w:rPr>
+          <w:rFonts w:ascii="Consolas" w:hAnsi="Consolas" w:cs="Times New Roman"/>
+          <w:lang w:val="en-US"/>
+        </w:rPr>
+        <w:t>task</w:t>
+      </w:r>
+      <w:proofErr w:type="gramEnd"/>
+      <w:r>
+        <w:rPr>
+          <w:rFonts w:ascii="Consolas" w:hAnsi="Consolas" w:cs="Times New Roman"/>
+          <w:lang w:val="en-US"/>
+        </w:rPr>
+        <w:t xml:space="preserve"> 9: 11 sec [done]</w:t>
+      </w:r>
+    </w:p>
+    <w:p>
+      <w:pPr>
+        <w:pStyle w:val="a3"/>
+        <w:ind w:left="1418"/>
+        <w:jc w:val="both"/>
+        <w:rPr>
+          <w:rFonts w:ascii="Consolas" w:hAnsi="Consolas" w:cs="Times New Roman"/>
+        </w:rPr>
+      </w:pPr>
+      <w:proofErr w:type="gramStart"/>
+      <w:r>
+        <w:rPr>
+          <w:rFonts w:ascii="Consolas" w:hAnsi="Consolas" w:cs="Times New Roman"/>
+          <w:lang w:val="en-US"/>
+        </w:rPr>
+        <w:t>task</w:t>
+      </w:r>
+      <w:proofErr w:type="gramEnd"/>
+      <w:r>
+        <w:rPr>
+          <w:rFonts w:ascii="Consolas" w:hAnsi="Consolas" w:cs="Times New Roman"/>
         </w:rPr>
         <w:t xml:space="preserve"> 10: 13 </w:t>
       </w:r>
       <w:r>
         <w:rPr>
           <w:rFonts w:ascii="Consolas" w:hAnsi="Consolas" w:cs="Times New Roman"/>
-          <w:sz w:val="24"/>
-          <w:szCs w:val="24"/>
           <w:lang w:val="en-US"/>
         </w:rPr>
         <w:t>sec</w:t>
@@ -29307,16 +29432,12 @@
       <w:r>
         <w:rPr>
           <w:rFonts w:ascii="Consolas" w:hAnsi="Consolas" w:cs="Times New Roman"/>
-          <w:sz w:val="24"/>
-          <w:szCs w:val="24"/>
         </w:rPr>
         <w:t xml:space="preserve"> [</w:t>
       </w:r>
       <w:r>
         <w:rPr>
           <w:rFonts w:ascii="Consolas" w:hAnsi="Consolas" w:cs="Times New Roman"/>
-          <w:sz w:val="24"/>
-          <w:szCs w:val="24"/>
           <w:lang w:val="en-US"/>
         </w:rPr>
         <w:t>done</w:t>
@@ -29324,8 +29445,6 @@
       <w:r>
         <w:rPr>
           <w:rFonts w:ascii="Consolas" w:hAnsi="Consolas" w:cs="Times New Roman"/>
-          <w:sz w:val="24"/>
-          <w:szCs w:val="24"/>
         </w:rPr>
         <w:t>]</w:t>
       </w:r>
@@ -29337,32 +29456,26 @@
         <w:jc w:val="both"/>
         <w:rPr>
           <w:rFonts w:ascii="Consolas" w:hAnsi="Consolas" w:cs="Times New Roman"/>
-          <w:sz w:val="24"/>
-          <w:szCs w:val="24"/>
-        </w:rPr>
-      </w:pPr>
-      <w:r>
-        <w:rPr>
-          <w:rFonts w:ascii="Consolas" w:hAnsi="Consolas" w:cs="Times New Roman"/>
-          <w:sz w:val="24"/>
-          <w:szCs w:val="24"/>
+        </w:rPr>
+      </w:pPr>
+      <w:proofErr w:type="gramStart"/>
+      <w:r>
+        <w:rPr>
+          <w:rFonts w:ascii="Consolas" w:hAnsi="Consolas" w:cs="Times New Roman"/>
           <w:lang w:val="en-US"/>
         </w:rPr>
         <w:t>main</w:t>
       </w:r>
-      <w:r>
-        <w:rPr>
-          <w:rFonts w:ascii="Consolas" w:hAnsi="Consolas" w:cs="Times New Roman"/>
-          <w:sz w:val="24"/>
-          <w:szCs w:val="24"/>
+      <w:proofErr w:type="gramEnd"/>
+      <w:r>
+        <w:rPr>
+          <w:rFonts w:ascii="Consolas" w:hAnsi="Consolas" w:cs="Times New Roman"/>
         </w:rPr>
         <w:t xml:space="preserve">: 35.0630 </w:t>
       </w:r>
       <w:r>
         <w:rPr>
           <w:rFonts w:ascii="Consolas" w:hAnsi="Consolas" w:cs="Times New Roman"/>
-          <w:sz w:val="24"/>
-          <w:szCs w:val="24"/>
           <w:lang w:val="en-US"/>
         </w:rPr>
         <w:t>sec</w:t>
@@ -29446,8 +29559,264 @@
           <w:szCs w:val="24"/>
           <w:lang w:val="en-US"/>
         </w:rPr>
+        <w:t>asyncio + aiohttp</w:t>
+      </w:r>
+    </w:p>
+    <w:p>
+      <w:pPr>
+        <w:pStyle w:val="a3"/>
+        <w:ind w:left="786"/>
+        <w:jc w:val="both"/>
+        <w:rPr>
+          <w:rFonts w:ascii="Times New Roman" w:hAnsi="Times New Roman" w:cs="Times New Roman"/>
+          <w:sz w:val="24"/>
+          <w:szCs w:val="24"/>
+        </w:rPr>
+      </w:pPr>
+      <w:r>
+        <w:rPr>
+          <w:rFonts w:ascii="Times New Roman" w:hAnsi="Times New Roman" w:cs="Times New Roman"/>
+          <w:sz w:val="24"/>
+          <w:szCs w:val="24"/>
+        </w:rPr>
+        <w:t xml:space="preserve">В библиотеке </w:t>
+      </w:r>
+      <w:r>
+        <w:rPr>
+          <w:rFonts w:ascii="Times New Roman" w:hAnsi="Times New Roman" w:cs="Times New Roman"/>
+          <w:sz w:val="24"/>
+          <w:szCs w:val="24"/>
+          <w:lang w:val="en-US"/>
+        </w:rPr>
+        <w:t>aiohttp</w:t>
+      </w:r>
+      <w:r>
+        <w:rPr>
+          <w:rFonts w:ascii="Times New Roman" w:hAnsi="Times New Roman" w:cs="Times New Roman"/>
+          <w:sz w:val="24"/>
+          <w:szCs w:val="24"/>
+        </w:rPr>
+        <w:t xml:space="preserve"> и вообще при работе с веб-запросам</w:t>
+      </w:r>
+      <w:r>
+        <w:rPr>
+          <w:rFonts w:ascii="Times New Roman" w:hAnsi="Times New Roman" w:cs="Times New Roman"/>
+          <w:sz w:val="24"/>
+          <w:szCs w:val="24"/>
+        </w:rPr>
+        <w:t xml:space="preserve">и используется понятие сеанса. </w:t>
+      </w:r>
+      <w:r>
+        <w:rPr>
+          <w:rFonts w:ascii="Times New Roman" w:hAnsi="Times New Roman" w:cs="Times New Roman"/>
+          <w:sz w:val="24"/>
+          <w:szCs w:val="24"/>
+        </w:rPr>
+        <w:t>Внутри сеанса хранится много открытых подключений, их можно при необхо</w:t>
+      </w:r>
+      <w:r>
+        <w:rPr>
+          <w:rFonts w:ascii="Times New Roman" w:hAnsi="Times New Roman" w:cs="Times New Roman"/>
+          <w:sz w:val="24"/>
+          <w:szCs w:val="24"/>
+        </w:rPr>
+        <w:t xml:space="preserve">димости использовать повторно. </w:t>
+      </w:r>
+      <w:r>
+        <w:rPr>
+          <w:rFonts w:ascii="Times New Roman" w:hAnsi="Times New Roman" w:cs="Times New Roman"/>
+          <w:sz w:val="24"/>
+          <w:szCs w:val="24"/>
+        </w:rPr>
+        <w:t xml:space="preserve">Это называется пулом подключений и играет важную роль в производительности приложений на базе </w:t>
+      </w:r>
+      <w:r>
+        <w:rPr>
+          <w:rFonts w:ascii="Times New Roman" w:hAnsi="Times New Roman" w:cs="Times New Roman"/>
+          <w:sz w:val="24"/>
+          <w:szCs w:val="24"/>
+          <w:lang w:val="en-US"/>
+        </w:rPr>
+        <w:t>aiohttp</w:t>
+      </w:r>
+      <w:r>
+        <w:rPr>
+          <w:rFonts w:ascii="Times New Roman" w:hAnsi="Times New Roman" w:cs="Times New Roman"/>
+          <w:sz w:val="24"/>
+          <w:szCs w:val="24"/>
+        </w:rPr>
+        <w:t xml:space="preserve">. </w:t>
+      </w:r>
+      <w:r>
+        <w:rPr>
+          <w:rFonts w:ascii="Times New Roman" w:hAnsi="Times New Roman" w:cs="Times New Roman"/>
+          <w:sz w:val="24"/>
+          <w:szCs w:val="24"/>
+        </w:rPr>
+        <w:t xml:space="preserve">Сеанс также самостоятельно сохраняет все полученные куки. В большинстве приложений на базе </w:t>
+      </w:r>
+      <w:r>
+        <w:rPr>
+          <w:rFonts w:ascii="Times New Roman" w:hAnsi="Times New Roman" w:cs="Times New Roman"/>
+          <w:sz w:val="24"/>
+          <w:szCs w:val="24"/>
+          <w:lang w:val="en-US"/>
+        </w:rPr>
+        <w:t>aiohttp</w:t>
+      </w:r>
+      <w:r>
+        <w:rPr>
+          <w:rFonts w:ascii="Times New Roman" w:hAnsi="Times New Roman" w:cs="Times New Roman"/>
+          <w:sz w:val="24"/>
+          <w:szCs w:val="24"/>
+        </w:rPr>
+        <w:t xml:space="preserve"> создается один сеанс для всего </w:t>
+      </w:r>
+      <w:r>
+        <w:rPr>
+          <w:rFonts w:ascii="Times New Roman" w:hAnsi="Times New Roman" w:cs="Times New Roman"/>
+          <w:sz w:val="24"/>
+          <w:szCs w:val="24"/>
+        </w:rPr>
         <w:lastRenderedPageBreak/>
-        <w:t>asyncio + aiohttp</w:t>
+        <w:t>приложения. Затем объект сеанса переда</w:t>
+      </w:r>
+      <w:r>
+        <w:rPr>
+          <w:rFonts w:ascii="Times New Roman" w:hAnsi="Times New Roman" w:cs="Times New Roman"/>
+          <w:sz w:val="24"/>
+          <w:szCs w:val="24"/>
+        </w:rPr>
+        <w:t xml:space="preserve">ется методам. У объекта сеанса </w:t>
+      </w:r>
+      <w:r>
+        <w:rPr>
+          <w:rFonts w:ascii="Times New Roman" w:hAnsi="Times New Roman" w:cs="Times New Roman"/>
+          <w:sz w:val="24"/>
+          <w:szCs w:val="24"/>
+        </w:rPr>
+        <w:t xml:space="preserve">имеются методы для отправки веб-запросов, в том числе </w:t>
+      </w:r>
+      <w:r>
+        <w:rPr>
+          <w:rFonts w:ascii="Times New Roman" w:hAnsi="Times New Roman" w:cs="Times New Roman"/>
+          <w:sz w:val="24"/>
+          <w:szCs w:val="24"/>
+          <w:lang w:val="en-US"/>
+        </w:rPr>
+        <w:t>GET</w:t>
+      </w:r>
+      <w:r>
+        <w:rPr>
+          <w:rFonts w:ascii="Times New Roman" w:hAnsi="Times New Roman" w:cs="Times New Roman"/>
+          <w:sz w:val="24"/>
+          <w:szCs w:val="24"/>
+        </w:rPr>
+        <w:t xml:space="preserve">, </w:t>
+      </w:r>
+      <w:r>
+        <w:rPr>
+          <w:rFonts w:ascii="Times New Roman" w:hAnsi="Times New Roman" w:cs="Times New Roman"/>
+          <w:sz w:val="24"/>
+          <w:szCs w:val="24"/>
+          <w:lang w:val="en-US"/>
+        </w:rPr>
+        <w:t>PUT</w:t>
+      </w:r>
+      <w:r>
+        <w:rPr>
+          <w:rFonts w:ascii="Times New Roman" w:hAnsi="Times New Roman" w:cs="Times New Roman"/>
+          <w:sz w:val="24"/>
+          <w:szCs w:val="24"/>
+        </w:rPr>
+        <w:t xml:space="preserve"> и </w:t>
+      </w:r>
+      <w:r>
+        <w:rPr>
+          <w:rFonts w:ascii="Times New Roman" w:hAnsi="Times New Roman" w:cs="Times New Roman"/>
+          <w:sz w:val="24"/>
+          <w:szCs w:val="24"/>
+          <w:lang w:val="en-US"/>
+        </w:rPr>
+        <w:t>POST</w:t>
+      </w:r>
+      <w:r>
+        <w:rPr>
+          <w:rFonts w:ascii="Times New Roman" w:hAnsi="Times New Roman" w:cs="Times New Roman"/>
+          <w:sz w:val="24"/>
+          <w:szCs w:val="24"/>
+        </w:rPr>
+        <w:t xml:space="preserve">. Для создания сеанса используется синтаксис </w:t>
+      </w:r>
+      <w:r>
+        <w:rPr>
+          <w:rFonts w:ascii="Times New Roman" w:hAnsi="Times New Roman" w:cs="Times New Roman"/>
+          <w:sz w:val="24"/>
+          <w:szCs w:val="24"/>
+          <w:lang w:val="en-US"/>
+        </w:rPr>
+        <w:t>async</w:t>
+      </w:r>
+      <w:r>
+        <w:rPr>
+          <w:rFonts w:ascii="Times New Roman" w:hAnsi="Times New Roman" w:cs="Times New Roman"/>
+          <w:sz w:val="24"/>
+          <w:szCs w:val="24"/>
+        </w:rPr>
+        <w:t xml:space="preserve"> </w:t>
+      </w:r>
+      <w:r>
+        <w:rPr>
+          <w:rFonts w:ascii="Times New Roman" w:hAnsi="Times New Roman" w:cs="Times New Roman"/>
+          <w:sz w:val="24"/>
+          <w:szCs w:val="24"/>
+          <w:lang w:val="en-US"/>
+        </w:rPr>
+        <w:t>with</w:t>
+      </w:r>
+      <w:r>
+        <w:rPr>
+          <w:rFonts w:ascii="Times New Roman" w:hAnsi="Times New Roman" w:cs="Times New Roman"/>
+          <w:sz w:val="24"/>
+          <w:szCs w:val="24"/>
+        </w:rPr>
+        <w:t xml:space="preserve"> и асинхронный контекстный менеджер </w:t>
+      </w:r>
+      <w:proofErr w:type="gramStart"/>
+      <w:r>
+        <w:rPr>
+          <w:rFonts w:ascii="Times New Roman" w:hAnsi="Times New Roman" w:cs="Times New Roman"/>
+          <w:sz w:val="24"/>
+          <w:szCs w:val="24"/>
+          <w:lang w:val="en-US"/>
+        </w:rPr>
+        <w:t>aiohttp</w:t>
+      </w:r>
+      <w:r>
+        <w:rPr>
+          <w:rFonts w:ascii="Times New Roman" w:hAnsi="Times New Roman" w:cs="Times New Roman"/>
+          <w:sz w:val="24"/>
+          <w:szCs w:val="24"/>
+        </w:rPr>
+        <w:t>.</w:t>
+      </w:r>
+      <w:r>
+        <w:rPr>
+          <w:rFonts w:ascii="Times New Roman" w:hAnsi="Times New Roman" w:cs="Times New Roman"/>
+          <w:sz w:val="24"/>
+          <w:szCs w:val="24"/>
+          <w:lang w:val="en-US"/>
+        </w:rPr>
+        <w:t>ClientSession</w:t>
+      </w:r>
+      <w:proofErr w:type="gramEnd"/>
+      <w:r>
+        <w:rPr>
+          <w:rFonts w:ascii="Times New Roman" w:hAnsi="Times New Roman" w:cs="Times New Roman"/>
+          <w:sz w:val="24"/>
+          <w:szCs w:val="24"/>
+        </w:rPr>
+        <w:t>.</w:t>
       </w:r>
     </w:p>
     <w:p>
@@ -29461,463 +29830,1066 @@
           <w:szCs w:val="24"/>
         </w:rPr>
       </w:pPr>
-      <w:r>
-        <w:rPr>
-          <w:rFonts w:ascii="Times New Roman" w:hAnsi="Times New Roman" w:cs="Times New Roman"/>
-          <w:sz w:val="24"/>
-          <w:szCs w:val="24"/>
-        </w:rPr>
-        <w:t xml:space="preserve">В библиотеке </w:t>
-      </w:r>
-      <w:r>
-        <w:rPr>
-          <w:rFonts w:ascii="Times New Roman" w:hAnsi="Times New Roman" w:cs="Times New Roman"/>
-          <w:sz w:val="24"/>
-          <w:szCs w:val="24"/>
-          <w:lang w:val="en-US"/>
-        </w:rPr>
-        <w:t>aiohttp</w:t>
-      </w:r>
-      <w:r>
-        <w:rPr>
-          <w:rFonts w:ascii="Times New Roman" w:hAnsi="Times New Roman" w:cs="Times New Roman"/>
-          <w:sz w:val="24"/>
-          <w:szCs w:val="24"/>
-        </w:rPr>
-        <w:t xml:space="preserve"> и вообще при работе с веб-запросам</w:t>
-      </w:r>
-      <w:r>
-        <w:rPr>
-          <w:rFonts w:ascii="Times New Roman" w:hAnsi="Times New Roman" w:cs="Times New Roman"/>
-          <w:sz w:val="24"/>
-          <w:szCs w:val="24"/>
-        </w:rPr>
-        <w:t xml:space="preserve">и используется понятие сеанса. </w:t>
-      </w:r>
-      <w:r>
-        <w:rPr>
-          <w:rFonts w:ascii="Times New Roman" w:hAnsi="Times New Roman" w:cs="Times New Roman"/>
-          <w:sz w:val="24"/>
-          <w:szCs w:val="24"/>
-        </w:rPr>
-        <w:t>Внутри сеанса хранится много открытых подключений, их можно при необхо</w:t>
-      </w:r>
-      <w:r>
-        <w:rPr>
-          <w:rFonts w:ascii="Times New Roman" w:hAnsi="Times New Roman" w:cs="Times New Roman"/>
-          <w:sz w:val="24"/>
-          <w:szCs w:val="24"/>
-        </w:rPr>
-        <w:t xml:space="preserve">димости использовать повторно. </w:t>
-      </w:r>
-      <w:r>
-        <w:rPr>
-          <w:rFonts w:ascii="Times New Roman" w:hAnsi="Times New Roman" w:cs="Times New Roman"/>
-          <w:sz w:val="24"/>
-          <w:szCs w:val="24"/>
-        </w:rPr>
-        <w:t xml:space="preserve">Это называется пулом подключений и играет важную роль в производительности приложений на базе </w:t>
-      </w:r>
-      <w:r>
-        <w:rPr>
-          <w:rFonts w:ascii="Times New Roman" w:hAnsi="Times New Roman" w:cs="Times New Roman"/>
-          <w:sz w:val="24"/>
-          <w:szCs w:val="24"/>
-          <w:lang w:val="en-US"/>
-        </w:rPr>
-        <w:t>aiohttp</w:t>
-      </w:r>
-      <w:r>
-        <w:rPr>
-          <w:rFonts w:ascii="Times New Roman" w:hAnsi="Times New Roman" w:cs="Times New Roman"/>
-          <w:sz w:val="24"/>
-          <w:szCs w:val="24"/>
-        </w:rPr>
-        <w:t xml:space="preserve">. </w:t>
-      </w:r>
-      <w:r>
-        <w:rPr>
-          <w:rFonts w:ascii="Times New Roman" w:hAnsi="Times New Roman" w:cs="Times New Roman"/>
-          <w:sz w:val="24"/>
-          <w:szCs w:val="24"/>
-        </w:rPr>
-        <w:t xml:space="preserve">Сеанс также самостоятельно сохраняет все полученные куки. В большинстве приложений на базе </w:t>
-      </w:r>
-      <w:r>
-        <w:rPr>
-          <w:rFonts w:ascii="Times New Roman" w:hAnsi="Times New Roman" w:cs="Times New Roman"/>
-          <w:sz w:val="24"/>
-          <w:szCs w:val="24"/>
-          <w:lang w:val="en-US"/>
-        </w:rPr>
-        <w:t>aiohttp</w:t>
-      </w:r>
-      <w:r>
-        <w:rPr>
-          <w:rFonts w:ascii="Times New Roman" w:hAnsi="Times New Roman" w:cs="Times New Roman"/>
-          <w:sz w:val="24"/>
-          <w:szCs w:val="24"/>
-        </w:rPr>
-        <w:t xml:space="preserve"> создается один сеанс для всего приложения. Затем объект сеанса переда</w:t>
-      </w:r>
-      <w:r>
-        <w:rPr>
-          <w:rFonts w:ascii="Times New Roman" w:hAnsi="Times New Roman" w:cs="Times New Roman"/>
-          <w:sz w:val="24"/>
-          <w:szCs w:val="24"/>
-        </w:rPr>
-        <w:t xml:space="preserve">ется методам. У объекта сеанса </w:t>
-      </w:r>
-      <w:r>
-        <w:rPr>
-          <w:rFonts w:ascii="Times New Roman" w:hAnsi="Times New Roman" w:cs="Times New Roman"/>
-          <w:sz w:val="24"/>
-          <w:szCs w:val="24"/>
-        </w:rPr>
-        <w:t xml:space="preserve">имеются методы для отправки веб-запросов, в том числе </w:t>
-      </w:r>
-      <w:r>
-        <w:rPr>
-          <w:rFonts w:ascii="Times New Roman" w:hAnsi="Times New Roman" w:cs="Times New Roman"/>
-          <w:sz w:val="24"/>
-          <w:szCs w:val="24"/>
-          <w:lang w:val="en-US"/>
-        </w:rPr>
-        <w:t>GET</w:t>
-      </w:r>
-      <w:r>
-        <w:rPr>
-          <w:rFonts w:ascii="Times New Roman" w:hAnsi="Times New Roman" w:cs="Times New Roman"/>
-          <w:sz w:val="24"/>
-          <w:szCs w:val="24"/>
-        </w:rPr>
-        <w:t xml:space="preserve">, </w:t>
-      </w:r>
-      <w:r>
-        <w:rPr>
-          <w:rFonts w:ascii="Times New Roman" w:hAnsi="Times New Roman" w:cs="Times New Roman"/>
-          <w:sz w:val="24"/>
-          <w:szCs w:val="24"/>
-          <w:lang w:val="en-US"/>
-        </w:rPr>
-        <w:t>PUT</w:t>
-      </w:r>
-      <w:r>
-        <w:rPr>
-          <w:rFonts w:ascii="Times New Roman" w:hAnsi="Times New Roman" w:cs="Times New Roman"/>
-          <w:sz w:val="24"/>
-          <w:szCs w:val="24"/>
-        </w:rPr>
-        <w:t xml:space="preserve"> и </w:t>
-      </w:r>
-      <w:r>
-        <w:rPr>
-          <w:rFonts w:ascii="Times New Roman" w:hAnsi="Times New Roman" w:cs="Times New Roman"/>
-          <w:sz w:val="24"/>
-          <w:szCs w:val="24"/>
-          <w:lang w:val="en-US"/>
-        </w:rPr>
-        <w:t>POST</w:t>
-      </w:r>
-      <w:r>
-        <w:rPr>
-          <w:rFonts w:ascii="Times New Roman" w:hAnsi="Times New Roman" w:cs="Times New Roman"/>
-          <w:sz w:val="24"/>
-          <w:szCs w:val="24"/>
-        </w:rPr>
-        <w:t xml:space="preserve">. Для создания сеанса используется синтаксис </w:t>
-      </w:r>
-      <w:r>
-        <w:rPr>
-          <w:rFonts w:ascii="Times New Roman" w:hAnsi="Times New Roman" w:cs="Times New Roman"/>
-          <w:sz w:val="24"/>
-          <w:szCs w:val="24"/>
+    </w:p>
+    <w:p>
+      <w:pPr>
+        <w:pStyle w:val="a3"/>
+        <w:ind w:left="1418"/>
+        <w:jc w:val="both"/>
+        <w:rPr>
+          <w:rFonts w:ascii="Consolas" w:hAnsi="Consolas" w:cs="Times New Roman"/>
+          <w:lang w:val="en-US"/>
+        </w:rPr>
+      </w:pPr>
+      <w:proofErr w:type="gramStart"/>
+      <w:r>
+        <w:rPr>
+          <w:rFonts w:ascii="Consolas" w:hAnsi="Consolas" w:cs="Times New Roman"/>
+          <w:lang w:val="en-US"/>
+        </w:rPr>
+        <w:t>import</w:t>
+      </w:r>
+      <w:proofErr w:type="gramEnd"/>
+      <w:r>
+        <w:rPr>
+          <w:rFonts w:ascii="Consolas" w:hAnsi="Consolas" w:cs="Times New Roman"/>
+          <w:lang w:val="en-US"/>
+        </w:rPr>
+        <w:t xml:space="preserve"> aiohttp</w:t>
+      </w:r>
+    </w:p>
+    <w:p>
+      <w:pPr>
+        <w:pStyle w:val="a3"/>
+        <w:ind w:left="1418"/>
+        <w:jc w:val="both"/>
+        <w:rPr>
+          <w:rFonts w:ascii="Consolas" w:hAnsi="Consolas" w:cs="Times New Roman"/>
+          <w:lang w:val="en-US"/>
+        </w:rPr>
+      </w:pPr>
+      <w:proofErr w:type="gramStart"/>
+      <w:r>
+        <w:rPr>
+          <w:rFonts w:ascii="Consolas" w:hAnsi="Consolas" w:cs="Times New Roman"/>
+          <w:lang w:val="en-US"/>
+        </w:rPr>
+        <w:t>import</w:t>
+      </w:r>
+      <w:proofErr w:type="gramEnd"/>
+      <w:r>
+        <w:rPr>
+          <w:rFonts w:ascii="Consolas" w:hAnsi="Consolas" w:cs="Times New Roman"/>
+          <w:lang w:val="en-US"/>
+        </w:rPr>
+        <w:t xml:space="preserve"> asyncio</w:t>
+      </w:r>
+    </w:p>
+    <w:p>
+      <w:pPr>
+        <w:pStyle w:val="a3"/>
+        <w:ind w:left="1418"/>
+        <w:jc w:val="both"/>
+        <w:rPr>
+          <w:rFonts w:ascii="Consolas" w:hAnsi="Consolas" w:cs="Times New Roman"/>
+          <w:lang w:val="en-US"/>
+        </w:rPr>
+      </w:pPr>
+      <w:proofErr w:type="gramStart"/>
+      <w:r>
+        <w:rPr>
+          <w:rFonts w:ascii="Consolas" w:hAnsi="Consolas" w:cs="Times New Roman"/>
+          <w:lang w:val="en-US"/>
+        </w:rPr>
+        <w:t>import</w:t>
+      </w:r>
+      <w:proofErr w:type="gramEnd"/>
+      <w:r>
+        <w:rPr>
+          <w:rFonts w:ascii="Consolas" w:hAnsi="Consolas" w:cs="Times New Roman"/>
+          <w:lang w:val="en-US"/>
+        </w:rPr>
+        <w:t xml:space="preserve"> time</w:t>
+      </w:r>
+    </w:p>
+    <w:p>
+      <w:pPr>
+        <w:pStyle w:val="a3"/>
+        <w:ind w:left="1418"/>
+        <w:jc w:val="both"/>
+        <w:rPr>
+          <w:rFonts w:ascii="Consolas" w:hAnsi="Consolas" w:cs="Times New Roman"/>
+          <w:lang w:val="en-US"/>
+        </w:rPr>
+      </w:pPr>
+      <w:proofErr w:type="gramStart"/>
+      <w:r>
+        <w:rPr>
+          <w:rFonts w:ascii="Consolas" w:hAnsi="Consolas" w:cs="Times New Roman"/>
+          <w:lang w:val="en-US"/>
+        </w:rPr>
+        <w:t>import</w:t>
+      </w:r>
+      <w:proofErr w:type="gramEnd"/>
+      <w:r>
+        <w:rPr>
+          <w:rFonts w:ascii="Consolas" w:hAnsi="Consolas" w:cs="Times New Roman"/>
+          <w:lang w:val="en-US"/>
+        </w:rPr>
+        <w:t xml:space="preserve"> functools</w:t>
+      </w:r>
+    </w:p>
+    <w:p>
+      <w:pPr>
+        <w:pStyle w:val="a3"/>
+        <w:ind w:left="1418"/>
+        <w:jc w:val="both"/>
+        <w:rPr>
+          <w:rFonts w:ascii="Consolas" w:hAnsi="Consolas" w:cs="Times New Roman"/>
+          <w:lang w:val="en-US"/>
+        </w:rPr>
+      </w:pPr>
+    </w:p>
+    <w:p>
+      <w:pPr>
+        <w:pStyle w:val="a3"/>
+        <w:ind w:left="1418"/>
+        <w:jc w:val="both"/>
+        <w:rPr>
+          <w:rFonts w:ascii="Consolas" w:hAnsi="Consolas" w:cs="Times New Roman"/>
+          <w:lang w:val="en-US"/>
+        </w:rPr>
+      </w:pPr>
+    </w:p>
+    <w:p>
+      <w:pPr>
+        <w:pStyle w:val="a3"/>
+        <w:ind w:left="1418"/>
+        <w:jc w:val="both"/>
+        <w:rPr>
+          <w:rFonts w:ascii="Consolas" w:hAnsi="Consolas" w:cs="Times New Roman"/>
+          <w:lang w:val="en-US"/>
+        </w:rPr>
+      </w:pPr>
+      <w:proofErr w:type="gramStart"/>
+      <w:r>
+        <w:rPr>
+          <w:rFonts w:ascii="Consolas" w:hAnsi="Consolas" w:cs="Times New Roman"/>
+          <w:lang w:val="en-US"/>
+        </w:rPr>
+        <w:t>def</w:t>
+      </w:r>
+      <w:proofErr w:type="gramEnd"/>
+      <w:r>
+        <w:rPr>
+          <w:rFonts w:ascii="Consolas" w:hAnsi="Consolas" w:cs="Times New Roman"/>
+          <w:lang w:val="en-US"/>
+        </w:rPr>
+        <w:t xml:space="preserve"> async_timed():</w:t>
+      </w:r>
+    </w:p>
+    <w:p>
+      <w:pPr>
+        <w:pStyle w:val="a3"/>
+        <w:ind w:left="1418"/>
+        <w:jc w:val="both"/>
+        <w:rPr>
+          <w:rFonts w:ascii="Consolas" w:hAnsi="Consolas" w:cs="Times New Roman"/>
+          <w:lang w:val="en-US"/>
+        </w:rPr>
+      </w:pPr>
+      <w:r>
+        <w:rPr>
+          <w:rFonts w:ascii="Consolas" w:hAnsi="Consolas" w:cs="Times New Roman"/>
+          <w:lang w:val="en-US"/>
+        </w:rPr>
+        <w:t xml:space="preserve">    </w:t>
+      </w:r>
+      <w:proofErr w:type="gramStart"/>
+      <w:r>
+        <w:rPr>
+          <w:rFonts w:ascii="Consolas" w:hAnsi="Consolas" w:cs="Times New Roman"/>
+          <w:lang w:val="en-US"/>
+        </w:rPr>
+        <w:t>def</w:t>
+      </w:r>
+      <w:proofErr w:type="gramEnd"/>
+      <w:r>
+        <w:rPr>
+          <w:rFonts w:ascii="Consolas" w:hAnsi="Consolas" w:cs="Times New Roman"/>
+          <w:lang w:val="en-US"/>
+        </w:rPr>
+        <w:t xml:space="preserve"> wrapper(func):</w:t>
+      </w:r>
+    </w:p>
+    <w:p>
+      <w:pPr>
+        <w:pStyle w:val="a3"/>
+        <w:ind w:left="1418"/>
+        <w:jc w:val="both"/>
+        <w:rPr>
+          <w:rFonts w:ascii="Consolas" w:hAnsi="Consolas" w:cs="Times New Roman"/>
+          <w:lang w:val="en-US"/>
+        </w:rPr>
+      </w:pPr>
+      <w:r>
+        <w:rPr>
+          <w:rFonts w:ascii="Consolas" w:hAnsi="Consolas" w:cs="Times New Roman"/>
+          <w:lang w:val="en-US"/>
+        </w:rPr>
+        <w:t xml:space="preserve">        </w:t>
+      </w:r>
+      <w:proofErr w:type="gramStart"/>
+      <w:r>
+        <w:rPr>
+          <w:rFonts w:ascii="Consolas" w:hAnsi="Consolas" w:cs="Times New Roman"/>
+          <w:lang w:val="en-US"/>
+        </w:rPr>
+        <w:t>@functools.wraps(</w:t>
+      </w:r>
+      <w:proofErr w:type="gramEnd"/>
+      <w:r>
+        <w:rPr>
+          <w:rFonts w:ascii="Consolas" w:hAnsi="Consolas" w:cs="Times New Roman"/>
+          <w:lang w:val="en-US"/>
+        </w:rPr>
+        <w:t>func)</w:t>
+      </w:r>
+    </w:p>
+    <w:p>
+      <w:pPr>
+        <w:pStyle w:val="a3"/>
+        <w:ind w:left="1418"/>
+        <w:jc w:val="both"/>
+        <w:rPr>
+          <w:rFonts w:ascii="Consolas" w:hAnsi="Consolas" w:cs="Times New Roman"/>
+          <w:lang w:val="en-US"/>
+        </w:rPr>
+      </w:pPr>
+      <w:r>
+        <w:rPr>
+          <w:rFonts w:ascii="Consolas" w:hAnsi="Consolas" w:cs="Times New Roman"/>
+          <w:lang w:val="en-US"/>
+        </w:rPr>
+        <w:t xml:space="preserve">        </w:t>
+      </w:r>
+      <w:proofErr w:type="gramStart"/>
+      <w:r>
+        <w:rPr>
+          <w:rFonts w:ascii="Consolas" w:hAnsi="Consolas" w:cs="Times New Roman"/>
           <w:lang w:val="en-US"/>
         </w:rPr>
         <w:t>async</w:t>
       </w:r>
-      <w:r>
-        <w:rPr>
-          <w:rFonts w:ascii="Times New Roman" w:hAnsi="Times New Roman" w:cs="Times New Roman"/>
-          <w:sz w:val="24"/>
-          <w:szCs w:val="24"/>
+      <w:proofErr w:type="gramEnd"/>
+      <w:r>
+        <w:rPr>
+          <w:rFonts w:ascii="Consolas" w:hAnsi="Consolas" w:cs="Times New Roman"/>
+          <w:lang w:val="en-US"/>
+        </w:rPr>
+        <w:t xml:space="preserve"> def wrapped(*args, **kwargs):</w:t>
+      </w:r>
+    </w:p>
+    <w:p>
+      <w:pPr>
+        <w:pStyle w:val="a3"/>
+        <w:ind w:left="1418"/>
+        <w:jc w:val="both"/>
+        <w:rPr>
+          <w:rFonts w:ascii="Consolas" w:hAnsi="Consolas" w:cs="Times New Roman"/>
+          <w:lang w:val="en-US"/>
+        </w:rPr>
+      </w:pPr>
+      <w:r>
+        <w:rPr>
+          <w:rFonts w:ascii="Consolas" w:hAnsi="Consolas" w:cs="Times New Roman"/>
+          <w:lang w:val="en-US"/>
+        </w:rPr>
+        <w:t xml:space="preserve">            </w:t>
+      </w:r>
+      <w:proofErr w:type="gramStart"/>
+      <w:r>
+        <w:rPr>
+          <w:rFonts w:ascii="Consolas" w:hAnsi="Consolas" w:cs="Times New Roman"/>
+          <w:lang w:val="en-US"/>
+        </w:rPr>
+        <w:t>start</w:t>
+      </w:r>
+      <w:proofErr w:type="gramEnd"/>
+      <w:r>
+        <w:rPr>
+          <w:rFonts w:ascii="Consolas" w:hAnsi="Consolas" w:cs="Times New Roman"/>
+          <w:lang w:val="en-US"/>
+        </w:rPr>
+        <w:t xml:space="preserve"> = time.monotonic()</w:t>
+      </w:r>
+    </w:p>
+    <w:p>
+      <w:pPr>
+        <w:pStyle w:val="a3"/>
+        <w:ind w:left="1418"/>
+        <w:jc w:val="both"/>
+        <w:rPr>
+          <w:rFonts w:ascii="Consolas" w:hAnsi="Consolas" w:cs="Times New Roman"/>
+          <w:lang w:val="en-US"/>
+        </w:rPr>
+      </w:pPr>
+      <w:r>
+        <w:rPr>
+          <w:rFonts w:ascii="Consolas" w:hAnsi="Consolas" w:cs="Times New Roman"/>
+          <w:lang w:val="en-US"/>
+        </w:rPr>
+        <w:t xml:space="preserve">            </w:t>
+      </w:r>
+      <w:proofErr w:type="gramStart"/>
+      <w:r>
+        <w:rPr>
+          <w:rFonts w:ascii="Consolas" w:hAnsi="Consolas" w:cs="Times New Roman"/>
+          <w:lang w:val="en-US"/>
+        </w:rPr>
+        <w:t>try</w:t>
+      </w:r>
+      <w:proofErr w:type="gramEnd"/>
+      <w:r>
+        <w:rPr>
+          <w:rFonts w:ascii="Consolas" w:hAnsi="Consolas" w:cs="Times New Roman"/>
+          <w:lang w:val="en-US"/>
+        </w:rPr>
+        <w:t>:</w:t>
+      </w:r>
+    </w:p>
+    <w:p>
+      <w:pPr>
+        <w:pStyle w:val="a3"/>
+        <w:ind w:left="1418"/>
+        <w:jc w:val="both"/>
+        <w:rPr>
+          <w:rFonts w:ascii="Consolas" w:hAnsi="Consolas" w:cs="Times New Roman"/>
+          <w:lang w:val="en-US"/>
+        </w:rPr>
+      </w:pPr>
+      <w:r>
+        <w:rPr>
+          <w:rFonts w:ascii="Consolas" w:hAnsi="Consolas" w:cs="Times New Roman"/>
+          <w:lang w:val="en-US"/>
+        </w:rPr>
+        <w:t xml:space="preserve">                </w:t>
+      </w:r>
+      <w:proofErr w:type="gramStart"/>
+      <w:r>
+        <w:rPr>
+          <w:rFonts w:ascii="Consolas" w:hAnsi="Consolas" w:cs="Times New Roman"/>
+          <w:lang w:val="en-US"/>
+        </w:rPr>
+        <w:t>return</w:t>
+      </w:r>
+      <w:proofErr w:type="gramEnd"/>
+      <w:r>
+        <w:rPr>
+          <w:rFonts w:ascii="Consolas" w:hAnsi="Consolas" w:cs="Times New Roman"/>
+          <w:lang w:val="en-US"/>
+        </w:rPr>
+        <w:t xml:space="preserve"> await func(*args, **kwargs)</w:t>
+      </w:r>
+    </w:p>
+    <w:p>
+      <w:pPr>
+        <w:pStyle w:val="a3"/>
+        <w:ind w:left="1418"/>
+        <w:jc w:val="both"/>
+        <w:rPr>
+          <w:rFonts w:ascii="Consolas" w:hAnsi="Consolas" w:cs="Times New Roman"/>
+          <w:lang w:val="en-US"/>
+        </w:rPr>
+      </w:pPr>
+      <w:r>
+        <w:rPr>
+          <w:rFonts w:ascii="Consolas" w:hAnsi="Consolas" w:cs="Times New Roman"/>
+          <w:lang w:val="en-US"/>
+        </w:rPr>
+        <w:t xml:space="preserve">            </w:t>
+      </w:r>
+      <w:proofErr w:type="gramStart"/>
+      <w:r>
+        <w:rPr>
+          <w:rFonts w:ascii="Consolas" w:hAnsi="Consolas" w:cs="Times New Roman"/>
+          <w:lang w:val="en-US"/>
+        </w:rPr>
+        <w:t>finally</w:t>
+      </w:r>
+      <w:proofErr w:type="gramEnd"/>
+      <w:r>
+        <w:rPr>
+          <w:rFonts w:ascii="Consolas" w:hAnsi="Consolas" w:cs="Times New Roman"/>
+          <w:lang w:val="en-US"/>
+        </w:rPr>
+        <w:t>:</w:t>
+      </w:r>
+    </w:p>
+    <w:p>
+      <w:pPr>
+        <w:pStyle w:val="a3"/>
+        <w:ind w:left="1418"/>
+        <w:jc w:val="both"/>
+        <w:rPr>
+          <w:rFonts w:ascii="Consolas" w:hAnsi="Consolas" w:cs="Times New Roman"/>
+          <w:lang w:val="en-US"/>
+        </w:rPr>
+      </w:pPr>
+      <w:r>
+        <w:rPr>
+          <w:rFonts w:ascii="Consolas" w:hAnsi="Consolas" w:cs="Times New Roman"/>
+          <w:lang w:val="en-US"/>
+        </w:rPr>
+        <w:t xml:space="preserve">                </w:t>
+      </w:r>
+      <w:proofErr w:type="gramStart"/>
+      <w:r>
+        <w:rPr>
+          <w:rFonts w:ascii="Consolas" w:hAnsi="Consolas" w:cs="Times New Roman"/>
+          <w:lang w:val="en-US"/>
+        </w:rPr>
+        <w:t>end</w:t>
+      </w:r>
+      <w:proofErr w:type="gramEnd"/>
+      <w:r>
+        <w:rPr>
+          <w:rFonts w:ascii="Consolas" w:hAnsi="Consolas" w:cs="Times New Roman"/>
+          <w:lang w:val="en-US"/>
+        </w:rPr>
+        <w:t xml:space="preserve"> = time.monotonic()</w:t>
+      </w:r>
+    </w:p>
+    <w:p>
+      <w:pPr>
+        <w:pStyle w:val="a3"/>
+        <w:ind w:left="1418"/>
+        <w:jc w:val="both"/>
+        <w:rPr>
+          <w:rFonts w:ascii="Consolas" w:hAnsi="Consolas" w:cs="Times New Roman"/>
+          <w:lang w:val="en-US"/>
+        </w:rPr>
+      </w:pPr>
+      <w:r>
+        <w:rPr>
+          <w:rFonts w:ascii="Consolas" w:hAnsi="Consolas" w:cs="Times New Roman"/>
+          <w:lang w:val="en-US"/>
+        </w:rPr>
+        <w:t xml:space="preserve">                </w:t>
+      </w:r>
+      <w:proofErr w:type="gramStart"/>
+      <w:r>
+        <w:rPr>
+          <w:rFonts w:ascii="Consolas" w:hAnsi="Consolas" w:cs="Times New Roman"/>
+          <w:lang w:val="en-US"/>
+        </w:rPr>
+        <w:t>total</w:t>
+      </w:r>
+      <w:proofErr w:type="gramEnd"/>
+      <w:r>
+        <w:rPr>
+          <w:rFonts w:ascii="Consolas" w:hAnsi="Consolas" w:cs="Times New Roman"/>
+          <w:lang w:val="en-US"/>
+        </w:rPr>
+        <w:t xml:space="preserve"> = end - start</w:t>
+      </w:r>
+    </w:p>
+    <w:p>
+      <w:pPr>
+        <w:pStyle w:val="a3"/>
+        <w:ind w:left="1418"/>
+        <w:jc w:val="both"/>
+        <w:rPr>
+          <w:rFonts w:ascii="Consolas" w:hAnsi="Consolas" w:cs="Times New Roman"/>
+          <w:lang w:val="en-US"/>
+        </w:rPr>
+      </w:pPr>
+      <w:r>
+        <w:rPr>
+          <w:rFonts w:ascii="Consolas" w:hAnsi="Consolas" w:cs="Times New Roman"/>
+          <w:lang w:val="en-US"/>
+        </w:rPr>
+        <w:t xml:space="preserve">                </w:t>
+      </w:r>
+      <w:proofErr w:type="gramStart"/>
+      <w:r>
+        <w:rPr>
+          <w:rFonts w:ascii="Consolas" w:hAnsi="Consolas" w:cs="Times New Roman"/>
+          <w:lang w:val="en-US"/>
+        </w:rPr>
+        <w:t>print(</w:t>
+      </w:r>
+      <w:proofErr w:type="gramEnd"/>
+      <w:r>
+        <w:rPr>
+          <w:rFonts w:ascii="Consolas" w:hAnsi="Consolas" w:cs="Times New Roman"/>
+          <w:lang w:val="en-US"/>
+        </w:rPr>
+        <w:t>f'{func.__name__}: {total:.4f} sec')</w:t>
+      </w:r>
+    </w:p>
+    <w:p>
+      <w:pPr>
+        <w:pStyle w:val="a3"/>
+        <w:ind w:left="1418"/>
+        <w:jc w:val="both"/>
+        <w:rPr>
+          <w:rFonts w:ascii="Consolas" w:hAnsi="Consolas" w:cs="Times New Roman"/>
+          <w:lang w:val="en-US"/>
+        </w:rPr>
+      </w:pPr>
+      <w:r>
+        <w:rPr>
+          <w:rFonts w:ascii="Consolas" w:hAnsi="Consolas" w:cs="Times New Roman"/>
+          <w:lang w:val="en-US"/>
+        </w:rPr>
+        <w:t xml:space="preserve">        </w:t>
+      </w:r>
+      <w:proofErr w:type="gramStart"/>
+      <w:r>
+        <w:rPr>
+          <w:rFonts w:ascii="Consolas" w:hAnsi="Consolas" w:cs="Times New Roman"/>
+          <w:lang w:val="en-US"/>
+        </w:rPr>
+        <w:t>return</w:t>
+      </w:r>
+      <w:proofErr w:type="gramEnd"/>
+      <w:r>
+        <w:rPr>
+          <w:rFonts w:ascii="Consolas" w:hAnsi="Consolas" w:cs="Times New Roman"/>
+          <w:lang w:val="en-US"/>
+        </w:rPr>
+        <w:t xml:space="preserve"> wrapped</w:t>
+      </w:r>
+    </w:p>
+    <w:p>
+      <w:pPr>
+        <w:pStyle w:val="a3"/>
+        <w:ind w:left="1418"/>
+        <w:jc w:val="both"/>
+        <w:rPr>
+          <w:rFonts w:ascii="Consolas" w:hAnsi="Consolas" w:cs="Times New Roman"/>
+          <w:lang w:val="en-US"/>
+        </w:rPr>
+      </w:pPr>
+      <w:r>
+        <w:rPr>
+          <w:rFonts w:ascii="Consolas" w:hAnsi="Consolas" w:cs="Times New Roman"/>
+          <w:lang w:val="en-US"/>
+        </w:rPr>
+        <w:t xml:space="preserve">    </w:t>
+      </w:r>
+      <w:proofErr w:type="gramStart"/>
+      <w:r>
+        <w:rPr>
+          <w:rFonts w:ascii="Consolas" w:hAnsi="Consolas" w:cs="Times New Roman"/>
+          <w:lang w:val="en-US"/>
+        </w:rPr>
+        <w:t>return</w:t>
+      </w:r>
+      <w:proofErr w:type="gramEnd"/>
+      <w:r>
+        <w:rPr>
+          <w:rFonts w:ascii="Consolas" w:hAnsi="Consolas" w:cs="Times New Roman"/>
+          <w:lang w:val="en-US"/>
+        </w:rPr>
+        <w:t xml:space="preserve"> wrapper</w:t>
+      </w:r>
+    </w:p>
+    <w:p>
+      <w:pPr>
+        <w:pStyle w:val="a3"/>
+        <w:ind w:left="1418"/>
+        <w:jc w:val="both"/>
+        <w:rPr>
+          <w:rFonts w:ascii="Consolas" w:hAnsi="Consolas" w:cs="Times New Roman"/>
+          <w:lang w:val="en-US"/>
+        </w:rPr>
+      </w:pPr>
+    </w:p>
+    <w:p>
+      <w:pPr>
+        <w:pStyle w:val="a3"/>
+        <w:ind w:left="1418"/>
+        <w:jc w:val="both"/>
+        <w:rPr>
+          <w:rFonts w:ascii="Consolas" w:hAnsi="Consolas" w:cs="Times New Roman"/>
+          <w:lang w:val="en-US"/>
+        </w:rPr>
+      </w:pPr>
+    </w:p>
+    <w:p>
+      <w:pPr>
+        <w:pStyle w:val="a3"/>
+        <w:ind w:left="1418"/>
+        <w:jc w:val="both"/>
+        <w:rPr>
+          <w:rFonts w:ascii="Consolas" w:hAnsi="Consolas" w:cs="Times New Roman"/>
+          <w:lang w:val="en-US"/>
+        </w:rPr>
+      </w:pPr>
+    </w:p>
+    <w:p>
+      <w:pPr>
+        <w:pStyle w:val="a3"/>
+        <w:ind w:left="1418"/>
+        <w:jc w:val="both"/>
+        <w:rPr>
+          <w:rFonts w:ascii="Consolas" w:hAnsi="Consolas" w:cs="Times New Roman"/>
+          <w:lang w:val="en-US"/>
+        </w:rPr>
+      </w:pPr>
+      <w:proofErr w:type="gramStart"/>
+      <w:r>
+        <w:rPr>
+          <w:rFonts w:ascii="Consolas" w:hAnsi="Consolas" w:cs="Times New Roman"/>
+          <w:lang w:val="en-US"/>
+        </w:rPr>
+        <w:t>async</w:t>
+      </w:r>
+      <w:proofErr w:type="gramEnd"/>
+      <w:r>
+        <w:rPr>
+          <w:rFonts w:ascii="Consolas" w:hAnsi="Consolas" w:cs="Times New Roman"/>
+          <w:lang w:val="en-US"/>
+        </w:rPr>
+        <w:t xml:space="preserve"> def get_status_url(args):</w:t>
+      </w:r>
+    </w:p>
+    <w:p>
+      <w:pPr>
+        <w:pStyle w:val="a3"/>
+        <w:ind w:left="1418"/>
+        <w:jc w:val="both"/>
+        <w:rPr>
+          <w:rFonts w:ascii="Consolas" w:hAnsi="Consolas" w:cs="Times New Roman"/>
+          <w:lang w:val="en-US"/>
+        </w:rPr>
+      </w:pPr>
+      <w:r>
+        <w:rPr>
+          <w:rFonts w:ascii="Consolas" w:hAnsi="Consolas" w:cs="Times New Roman"/>
+          <w:lang w:val="en-US"/>
+        </w:rPr>
+        <w:t xml:space="preserve">    </w:t>
+      </w:r>
+      <w:proofErr w:type="gramStart"/>
+      <w:r>
+        <w:rPr>
+          <w:rFonts w:ascii="Consolas" w:hAnsi="Consolas" w:cs="Times New Roman"/>
+          <w:lang w:val="en-US"/>
+        </w:rPr>
+        <w:t>url</w:t>
+      </w:r>
+      <w:proofErr w:type="gramEnd"/>
+      <w:r>
+        <w:rPr>
+          <w:rFonts w:ascii="Consolas" w:hAnsi="Consolas" w:cs="Times New Roman"/>
+          <w:lang w:val="en-US"/>
+        </w:rPr>
+        <w:t>, data, headers, i = args</w:t>
+      </w:r>
+    </w:p>
+    <w:p>
+      <w:pPr>
+        <w:pStyle w:val="a3"/>
+        <w:ind w:left="1418"/>
+        <w:jc w:val="both"/>
+        <w:rPr>
+          <w:rFonts w:ascii="Consolas" w:hAnsi="Consolas" w:cs="Times New Roman"/>
+          <w:lang w:val="en-US"/>
+        </w:rPr>
+      </w:pPr>
+      <w:r>
+        <w:rPr>
+          <w:rFonts w:ascii="Consolas" w:hAnsi="Consolas" w:cs="Times New Roman"/>
+          <w:lang w:val="en-US"/>
+        </w:rPr>
+        <w:t xml:space="preserve">    </w:t>
+      </w:r>
+      <w:proofErr w:type="gramStart"/>
+      <w:r>
+        <w:rPr>
+          <w:rFonts w:ascii="Consolas" w:hAnsi="Consolas" w:cs="Times New Roman"/>
+          <w:lang w:val="en-US"/>
+        </w:rPr>
+        <w:t>start</w:t>
+      </w:r>
+      <w:proofErr w:type="gramEnd"/>
+      <w:r>
+        <w:rPr>
+          <w:rFonts w:ascii="Consolas" w:hAnsi="Consolas" w:cs="Times New Roman"/>
+          <w:lang w:val="en-US"/>
+        </w:rPr>
+        <w:t xml:space="preserve"> = time.monotonic()</w:t>
+      </w:r>
+    </w:p>
+    <w:p>
+      <w:pPr>
+        <w:pStyle w:val="a3"/>
+        <w:ind w:left="1418"/>
+        <w:jc w:val="both"/>
+        <w:rPr>
+          <w:rFonts w:ascii="Consolas" w:hAnsi="Consolas" w:cs="Times New Roman"/>
+          <w:color w:val="FF0000"/>
+          <w:lang w:val="en-US"/>
+        </w:rPr>
+      </w:pPr>
+      <w:r>
+        <w:rPr>
+          <w:rFonts w:ascii="Consolas" w:hAnsi="Consolas" w:cs="Times New Roman"/>
+          <w:lang w:val="en-US"/>
+        </w:rPr>
+        <w:t xml:space="preserve">    </w:t>
+      </w:r>
+      <w:proofErr w:type="gramStart"/>
+      <w:r>
+        <w:rPr>
+          <w:rFonts w:ascii="Consolas" w:hAnsi="Consolas" w:cs="Times New Roman"/>
+          <w:color w:val="FF0000"/>
+          <w:lang w:val="en-US"/>
+        </w:rPr>
+        <w:t>async</w:t>
+      </w:r>
+      <w:proofErr w:type="gramEnd"/>
+      <w:r>
+        <w:rPr>
+          <w:rFonts w:ascii="Consolas" w:hAnsi="Consolas" w:cs="Times New Roman"/>
+          <w:color w:val="FF0000"/>
+          <w:lang w:val="en-US"/>
+        </w:rPr>
+        <w:t xml:space="preserve"> with aiohttp.ClientSession() as session:</w:t>
+      </w:r>
+    </w:p>
+    <w:p>
+      <w:pPr>
+        <w:pStyle w:val="a3"/>
+        <w:ind w:left="1418"/>
+        <w:jc w:val="both"/>
+        <w:rPr>
+          <w:rFonts w:ascii="Consolas" w:hAnsi="Consolas" w:cs="Times New Roman"/>
+          <w:color w:val="FF0000"/>
+          <w:lang w:val="en-US"/>
+        </w:rPr>
+      </w:pPr>
+      <w:r>
+        <w:rPr>
+          <w:rFonts w:ascii="Consolas" w:hAnsi="Consolas" w:cs="Times New Roman"/>
+          <w:color w:val="FF0000"/>
+          <w:lang w:val="en-US"/>
+        </w:rPr>
+        <w:t xml:space="preserve">        # </w:t>
+      </w:r>
+      <w:proofErr w:type="gramStart"/>
+      <w:r>
+        <w:rPr>
+          <w:rFonts w:ascii="Consolas" w:hAnsi="Consolas" w:cs="Times New Roman"/>
+          <w:color w:val="FF0000"/>
+          <w:lang w:val="en-US"/>
+        </w:rPr>
+        <w:t>async</w:t>
+      </w:r>
+      <w:proofErr w:type="gramEnd"/>
+      <w:r>
+        <w:rPr>
+          <w:rFonts w:ascii="Consolas" w:hAnsi="Consolas" w:cs="Times New Roman"/>
+          <w:color w:val="FF0000"/>
+          <w:lang w:val="en-US"/>
+        </w:rPr>
+        <w:t xml:space="preserve"> with session.get(url) as response:</w:t>
+      </w:r>
+    </w:p>
+    <w:p>
+      <w:pPr>
+        <w:pStyle w:val="a3"/>
+        <w:ind w:left="1418"/>
+        <w:jc w:val="both"/>
+        <w:rPr>
+          <w:rFonts w:ascii="Consolas" w:hAnsi="Consolas" w:cs="Times New Roman"/>
+          <w:color w:val="FF0000"/>
+          <w:lang w:val="en-US"/>
+        </w:rPr>
+      </w:pPr>
+      <w:r>
+        <w:rPr>
+          <w:rFonts w:ascii="Consolas" w:hAnsi="Consolas" w:cs="Times New Roman"/>
+          <w:color w:val="FF0000"/>
+          <w:lang w:val="en-US"/>
+        </w:rPr>
+        <w:t xml:space="preserve">        #     </w:t>
+      </w:r>
+      <w:proofErr w:type="gramStart"/>
+      <w:r>
+        <w:rPr>
+          <w:rFonts w:ascii="Consolas" w:hAnsi="Consolas" w:cs="Times New Roman"/>
+          <w:color w:val="FF0000"/>
+          <w:lang w:val="en-US"/>
+        </w:rPr>
+        <w:t>resp</w:t>
+      </w:r>
+      <w:proofErr w:type="gramEnd"/>
+      <w:r>
+        <w:rPr>
+          <w:rFonts w:ascii="Consolas" w:hAnsi="Consolas" w:cs="Times New Roman"/>
+          <w:color w:val="FF0000"/>
+          <w:lang w:val="en-US"/>
+        </w:rPr>
+        <w:t xml:space="preserve"> = response.status</w:t>
+      </w:r>
+    </w:p>
+    <w:p>
+      <w:pPr>
+        <w:pStyle w:val="a3"/>
+        <w:ind w:left="1418"/>
+        <w:jc w:val="both"/>
+        <w:rPr>
+          <w:rFonts w:ascii="Consolas" w:hAnsi="Consolas" w:cs="Times New Roman"/>
+          <w:color w:val="FF0000"/>
+          <w:lang w:val="en-US"/>
+        </w:rPr>
+      </w:pPr>
+    </w:p>
+    <w:p>
+      <w:pPr>
+        <w:pStyle w:val="a3"/>
+        <w:ind w:left="1418"/>
+        <w:jc w:val="both"/>
+        <w:rPr>
+          <w:rFonts w:ascii="Consolas" w:hAnsi="Consolas" w:cs="Times New Roman"/>
+          <w:color w:val="FF0000"/>
+          <w:lang w:val="en-US"/>
+        </w:rPr>
+      </w:pPr>
+      <w:r>
+        <w:rPr>
+          <w:rFonts w:ascii="Consolas" w:hAnsi="Consolas" w:cs="Times New Roman"/>
+          <w:color w:val="FF0000"/>
+          <w:lang w:val="en-US"/>
+        </w:rPr>
+        <w:t xml:space="preserve">        </w:t>
+      </w:r>
+      <w:proofErr w:type="gramStart"/>
+      <w:r>
+        <w:rPr>
+          <w:rFonts w:ascii="Consolas" w:hAnsi="Consolas" w:cs="Times New Roman"/>
+          <w:color w:val="FF0000"/>
+          <w:lang w:val="en-US"/>
+        </w:rPr>
+        <w:t>async</w:t>
+      </w:r>
+      <w:proofErr w:type="gramEnd"/>
+      <w:r>
+        <w:rPr>
+          <w:rFonts w:ascii="Consolas" w:hAnsi="Consolas" w:cs="Times New Roman"/>
+          <w:color w:val="FF0000"/>
+          <w:lang w:val="en-US"/>
+        </w:rPr>
+        <w:t xml:space="preserve"> with session.post(</w:t>
+      </w:r>
+    </w:p>
+    <w:p>
+      <w:pPr>
+        <w:pStyle w:val="a3"/>
+        <w:ind w:left="1418"/>
+        <w:jc w:val="both"/>
+        <w:rPr>
+          <w:rFonts w:ascii="Consolas" w:hAnsi="Consolas" w:cs="Times New Roman"/>
+          <w:color w:val="FF0000"/>
+          <w:lang w:val="en-US"/>
+        </w:rPr>
+      </w:pPr>
+      <w:r>
+        <w:rPr>
+          <w:rFonts w:ascii="Consolas" w:hAnsi="Consolas" w:cs="Times New Roman"/>
+          <w:color w:val="FF0000"/>
+          <w:lang w:val="en-US"/>
+        </w:rPr>
+        <w:t xml:space="preserve">            </w:t>
+      </w:r>
+      <w:proofErr w:type="gramStart"/>
+      <w:r>
+        <w:rPr>
+          <w:rFonts w:ascii="Consolas" w:hAnsi="Consolas" w:cs="Times New Roman"/>
+          <w:color w:val="FF0000"/>
+          <w:lang w:val="en-US"/>
+        </w:rPr>
+        <w:t>url=</w:t>
+      </w:r>
+      <w:proofErr w:type="gramEnd"/>
+      <w:r>
+        <w:rPr>
+          <w:rFonts w:ascii="Consolas" w:hAnsi="Consolas" w:cs="Times New Roman"/>
+          <w:color w:val="FF0000"/>
+          <w:lang w:val="en-US"/>
+        </w:rPr>
+        <w:t>url,</w:t>
+      </w:r>
+    </w:p>
+    <w:p>
+      <w:pPr>
+        <w:pStyle w:val="a3"/>
+        <w:ind w:left="1418"/>
+        <w:jc w:val="both"/>
+        <w:rPr>
+          <w:rFonts w:ascii="Consolas" w:hAnsi="Consolas" w:cs="Times New Roman"/>
+          <w:color w:val="FF0000"/>
+          <w:lang w:val="en-US"/>
+        </w:rPr>
+      </w:pPr>
+      <w:r>
+        <w:rPr>
+          <w:rFonts w:ascii="Consolas" w:hAnsi="Consolas" w:cs="Times New Roman"/>
+          <w:color w:val="FF0000"/>
+          <w:lang w:val="en-US"/>
+        </w:rPr>
+        <w:t xml:space="preserve">            </w:t>
+      </w:r>
+      <w:proofErr w:type="gramStart"/>
+      <w:r>
+        <w:rPr>
+          <w:rFonts w:ascii="Consolas" w:hAnsi="Consolas" w:cs="Times New Roman"/>
+          <w:color w:val="FF0000"/>
+          <w:lang w:val="en-US"/>
+        </w:rPr>
+        <w:t>data</w:t>
+      </w:r>
+      <w:proofErr w:type="gramEnd"/>
+      <w:r>
+        <w:rPr>
+          <w:rFonts w:ascii="Consolas" w:hAnsi="Consolas" w:cs="Times New Roman"/>
+          <w:color w:val="FF0000"/>
+          <w:lang w:val="en-US"/>
+        </w:rPr>
+        <w:t xml:space="preserve"> = data,</w:t>
+      </w:r>
+    </w:p>
+    <w:p>
+      <w:pPr>
+        <w:pStyle w:val="a3"/>
+        <w:ind w:left="1418"/>
+        <w:jc w:val="both"/>
+        <w:rPr>
+          <w:rFonts w:ascii="Consolas" w:hAnsi="Consolas" w:cs="Times New Roman"/>
+          <w:color w:val="FF0000"/>
+          <w:lang w:val="en-US"/>
+        </w:rPr>
+      </w:pPr>
+      <w:r>
+        <w:rPr>
+          <w:rFonts w:ascii="Consolas" w:hAnsi="Consolas" w:cs="Times New Roman"/>
+          <w:color w:val="FF0000"/>
+          <w:lang w:val="en-US"/>
+        </w:rPr>
+        <w:t xml:space="preserve">            </w:t>
+      </w:r>
+      <w:proofErr w:type="gramStart"/>
+      <w:r>
+        <w:rPr>
+          <w:rFonts w:ascii="Consolas" w:hAnsi="Consolas" w:cs="Times New Roman"/>
+          <w:color w:val="FF0000"/>
+          <w:lang w:val="en-US"/>
+        </w:rPr>
+        <w:t>headers</w:t>
+      </w:r>
+      <w:proofErr w:type="gramEnd"/>
+      <w:r>
+        <w:rPr>
+          <w:rFonts w:ascii="Consolas" w:hAnsi="Consolas" w:cs="Times New Roman"/>
+          <w:color w:val="FF0000"/>
+          <w:lang w:val="en-US"/>
+        </w:rPr>
+        <w:t xml:space="preserve"> = headers</w:t>
+      </w:r>
+    </w:p>
+    <w:p>
+      <w:pPr>
+        <w:pStyle w:val="a3"/>
+        <w:ind w:left="1418"/>
+        <w:jc w:val="both"/>
+        <w:rPr>
+          <w:rFonts w:ascii="Consolas" w:hAnsi="Consolas" w:cs="Times New Roman"/>
+          <w:color w:val="FF0000"/>
+          <w:lang w:val="en-US"/>
+        </w:rPr>
+      </w:pPr>
+      <w:r>
+        <w:rPr>
+          <w:rFonts w:ascii="Consolas" w:hAnsi="Consolas" w:cs="Times New Roman"/>
+          <w:color w:val="FF0000"/>
+          <w:lang w:val="en-US"/>
+        </w:rPr>
+        <w:t xml:space="preserve">        ) as response:</w:t>
+      </w:r>
+    </w:p>
+    <w:p>
+      <w:pPr>
+        <w:pStyle w:val="a3"/>
+        <w:ind w:left="1418"/>
+        <w:jc w:val="both"/>
+        <w:rPr>
+          <w:rFonts w:ascii="Consolas" w:hAnsi="Consolas" w:cs="Times New Roman"/>
+          <w:color w:val="FF0000"/>
+          <w:lang w:val="en-US"/>
+        </w:rPr>
+      </w:pPr>
+      <w:r>
+        <w:rPr>
+          <w:rFonts w:ascii="Consolas" w:hAnsi="Consolas" w:cs="Times New Roman"/>
+          <w:color w:val="FF0000"/>
+          <w:lang w:val="en-US"/>
+        </w:rPr>
+        <w:t xml:space="preserve">            </w:t>
+      </w:r>
+      <w:proofErr w:type="gramStart"/>
+      <w:r>
+        <w:rPr>
+          <w:rFonts w:ascii="Consolas" w:hAnsi="Consolas" w:cs="Times New Roman"/>
+          <w:color w:val="FF0000"/>
+          <w:lang w:val="en-US"/>
+        </w:rPr>
+        <w:t>resp</w:t>
+      </w:r>
+      <w:proofErr w:type="gramEnd"/>
+      <w:r>
+        <w:rPr>
+          <w:rFonts w:ascii="Consolas" w:hAnsi="Consolas" w:cs="Times New Roman"/>
+          <w:color w:val="FF0000"/>
+          <w:lang w:val="en-US"/>
+        </w:rPr>
+        <w:t xml:space="preserve"> = response.status</w:t>
+      </w:r>
+    </w:p>
+    <w:p>
+      <w:pPr>
+        <w:pStyle w:val="a3"/>
+        <w:ind w:left="1418"/>
+        <w:jc w:val="both"/>
+        <w:rPr>
+          <w:rFonts w:ascii="Consolas" w:hAnsi="Consolas" w:cs="Times New Roman"/>
+          <w:lang w:val="en-US"/>
+        </w:rPr>
+      </w:pPr>
+      <w:r>
+        <w:rPr>
+          <w:rFonts w:ascii="Consolas" w:hAnsi="Consolas" w:cs="Times New Roman"/>
+          <w:lang w:val="en-US"/>
         </w:rPr>
         <w:t xml:space="preserve"> </w:t>
       </w:r>
-      <w:r>
-        <w:rPr>
-          <w:rFonts w:ascii="Times New Roman" w:hAnsi="Times New Roman" w:cs="Times New Roman"/>
-          <w:sz w:val="24"/>
-          <w:szCs w:val="24"/>
-          <w:lang w:val="en-US"/>
-        </w:rPr>
-        <w:t>with</w:t>
-      </w:r>
-      <w:r>
-        <w:rPr>
-          <w:rFonts w:ascii="Times New Roman" w:hAnsi="Times New Roman" w:cs="Times New Roman"/>
-          <w:sz w:val="24"/>
-          <w:szCs w:val="24"/>
-        </w:rPr>
-        <w:t xml:space="preserve"> и асинхронный контекстный менеджер </w:t>
-      </w:r>
-      <w:proofErr w:type="gramStart"/>
-      <w:r>
-        <w:rPr>
-          <w:rFonts w:ascii="Times New Roman" w:hAnsi="Times New Roman" w:cs="Times New Roman"/>
-          <w:sz w:val="24"/>
-          <w:szCs w:val="24"/>
-          <w:lang w:val="en-US"/>
-        </w:rPr>
-        <w:t>aiohttp</w:t>
-      </w:r>
-      <w:r>
-        <w:rPr>
-          <w:rFonts w:ascii="Times New Roman" w:hAnsi="Times New Roman" w:cs="Times New Roman"/>
-          <w:sz w:val="24"/>
-          <w:szCs w:val="24"/>
-        </w:rPr>
-        <w:t>.</w:t>
-      </w:r>
-      <w:r>
-        <w:rPr>
-          <w:rFonts w:ascii="Times New Roman" w:hAnsi="Times New Roman" w:cs="Times New Roman"/>
-          <w:sz w:val="24"/>
-          <w:szCs w:val="24"/>
-          <w:lang w:val="en-US"/>
-        </w:rPr>
-        <w:t>ClientSession</w:t>
-      </w:r>
-      <w:proofErr w:type="gramEnd"/>
-      <w:r>
-        <w:rPr>
-          <w:rFonts w:ascii="Times New Roman" w:hAnsi="Times New Roman" w:cs="Times New Roman"/>
-          <w:sz w:val="24"/>
-          <w:szCs w:val="24"/>
-        </w:rPr>
-        <w:t>.</w:t>
-      </w:r>
-    </w:p>
-    <w:p>
-      <w:pPr>
-        <w:pStyle w:val="a3"/>
-        <w:ind w:left="786"/>
-        <w:jc w:val="both"/>
-        <w:rPr>
-          <w:rFonts w:ascii="Times New Roman" w:hAnsi="Times New Roman" w:cs="Times New Roman"/>
-          <w:sz w:val="24"/>
-          <w:szCs w:val="24"/>
-        </w:rPr>
-      </w:pPr>
-    </w:p>
-    <w:p>
-      <w:pPr>
-        <w:pStyle w:val="a3"/>
-        <w:ind w:left="1418"/>
-        <w:jc w:val="both"/>
-        <w:rPr>
-          <w:rFonts w:ascii="Consolas" w:hAnsi="Consolas" w:cs="Times New Roman"/>
-          <w:sz w:val="24"/>
-          <w:szCs w:val="24"/>
-          <w:lang w:val="en-US"/>
-        </w:rPr>
-      </w:pPr>
-      <w:proofErr w:type="gramStart"/>
-      <w:r>
-        <w:rPr>
-          <w:rFonts w:ascii="Consolas" w:hAnsi="Consolas" w:cs="Times New Roman"/>
-          <w:sz w:val="24"/>
-          <w:szCs w:val="24"/>
-          <w:lang w:val="en-US"/>
-        </w:rPr>
-        <w:t>import</w:t>
-      </w:r>
-      <w:proofErr w:type="gramEnd"/>
-      <w:r>
-        <w:rPr>
-          <w:rFonts w:ascii="Consolas" w:hAnsi="Consolas" w:cs="Times New Roman"/>
-          <w:sz w:val="24"/>
-          <w:szCs w:val="24"/>
-          <w:lang w:val="en-US"/>
-        </w:rPr>
-        <w:t xml:space="preserve"> aiohttp</w:t>
-      </w:r>
-    </w:p>
-    <w:p>
-      <w:pPr>
-        <w:pStyle w:val="a3"/>
-        <w:ind w:left="1418"/>
-        <w:jc w:val="both"/>
-        <w:rPr>
-          <w:rFonts w:ascii="Consolas" w:hAnsi="Consolas" w:cs="Times New Roman"/>
-          <w:sz w:val="24"/>
-          <w:szCs w:val="24"/>
-          <w:lang w:val="en-US"/>
-        </w:rPr>
-      </w:pPr>
-      <w:proofErr w:type="gramStart"/>
-      <w:r>
-        <w:rPr>
-          <w:rFonts w:ascii="Consolas" w:hAnsi="Consolas" w:cs="Times New Roman"/>
-          <w:sz w:val="24"/>
-          <w:szCs w:val="24"/>
-          <w:lang w:val="en-US"/>
-        </w:rPr>
-        <w:t>import</w:t>
-      </w:r>
-      <w:proofErr w:type="gramEnd"/>
-      <w:r>
-        <w:rPr>
-          <w:rFonts w:ascii="Consolas" w:hAnsi="Consolas" w:cs="Times New Roman"/>
-          <w:sz w:val="24"/>
-          <w:szCs w:val="24"/>
-          <w:lang w:val="en-US"/>
-        </w:rPr>
-        <w:t xml:space="preserve"> asyncio</w:t>
-      </w:r>
-    </w:p>
-    <w:p>
-      <w:pPr>
-        <w:pStyle w:val="a3"/>
-        <w:ind w:left="1418"/>
-        <w:jc w:val="both"/>
-        <w:rPr>
-          <w:rFonts w:ascii="Consolas" w:hAnsi="Consolas" w:cs="Times New Roman"/>
-          <w:sz w:val="24"/>
-          <w:szCs w:val="24"/>
-          <w:lang w:val="en-US"/>
-        </w:rPr>
-      </w:pPr>
-      <w:proofErr w:type="gramStart"/>
-      <w:r>
-        <w:rPr>
-          <w:rFonts w:ascii="Consolas" w:hAnsi="Consolas" w:cs="Times New Roman"/>
-          <w:sz w:val="24"/>
-          <w:szCs w:val="24"/>
-          <w:lang w:val="en-US"/>
-        </w:rPr>
-        <w:t>import</w:t>
-      </w:r>
-      <w:proofErr w:type="gramEnd"/>
-      <w:r>
-        <w:rPr>
-          <w:rFonts w:ascii="Consolas" w:hAnsi="Consolas" w:cs="Times New Roman"/>
-          <w:sz w:val="24"/>
-          <w:szCs w:val="24"/>
-          <w:lang w:val="en-US"/>
-        </w:rPr>
-        <w:t xml:space="preserve"> time</w:t>
-      </w:r>
-    </w:p>
-    <w:p>
-      <w:pPr>
-        <w:pStyle w:val="a3"/>
-        <w:ind w:left="1418"/>
-        <w:jc w:val="both"/>
-        <w:rPr>
-          <w:rFonts w:ascii="Consolas" w:hAnsi="Consolas" w:cs="Times New Roman"/>
-          <w:sz w:val="24"/>
-          <w:szCs w:val="24"/>
-          <w:lang w:val="en-US"/>
-        </w:rPr>
-      </w:pPr>
-      <w:proofErr w:type="gramStart"/>
-      <w:r>
-        <w:rPr>
-          <w:rFonts w:ascii="Consolas" w:hAnsi="Consolas" w:cs="Times New Roman"/>
-          <w:sz w:val="24"/>
-          <w:szCs w:val="24"/>
-          <w:lang w:val="en-US"/>
-        </w:rPr>
-        <w:t>import</w:t>
-      </w:r>
-      <w:proofErr w:type="gramEnd"/>
-      <w:r>
-        <w:rPr>
-          <w:rFonts w:ascii="Consolas" w:hAnsi="Consolas" w:cs="Times New Roman"/>
-          <w:sz w:val="24"/>
-          <w:szCs w:val="24"/>
-          <w:lang w:val="en-US"/>
-        </w:rPr>
-        <w:t xml:space="preserve"> functools</w:t>
-      </w:r>
-    </w:p>
-    <w:p>
-      <w:pPr>
-        <w:pStyle w:val="a3"/>
-        <w:ind w:left="1418"/>
-        <w:jc w:val="both"/>
-        <w:rPr>
-          <w:rFonts w:ascii="Consolas" w:hAnsi="Consolas" w:cs="Times New Roman"/>
-          <w:sz w:val="24"/>
-          <w:szCs w:val="24"/>
-          <w:lang w:val="en-US"/>
-        </w:rPr>
-      </w:pPr>
-    </w:p>
-    <w:p>
-      <w:pPr>
-        <w:pStyle w:val="a3"/>
-        <w:ind w:left="1418"/>
-        <w:jc w:val="both"/>
-        <w:rPr>
-          <w:rFonts w:ascii="Consolas" w:hAnsi="Consolas" w:cs="Times New Roman"/>
-          <w:sz w:val="24"/>
-          <w:szCs w:val="24"/>
-          <w:lang w:val="en-US"/>
-        </w:rPr>
-      </w:pPr>
-    </w:p>
-    <w:p>
-      <w:pPr>
-        <w:pStyle w:val="a3"/>
-        <w:ind w:left="1418"/>
-        <w:jc w:val="both"/>
-        <w:rPr>
-          <w:rFonts w:ascii="Consolas" w:hAnsi="Consolas" w:cs="Times New Roman"/>
-          <w:sz w:val="24"/>
-          <w:szCs w:val="24"/>
-          <w:lang w:val="en-US"/>
-        </w:rPr>
-      </w:pPr>
-      <w:proofErr w:type="gramStart"/>
-      <w:r>
-        <w:rPr>
-          <w:rFonts w:ascii="Consolas" w:hAnsi="Consolas" w:cs="Times New Roman"/>
-          <w:sz w:val="24"/>
-          <w:szCs w:val="24"/>
-          <w:lang w:val="en-US"/>
-        </w:rPr>
-        <w:t>def</w:t>
-      </w:r>
-      <w:proofErr w:type="gramEnd"/>
-      <w:r>
-        <w:rPr>
-          <w:rFonts w:ascii="Consolas" w:hAnsi="Consolas" w:cs="Times New Roman"/>
-          <w:sz w:val="24"/>
-          <w:szCs w:val="24"/>
-          <w:lang w:val="en-US"/>
-        </w:rPr>
-        <w:t xml:space="preserve"> async_timed():</w:t>
-      </w:r>
-    </w:p>
-    <w:p>
-      <w:pPr>
-        <w:pStyle w:val="a3"/>
-        <w:ind w:left="1418"/>
-        <w:jc w:val="both"/>
-        <w:rPr>
-          <w:rFonts w:ascii="Consolas" w:hAnsi="Consolas" w:cs="Times New Roman"/>
-          <w:sz w:val="24"/>
-          <w:szCs w:val="24"/>
-          <w:lang w:val="en-US"/>
-        </w:rPr>
-      </w:pPr>
-      <w:r>
-        <w:rPr>
-          <w:rFonts w:ascii="Consolas" w:hAnsi="Consolas" w:cs="Times New Roman"/>
-          <w:sz w:val="24"/>
-          <w:szCs w:val="24"/>
+    </w:p>
+    <w:p>
+      <w:pPr>
+        <w:pStyle w:val="a3"/>
+        <w:ind w:left="1418"/>
+        <w:jc w:val="both"/>
+        <w:rPr>
+          <w:rFonts w:ascii="Consolas" w:hAnsi="Consolas" w:cs="Times New Roman"/>
+          <w:lang w:val="en-US"/>
+        </w:rPr>
+      </w:pPr>
+      <w:r>
+        <w:rPr>
+          <w:rFonts w:ascii="Consolas" w:hAnsi="Consolas" w:cs="Times New Roman"/>
           <w:lang w:val="en-US"/>
         </w:rPr>
         <w:t xml:space="preserve">    </w:t>
@@ -29926,40 +30898,440 @@
       <w:r>
         <w:rPr>
           <w:rFonts w:ascii="Consolas" w:hAnsi="Consolas" w:cs="Times New Roman"/>
-          <w:sz w:val="24"/>
-          <w:szCs w:val="24"/>
-          <w:lang w:val="en-US"/>
-        </w:rPr>
-        <w:t>def</w:t>
-      </w:r>
-      <w:proofErr w:type="gramEnd"/>
-      <w:r>
-        <w:rPr>
-          <w:rFonts w:ascii="Consolas" w:hAnsi="Consolas" w:cs="Times New Roman"/>
-          <w:sz w:val="24"/>
-          <w:szCs w:val="24"/>
-          <w:lang w:val="en-US"/>
-        </w:rPr>
-        <w:t xml:space="preserve"> wrapper(func):</w:t>
-      </w:r>
-    </w:p>
-    <w:p>
-      <w:pPr>
-        <w:pStyle w:val="a3"/>
-        <w:ind w:left="1418"/>
-        <w:jc w:val="both"/>
-        <w:rPr>
-          <w:rFonts w:ascii="Consolas" w:hAnsi="Consolas" w:cs="Times New Roman"/>
-          <w:sz w:val="24"/>
-          <w:szCs w:val="24"/>
-          <w:lang w:val="en-US"/>
-        </w:rPr>
-      </w:pPr>
-      <w:r>
-        <w:rPr>
-          <w:rFonts w:ascii="Consolas" w:hAnsi="Consolas" w:cs="Times New Roman"/>
-          <w:sz w:val="24"/>
-          <w:szCs w:val="24"/>
+          <w:lang w:val="en-US"/>
+        </w:rPr>
+        <w:t>total</w:t>
+      </w:r>
+      <w:proofErr w:type="gramEnd"/>
+      <w:r>
+        <w:rPr>
+          <w:rFonts w:ascii="Consolas" w:hAnsi="Consolas" w:cs="Times New Roman"/>
+          <w:lang w:val="en-US"/>
+        </w:rPr>
+        <w:t xml:space="preserve"> = time.monotonic() - start</w:t>
+      </w:r>
+    </w:p>
+    <w:p>
+      <w:pPr>
+        <w:pStyle w:val="a3"/>
+        <w:ind w:left="1418"/>
+        <w:jc w:val="both"/>
+        <w:rPr>
+          <w:rFonts w:ascii="Consolas" w:hAnsi="Consolas" w:cs="Times New Roman"/>
+          <w:lang w:val="en-US"/>
+        </w:rPr>
+      </w:pPr>
+      <w:r>
+        <w:rPr>
+          <w:rFonts w:ascii="Consolas" w:hAnsi="Consolas" w:cs="Times New Roman"/>
+          <w:lang w:val="en-US"/>
+        </w:rPr>
+        <w:t xml:space="preserve">    </w:t>
+      </w:r>
+      <w:proofErr w:type="gramStart"/>
+      <w:r>
+        <w:rPr>
+          <w:rFonts w:ascii="Consolas" w:hAnsi="Consolas" w:cs="Times New Roman"/>
+          <w:lang w:val="en-US"/>
+        </w:rPr>
+        <w:t>return</w:t>
+      </w:r>
+      <w:proofErr w:type="gramEnd"/>
+      <w:r>
+        <w:rPr>
+          <w:rFonts w:ascii="Consolas" w:hAnsi="Consolas" w:cs="Times New Roman"/>
+          <w:lang w:val="en-US"/>
+        </w:rPr>
+        <w:t xml:space="preserve"> f'func {i}: {total:.4f} sec [done] [status: {resp}]'</w:t>
+      </w:r>
+    </w:p>
+    <w:p>
+      <w:pPr>
+        <w:pStyle w:val="a3"/>
+        <w:ind w:left="1418"/>
+        <w:jc w:val="both"/>
+        <w:rPr>
+          <w:rFonts w:ascii="Consolas" w:hAnsi="Consolas" w:cs="Times New Roman"/>
+          <w:lang w:val="en-US"/>
+        </w:rPr>
+      </w:pPr>
+      <w:r>
+        <w:rPr>
+          <w:rFonts w:ascii="Consolas" w:hAnsi="Consolas" w:cs="Times New Roman"/>
+          <w:lang w:val="en-US"/>
+        </w:rPr>
+        <w:t>@async_</w:t>
+      </w:r>
+      <w:proofErr w:type="gramStart"/>
+      <w:r>
+        <w:rPr>
+          <w:rFonts w:ascii="Consolas" w:hAnsi="Consolas" w:cs="Times New Roman"/>
+          <w:lang w:val="en-US"/>
+        </w:rPr>
+        <w:t>timed()</w:t>
+      </w:r>
+      <w:proofErr w:type="gramEnd"/>
+    </w:p>
+    <w:p>
+      <w:pPr>
+        <w:pStyle w:val="a3"/>
+        <w:ind w:left="1418"/>
+        <w:jc w:val="both"/>
+        <w:rPr>
+          <w:rFonts w:ascii="Consolas" w:hAnsi="Consolas" w:cs="Times New Roman"/>
+          <w:lang w:val="en-US"/>
+        </w:rPr>
+      </w:pPr>
+      <w:proofErr w:type="gramStart"/>
+      <w:r>
+        <w:rPr>
+          <w:rFonts w:ascii="Consolas" w:hAnsi="Consolas" w:cs="Times New Roman"/>
+          <w:lang w:val="en-US"/>
+        </w:rPr>
+        <w:t>async</w:t>
+      </w:r>
+      <w:proofErr w:type="gramEnd"/>
+      <w:r>
+        <w:rPr>
+          <w:rFonts w:ascii="Consolas" w:hAnsi="Consolas" w:cs="Times New Roman"/>
+          <w:lang w:val="en-US"/>
+        </w:rPr>
+        <w:t xml:space="preserve"> def main():</w:t>
+      </w:r>
+    </w:p>
+    <w:p>
+      <w:pPr>
+        <w:pStyle w:val="a3"/>
+        <w:ind w:left="1418"/>
+        <w:jc w:val="both"/>
+        <w:rPr>
+          <w:rFonts w:ascii="Consolas" w:hAnsi="Consolas" w:cs="Times New Roman"/>
+          <w:lang w:val="en-US"/>
+        </w:rPr>
+      </w:pPr>
+      <w:r>
+        <w:rPr>
+          <w:rFonts w:ascii="Consolas" w:hAnsi="Consolas" w:cs="Times New Roman"/>
+          <w:lang w:val="en-US"/>
+        </w:rPr>
+        <w:t xml:space="preserve">    </w:t>
+      </w:r>
+      <w:proofErr w:type="gramStart"/>
+      <w:r>
+        <w:rPr>
+          <w:rFonts w:ascii="Consolas" w:hAnsi="Consolas" w:cs="Times New Roman"/>
+          <w:lang w:val="en-US"/>
+        </w:rPr>
+        <w:t>url</w:t>
+      </w:r>
+      <w:proofErr w:type="gramEnd"/>
+      <w:r>
+        <w:rPr>
+          <w:rFonts w:ascii="Consolas" w:hAnsi="Consolas" w:cs="Times New Roman"/>
+          <w:lang w:val="en-US"/>
+        </w:rPr>
+        <w:t xml:space="preserve"> = 'http://192.168.10.230:9001/api'</w:t>
+      </w:r>
+    </w:p>
+    <w:p>
+      <w:pPr>
+        <w:pStyle w:val="a3"/>
+        <w:ind w:left="1418"/>
+        <w:jc w:val="both"/>
+        <w:rPr>
+          <w:rFonts w:ascii="Consolas" w:hAnsi="Consolas" w:cs="Times New Roman"/>
+          <w:lang w:val="en-US"/>
+        </w:rPr>
+      </w:pPr>
+      <w:r>
+        <w:rPr>
+          <w:rFonts w:ascii="Consolas" w:hAnsi="Consolas" w:cs="Times New Roman"/>
+          <w:lang w:val="en-US"/>
+        </w:rPr>
+        <w:t xml:space="preserve">    </w:t>
+      </w:r>
+      <w:proofErr w:type="gramStart"/>
+      <w:r>
+        <w:rPr>
+          <w:rFonts w:ascii="Consolas" w:hAnsi="Consolas" w:cs="Times New Roman"/>
+          <w:lang w:val="en-US"/>
+        </w:rPr>
+        <w:t>data</w:t>
+      </w:r>
+      <w:proofErr w:type="gramEnd"/>
+      <w:r>
+        <w:rPr>
+          <w:rFonts w:ascii="Consolas" w:hAnsi="Consolas" w:cs="Times New Roman"/>
+          <w:lang w:val="en-US"/>
+        </w:rPr>
+        <w:t xml:space="preserve"> = {</w:t>
+      </w:r>
+    </w:p>
+    <w:p>
+      <w:pPr>
+        <w:pStyle w:val="a3"/>
+        <w:ind w:left="1418"/>
+        <w:jc w:val="both"/>
+        <w:rPr>
+          <w:rFonts w:ascii="Consolas" w:hAnsi="Consolas" w:cs="Times New Roman"/>
+          <w:lang w:val="en-US"/>
+        </w:rPr>
+      </w:pPr>
+      <w:r>
+        <w:rPr>
+          <w:rFonts w:ascii="Consolas" w:hAnsi="Consolas" w:cs="Times New Roman"/>
+          <w:lang w:val="en-US"/>
+        </w:rPr>
+        <w:t xml:space="preserve">            "</w:t>
+      </w:r>
+      <w:proofErr w:type="gramStart"/>
+      <w:r>
+        <w:rPr>
+          <w:rFonts w:ascii="Consolas" w:hAnsi="Consolas" w:cs="Times New Roman"/>
+          <w:lang w:val="en-US"/>
+        </w:rPr>
+        <w:t>method</w:t>
+      </w:r>
+      <w:proofErr w:type="gramEnd"/>
+      <w:r>
+        <w:rPr>
+          <w:rFonts w:ascii="Consolas" w:hAnsi="Consolas" w:cs="Times New Roman"/>
+          <w:lang w:val="en-US"/>
+        </w:rPr>
+        <w:t>": "getbymask",</w:t>
+      </w:r>
+    </w:p>
+    <w:p>
+      <w:pPr>
+        <w:pStyle w:val="a3"/>
+        <w:ind w:left="1418"/>
+        <w:jc w:val="both"/>
+        <w:rPr>
+          <w:rFonts w:ascii="Consolas" w:hAnsi="Consolas" w:cs="Times New Roman"/>
+          <w:lang w:val="en-US"/>
+        </w:rPr>
+      </w:pPr>
+      <w:r>
+        <w:rPr>
+          <w:rFonts w:ascii="Consolas" w:hAnsi="Consolas" w:cs="Times New Roman"/>
+          <w:lang w:val="en-US"/>
+        </w:rPr>
+        <w:t xml:space="preserve">            "</w:t>
+      </w:r>
+      <w:proofErr w:type="gramStart"/>
+      <w:r>
+        <w:rPr>
+          <w:rFonts w:ascii="Consolas" w:hAnsi="Consolas" w:cs="Times New Roman"/>
+          <w:lang w:val="en-US"/>
+        </w:rPr>
+        <w:t>mask</w:t>
+      </w:r>
+      <w:proofErr w:type="gramEnd"/>
+      <w:r>
+        <w:rPr>
+          <w:rFonts w:ascii="Consolas" w:hAnsi="Consolas" w:cs="Times New Roman"/>
+          <w:lang w:val="en-US"/>
+        </w:rPr>
+        <w:t>": "220070XXXXXX6464"</w:t>
+      </w:r>
+    </w:p>
+    <w:p>
+      <w:pPr>
+        <w:pStyle w:val="a3"/>
+        <w:ind w:left="1418"/>
+        <w:jc w:val="both"/>
+        <w:rPr>
+          <w:rFonts w:ascii="Consolas" w:hAnsi="Consolas" w:cs="Times New Roman"/>
+          <w:lang w:val="en-US"/>
+        </w:rPr>
+      </w:pPr>
+      <w:r>
+        <w:rPr>
+          <w:rFonts w:ascii="Consolas" w:hAnsi="Consolas" w:cs="Times New Roman"/>
+          <w:lang w:val="en-US"/>
+        </w:rPr>
+        <w:t xml:space="preserve">            }</w:t>
+      </w:r>
+    </w:p>
+    <w:p>
+      <w:pPr>
+        <w:pStyle w:val="a3"/>
+        <w:ind w:left="1418"/>
+        <w:jc w:val="both"/>
+        <w:rPr>
+          <w:rFonts w:ascii="Consolas" w:hAnsi="Consolas" w:cs="Times New Roman"/>
+          <w:lang w:val="en-US"/>
+        </w:rPr>
+      </w:pPr>
+      <w:r>
+        <w:rPr>
+          <w:rFonts w:ascii="Consolas" w:hAnsi="Consolas" w:cs="Times New Roman"/>
+          <w:lang w:val="en-US"/>
+        </w:rPr>
+        <w:t xml:space="preserve">    </w:t>
+      </w:r>
+      <w:proofErr w:type="gramStart"/>
+      <w:r>
+        <w:rPr>
+          <w:rFonts w:ascii="Consolas" w:hAnsi="Consolas" w:cs="Times New Roman"/>
+          <w:lang w:val="en-US"/>
+        </w:rPr>
+        <w:t>headers</w:t>
+      </w:r>
+      <w:proofErr w:type="gramEnd"/>
+      <w:r>
+        <w:rPr>
+          <w:rFonts w:ascii="Consolas" w:hAnsi="Consolas" w:cs="Times New Roman"/>
+          <w:lang w:val="en-US"/>
+        </w:rPr>
+        <w:t xml:space="preserve"> = {"Content-Type": "application/json"}</w:t>
+      </w:r>
+    </w:p>
+    <w:p>
+      <w:pPr>
+        <w:pStyle w:val="a3"/>
+        <w:ind w:left="1418"/>
+        <w:jc w:val="both"/>
+        <w:rPr>
+          <w:rFonts w:ascii="Consolas" w:hAnsi="Consolas" w:cs="Times New Roman"/>
+          <w:lang w:val="en-US"/>
+        </w:rPr>
+      </w:pPr>
+    </w:p>
+    <w:p>
+      <w:pPr>
+        <w:pStyle w:val="a3"/>
+        <w:ind w:left="1418"/>
+        <w:jc w:val="both"/>
+        <w:rPr>
+          <w:rFonts w:ascii="Consolas" w:hAnsi="Consolas" w:cs="Times New Roman"/>
+          <w:lang w:val="en-US"/>
+        </w:rPr>
+      </w:pPr>
+      <w:r>
+        <w:rPr>
+          <w:rFonts w:ascii="Consolas" w:hAnsi="Consolas" w:cs="Times New Roman"/>
+          <w:lang w:val="en-US"/>
+        </w:rPr>
+        <w:t xml:space="preserve">    </w:t>
+      </w:r>
+      <w:proofErr w:type="gramStart"/>
+      <w:r>
+        <w:rPr>
+          <w:rFonts w:ascii="Consolas" w:hAnsi="Consolas" w:cs="Times New Roman"/>
+          <w:lang w:val="en-US"/>
+        </w:rPr>
+        <w:t>reqs</w:t>
+      </w:r>
+      <w:proofErr w:type="gramEnd"/>
+      <w:r>
+        <w:rPr>
+          <w:rFonts w:ascii="Consolas" w:hAnsi="Consolas" w:cs="Times New Roman"/>
+          <w:lang w:val="en-US"/>
+        </w:rPr>
+        <w:t xml:space="preserve"> = [(url, data, headers, i) for i in range(1, 11)]</w:t>
+      </w:r>
+    </w:p>
+    <w:p>
+      <w:pPr>
+        <w:pStyle w:val="a3"/>
+        <w:ind w:left="1418"/>
+        <w:jc w:val="both"/>
+        <w:rPr>
+          <w:rFonts w:ascii="Consolas" w:hAnsi="Consolas" w:cs="Times New Roman"/>
+          <w:lang w:val="en-US"/>
+        </w:rPr>
+      </w:pPr>
+      <w:r>
+        <w:rPr>
+          <w:rFonts w:ascii="Consolas" w:hAnsi="Consolas" w:cs="Times New Roman"/>
+          <w:lang w:val="en-US"/>
+        </w:rPr>
+        <w:lastRenderedPageBreak/>
+        <w:t xml:space="preserve">    </w:t>
+      </w:r>
+    </w:p>
+    <w:p>
+      <w:pPr>
+        <w:pStyle w:val="a3"/>
+        <w:ind w:left="1418"/>
+        <w:jc w:val="both"/>
+        <w:rPr>
+          <w:rFonts w:ascii="Consolas" w:hAnsi="Consolas" w:cs="Times New Roman"/>
+          <w:lang w:val="en-US"/>
+        </w:rPr>
+      </w:pPr>
+      <w:r>
+        <w:rPr>
+          <w:rFonts w:ascii="Consolas" w:hAnsi="Consolas" w:cs="Times New Roman"/>
+          <w:lang w:val="en-US"/>
+        </w:rPr>
+        <w:t xml:space="preserve">    </w:t>
+      </w:r>
+      <w:proofErr w:type="gramStart"/>
+      <w:r>
+        <w:rPr>
+          <w:rFonts w:ascii="Consolas" w:hAnsi="Consolas" w:cs="Times New Roman"/>
+          <w:lang w:val="en-US"/>
+        </w:rPr>
+        <w:t>tasks</w:t>
+      </w:r>
+      <w:proofErr w:type="gramEnd"/>
+      <w:r>
+        <w:rPr>
+          <w:rFonts w:ascii="Consolas" w:hAnsi="Consolas" w:cs="Times New Roman"/>
+          <w:lang w:val="en-US"/>
+        </w:rPr>
+        <w:t xml:space="preserve"> = []</w:t>
+      </w:r>
+    </w:p>
+    <w:p>
+      <w:pPr>
+        <w:pStyle w:val="a3"/>
+        <w:ind w:left="1418"/>
+        <w:jc w:val="both"/>
+        <w:rPr>
+          <w:rFonts w:ascii="Consolas" w:hAnsi="Consolas" w:cs="Times New Roman"/>
+          <w:lang w:val="en-US"/>
+        </w:rPr>
+      </w:pPr>
+      <w:r>
+        <w:rPr>
+          <w:rFonts w:ascii="Consolas" w:hAnsi="Consolas" w:cs="Times New Roman"/>
+          <w:lang w:val="en-US"/>
+        </w:rPr>
+        <w:t xml:space="preserve">    </w:t>
+      </w:r>
+      <w:proofErr w:type="gramStart"/>
+      <w:r>
+        <w:rPr>
+          <w:rFonts w:ascii="Consolas" w:hAnsi="Consolas" w:cs="Times New Roman"/>
+          <w:lang w:val="en-US"/>
+        </w:rPr>
+        <w:t>for</w:t>
+      </w:r>
+      <w:proofErr w:type="gramEnd"/>
+      <w:r>
+        <w:rPr>
+          <w:rFonts w:ascii="Consolas" w:hAnsi="Consolas" w:cs="Times New Roman"/>
+          <w:lang w:val="en-US"/>
+        </w:rPr>
+        <w:t xml:space="preserve"> req in reqs:</w:t>
+      </w:r>
+    </w:p>
+    <w:p>
+      <w:pPr>
+        <w:pStyle w:val="a3"/>
+        <w:ind w:left="1418"/>
+        <w:jc w:val="both"/>
+        <w:rPr>
+          <w:rFonts w:ascii="Consolas" w:hAnsi="Consolas" w:cs="Times New Roman"/>
+          <w:lang w:val="en-US"/>
+        </w:rPr>
+      </w:pPr>
+      <w:r>
+        <w:rPr>
+          <w:rFonts w:ascii="Consolas" w:hAnsi="Consolas" w:cs="Times New Roman"/>
           <w:lang w:val="en-US"/>
         </w:rPr>
         <w:t xml:space="preserve">        </w:t>
@@ -29968,40 +31340,121 @@
       <w:r>
         <w:rPr>
           <w:rFonts w:ascii="Consolas" w:hAnsi="Consolas" w:cs="Times New Roman"/>
-          <w:sz w:val="24"/>
-          <w:szCs w:val="24"/>
-          <w:lang w:val="en-US"/>
-        </w:rPr>
-        <w:t>@functools.wraps(</w:t>
-      </w:r>
-      <w:proofErr w:type="gramEnd"/>
-      <w:r>
-        <w:rPr>
-          <w:rFonts w:ascii="Consolas" w:hAnsi="Consolas" w:cs="Times New Roman"/>
-          <w:sz w:val="24"/>
-          <w:szCs w:val="24"/>
-          <w:lang w:val="en-US"/>
-        </w:rPr>
-        <w:t>func)</w:t>
-      </w:r>
-    </w:p>
-    <w:p>
-      <w:pPr>
-        <w:pStyle w:val="a3"/>
-        <w:ind w:left="1418"/>
-        <w:jc w:val="both"/>
-        <w:rPr>
-          <w:rFonts w:ascii="Consolas" w:hAnsi="Consolas" w:cs="Times New Roman"/>
-          <w:sz w:val="24"/>
-          <w:szCs w:val="24"/>
-          <w:lang w:val="en-US"/>
-        </w:rPr>
-      </w:pPr>
-      <w:r>
-        <w:rPr>
-          <w:rFonts w:ascii="Consolas" w:hAnsi="Consolas" w:cs="Times New Roman"/>
-          <w:sz w:val="24"/>
-          <w:szCs w:val="24"/>
+          <w:lang w:val="en-US"/>
+        </w:rPr>
+        <w:t>tasks.append(</w:t>
+      </w:r>
+      <w:proofErr w:type="gramEnd"/>
+      <w:r>
+        <w:rPr>
+          <w:rFonts w:ascii="Consolas" w:hAnsi="Consolas" w:cs="Times New Roman"/>
+          <w:lang w:val="en-US"/>
+        </w:rPr>
+        <w:t>asyncio.create_task(get_status_url(req)))</w:t>
+      </w:r>
+    </w:p>
+    <w:p>
+      <w:pPr>
+        <w:pStyle w:val="a3"/>
+        <w:ind w:left="1418"/>
+        <w:jc w:val="both"/>
+        <w:rPr>
+          <w:rFonts w:ascii="Consolas" w:hAnsi="Consolas" w:cs="Times New Roman"/>
+          <w:lang w:val="en-US"/>
+        </w:rPr>
+      </w:pPr>
+    </w:p>
+    <w:p>
+      <w:pPr>
+        <w:pStyle w:val="a3"/>
+        <w:ind w:left="1418"/>
+        <w:rPr>
+          <w:rFonts w:ascii="Consolas" w:hAnsi="Consolas" w:cs="Times New Roman"/>
+          <w:lang w:val="en-US"/>
+        </w:rPr>
+      </w:pPr>
+      <w:r>
+        <w:rPr>
+          <w:rFonts w:ascii="Consolas" w:hAnsi="Consolas" w:cs="Times New Roman"/>
+          <w:lang w:val="en-US"/>
+        </w:rPr>
+        <w:t xml:space="preserve">    </w:t>
+      </w:r>
+      <w:proofErr w:type="gramStart"/>
+      <w:r>
+        <w:rPr>
+          <w:rFonts w:ascii="Consolas" w:hAnsi="Consolas" w:cs="Times New Roman"/>
+          <w:lang w:val="en-US"/>
+        </w:rPr>
+        <w:t>done</w:t>
+      </w:r>
+      <w:proofErr w:type="gramEnd"/>
+      <w:r>
+        <w:rPr>
+          <w:rFonts w:ascii="Consolas" w:hAnsi="Consolas" w:cs="Times New Roman"/>
+          <w:lang w:val="en-US"/>
+        </w:rPr>
+        <w:t>, pending = await asyncio.wait(tasks, return_when = asyncio.ALL_COMPLETED)</w:t>
+      </w:r>
+    </w:p>
+    <w:p>
+      <w:pPr>
+        <w:pStyle w:val="a3"/>
+        <w:ind w:left="1418"/>
+        <w:jc w:val="both"/>
+        <w:rPr>
+          <w:rFonts w:ascii="Consolas" w:hAnsi="Consolas" w:cs="Times New Roman"/>
+          <w:lang w:val="en-US"/>
+        </w:rPr>
+      </w:pPr>
+    </w:p>
+    <w:p>
+      <w:pPr>
+        <w:pStyle w:val="a3"/>
+        <w:ind w:left="1418"/>
+        <w:jc w:val="both"/>
+        <w:rPr>
+          <w:rFonts w:ascii="Consolas" w:hAnsi="Consolas" w:cs="Times New Roman"/>
+          <w:lang w:val="en-US"/>
+        </w:rPr>
+      </w:pPr>
+      <w:r>
+        <w:rPr>
+          <w:rFonts w:ascii="Consolas" w:hAnsi="Consolas" w:cs="Times New Roman"/>
+          <w:lang w:val="en-US"/>
+        </w:rPr>
+        <w:t xml:space="preserve">    </w:t>
+      </w:r>
+      <w:proofErr w:type="gramStart"/>
+      <w:r>
+        <w:rPr>
+          <w:rFonts w:ascii="Consolas" w:hAnsi="Consolas" w:cs="Times New Roman"/>
+          <w:lang w:val="en-US"/>
+        </w:rPr>
+        <w:t>for</w:t>
+      </w:r>
+      <w:proofErr w:type="gramEnd"/>
+      <w:r>
+        <w:rPr>
+          <w:rFonts w:ascii="Consolas" w:hAnsi="Consolas" w:cs="Times New Roman"/>
+          <w:lang w:val="en-US"/>
+        </w:rPr>
+        <w:t xml:space="preserve"> d in done:</w:t>
+      </w:r>
+    </w:p>
+    <w:p>
+      <w:pPr>
+        <w:pStyle w:val="a3"/>
+        <w:ind w:left="1418"/>
+        <w:jc w:val="both"/>
+        <w:rPr>
+          <w:rFonts w:ascii="Consolas" w:hAnsi="Consolas" w:cs="Times New Roman"/>
+          <w:lang w:val="en-US"/>
+        </w:rPr>
+      </w:pPr>
+      <w:r>
+        <w:rPr>
+          <w:rFonts w:ascii="Consolas" w:hAnsi="Consolas" w:cs="Times New Roman"/>
           <w:lang w:val="en-US"/>
         </w:rPr>
         <w:t xml:space="preserve">        </w:t>
@@ -30010,92 +31463,128 @@
       <w:r>
         <w:rPr>
           <w:rFonts w:ascii="Consolas" w:hAnsi="Consolas" w:cs="Times New Roman"/>
-          <w:sz w:val="24"/>
-          <w:szCs w:val="24"/>
-          <w:lang w:val="en-US"/>
-        </w:rPr>
-        <w:t>async</w:t>
-      </w:r>
-      <w:proofErr w:type="gramEnd"/>
-      <w:r>
-        <w:rPr>
-          <w:rFonts w:ascii="Consolas" w:hAnsi="Consolas" w:cs="Times New Roman"/>
-          <w:sz w:val="24"/>
-          <w:szCs w:val="24"/>
-          <w:lang w:val="en-US"/>
-        </w:rPr>
-        <w:t xml:space="preserve"> def wrapped(*args, **kwargs):</w:t>
-      </w:r>
-    </w:p>
-    <w:p>
-      <w:pPr>
-        <w:pStyle w:val="a3"/>
-        <w:ind w:left="1418"/>
-        <w:jc w:val="both"/>
-        <w:rPr>
-          <w:rFonts w:ascii="Consolas" w:hAnsi="Consolas" w:cs="Times New Roman"/>
-          <w:sz w:val="24"/>
-          <w:szCs w:val="24"/>
-          <w:lang w:val="en-US"/>
-        </w:rPr>
-      </w:pPr>
-      <w:r>
-        <w:rPr>
-          <w:rFonts w:ascii="Consolas" w:hAnsi="Consolas" w:cs="Times New Roman"/>
-          <w:sz w:val="24"/>
-          <w:szCs w:val="24"/>
-          <w:lang w:val="en-US"/>
-        </w:rPr>
-        <w:t xml:space="preserve">            </w:t>
-      </w:r>
-      <w:proofErr w:type="gramStart"/>
-      <w:r>
-        <w:rPr>
-          <w:rFonts w:ascii="Consolas" w:hAnsi="Consolas" w:cs="Times New Roman"/>
-          <w:sz w:val="24"/>
-          <w:szCs w:val="24"/>
-          <w:lang w:val="en-US"/>
-        </w:rPr>
-        <w:t>start</w:t>
-      </w:r>
-      <w:proofErr w:type="gramEnd"/>
-      <w:r>
-        <w:rPr>
-          <w:rFonts w:ascii="Consolas" w:hAnsi="Consolas" w:cs="Times New Roman"/>
-          <w:sz w:val="24"/>
-          <w:szCs w:val="24"/>
-          <w:lang w:val="en-US"/>
-        </w:rPr>
-        <w:t xml:space="preserve"> = time.monotonic()</w:t>
-      </w:r>
-    </w:p>
-    <w:p>
-      <w:pPr>
-        <w:pStyle w:val="a3"/>
-        <w:ind w:left="1418"/>
-        <w:jc w:val="both"/>
-        <w:rPr>
-          <w:rFonts w:ascii="Consolas" w:hAnsi="Consolas" w:cs="Times New Roman"/>
-          <w:sz w:val="24"/>
-          <w:szCs w:val="24"/>
-          <w:lang w:val="en-US"/>
-        </w:rPr>
-      </w:pPr>
-      <w:r>
-        <w:rPr>
-          <w:rFonts w:ascii="Consolas" w:hAnsi="Consolas" w:cs="Times New Roman"/>
-          <w:sz w:val="24"/>
-          <w:szCs w:val="24"/>
-          <w:lang w:val="en-US"/>
-        </w:rPr>
-        <w:t xml:space="preserve">            </w:t>
-      </w:r>
-      <w:proofErr w:type="gramStart"/>
-      <w:r>
-        <w:rPr>
-          <w:rFonts w:ascii="Consolas" w:hAnsi="Consolas" w:cs="Times New Roman"/>
-          <w:sz w:val="24"/>
-          <w:szCs w:val="24"/>
+          <w:lang w:val="en-US"/>
+        </w:rPr>
+        <w:t>print(</w:t>
+      </w:r>
+      <w:proofErr w:type="gramEnd"/>
+      <w:r>
+        <w:rPr>
+          <w:rFonts w:ascii="Consolas" w:hAnsi="Consolas" w:cs="Times New Roman"/>
+          <w:lang w:val="en-US"/>
+        </w:rPr>
+        <w:t>await d)</w:t>
+      </w:r>
+    </w:p>
+    <w:p>
+      <w:pPr>
+        <w:pStyle w:val="a3"/>
+        <w:ind w:left="1418"/>
+        <w:jc w:val="both"/>
+        <w:rPr>
+          <w:rFonts w:ascii="Consolas" w:hAnsi="Consolas" w:cs="Times New Roman"/>
+          <w:lang w:val="en-US"/>
+        </w:rPr>
+      </w:pPr>
+      <w:r>
+        <w:rPr>
+          <w:rFonts w:ascii="Consolas" w:hAnsi="Consolas" w:cs="Times New Roman"/>
+          <w:lang w:val="en-US"/>
+        </w:rPr>
+        <w:t xml:space="preserve">    </w:t>
+      </w:r>
+    </w:p>
+    <w:p>
+      <w:pPr>
+        <w:jc w:val="both"/>
+        <w:rPr>
+          <w:rFonts w:ascii="Consolas" w:hAnsi="Consolas" w:cs="Times New Roman"/>
+          <w:lang w:val="en-US"/>
+        </w:rPr>
+      </w:pPr>
+    </w:p>
+    <w:p>
+      <w:pPr>
+        <w:pStyle w:val="a3"/>
+        <w:ind w:left="1418"/>
+        <w:jc w:val="both"/>
+        <w:rPr>
+          <w:rFonts w:ascii="Consolas" w:hAnsi="Consolas" w:cs="Times New Roman"/>
+          <w:lang w:val="en-US"/>
+        </w:rPr>
+      </w:pPr>
+      <w:proofErr w:type="gramStart"/>
+      <w:r>
+        <w:rPr>
+          <w:rFonts w:ascii="Consolas" w:hAnsi="Consolas" w:cs="Times New Roman"/>
+          <w:lang w:val="en-US"/>
+        </w:rPr>
+        <w:t>if</w:t>
+      </w:r>
+      <w:proofErr w:type="gramEnd"/>
+      <w:r>
+        <w:rPr>
+          <w:rFonts w:ascii="Consolas" w:hAnsi="Consolas" w:cs="Times New Roman"/>
+          <w:lang w:val="en-US"/>
+        </w:rPr>
+        <w:t xml:space="preserve"> __name__ == "__main__":</w:t>
+      </w:r>
+    </w:p>
+    <w:p>
+      <w:pPr>
+        <w:pStyle w:val="a3"/>
+        <w:ind w:left="1418"/>
+        <w:jc w:val="both"/>
+        <w:rPr>
+          <w:rFonts w:ascii="Consolas" w:hAnsi="Consolas" w:cs="Times New Roman"/>
+          <w:lang w:val="en-US"/>
+        </w:rPr>
+      </w:pPr>
+      <w:r>
+        <w:rPr>
+          <w:rFonts w:ascii="Consolas" w:hAnsi="Consolas" w:cs="Times New Roman"/>
+          <w:lang w:val="en-US"/>
+        </w:rPr>
+        <w:t xml:space="preserve">    </w:t>
+      </w:r>
+      <w:proofErr w:type="gramStart"/>
+      <w:r>
+        <w:rPr>
+          <w:rFonts w:ascii="Consolas" w:hAnsi="Consolas" w:cs="Times New Roman"/>
+          <w:lang w:val="en-US"/>
+        </w:rPr>
+        <w:t>loop</w:t>
+      </w:r>
+      <w:proofErr w:type="gramEnd"/>
+      <w:r>
+        <w:rPr>
+          <w:rFonts w:ascii="Consolas" w:hAnsi="Consolas" w:cs="Times New Roman"/>
+          <w:lang w:val="en-US"/>
+        </w:rPr>
+        <w:t xml:space="preserve"> = asyncio.new_event_loop()</w:t>
+      </w:r>
+    </w:p>
+    <w:p>
+      <w:pPr>
+        <w:pStyle w:val="a3"/>
+        <w:ind w:left="1418"/>
+        <w:jc w:val="both"/>
+        <w:rPr>
+          <w:rFonts w:ascii="Consolas" w:hAnsi="Consolas" w:cs="Times New Roman"/>
+          <w:lang w:val="en-US"/>
+        </w:rPr>
+      </w:pPr>
+      <w:r>
+        <w:rPr>
+          <w:rFonts w:ascii="Consolas" w:hAnsi="Consolas" w:cs="Times New Roman"/>
+          <w:lang w:val="en-US"/>
+        </w:rPr>
+        <w:t xml:space="preserve">    </w:t>
+      </w:r>
+      <w:proofErr w:type="gramStart"/>
+      <w:r>
+        <w:rPr>
+          <w:rFonts w:ascii="Consolas" w:hAnsi="Consolas" w:cs="Times New Roman"/>
           <w:lang w:val="en-US"/>
         </w:rPr>
         <w:t>try</w:t>
@@ -30104,8 +31593,6 @@
       <w:r>
         <w:rPr>
           <w:rFonts w:ascii="Consolas" w:hAnsi="Consolas" w:cs="Times New Roman"/>
-          <w:sz w:val="24"/>
-          <w:szCs w:val="24"/>
           <w:lang w:val="en-US"/>
         </w:rPr>
         <w:t>:</w:t>
@@ -30118,68 +31605,54 @@
         <w:jc w:val="both"/>
         <w:rPr>
           <w:rFonts w:ascii="Consolas" w:hAnsi="Consolas" w:cs="Times New Roman"/>
-          <w:sz w:val="24"/>
-          <w:szCs w:val="24"/>
-          <w:lang w:val="en-US"/>
-        </w:rPr>
-      </w:pPr>
-      <w:r>
-        <w:rPr>
-          <w:rFonts w:ascii="Consolas" w:hAnsi="Consolas" w:cs="Times New Roman"/>
-          <w:sz w:val="24"/>
-          <w:szCs w:val="24"/>
-          <w:lang w:val="en-US"/>
-        </w:rPr>
-        <w:t xml:space="preserve">                </w:t>
-      </w:r>
-      <w:proofErr w:type="gramStart"/>
-      <w:r>
-        <w:rPr>
-          <w:rFonts w:ascii="Consolas" w:hAnsi="Consolas" w:cs="Times New Roman"/>
-          <w:sz w:val="24"/>
-          <w:szCs w:val="24"/>
-          <w:lang w:val="en-US"/>
-        </w:rPr>
-        <w:t>return</w:t>
-      </w:r>
-      <w:proofErr w:type="gramEnd"/>
-      <w:r>
-        <w:rPr>
-          <w:rFonts w:ascii="Consolas" w:hAnsi="Consolas" w:cs="Times New Roman"/>
-          <w:sz w:val="24"/>
-          <w:szCs w:val="24"/>
-          <w:lang w:val="en-US"/>
-        </w:rPr>
-        <w:t xml:space="preserve"> await func(*args, **kwargs)</w:t>
-      </w:r>
-    </w:p>
-    <w:p>
-      <w:pPr>
-        <w:pStyle w:val="a3"/>
-        <w:ind w:left="1418"/>
-        <w:jc w:val="both"/>
-        <w:rPr>
-          <w:rFonts w:ascii="Consolas" w:hAnsi="Consolas" w:cs="Times New Roman"/>
-          <w:sz w:val="24"/>
-          <w:szCs w:val="24"/>
-          <w:lang w:val="en-US"/>
-        </w:rPr>
-      </w:pPr>
-      <w:r>
-        <w:rPr>
-          <w:rFonts w:ascii="Consolas" w:hAnsi="Consolas" w:cs="Times New Roman"/>
-          <w:sz w:val="24"/>
-          <w:szCs w:val="24"/>
-          <w:lang w:val="en-US"/>
-        </w:rPr>
-        <w:t xml:space="preserve">            </w:t>
-      </w:r>
-      <w:proofErr w:type="gramStart"/>
-      <w:r>
-        <w:rPr>
-          <w:rFonts w:ascii="Consolas" w:hAnsi="Consolas" w:cs="Times New Roman"/>
-          <w:sz w:val="24"/>
-          <w:szCs w:val="24"/>
+          <w:lang w:val="en-US"/>
+        </w:rPr>
+      </w:pPr>
+      <w:r>
+        <w:rPr>
+          <w:rFonts w:ascii="Consolas" w:hAnsi="Consolas" w:cs="Times New Roman"/>
+          <w:lang w:val="en-US"/>
+        </w:rPr>
+        <w:t xml:space="preserve">        loop.run_until_</w:t>
+      </w:r>
+      <w:proofErr w:type="gramStart"/>
+      <w:r>
+        <w:rPr>
+          <w:rFonts w:ascii="Consolas" w:hAnsi="Consolas" w:cs="Times New Roman"/>
+          <w:lang w:val="en-US"/>
+        </w:rPr>
+        <w:t>complete(</w:t>
+      </w:r>
+      <w:proofErr w:type="gramEnd"/>
+      <w:r>
+        <w:rPr>
+          <w:rFonts w:ascii="Consolas" w:hAnsi="Consolas" w:cs="Times New Roman"/>
+          <w:lang w:val="en-US"/>
+        </w:rPr>
+        <w:t>main())</w:t>
+      </w:r>
+    </w:p>
+    <w:p>
+      <w:pPr>
+        <w:pStyle w:val="a3"/>
+        <w:ind w:left="1418"/>
+        <w:jc w:val="both"/>
+        <w:rPr>
+          <w:rFonts w:ascii="Consolas" w:hAnsi="Consolas" w:cs="Times New Roman"/>
+          <w:lang w:val="en-US"/>
+        </w:rPr>
+      </w:pPr>
+      <w:r>
+        <w:rPr>
+          <w:rFonts w:ascii="Consolas" w:hAnsi="Consolas" w:cs="Times New Roman"/>
+          <w:lang w:val="en-US"/>
+        </w:rPr>
+        <w:t xml:space="preserve">    </w:t>
+      </w:r>
+      <w:proofErr w:type="gramStart"/>
+      <w:r>
+        <w:rPr>
+          <w:rFonts w:ascii="Consolas" w:hAnsi="Consolas" w:cs="Times New Roman"/>
           <w:lang w:val="en-US"/>
         </w:rPr>
         <w:t>finally</w:t>
@@ -30188,8 +31661,6 @@
       <w:r>
         <w:rPr>
           <w:rFonts w:ascii="Consolas" w:hAnsi="Consolas" w:cs="Times New Roman"/>
-          <w:sz w:val="24"/>
-          <w:szCs w:val="24"/>
           <w:lang w:val="en-US"/>
         </w:rPr>
         <w:t>:</w:t>
@@ -30202,142 +31673,12 @@
         <w:jc w:val="both"/>
         <w:rPr>
           <w:rFonts w:ascii="Consolas" w:hAnsi="Consolas" w:cs="Times New Roman"/>
-          <w:sz w:val="24"/>
-          <w:szCs w:val="24"/>
-          <w:lang w:val="en-US"/>
-        </w:rPr>
-      </w:pPr>
-      <w:r>
-        <w:rPr>
-          <w:rFonts w:ascii="Consolas" w:hAnsi="Consolas" w:cs="Times New Roman"/>
-          <w:sz w:val="24"/>
-          <w:szCs w:val="24"/>
-          <w:lang w:val="en-US"/>
-        </w:rPr>
-        <w:t xml:space="preserve">                </w:t>
-      </w:r>
-      <w:proofErr w:type="gramStart"/>
-      <w:r>
-        <w:rPr>
-          <w:rFonts w:ascii="Consolas" w:hAnsi="Consolas" w:cs="Times New Roman"/>
-          <w:sz w:val="24"/>
-          <w:szCs w:val="24"/>
-          <w:lang w:val="en-US"/>
-        </w:rPr>
-        <w:t>end</w:t>
-      </w:r>
-      <w:proofErr w:type="gramEnd"/>
-      <w:r>
-        <w:rPr>
-          <w:rFonts w:ascii="Consolas" w:hAnsi="Consolas" w:cs="Times New Roman"/>
-          <w:sz w:val="24"/>
-          <w:szCs w:val="24"/>
-          <w:lang w:val="en-US"/>
-        </w:rPr>
-        <w:t xml:space="preserve"> = time.monotonic()</w:t>
-      </w:r>
-    </w:p>
-    <w:p>
-      <w:pPr>
-        <w:pStyle w:val="a3"/>
-        <w:ind w:left="1418"/>
-        <w:jc w:val="both"/>
-        <w:rPr>
-          <w:rFonts w:ascii="Consolas" w:hAnsi="Consolas" w:cs="Times New Roman"/>
-          <w:sz w:val="24"/>
-          <w:szCs w:val="24"/>
-          <w:lang w:val="en-US"/>
-        </w:rPr>
-      </w:pPr>
-      <w:r>
-        <w:rPr>
-          <w:rFonts w:ascii="Consolas" w:hAnsi="Consolas" w:cs="Times New Roman"/>
-          <w:sz w:val="24"/>
-          <w:szCs w:val="24"/>
-          <w:lang w:val="en-US"/>
-        </w:rPr>
-        <w:t xml:space="preserve">                </w:t>
-      </w:r>
-      <w:proofErr w:type="gramStart"/>
-      <w:r>
-        <w:rPr>
-          <w:rFonts w:ascii="Consolas" w:hAnsi="Consolas" w:cs="Times New Roman"/>
-          <w:sz w:val="24"/>
-          <w:szCs w:val="24"/>
-          <w:lang w:val="en-US"/>
-        </w:rPr>
-        <w:t>total</w:t>
-      </w:r>
-      <w:proofErr w:type="gramEnd"/>
-      <w:r>
-        <w:rPr>
-          <w:rFonts w:ascii="Consolas" w:hAnsi="Consolas" w:cs="Times New Roman"/>
-          <w:sz w:val="24"/>
-          <w:szCs w:val="24"/>
-          <w:lang w:val="en-US"/>
-        </w:rPr>
-        <w:t xml:space="preserve"> = end - start</w:t>
-      </w:r>
-    </w:p>
-    <w:p>
-      <w:pPr>
-        <w:pStyle w:val="a3"/>
-        <w:ind w:left="1418"/>
-        <w:jc w:val="both"/>
-        <w:rPr>
-          <w:rFonts w:ascii="Consolas" w:hAnsi="Consolas" w:cs="Times New Roman"/>
-          <w:sz w:val="24"/>
-          <w:szCs w:val="24"/>
-          <w:lang w:val="en-US"/>
-        </w:rPr>
-      </w:pPr>
-      <w:r>
-        <w:rPr>
-          <w:rFonts w:ascii="Consolas" w:hAnsi="Consolas" w:cs="Times New Roman"/>
-          <w:sz w:val="24"/>
-          <w:szCs w:val="24"/>
-          <w:lang w:val="en-US"/>
-        </w:rPr>
-        <w:t xml:space="preserve">                </w:t>
-      </w:r>
-      <w:proofErr w:type="gramStart"/>
-      <w:r>
-        <w:rPr>
-          <w:rFonts w:ascii="Consolas" w:hAnsi="Consolas" w:cs="Times New Roman"/>
-          <w:sz w:val="24"/>
-          <w:szCs w:val="24"/>
-          <w:lang w:val="en-US"/>
-        </w:rPr>
-        <w:t>print(</w:t>
-      </w:r>
-      <w:proofErr w:type="gramEnd"/>
-      <w:r>
-        <w:rPr>
-          <w:rFonts w:ascii="Consolas" w:hAnsi="Consolas" w:cs="Times New Roman"/>
-          <w:sz w:val="24"/>
-          <w:szCs w:val="24"/>
-          <w:lang w:val="en-US"/>
-        </w:rPr>
-        <w:t>f'{func.__name__}: {total:.4f} sec')</w:t>
-      </w:r>
-    </w:p>
-    <w:p>
-      <w:pPr>
-        <w:pStyle w:val="a3"/>
-        <w:ind w:left="1418"/>
-        <w:jc w:val="both"/>
-        <w:rPr>
-          <w:rFonts w:ascii="Consolas" w:hAnsi="Consolas" w:cs="Times New Roman"/>
-          <w:sz w:val="24"/>
-          <w:szCs w:val="24"/>
-          <w:lang w:val="en-US"/>
-        </w:rPr>
-      </w:pPr>
-      <w:r>
-        <w:rPr>
-          <w:rFonts w:ascii="Consolas" w:hAnsi="Consolas" w:cs="Times New Roman"/>
-          <w:sz w:val="24"/>
-          <w:szCs w:val="24"/>
+          <w:lang w:val="en-US"/>
+        </w:rPr>
+      </w:pPr>
+      <w:r>
+        <w:rPr>
+          <w:rFonts w:ascii="Consolas" w:hAnsi="Consolas" w:cs="Times New Roman"/>
           <w:lang w:val="en-US"/>
         </w:rPr>
         <w:t xml:space="preserve">        </w:t>
@@ -30346,1682 +31687,6 @@
       <w:r>
         <w:rPr>
           <w:rFonts w:ascii="Consolas" w:hAnsi="Consolas" w:cs="Times New Roman"/>
-          <w:sz w:val="24"/>
-          <w:szCs w:val="24"/>
-          <w:lang w:val="en-US"/>
-        </w:rPr>
-        <w:t>return</w:t>
-      </w:r>
-      <w:proofErr w:type="gramEnd"/>
-      <w:r>
-        <w:rPr>
-          <w:rFonts w:ascii="Consolas" w:hAnsi="Consolas" w:cs="Times New Roman"/>
-          <w:sz w:val="24"/>
-          <w:szCs w:val="24"/>
-          <w:lang w:val="en-US"/>
-        </w:rPr>
-        <w:t xml:space="preserve"> wrapped</w:t>
-      </w:r>
-    </w:p>
-    <w:p>
-      <w:pPr>
-        <w:pStyle w:val="a3"/>
-        <w:ind w:left="1418"/>
-        <w:jc w:val="both"/>
-        <w:rPr>
-          <w:rFonts w:ascii="Consolas" w:hAnsi="Consolas" w:cs="Times New Roman"/>
-          <w:sz w:val="24"/>
-          <w:szCs w:val="24"/>
-          <w:lang w:val="en-US"/>
-        </w:rPr>
-      </w:pPr>
-      <w:r>
-        <w:rPr>
-          <w:rFonts w:ascii="Consolas" w:hAnsi="Consolas" w:cs="Times New Roman"/>
-          <w:sz w:val="24"/>
-          <w:szCs w:val="24"/>
-          <w:lang w:val="en-US"/>
-        </w:rPr>
-        <w:t xml:space="preserve">    </w:t>
-      </w:r>
-      <w:proofErr w:type="gramStart"/>
-      <w:r>
-        <w:rPr>
-          <w:rFonts w:ascii="Consolas" w:hAnsi="Consolas" w:cs="Times New Roman"/>
-          <w:sz w:val="24"/>
-          <w:szCs w:val="24"/>
-          <w:lang w:val="en-US"/>
-        </w:rPr>
-        <w:t>return</w:t>
-      </w:r>
-      <w:proofErr w:type="gramEnd"/>
-      <w:r>
-        <w:rPr>
-          <w:rFonts w:ascii="Consolas" w:hAnsi="Consolas" w:cs="Times New Roman"/>
-          <w:sz w:val="24"/>
-          <w:szCs w:val="24"/>
-          <w:lang w:val="en-US"/>
-        </w:rPr>
-        <w:t xml:space="preserve"> wrapper</w:t>
-      </w:r>
-    </w:p>
-    <w:p>
-      <w:pPr>
-        <w:pStyle w:val="a3"/>
-        <w:ind w:left="1418"/>
-        <w:jc w:val="both"/>
-        <w:rPr>
-          <w:rFonts w:ascii="Consolas" w:hAnsi="Consolas" w:cs="Times New Roman"/>
-          <w:sz w:val="24"/>
-          <w:szCs w:val="24"/>
-          <w:lang w:val="en-US"/>
-        </w:rPr>
-      </w:pPr>
-    </w:p>
-    <w:p>
-      <w:pPr>
-        <w:pStyle w:val="a3"/>
-        <w:ind w:left="1418"/>
-        <w:jc w:val="both"/>
-        <w:rPr>
-          <w:rFonts w:ascii="Consolas" w:hAnsi="Consolas" w:cs="Times New Roman"/>
-          <w:sz w:val="24"/>
-          <w:szCs w:val="24"/>
-          <w:lang w:val="en-US"/>
-        </w:rPr>
-      </w:pPr>
-    </w:p>
-    <w:p>
-      <w:pPr>
-        <w:pStyle w:val="a3"/>
-        <w:ind w:left="1418"/>
-        <w:jc w:val="both"/>
-        <w:rPr>
-          <w:rFonts w:ascii="Consolas" w:hAnsi="Consolas" w:cs="Times New Roman"/>
-          <w:sz w:val="24"/>
-          <w:szCs w:val="24"/>
-          <w:lang w:val="en-US"/>
-        </w:rPr>
-      </w:pPr>
-    </w:p>
-    <w:p>
-      <w:pPr>
-        <w:pStyle w:val="a3"/>
-        <w:ind w:left="1418"/>
-        <w:jc w:val="both"/>
-        <w:rPr>
-          <w:rFonts w:ascii="Consolas" w:hAnsi="Consolas" w:cs="Times New Roman"/>
-          <w:sz w:val="24"/>
-          <w:szCs w:val="24"/>
-          <w:lang w:val="en-US"/>
-        </w:rPr>
-      </w:pPr>
-      <w:proofErr w:type="gramStart"/>
-      <w:r>
-        <w:rPr>
-          <w:rFonts w:ascii="Consolas" w:hAnsi="Consolas" w:cs="Times New Roman"/>
-          <w:sz w:val="24"/>
-          <w:szCs w:val="24"/>
-          <w:lang w:val="en-US"/>
-        </w:rPr>
-        <w:t>async</w:t>
-      </w:r>
-      <w:proofErr w:type="gramEnd"/>
-      <w:r>
-        <w:rPr>
-          <w:rFonts w:ascii="Consolas" w:hAnsi="Consolas" w:cs="Times New Roman"/>
-          <w:sz w:val="24"/>
-          <w:szCs w:val="24"/>
-          <w:lang w:val="en-US"/>
-        </w:rPr>
-        <w:t xml:space="preserve"> def get_status_url(args):</w:t>
-      </w:r>
-    </w:p>
-    <w:p>
-      <w:pPr>
-        <w:pStyle w:val="a3"/>
-        <w:ind w:left="1418"/>
-        <w:jc w:val="both"/>
-        <w:rPr>
-          <w:rFonts w:ascii="Consolas" w:hAnsi="Consolas" w:cs="Times New Roman"/>
-          <w:sz w:val="24"/>
-          <w:szCs w:val="24"/>
-          <w:lang w:val="en-US"/>
-        </w:rPr>
-      </w:pPr>
-      <w:r>
-        <w:rPr>
-          <w:rFonts w:ascii="Consolas" w:hAnsi="Consolas" w:cs="Times New Roman"/>
-          <w:sz w:val="24"/>
-          <w:szCs w:val="24"/>
-          <w:lang w:val="en-US"/>
-        </w:rPr>
-        <w:t xml:space="preserve">    </w:t>
-      </w:r>
-      <w:proofErr w:type="gramStart"/>
-      <w:r>
-        <w:rPr>
-          <w:rFonts w:ascii="Consolas" w:hAnsi="Consolas" w:cs="Times New Roman"/>
-          <w:sz w:val="24"/>
-          <w:szCs w:val="24"/>
-          <w:lang w:val="en-US"/>
-        </w:rPr>
-        <w:t>url</w:t>
-      </w:r>
-      <w:proofErr w:type="gramEnd"/>
-      <w:r>
-        <w:rPr>
-          <w:rFonts w:ascii="Consolas" w:hAnsi="Consolas" w:cs="Times New Roman"/>
-          <w:sz w:val="24"/>
-          <w:szCs w:val="24"/>
-          <w:lang w:val="en-US"/>
-        </w:rPr>
-        <w:t>, data, headers, i = args</w:t>
-      </w:r>
-    </w:p>
-    <w:p>
-      <w:pPr>
-        <w:pStyle w:val="a3"/>
-        <w:ind w:left="1418"/>
-        <w:jc w:val="both"/>
-        <w:rPr>
-          <w:rFonts w:ascii="Consolas" w:hAnsi="Consolas" w:cs="Times New Roman"/>
-          <w:sz w:val="24"/>
-          <w:szCs w:val="24"/>
-          <w:lang w:val="en-US"/>
-        </w:rPr>
-      </w:pPr>
-      <w:r>
-        <w:rPr>
-          <w:rFonts w:ascii="Consolas" w:hAnsi="Consolas" w:cs="Times New Roman"/>
-          <w:sz w:val="24"/>
-          <w:szCs w:val="24"/>
-          <w:lang w:val="en-US"/>
-        </w:rPr>
-        <w:t xml:space="preserve">    </w:t>
-      </w:r>
-      <w:proofErr w:type="gramStart"/>
-      <w:r>
-        <w:rPr>
-          <w:rFonts w:ascii="Consolas" w:hAnsi="Consolas" w:cs="Times New Roman"/>
-          <w:sz w:val="24"/>
-          <w:szCs w:val="24"/>
-          <w:lang w:val="en-US"/>
-        </w:rPr>
-        <w:t>start</w:t>
-      </w:r>
-      <w:proofErr w:type="gramEnd"/>
-      <w:r>
-        <w:rPr>
-          <w:rFonts w:ascii="Consolas" w:hAnsi="Consolas" w:cs="Times New Roman"/>
-          <w:sz w:val="24"/>
-          <w:szCs w:val="24"/>
-          <w:lang w:val="en-US"/>
-        </w:rPr>
-        <w:t xml:space="preserve"> = time.monotonic()</w:t>
-      </w:r>
-    </w:p>
-    <w:p>
-      <w:pPr>
-        <w:pStyle w:val="a3"/>
-        <w:ind w:left="1418"/>
-        <w:jc w:val="both"/>
-        <w:rPr>
-          <w:rFonts w:ascii="Consolas" w:hAnsi="Consolas" w:cs="Times New Roman"/>
-          <w:color w:val="FF0000"/>
-          <w:sz w:val="24"/>
-          <w:szCs w:val="24"/>
-          <w:lang w:val="en-US"/>
-        </w:rPr>
-      </w:pPr>
-      <w:r>
-        <w:rPr>
-          <w:rFonts w:ascii="Consolas" w:hAnsi="Consolas" w:cs="Times New Roman"/>
-          <w:sz w:val="24"/>
-          <w:szCs w:val="24"/>
-          <w:lang w:val="en-US"/>
-        </w:rPr>
-        <w:t xml:space="preserve">    </w:t>
-      </w:r>
-      <w:proofErr w:type="gramStart"/>
-      <w:r>
-        <w:rPr>
-          <w:rFonts w:ascii="Consolas" w:hAnsi="Consolas" w:cs="Times New Roman"/>
-          <w:color w:val="FF0000"/>
-          <w:sz w:val="24"/>
-          <w:szCs w:val="24"/>
-          <w:lang w:val="en-US"/>
-        </w:rPr>
-        <w:t>async</w:t>
-      </w:r>
-      <w:proofErr w:type="gramEnd"/>
-      <w:r>
-        <w:rPr>
-          <w:rFonts w:ascii="Consolas" w:hAnsi="Consolas" w:cs="Times New Roman"/>
-          <w:color w:val="FF0000"/>
-          <w:sz w:val="24"/>
-          <w:szCs w:val="24"/>
-          <w:lang w:val="en-US"/>
-        </w:rPr>
-        <w:t xml:space="preserve"> with aiohttp.ClientSession() as session:</w:t>
-      </w:r>
-    </w:p>
-    <w:p>
-      <w:pPr>
-        <w:pStyle w:val="a3"/>
-        <w:ind w:left="1418"/>
-        <w:jc w:val="both"/>
-        <w:rPr>
-          <w:rFonts w:ascii="Consolas" w:hAnsi="Consolas" w:cs="Times New Roman"/>
-          <w:color w:val="FF0000"/>
-          <w:sz w:val="24"/>
-          <w:szCs w:val="24"/>
-          <w:lang w:val="en-US"/>
-        </w:rPr>
-      </w:pPr>
-      <w:r>
-        <w:rPr>
-          <w:rFonts w:ascii="Consolas" w:hAnsi="Consolas" w:cs="Times New Roman"/>
-          <w:color w:val="FF0000"/>
-          <w:sz w:val="24"/>
-          <w:szCs w:val="24"/>
-          <w:lang w:val="en-US"/>
-        </w:rPr>
-        <w:t xml:space="preserve">        # </w:t>
-      </w:r>
-      <w:proofErr w:type="gramStart"/>
-      <w:r>
-        <w:rPr>
-          <w:rFonts w:ascii="Consolas" w:hAnsi="Consolas" w:cs="Times New Roman"/>
-          <w:color w:val="FF0000"/>
-          <w:sz w:val="24"/>
-          <w:szCs w:val="24"/>
-          <w:lang w:val="en-US"/>
-        </w:rPr>
-        <w:t>async</w:t>
-      </w:r>
-      <w:proofErr w:type="gramEnd"/>
-      <w:r>
-        <w:rPr>
-          <w:rFonts w:ascii="Consolas" w:hAnsi="Consolas" w:cs="Times New Roman"/>
-          <w:color w:val="FF0000"/>
-          <w:sz w:val="24"/>
-          <w:szCs w:val="24"/>
-          <w:lang w:val="en-US"/>
-        </w:rPr>
-        <w:t xml:space="preserve"> with session.get(url) as response:</w:t>
-      </w:r>
-    </w:p>
-    <w:p>
-      <w:pPr>
-        <w:pStyle w:val="a3"/>
-        <w:ind w:left="1418"/>
-        <w:jc w:val="both"/>
-        <w:rPr>
-          <w:rFonts w:ascii="Consolas" w:hAnsi="Consolas" w:cs="Times New Roman"/>
-          <w:color w:val="FF0000"/>
-          <w:sz w:val="24"/>
-          <w:szCs w:val="24"/>
-          <w:lang w:val="en-US"/>
-        </w:rPr>
-      </w:pPr>
-      <w:r>
-        <w:rPr>
-          <w:rFonts w:ascii="Consolas" w:hAnsi="Consolas" w:cs="Times New Roman"/>
-          <w:color w:val="FF0000"/>
-          <w:sz w:val="24"/>
-          <w:szCs w:val="24"/>
-          <w:lang w:val="en-US"/>
-        </w:rPr>
-        <w:t xml:space="preserve">        #     </w:t>
-      </w:r>
-      <w:proofErr w:type="gramStart"/>
-      <w:r>
-        <w:rPr>
-          <w:rFonts w:ascii="Consolas" w:hAnsi="Consolas" w:cs="Times New Roman"/>
-          <w:color w:val="FF0000"/>
-          <w:sz w:val="24"/>
-          <w:szCs w:val="24"/>
-          <w:lang w:val="en-US"/>
-        </w:rPr>
-        <w:t>resp</w:t>
-      </w:r>
-      <w:proofErr w:type="gramEnd"/>
-      <w:r>
-        <w:rPr>
-          <w:rFonts w:ascii="Consolas" w:hAnsi="Consolas" w:cs="Times New Roman"/>
-          <w:color w:val="FF0000"/>
-          <w:sz w:val="24"/>
-          <w:szCs w:val="24"/>
-          <w:lang w:val="en-US"/>
-        </w:rPr>
-        <w:t xml:space="preserve"> = response.status</w:t>
-      </w:r>
-    </w:p>
-    <w:p>
-      <w:pPr>
-        <w:pStyle w:val="a3"/>
-        <w:ind w:left="1418"/>
-        <w:jc w:val="both"/>
-        <w:rPr>
-          <w:rFonts w:ascii="Consolas" w:hAnsi="Consolas" w:cs="Times New Roman"/>
-          <w:color w:val="FF0000"/>
-          <w:sz w:val="24"/>
-          <w:szCs w:val="24"/>
-          <w:lang w:val="en-US"/>
-        </w:rPr>
-      </w:pPr>
-    </w:p>
-    <w:p>
-      <w:pPr>
-        <w:pStyle w:val="a3"/>
-        <w:ind w:left="1418"/>
-        <w:jc w:val="both"/>
-        <w:rPr>
-          <w:rFonts w:ascii="Consolas" w:hAnsi="Consolas" w:cs="Times New Roman"/>
-          <w:color w:val="FF0000"/>
-          <w:sz w:val="24"/>
-          <w:szCs w:val="24"/>
-          <w:lang w:val="en-US"/>
-        </w:rPr>
-      </w:pPr>
-      <w:r>
-        <w:rPr>
-          <w:rFonts w:ascii="Consolas" w:hAnsi="Consolas" w:cs="Times New Roman"/>
-          <w:color w:val="FF0000"/>
-          <w:sz w:val="24"/>
-          <w:szCs w:val="24"/>
-          <w:lang w:val="en-US"/>
-        </w:rPr>
-        <w:t xml:space="preserve">        </w:t>
-      </w:r>
-      <w:proofErr w:type="gramStart"/>
-      <w:r>
-        <w:rPr>
-          <w:rFonts w:ascii="Consolas" w:hAnsi="Consolas" w:cs="Times New Roman"/>
-          <w:color w:val="FF0000"/>
-          <w:sz w:val="24"/>
-          <w:szCs w:val="24"/>
-          <w:lang w:val="en-US"/>
-        </w:rPr>
-        <w:t>async</w:t>
-      </w:r>
-      <w:proofErr w:type="gramEnd"/>
-      <w:r>
-        <w:rPr>
-          <w:rFonts w:ascii="Consolas" w:hAnsi="Consolas" w:cs="Times New Roman"/>
-          <w:color w:val="FF0000"/>
-          <w:sz w:val="24"/>
-          <w:szCs w:val="24"/>
-          <w:lang w:val="en-US"/>
-        </w:rPr>
-        <w:t xml:space="preserve"> with session.post(</w:t>
-      </w:r>
-    </w:p>
-    <w:p>
-      <w:pPr>
-        <w:pStyle w:val="a3"/>
-        <w:ind w:left="1418"/>
-        <w:jc w:val="both"/>
-        <w:rPr>
-          <w:rFonts w:ascii="Consolas" w:hAnsi="Consolas" w:cs="Times New Roman"/>
-          <w:color w:val="FF0000"/>
-          <w:sz w:val="24"/>
-          <w:szCs w:val="24"/>
-          <w:lang w:val="en-US"/>
-        </w:rPr>
-      </w:pPr>
-      <w:r>
-        <w:rPr>
-          <w:rFonts w:ascii="Consolas" w:hAnsi="Consolas" w:cs="Times New Roman"/>
-          <w:color w:val="FF0000"/>
-          <w:sz w:val="24"/>
-          <w:szCs w:val="24"/>
-          <w:lang w:val="en-US"/>
-        </w:rPr>
-        <w:t xml:space="preserve">            </w:t>
-      </w:r>
-      <w:proofErr w:type="gramStart"/>
-      <w:r>
-        <w:rPr>
-          <w:rFonts w:ascii="Consolas" w:hAnsi="Consolas" w:cs="Times New Roman"/>
-          <w:color w:val="FF0000"/>
-          <w:sz w:val="24"/>
-          <w:szCs w:val="24"/>
-          <w:lang w:val="en-US"/>
-        </w:rPr>
-        <w:t>url=</w:t>
-      </w:r>
-      <w:proofErr w:type="gramEnd"/>
-      <w:r>
-        <w:rPr>
-          <w:rFonts w:ascii="Consolas" w:hAnsi="Consolas" w:cs="Times New Roman"/>
-          <w:color w:val="FF0000"/>
-          <w:sz w:val="24"/>
-          <w:szCs w:val="24"/>
-          <w:lang w:val="en-US"/>
-        </w:rPr>
-        <w:t>url,</w:t>
-      </w:r>
-    </w:p>
-    <w:p>
-      <w:pPr>
-        <w:pStyle w:val="a3"/>
-        <w:ind w:left="1418"/>
-        <w:jc w:val="both"/>
-        <w:rPr>
-          <w:rFonts w:ascii="Consolas" w:hAnsi="Consolas" w:cs="Times New Roman"/>
-          <w:color w:val="FF0000"/>
-          <w:sz w:val="24"/>
-          <w:szCs w:val="24"/>
-          <w:lang w:val="en-US"/>
-        </w:rPr>
-      </w:pPr>
-      <w:r>
-        <w:rPr>
-          <w:rFonts w:ascii="Consolas" w:hAnsi="Consolas" w:cs="Times New Roman"/>
-          <w:color w:val="FF0000"/>
-          <w:sz w:val="24"/>
-          <w:szCs w:val="24"/>
-          <w:lang w:val="en-US"/>
-        </w:rPr>
-        <w:t xml:space="preserve">            </w:t>
-      </w:r>
-      <w:proofErr w:type="gramStart"/>
-      <w:r>
-        <w:rPr>
-          <w:rFonts w:ascii="Consolas" w:hAnsi="Consolas" w:cs="Times New Roman"/>
-          <w:color w:val="FF0000"/>
-          <w:sz w:val="24"/>
-          <w:szCs w:val="24"/>
-          <w:lang w:val="en-US"/>
-        </w:rPr>
-        <w:t>data</w:t>
-      </w:r>
-      <w:proofErr w:type="gramEnd"/>
-      <w:r>
-        <w:rPr>
-          <w:rFonts w:ascii="Consolas" w:hAnsi="Consolas" w:cs="Times New Roman"/>
-          <w:color w:val="FF0000"/>
-          <w:sz w:val="24"/>
-          <w:szCs w:val="24"/>
-          <w:lang w:val="en-US"/>
-        </w:rPr>
-        <w:t xml:space="preserve"> = data,</w:t>
-      </w:r>
-    </w:p>
-    <w:p>
-      <w:pPr>
-        <w:pStyle w:val="a3"/>
-        <w:ind w:left="1418"/>
-        <w:jc w:val="both"/>
-        <w:rPr>
-          <w:rFonts w:ascii="Consolas" w:hAnsi="Consolas" w:cs="Times New Roman"/>
-          <w:color w:val="FF0000"/>
-          <w:sz w:val="24"/>
-          <w:szCs w:val="24"/>
-          <w:lang w:val="en-US"/>
-        </w:rPr>
-      </w:pPr>
-      <w:r>
-        <w:rPr>
-          <w:rFonts w:ascii="Consolas" w:hAnsi="Consolas" w:cs="Times New Roman"/>
-          <w:color w:val="FF0000"/>
-          <w:sz w:val="24"/>
-          <w:szCs w:val="24"/>
-          <w:lang w:val="en-US"/>
-        </w:rPr>
-        <w:t xml:space="preserve">            </w:t>
-      </w:r>
-      <w:proofErr w:type="gramStart"/>
-      <w:r>
-        <w:rPr>
-          <w:rFonts w:ascii="Consolas" w:hAnsi="Consolas" w:cs="Times New Roman"/>
-          <w:color w:val="FF0000"/>
-          <w:sz w:val="24"/>
-          <w:szCs w:val="24"/>
-          <w:lang w:val="en-US"/>
-        </w:rPr>
-        <w:t>headers</w:t>
-      </w:r>
-      <w:proofErr w:type="gramEnd"/>
-      <w:r>
-        <w:rPr>
-          <w:rFonts w:ascii="Consolas" w:hAnsi="Consolas" w:cs="Times New Roman"/>
-          <w:color w:val="FF0000"/>
-          <w:sz w:val="24"/>
-          <w:szCs w:val="24"/>
-          <w:lang w:val="en-US"/>
-        </w:rPr>
-        <w:t xml:space="preserve"> = headers</w:t>
-      </w:r>
-    </w:p>
-    <w:p>
-      <w:pPr>
-        <w:pStyle w:val="a3"/>
-        <w:ind w:left="1418"/>
-        <w:jc w:val="both"/>
-        <w:rPr>
-          <w:rFonts w:ascii="Consolas" w:hAnsi="Consolas" w:cs="Times New Roman"/>
-          <w:color w:val="FF0000"/>
-          <w:sz w:val="24"/>
-          <w:szCs w:val="24"/>
-          <w:lang w:val="en-US"/>
-        </w:rPr>
-      </w:pPr>
-      <w:r>
-        <w:rPr>
-          <w:rFonts w:ascii="Consolas" w:hAnsi="Consolas" w:cs="Times New Roman"/>
-          <w:color w:val="FF0000"/>
-          <w:sz w:val="24"/>
-          <w:szCs w:val="24"/>
-          <w:lang w:val="en-US"/>
-        </w:rPr>
-        <w:t xml:space="preserve">        ) as response:</w:t>
-      </w:r>
-    </w:p>
-    <w:p>
-      <w:pPr>
-        <w:pStyle w:val="a3"/>
-        <w:ind w:left="1418"/>
-        <w:jc w:val="both"/>
-        <w:rPr>
-          <w:rFonts w:ascii="Consolas" w:hAnsi="Consolas" w:cs="Times New Roman"/>
-          <w:color w:val="FF0000"/>
-          <w:sz w:val="24"/>
-          <w:szCs w:val="24"/>
-          <w:lang w:val="en-US"/>
-        </w:rPr>
-      </w:pPr>
-      <w:r>
-        <w:rPr>
-          <w:rFonts w:ascii="Consolas" w:hAnsi="Consolas" w:cs="Times New Roman"/>
-          <w:color w:val="FF0000"/>
-          <w:sz w:val="24"/>
-          <w:szCs w:val="24"/>
-          <w:lang w:val="en-US"/>
-        </w:rPr>
-        <w:t xml:space="preserve">            </w:t>
-      </w:r>
-      <w:proofErr w:type="gramStart"/>
-      <w:r>
-        <w:rPr>
-          <w:rFonts w:ascii="Consolas" w:hAnsi="Consolas" w:cs="Times New Roman"/>
-          <w:color w:val="FF0000"/>
-          <w:sz w:val="24"/>
-          <w:szCs w:val="24"/>
-          <w:lang w:val="en-US"/>
-        </w:rPr>
-        <w:t>resp</w:t>
-      </w:r>
-      <w:proofErr w:type="gramEnd"/>
-      <w:r>
-        <w:rPr>
-          <w:rFonts w:ascii="Consolas" w:hAnsi="Consolas" w:cs="Times New Roman"/>
-          <w:color w:val="FF0000"/>
-          <w:sz w:val="24"/>
-          <w:szCs w:val="24"/>
-          <w:lang w:val="en-US"/>
-        </w:rPr>
-        <w:t xml:space="preserve"> = response.status</w:t>
-      </w:r>
-    </w:p>
-    <w:p>
-      <w:pPr>
-        <w:pStyle w:val="a3"/>
-        <w:ind w:left="1418"/>
-        <w:jc w:val="both"/>
-        <w:rPr>
-          <w:rFonts w:ascii="Consolas" w:hAnsi="Consolas" w:cs="Times New Roman"/>
-          <w:sz w:val="24"/>
-          <w:szCs w:val="24"/>
-          <w:lang w:val="en-US"/>
-        </w:rPr>
-      </w:pPr>
-      <w:r>
-        <w:rPr>
-          <w:rFonts w:ascii="Consolas" w:hAnsi="Consolas" w:cs="Times New Roman"/>
-          <w:sz w:val="24"/>
-          <w:szCs w:val="24"/>
-          <w:lang w:val="en-US"/>
-        </w:rPr>
-        <w:t xml:space="preserve"> </w:t>
-      </w:r>
-    </w:p>
-    <w:p>
-      <w:pPr>
-        <w:pStyle w:val="a3"/>
-        <w:ind w:left="1418"/>
-        <w:jc w:val="both"/>
-        <w:rPr>
-          <w:rFonts w:ascii="Consolas" w:hAnsi="Consolas" w:cs="Times New Roman"/>
-          <w:sz w:val="24"/>
-          <w:szCs w:val="24"/>
-          <w:lang w:val="en-US"/>
-        </w:rPr>
-      </w:pPr>
-      <w:r>
-        <w:rPr>
-          <w:rFonts w:ascii="Consolas" w:hAnsi="Consolas" w:cs="Times New Roman"/>
-          <w:sz w:val="24"/>
-          <w:szCs w:val="24"/>
-          <w:lang w:val="en-US"/>
-        </w:rPr>
-        <w:t xml:space="preserve">    </w:t>
-      </w:r>
-      <w:proofErr w:type="gramStart"/>
-      <w:r>
-        <w:rPr>
-          <w:rFonts w:ascii="Consolas" w:hAnsi="Consolas" w:cs="Times New Roman"/>
-          <w:sz w:val="24"/>
-          <w:szCs w:val="24"/>
-          <w:lang w:val="en-US"/>
-        </w:rPr>
-        <w:t>total</w:t>
-      </w:r>
-      <w:proofErr w:type="gramEnd"/>
-      <w:r>
-        <w:rPr>
-          <w:rFonts w:ascii="Consolas" w:hAnsi="Consolas" w:cs="Times New Roman"/>
-          <w:sz w:val="24"/>
-          <w:szCs w:val="24"/>
-          <w:lang w:val="en-US"/>
-        </w:rPr>
-        <w:t xml:space="preserve"> = time.monotonic() - start</w:t>
-      </w:r>
-    </w:p>
-    <w:p>
-      <w:pPr>
-        <w:pStyle w:val="a3"/>
-        <w:ind w:left="1418"/>
-        <w:jc w:val="both"/>
-        <w:rPr>
-          <w:rFonts w:ascii="Consolas" w:hAnsi="Consolas" w:cs="Times New Roman"/>
-          <w:sz w:val="24"/>
-          <w:szCs w:val="24"/>
-          <w:lang w:val="en-US"/>
-        </w:rPr>
-      </w:pPr>
-      <w:r>
-        <w:rPr>
-          <w:rFonts w:ascii="Consolas" w:hAnsi="Consolas" w:cs="Times New Roman"/>
-          <w:sz w:val="24"/>
-          <w:szCs w:val="24"/>
-          <w:lang w:val="en-US"/>
-        </w:rPr>
-        <w:t xml:space="preserve">    </w:t>
-      </w:r>
-      <w:proofErr w:type="gramStart"/>
-      <w:r>
-        <w:rPr>
-          <w:rFonts w:ascii="Consolas" w:hAnsi="Consolas" w:cs="Times New Roman"/>
-          <w:sz w:val="24"/>
-          <w:szCs w:val="24"/>
-          <w:lang w:val="en-US"/>
-        </w:rPr>
-        <w:t>return</w:t>
-      </w:r>
-      <w:proofErr w:type="gramEnd"/>
-      <w:r>
-        <w:rPr>
-          <w:rFonts w:ascii="Consolas" w:hAnsi="Consolas" w:cs="Times New Roman"/>
-          <w:sz w:val="24"/>
-          <w:szCs w:val="24"/>
-          <w:lang w:val="en-US"/>
-        </w:rPr>
-        <w:t xml:space="preserve"> f'func {i}: {total:.4f} sec [done] [status: {resp}]'</w:t>
-      </w:r>
-    </w:p>
-    <w:p>
-      <w:pPr>
-        <w:pStyle w:val="a3"/>
-        <w:ind w:left="1418"/>
-        <w:jc w:val="both"/>
-        <w:rPr>
-          <w:rFonts w:ascii="Consolas" w:hAnsi="Consolas" w:cs="Times New Roman"/>
-          <w:sz w:val="24"/>
-          <w:szCs w:val="24"/>
-          <w:lang w:val="en-US"/>
-        </w:rPr>
-      </w:pPr>
-      <w:r>
-        <w:rPr>
-          <w:rFonts w:ascii="Consolas" w:hAnsi="Consolas" w:cs="Times New Roman"/>
-          <w:sz w:val="24"/>
-          <w:szCs w:val="24"/>
-          <w:lang w:val="en-US"/>
-        </w:rPr>
-        <w:lastRenderedPageBreak/>
-        <w:t>@async_</w:t>
-      </w:r>
-      <w:proofErr w:type="gramStart"/>
-      <w:r>
-        <w:rPr>
-          <w:rFonts w:ascii="Consolas" w:hAnsi="Consolas" w:cs="Times New Roman"/>
-          <w:sz w:val="24"/>
-          <w:szCs w:val="24"/>
-          <w:lang w:val="en-US"/>
-        </w:rPr>
-        <w:t>timed()</w:t>
-      </w:r>
-      <w:proofErr w:type="gramEnd"/>
-    </w:p>
-    <w:p>
-      <w:pPr>
-        <w:pStyle w:val="a3"/>
-        <w:ind w:left="1418"/>
-        <w:jc w:val="both"/>
-        <w:rPr>
-          <w:rFonts w:ascii="Consolas" w:hAnsi="Consolas" w:cs="Times New Roman"/>
-          <w:sz w:val="24"/>
-          <w:szCs w:val="24"/>
-          <w:lang w:val="en-US"/>
-        </w:rPr>
-      </w:pPr>
-      <w:proofErr w:type="gramStart"/>
-      <w:r>
-        <w:rPr>
-          <w:rFonts w:ascii="Consolas" w:hAnsi="Consolas" w:cs="Times New Roman"/>
-          <w:sz w:val="24"/>
-          <w:szCs w:val="24"/>
-          <w:lang w:val="en-US"/>
-        </w:rPr>
-        <w:t>async</w:t>
-      </w:r>
-      <w:proofErr w:type="gramEnd"/>
-      <w:r>
-        <w:rPr>
-          <w:rFonts w:ascii="Consolas" w:hAnsi="Consolas" w:cs="Times New Roman"/>
-          <w:sz w:val="24"/>
-          <w:szCs w:val="24"/>
-          <w:lang w:val="en-US"/>
-        </w:rPr>
-        <w:t xml:space="preserve"> def main():</w:t>
-      </w:r>
-    </w:p>
-    <w:p>
-      <w:pPr>
-        <w:pStyle w:val="a3"/>
-        <w:ind w:left="1418"/>
-        <w:jc w:val="both"/>
-        <w:rPr>
-          <w:rFonts w:ascii="Consolas" w:hAnsi="Consolas" w:cs="Times New Roman"/>
-          <w:sz w:val="24"/>
-          <w:szCs w:val="24"/>
-          <w:lang w:val="en-US"/>
-        </w:rPr>
-      </w:pPr>
-      <w:r>
-        <w:rPr>
-          <w:rFonts w:ascii="Consolas" w:hAnsi="Consolas" w:cs="Times New Roman"/>
-          <w:sz w:val="24"/>
-          <w:szCs w:val="24"/>
-          <w:lang w:val="en-US"/>
-        </w:rPr>
-        <w:t xml:space="preserve">    </w:t>
-      </w:r>
-      <w:proofErr w:type="gramStart"/>
-      <w:r>
-        <w:rPr>
-          <w:rFonts w:ascii="Consolas" w:hAnsi="Consolas" w:cs="Times New Roman"/>
-          <w:sz w:val="24"/>
-          <w:szCs w:val="24"/>
-          <w:lang w:val="en-US"/>
-        </w:rPr>
-        <w:t>url</w:t>
-      </w:r>
-      <w:proofErr w:type="gramEnd"/>
-      <w:r>
-        <w:rPr>
-          <w:rFonts w:ascii="Consolas" w:hAnsi="Consolas" w:cs="Times New Roman"/>
-          <w:sz w:val="24"/>
-          <w:szCs w:val="24"/>
-          <w:lang w:val="en-US"/>
-        </w:rPr>
-        <w:t xml:space="preserve"> = 'http://192.168.10.230:9001/api'</w:t>
-      </w:r>
-    </w:p>
-    <w:p>
-      <w:pPr>
-        <w:pStyle w:val="a3"/>
-        <w:ind w:left="1418"/>
-        <w:jc w:val="both"/>
-        <w:rPr>
-          <w:rFonts w:ascii="Consolas" w:hAnsi="Consolas" w:cs="Times New Roman"/>
-          <w:sz w:val="24"/>
-          <w:szCs w:val="24"/>
-          <w:lang w:val="en-US"/>
-        </w:rPr>
-      </w:pPr>
-      <w:r>
-        <w:rPr>
-          <w:rFonts w:ascii="Consolas" w:hAnsi="Consolas" w:cs="Times New Roman"/>
-          <w:sz w:val="24"/>
-          <w:szCs w:val="24"/>
-          <w:lang w:val="en-US"/>
-        </w:rPr>
-        <w:t xml:space="preserve">    </w:t>
-      </w:r>
-      <w:proofErr w:type="gramStart"/>
-      <w:r>
-        <w:rPr>
-          <w:rFonts w:ascii="Consolas" w:hAnsi="Consolas" w:cs="Times New Roman"/>
-          <w:sz w:val="24"/>
-          <w:szCs w:val="24"/>
-          <w:lang w:val="en-US"/>
-        </w:rPr>
-        <w:t>data</w:t>
-      </w:r>
-      <w:proofErr w:type="gramEnd"/>
-      <w:r>
-        <w:rPr>
-          <w:rFonts w:ascii="Consolas" w:hAnsi="Consolas" w:cs="Times New Roman"/>
-          <w:sz w:val="24"/>
-          <w:szCs w:val="24"/>
-          <w:lang w:val="en-US"/>
-        </w:rPr>
-        <w:t xml:space="preserve"> = {</w:t>
-      </w:r>
-    </w:p>
-    <w:p>
-      <w:pPr>
-        <w:pStyle w:val="a3"/>
-        <w:ind w:left="1418"/>
-        <w:jc w:val="both"/>
-        <w:rPr>
-          <w:rFonts w:ascii="Consolas" w:hAnsi="Consolas" w:cs="Times New Roman"/>
-          <w:sz w:val="24"/>
-          <w:szCs w:val="24"/>
-          <w:lang w:val="en-US"/>
-        </w:rPr>
-      </w:pPr>
-      <w:r>
-        <w:rPr>
-          <w:rFonts w:ascii="Consolas" w:hAnsi="Consolas" w:cs="Times New Roman"/>
-          <w:sz w:val="24"/>
-          <w:szCs w:val="24"/>
-          <w:lang w:val="en-US"/>
-        </w:rPr>
-        <w:t xml:space="preserve">            "</w:t>
-      </w:r>
-      <w:proofErr w:type="gramStart"/>
-      <w:r>
-        <w:rPr>
-          <w:rFonts w:ascii="Consolas" w:hAnsi="Consolas" w:cs="Times New Roman"/>
-          <w:sz w:val="24"/>
-          <w:szCs w:val="24"/>
-          <w:lang w:val="en-US"/>
-        </w:rPr>
-        <w:t>method</w:t>
-      </w:r>
-      <w:proofErr w:type="gramEnd"/>
-      <w:r>
-        <w:rPr>
-          <w:rFonts w:ascii="Consolas" w:hAnsi="Consolas" w:cs="Times New Roman"/>
-          <w:sz w:val="24"/>
-          <w:szCs w:val="24"/>
-          <w:lang w:val="en-US"/>
-        </w:rPr>
-        <w:t>": "getbymask",</w:t>
-      </w:r>
-    </w:p>
-    <w:p>
-      <w:pPr>
-        <w:pStyle w:val="a3"/>
-        <w:ind w:left="1418"/>
-        <w:jc w:val="both"/>
-        <w:rPr>
-          <w:rFonts w:ascii="Consolas" w:hAnsi="Consolas" w:cs="Times New Roman"/>
-          <w:sz w:val="24"/>
-          <w:szCs w:val="24"/>
-          <w:lang w:val="en-US"/>
-        </w:rPr>
-      </w:pPr>
-      <w:r>
-        <w:rPr>
-          <w:rFonts w:ascii="Consolas" w:hAnsi="Consolas" w:cs="Times New Roman"/>
-          <w:sz w:val="24"/>
-          <w:szCs w:val="24"/>
-          <w:lang w:val="en-US"/>
-        </w:rPr>
-        <w:t xml:space="preserve">            "</w:t>
-      </w:r>
-      <w:proofErr w:type="gramStart"/>
-      <w:r>
-        <w:rPr>
-          <w:rFonts w:ascii="Consolas" w:hAnsi="Consolas" w:cs="Times New Roman"/>
-          <w:sz w:val="24"/>
-          <w:szCs w:val="24"/>
-          <w:lang w:val="en-US"/>
-        </w:rPr>
-        <w:t>mask</w:t>
-      </w:r>
-      <w:proofErr w:type="gramEnd"/>
-      <w:r>
-        <w:rPr>
-          <w:rFonts w:ascii="Consolas" w:hAnsi="Consolas" w:cs="Times New Roman"/>
-          <w:sz w:val="24"/>
-          <w:szCs w:val="24"/>
-          <w:lang w:val="en-US"/>
-        </w:rPr>
-        <w:t>": "220070XXXXXX6464"</w:t>
-      </w:r>
-    </w:p>
-    <w:p>
-      <w:pPr>
-        <w:pStyle w:val="a3"/>
-        <w:ind w:left="1418"/>
-        <w:jc w:val="both"/>
-        <w:rPr>
-          <w:rFonts w:ascii="Consolas" w:hAnsi="Consolas" w:cs="Times New Roman"/>
-          <w:sz w:val="24"/>
-          <w:szCs w:val="24"/>
-          <w:lang w:val="en-US"/>
-        </w:rPr>
-      </w:pPr>
-      <w:r>
-        <w:rPr>
-          <w:rFonts w:ascii="Consolas" w:hAnsi="Consolas" w:cs="Times New Roman"/>
-          <w:sz w:val="24"/>
-          <w:szCs w:val="24"/>
-          <w:lang w:val="en-US"/>
-        </w:rPr>
-        <w:t xml:space="preserve">            }</w:t>
-      </w:r>
-    </w:p>
-    <w:p>
-      <w:pPr>
-        <w:pStyle w:val="a3"/>
-        <w:ind w:left="1418"/>
-        <w:jc w:val="both"/>
-        <w:rPr>
-          <w:rFonts w:ascii="Consolas" w:hAnsi="Consolas" w:cs="Times New Roman"/>
-          <w:sz w:val="24"/>
-          <w:szCs w:val="24"/>
-          <w:lang w:val="en-US"/>
-        </w:rPr>
-      </w:pPr>
-      <w:r>
-        <w:rPr>
-          <w:rFonts w:ascii="Consolas" w:hAnsi="Consolas" w:cs="Times New Roman"/>
-          <w:sz w:val="24"/>
-          <w:szCs w:val="24"/>
-          <w:lang w:val="en-US"/>
-        </w:rPr>
-        <w:t xml:space="preserve">    </w:t>
-      </w:r>
-      <w:proofErr w:type="gramStart"/>
-      <w:r>
-        <w:rPr>
-          <w:rFonts w:ascii="Consolas" w:hAnsi="Consolas" w:cs="Times New Roman"/>
-          <w:sz w:val="24"/>
-          <w:szCs w:val="24"/>
-          <w:lang w:val="en-US"/>
-        </w:rPr>
-        <w:t>headers</w:t>
-      </w:r>
-      <w:proofErr w:type="gramEnd"/>
-      <w:r>
-        <w:rPr>
-          <w:rFonts w:ascii="Consolas" w:hAnsi="Consolas" w:cs="Times New Roman"/>
-          <w:sz w:val="24"/>
-          <w:szCs w:val="24"/>
-          <w:lang w:val="en-US"/>
-        </w:rPr>
-        <w:t xml:space="preserve"> = {"Content-Type": "application/json"}</w:t>
-      </w:r>
-    </w:p>
-    <w:p>
-      <w:pPr>
-        <w:pStyle w:val="a3"/>
-        <w:ind w:left="1418"/>
-        <w:jc w:val="both"/>
-        <w:rPr>
-          <w:rFonts w:ascii="Consolas" w:hAnsi="Consolas" w:cs="Times New Roman"/>
-          <w:sz w:val="24"/>
-          <w:szCs w:val="24"/>
-          <w:lang w:val="en-US"/>
-        </w:rPr>
-      </w:pPr>
-    </w:p>
-    <w:p>
-      <w:pPr>
-        <w:pStyle w:val="a3"/>
-        <w:ind w:left="1418"/>
-        <w:jc w:val="both"/>
-        <w:rPr>
-          <w:rFonts w:ascii="Consolas" w:hAnsi="Consolas" w:cs="Times New Roman"/>
-          <w:sz w:val="24"/>
-          <w:szCs w:val="24"/>
-          <w:lang w:val="en-US"/>
-        </w:rPr>
-      </w:pPr>
-      <w:r>
-        <w:rPr>
-          <w:rFonts w:ascii="Consolas" w:hAnsi="Consolas" w:cs="Times New Roman"/>
-          <w:sz w:val="24"/>
-          <w:szCs w:val="24"/>
-          <w:lang w:val="en-US"/>
-        </w:rPr>
-        <w:t xml:space="preserve">    </w:t>
-      </w:r>
-      <w:proofErr w:type="gramStart"/>
-      <w:r>
-        <w:rPr>
-          <w:rFonts w:ascii="Consolas" w:hAnsi="Consolas" w:cs="Times New Roman"/>
-          <w:sz w:val="24"/>
-          <w:szCs w:val="24"/>
-          <w:lang w:val="en-US"/>
-        </w:rPr>
-        <w:t>reqs</w:t>
-      </w:r>
-      <w:proofErr w:type="gramEnd"/>
-      <w:r>
-        <w:rPr>
-          <w:rFonts w:ascii="Consolas" w:hAnsi="Consolas" w:cs="Times New Roman"/>
-          <w:sz w:val="24"/>
-          <w:szCs w:val="24"/>
-          <w:lang w:val="en-US"/>
-        </w:rPr>
-        <w:t xml:space="preserve"> = [(url, data, headers, i) for i in range(1, 11)]</w:t>
-      </w:r>
-    </w:p>
-    <w:p>
-      <w:pPr>
-        <w:pStyle w:val="a3"/>
-        <w:ind w:left="1418"/>
-        <w:jc w:val="both"/>
-        <w:rPr>
-          <w:rFonts w:ascii="Consolas" w:hAnsi="Consolas" w:cs="Times New Roman"/>
-          <w:sz w:val="24"/>
-          <w:szCs w:val="24"/>
-          <w:lang w:val="en-US"/>
-        </w:rPr>
-      </w:pPr>
-      <w:r>
-        <w:rPr>
-          <w:rFonts w:ascii="Consolas" w:hAnsi="Consolas" w:cs="Times New Roman"/>
-          <w:sz w:val="24"/>
-          <w:szCs w:val="24"/>
-          <w:lang w:val="en-US"/>
-        </w:rPr>
-        <w:t xml:space="preserve">    </w:t>
-      </w:r>
-    </w:p>
-    <w:p>
-      <w:pPr>
-        <w:pStyle w:val="a3"/>
-        <w:ind w:left="1418"/>
-        <w:jc w:val="both"/>
-        <w:rPr>
-          <w:rFonts w:ascii="Consolas" w:hAnsi="Consolas" w:cs="Times New Roman"/>
-          <w:sz w:val="24"/>
-          <w:szCs w:val="24"/>
-          <w:lang w:val="en-US"/>
-        </w:rPr>
-      </w:pPr>
-      <w:r>
-        <w:rPr>
-          <w:rFonts w:ascii="Consolas" w:hAnsi="Consolas" w:cs="Times New Roman"/>
-          <w:sz w:val="24"/>
-          <w:szCs w:val="24"/>
-          <w:lang w:val="en-US"/>
-        </w:rPr>
-        <w:t xml:space="preserve">    </w:t>
-      </w:r>
-      <w:proofErr w:type="gramStart"/>
-      <w:r>
-        <w:rPr>
-          <w:rFonts w:ascii="Consolas" w:hAnsi="Consolas" w:cs="Times New Roman"/>
-          <w:sz w:val="24"/>
-          <w:szCs w:val="24"/>
-          <w:lang w:val="en-US"/>
-        </w:rPr>
-        <w:t>tasks</w:t>
-      </w:r>
-      <w:proofErr w:type="gramEnd"/>
-      <w:r>
-        <w:rPr>
-          <w:rFonts w:ascii="Consolas" w:hAnsi="Consolas" w:cs="Times New Roman"/>
-          <w:sz w:val="24"/>
-          <w:szCs w:val="24"/>
-          <w:lang w:val="en-US"/>
-        </w:rPr>
-        <w:t xml:space="preserve"> = []</w:t>
-      </w:r>
-    </w:p>
-    <w:p>
-      <w:pPr>
-        <w:pStyle w:val="a3"/>
-        <w:ind w:left="1418"/>
-        <w:jc w:val="both"/>
-        <w:rPr>
-          <w:rFonts w:ascii="Consolas" w:hAnsi="Consolas" w:cs="Times New Roman"/>
-          <w:sz w:val="24"/>
-          <w:szCs w:val="24"/>
-          <w:lang w:val="en-US"/>
-        </w:rPr>
-      </w:pPr>
-      <w:r>
-        <w:rPr>
-          <w:rFonts w:ascii="Consolas" w:hAnsi="Consolas" w:cs="Times New Roman"/>
-          <w:sz w:val="24"/>
-          <w:szCs w:val="24"/>
-          <w:lang w:val="en-US"/>
-        </w:rPr>
-        <w:t xml:space="preserve">    </w:t>
-      </w:r>
-      <w:proofErr w:type="gramStart"/>
-      <w:r>
-        <w:rPr>
-          <w:rFonts w:ascii="Consolas" w:hAnsi="Consolas" w:cs="Times New Roman"/>
-          <w:sz w:val="24"/>
-          <w:szCs w:val="24"/>
-          <w:lang w:val="en-US"/>
-        </w:rPr>
-        <w:t>for</w:t>
-      </w:r>
-      <w:proofErr w:type="gramEnd"/>
-      <w:r>
-        <w:rPr>
-          <w:rFonts w:ascii="Consolas" w:hAnsi="Consolas" w:cs="Times New Roman"/>
-          <w:sz w:val="24"/>
-          <w:szCs w:val="24"/>
-          <w:lang w:val="en-US"/>
-        </w:rPr>
-        <w:t xml:space="preserve"> req in reqs:</w:t>
-      </w:r>
-    </w:p>
-    <w:p>
-      <w:pPr>
-        <w:pStyle w:val="a3"/>
-        <w:ind w:left="1418"/>
-        <w:jc w:val="both"/>
-        <w:rPr>
-          <w:rFonts w:ascii="Consolas" w:hAnsi="Consolas" w:cs="Times New Roman"/>
-          <w:sz w:val="24"/>
-          <w:szCs w:val="24"/>
-          <w:lang w:val="en-US"/>
-        </w:rPr>
-      </w:pPr>
-      <w:r>
-        <w:rPr>
-          <w:rFonts w:ascii="Consolas" w:hAnsi="Consolas" w:cs="Times New Roman"/>
-          <w:sz w:val="24"/>
-          <w:szCs w:val="24"/>
-          <w:lang w:val="en-US"/>
-        </w:rPr>
-        <w:t xml:space="preserve">        </w:t>
-      </w:r>
-      <w:proofErr w:type="gramStart"/>
-      <w:r>
-        <w:rPr>
-          <w:rFonts w:ascii="Consolas" w:hAnsi="Consolas" w:cs="Times New Roman"/>
-          <w:sz w:val="24"/>
-          <w:szCs w:val="24"/>
-          <w:lang w:val="en-US"/>
-        </w:rPr>
-        <w:t>tasks.append(</w:t>
-      </w:r>
-      <w:proofErr w:type="gramEnd"/>
-      <w:r>
-        <w:rPr>
-          <w:rFonts w:ascii="Consolas" w:hAnsi="Consolas" w:cs="Times New Roman"/>
-          <w:sz w:val="24"/>
-          <w:szCs w:val="24"/>
-          <w:lang w:val="en-US"/>
-        </w:rPr>
-        <w:t>asyncio.create_task(get_status_url(req)))</w:t>
-      </w:r>
-    </w:p>
-    <w:p>
-      <w:pPr>
-        <w:pStyle w:val="a3"/>
-        <w:ind w:left="1418"/>
-        <w:jc w:val="both"/>
-        <w:rPr>
-          <w:rFonts w:ascii="Consolas" w:hAnsi="Consolas" w:cs="Times New Roman"/>
-          <w:sz w:val="24"/>
-          <w:szCs w:val="24"/>
-          <w:lang w:val="en-US"/>
-        </w:rPr>
-      </w:pPr>
-    </w:p>
-    <w:p>
-      <w:pPr>
-        <w:pStyle w:val="a3"/>
-        <w:ind w:left="1418"/>
-        <w:rPr>
-          <w:rFonts w:ascii="Consolas" w:hAnsi="Consolas" w:cs="Times New Roman"/>
-          <w:sz w:val="24"/>
-          <w:szCs w:val="24"/>
-          <w:lang w:val="en-US"/>
-        </w:rPr>
-      </w:pPr>
-      <w:r>
-        <w:rPr>
-          <w:rFonts w:ascii="Consolas" w:hAnsi="Consolas" w:cs="Times New Roman"/>
-          <w:sz w:val="24"/>
-          <w:szCs w:val="24"/>
-          <w:lang w:val="en-US"/>
-        </w:rPr>
-        <w:t xml:space="preserve">    </w:t>
-      </w:r>
-      <w:proofErr w:type="gramStart"/>
-      <w:r>
-        <w:rPr>
-          <w:rFonts w:ascii="Consolas" w:hAnsi="Consolas" w:cs="Times New Roman"/>
-          <w:sz w:val="24"/>
-          <w:szCs w:val="24"/>
-          <w:lang w:val="en-US"/>
-        </w:rPr>
-        <w:t>done</w:t>
-      </w:r>
-      <w:proofErr w:type="gramEnd"/>
-      <w:r>
-        <w:rPr>
-          <w:rFonts w:ascii="Consolas" w:hAnsi="Consolas" w:cs="Times New Roman"/>
-          <w:sz w:val="24"/>
-          <w:szCs w:val="24"/>
-          <w:lang w:val="en-US"/>
-        </w:rPr>
-        <w:t>, pending = await asyncio.wait(tasks, return_when</w:t>
-      </w:r>
-      <w:r>
-        <w:rPr>
-          <w:rFonts w:ascii="Consolas" w:hAnsi="Consolas" w:cs="Times New Roman"/>
-          <w:sz w:val="24"/>
-          <w:szCs w:val="24"/>
-          <w:lang w:val="en-US"/>
-        </w:rPr>
-        <w:t xml:space="preserve"> </w:t>
-      </w:r>
-      <w:r>
-        <w:rPr>
-          <w:rFonts w:ascii="Consolas" w:hAnsi="Consolas" w:cs="Times New Roman"/>
-          <w:sz w:val="24"/>
-          <w:szCs w:val="24"/>
-          <w:lang w:val="en-US"/>
-        </w:rPr>
-        <w:t>=</w:t>
-      </w:r>
-      <w:r>
-        <w:rPr>
-          <w:rFonts w:ascii="Consolas" w:hAnsi="Consolas" w:cs="Times New Roman"/>
-          <w:sz w:val="24"/>
-          <w:szCs w:val="24"/>
-          <w:lang w:val="en-US"/>
-        </w:rPr>
-        <w:t xml:space="preserve"> </w:t>
-      </w:r>
-      <w:r>
-        <w:rPr>
-          <w:rFonts w:ascii="Consolas" w:hAnsi="Consolas" w:cs="Times New Roman"/>
-          <w:sz w:val="24"/>
-          <w:szCs w:val="24"/>
-          <w:lang w:val="en-US"/>
-        </w:rPr>
-        <w:t>asyncio.ALL_COMPLETED)</w:t>
-      </w:r>
-    </w:p>
-    <w:p>
-      <w:pPr>
-        <w:pStyle w:val="a3"/>
-        <w:ind w:left="1418"/>
-        <w:jc w:val="both"/>
-        <w:rPr>
-          <w:rFonts w:ascii="Consolas" w:hAnsi="Consolas" w:cs="Times New Roman"/>
-          <w:sz w:val="24"/>
-          <w:szCs w:val="24"/>
-          <w:lang w:val="en-US"/>
-        </w:rPr>
-      </w:pPr>
-    </w:p>
-    <w:p>
-      <w:pPr>
-        <w:pStyle w:val="a3"/>
-        <w:ind w:left="1418"/>
-        <w:jc w:val="both"/>
-        <w:rPr>
-          <w:rFonts w:ascii="Consolas" w:hAnsi="Consolas" w:cs="Times New Roman"/>
-          <w:sz w:val="24"/>
-          <w:szCs w:val="24"/>
-          <w:lang w:val="en-US"/>
-        </w:rPr>
-      </w:pPr>
-      <w:r>
-        <w:rPr>
-          <w:rFonts w:ascii="Consolas" w:hAnsi="Consolas" w:cs="Times New Roman"/>
-          <w:sz w:val="24"/>
-          <w:szCs w:val="24"/>
-          <w:lang w:val="en-US"/>
-        </w:rPr>
-        <w:t xml:space="preserve">    </w:t>
-      </w:r>
-      <w:proofErr w:type="gramStart"/>
-      <w:r>
-        <w:rPr>
-          <w:rFonts w:ascii="Consolas" w:hAnsi="Consolas" w:cs="Times New Roman"/>
-          <w:sz w:val="24"/>
-          <w:szCs w:val="24"/>
-          <w:lang w:val="en-US"/>
-        </w:rPr>
-        <w:t>for</w:t>
-      </w:r>
-      <w:proofErr w:type="gramEnd"/>
-      <w:r>
-        <w:rPr>
-          <w:rFonts w:ascii="Consolas" w:hAnsi="Consolas" w:cs="Times New Roman"/>
-          <w:sz w:val="24"/>
-          <w:szCs w:val="24"/>
-          <w:lang w:val="en-US"/>
-        </w:rPr>
-        <w:t xml:space="preserve"> d in done:</w:t>
-      </w:r>
-    </w:p>
-    <w:p>
-      <w:pPr>
-        <w:pStyle w:val="a3"/>
-        <w:ind w:left="1418"/>
-        <w:jc w:val="both"/>
-        <w:rPr>
-          <w:rFonts w:ascii="Consolas" w:hAnsi="Consolas" w:cs="Times New Roman"/>
-          <w:sz w:val="24"/>
-          <w:szCs w:val="24"/>
-          <w:lang w:val="en-US"/>
-        </w:rPr>
-      </w:pPr>
-      <w:r>
-        <w:rPr>
-          <w:rFonts w:ascii="Consolas" w:hAnsi="Consolas" w:cs="Times New Roman"/>
-          <w:sz w:val="24"/>
-          <w:szCs w:val="24"/>
-          <w:lang w:val="en-US"/>
-        </w:rPr>
-        <w:t xml:space="preserve">        </w:t>
-      </w:r>
-      <w:proofErr w:type="gramStart"/>
-      <w:r>
-        <w:rPr>
-          <w:rFonts w:ascii="Consolas" w:hAnsi="Consolas" w:cs="Times New Roman"/>
-          <w:sz w:val="24"/>
-          <w:szCs w:val="24"/>
-          <w:lang w:val="en-US"/>
-        </w:rPr>
-        <w:t>print(</w:t>
-      </w:r>
-      <w:proofErr w:type="gramEnd"/>
-      <w:r>
-        <w:rPr>
-          <w:rFonts w:ascii="Consolas" w:hAnsi="Consolas" w:cs="Times New Roman"/>
-          <w:sz w:val="24"/>
-          <w:szCs w:val="24"/>
-          <w:lang w:val="en-US"/>
-        </w:rPr>
-        <w:t>await d)</w:t>
-      </w:r>
-    </w:p>
-    <w:p>
-      <w:pPr>
-        <w:pStyle w:val="a3"/>
-        <w:ind w:left="1418"/>
-        <w:jc w:val="both"/>
-        <w:rPr>
-          <w:rFonts w:ascii="Consolas" w:hAnsi="Consolas" w:cs="Times New Roman"/>
-          <w:sz w:val="24"/>
-          <w:szCs w:val="24"/>
-          <w:lang w:val="en-US"/>
-        </w:rPr>
-      </w:pPr>
-      <w:r>
-        <w:rPr>
-          <w:rFonts w:ascii="Consolas" w:hAnsi="Consolas" w:cs="Times New Roman"/>
-          <w:sz w:val="24"/>
-          <w:szCs w:val="24"/>
-          <w:lang w:val="en-US"/>
-        </w:rPr>
-        <w:t xml:space="preserve">    </w:t>
-      </w:r>
-    </w:p>
-    <w:p>
-      <w:pPr>
-        <w:jc w:val="both"/>
-        <w:rPr>
-          <w:rFonts w:ascii="Consolas" w:hAnsi="Consolas" w:cs="Times New Roman"/>
-          <w:sz w:val="24"/>
-          <w:szCs w:val="24"/>
-          <w:lang w:val="en-US"/>
-        </w:rPr>
-      </w:pPr>
-    </w:p>
-    <w:p>
-      <w:pPr>
-        <w:pStyle w:val="a3"/>
-        <w:ind w:left="1418"/>
-        <w:jc w:val="both"/>
-        <w:rPr>
-          <w:rFonts w:ascii="Consolas" w:hAnsi="Consolas" w:cs="Times New Roman"/>
-          <w:sz w:val="24"/>
-          <w:szCs w:val="24"/>
-          <w:lang w:val="en-US"/>
-        </w:rPr>
-      </w:pPr>
-      <w:proofErr w:type="gramStart"/>
-      <w:r>
-        <w:rPr>
-          <w:rFonts w:ascii="Consolas" w:hAnsi="Consolas" w:cs="Times New Roman"/>
-          <w:sz w:val="24"/>
-          <w:szCs w:val="24"/>
-          <w:lang w:val="en-US"/>
-        </w:rPr>
-        <w:t>if</w:t>
-      </w:r>
-      <w:proofErr w:type="gramEnd"/>
-      <w:r>
-        <w:rPr>
-          <w:rFonts w:ascii="Consolas" w:hAnsi="Consolas" w:cs="Times New Roman"/>
-          <w:sz w:val="24"/>
-          <w:szCs w:val="24"/>
-          <w:lang w:val="en-US"/>
-        </w:rPr>
-        <w:t xml:space="preserve"> __name__ == "__main__":</w:t>
-      </w:r>
-    </w:p>
-    <w:p>
-      <w:pPr>
-        <w:pStyle w:val="a3"/>
-        <w:ind w:left="1418"/>
-        <w:jc w:val="both"/>
-        <w:rPr>
-          <w:rFonts w:ascii="Consolas" w:hAnsi="Consolas" w:cs="Times New Roman"/>
-          <w:sz w:val="24"/>
-          <w:szCs w:val="24"/>
-          <w:lang w:val="en-US"/>
-        </w:rPr>
-      </w:pPr>
-      <w:r>
-        <w:rPr>
-          <w:rFonts w:ascii="Consolas" w:hAnsi="Consolas" w:cs="Times New Roman"/>
-          <w:sz w:val="24"/>
-          <w:szCs w:val="24"/>
-          <w:lang w:val="en-US"/>
-        </w:rPr>
-        <w:t xml:space="preserve">    </w:t>
-      </w:r>
-      <w:proofErr w:type="gramStart"/>
-      <w:r>
-        <w:rPr>
-          <w:rFonts w:ascii="Consolas" w:hAnsi="Consolas" w:cs="Times New Roman"/>
-          <w:sz w:val="24"/>
-          <w:szCs w:val="24"/>
-          <w:lang w:val="en-US"/>
-        </w:rPr>
-        <w:t>loop</w:t>
-      </w:r>
-      <w:proofErr w:type="gramEnd"/>
-      <w:r>
-        <w:rPr>
-          <w:rFonts w:ascii="Consolas" w:hAnsi="Consolas" w:cs="Times New Roman"/>
-          <w:sz w:val="24"/>
-          <w:szCs w:val="24"/>
-          <w:lang w:val="en-US"/>
-        </w:rPr>
-        <w:t xml:space="preserve"> = asyncio.new_event_loop()</w:t>
-      </w:r>
-    </w:p>
-    <w:p>
-      <w:pPr>
-        <w:pStyle w:val="a3"/>
-        <w:ind w:left="1418"/>
-        <w:jc w:val="both"/>
-        <w:rPr>
-          <w:rFonts w:ascii="Consolas" w:hAnsi="Consolas" w:cs="Times New Roman"/>
-          <w:sz w:val="24"/>
-          <w:szCs w:val="24"/>
-          <w:lang w:val="en-US"/>
-        </w:rPr>
-      </w:pPr>
-      <w:r>
-        <w:rPr>
-          <w:rFonts w:ascii="Consolas" w:hAnsi="Consolas" w:cs="Times New Roman"/>
-          <w:sz w:val="24"/>
-          <w:szCs w:val="24"/>
-          <w:lang w:val="en-US"/>
-        </w:rPr>
-        <w:t xml:space="preserve">    </w:t>
-      </w:r>
-      <w:proofErr w:type="gramStart"/>
-      <w:r>
-        <w:rPr>
-          <w:rFonts w:ascii="Consolas" w:hAnsi="Consolas" w:cs="Times New Roman"/>
-          <w:sz w:val="24"/>
-          <w:szCs w:val="24"/>
-          <w:lang w:val="en-US"/>
-        </w:rPr>
-        <w:t>try</w:t>
-      </w:r>
-      <w:proofErr w:type="gramEnd"/>
-      <w:r>
-        <w:rPr>
-          <w:rFonts w:ascii="Consolas" w:hAnsi="Consolas" w:cs="Times New Roman"/>
-          <w:sz w:val="24"/>
-          <w:szCs w:val="24"/>
-          <w:lang w:val="en-US"/>
-        </w:rPr>
-        <w:t>:</w:t>
-      </w:r>
-    </w:p>
-    <w:p>
-      <w:pPr>
-        <w:pStyle w:val="a3"/>
-        <w:ind w:left="1418"/>
-        <w:jc w:val="both"/>
-        <w:rPr>
-          <w:rFonts w:ascii="Consolas" w:hAnsi="Consolas" w:cs="Times New Roman"/>
-          <w:sz w:val="24"/>
-          <w:szCs w:val="24"/>
-          <w:lang w:val="en-US"/>
-        </w:rPr>
-      </w:pPr>
-      <w:r>
-        <w:rPr>
-          <w:rFonts w:ascii="Consolas" w:hAnsi="Consolas" w:cs="Times New Roman"/>
-          <w:sz w:val="24"/>
-          <w:szCs w:val="24"/>
-          <w:lang w:val="en-US"/>
-        </w:rPr>
-        <w:t xml:space="preserve">        loop.run_until_</w:t>
-      </w:r>
-      <w:proofErr w:type="gramStart"/>
-      <w:r>
-        <w:rPr>
-          <w:rFonts w:ascii="Consolas" w:hAnsi="Consolas" w:cs="Times New Roman"/>
-          <w:sz w:val="24"/>
-          <w:szCs w:val="24"/>
-          <w:lang w:val="en-US"/>
-        </w:rPr>
-        <w:t>complete(</w:t>
-      </w:r>
-      <w:proofErr w:type="gramEnd"/>
-      <w:r>
-        <w:rPr>
-          <w:rFonts w:ascii="Consolas" w:hAnsi="Consolas" w:cs="Times New Roman"/>
-          <w:sz w:val="24"/>
-          <w:szCs w:val="24"/>
-          <w:lang w:val="en-US"/>
-        </w:rPr>
-        <w:t>main())</w:t>
-      </w:r>
-    </w:p>
-    <w:p>
-      <w:pPr>
-        <w:pStyle w:val="a3"/>
-        <w:ind w:left="1418"/>
-        <w:jc w:val="both"/>
-        <w:rPr>
-          <w:rFonts w:ascii="Consolas" w:hAnsi="Consolas" w:cs="Times New Roman"/>
-          <w:sz w:val="24"/>
-          <w:szCs w:val="24"/>
-          <w:lang w:val="en-US"/>
-        </w:rPr>
-      </w:pPr>
-      <w:r>
-        <w:rPr>
-          <w:rFonts w:ascii="Consolas" w:hAnsi="Consolas" w:cs="Times New Roman"/>
-          <w:sz w:val="24"/>
-          <w:szCs w:val="24"/>
-          <w:lang w:val="en-US"/>
-        </w:rPr>
-        <w:t xml:space="preserve">    </w:t>
-      </w:r>
-      <w:proofErr w:type="gramStart"/>
-      <w:r>
-        <w:rPr>
-          <w:rFonts w:ascii="Consolas" w:hAnsi="Consolas" w:cs="Times New Roman"/>
-          <w:sz w:val="24"/>
-          <w:szCs w:val="24"/>
-          <w:lang w:val="en-US"/>
-        </w:rPr>
-        <w:t>finally</w:t>
-      </w:r>
-      <w:proofErr w:type="gramEnd"/>
-      <w:r>
-        <w:rPr>
-          <w:rFonts w:ascii="Consolas" w:hAnsi="Consolas" w:cs="Times New Roman"/>
-          <w:sz w:val="24"/>
-          <w:szCs w:val="24"/>
-          <w:lang w:val="en-US"/>
-        </w:rPr>
-        <w:t>:</w:t>
-      </w:r>
-    </w:p>
-    <w:p>
-      <w:pPr>
-        <w:pStyle w:val="a3"/>
-        <w:ind w:left="1418"/>
-        <w:jc w:val="both"/>
-        <w:rPr>
-          <w:rFonts w:ascii="Consolas" w:hAnsi="Consolas" w:cs="Times New Roman"/>
-          <w:sz w:val="24"/>
-          <w:szCs w:val="24"/>
-          <w:lang w:val="en-US"/>
-        </w:rPr>
-      </w:pPr>
-      <w:r>
-        <w:rPr>
-          <w:rFonts w:ascii="Consolas" w:hAnsi="Consolas" w:cs="Times New Roman"/>
-          <w:sz w:val="24"/>
-          <w:szCs w:val="24"/>
-          <w:lang w:val="en-US"/>
-        </w:rPr>
-        <w:t xml:space="preserve">        </w:t>
-      </w:r>
-      <w:proofErr w:type="gramStart"/>
-      <w:r>
-        <w:rPr>
-          <w:rFonts w:ascii="Consolas" w:hAnsi="Consolas" w:cs="Times New Roman"/>
-          <w:sz w:val="24"/>
-          <w:szCs w:val="24"/>
           <w:lang w:val="en-US"/>
         </w:rPr>
         <w:t>loop.close()</w:t>
@@ -32035,29 +31700,23 @@
         <w:jc w:val="both"/>
         <w:rPr>
           <w:rFonts w:ascii="Consolas" w:hAnsi="Consolas" w:cs="Times New Roman"/>
-          <w:sz w:val="24"/>
-          <w:szCs w:val="24"/>
-          <w:lang w:val="en-US"/>
-        </w:rPr>
-      </w:pPr>
-    </w:p>
-    <w:p>
-      <w:pPr>
-        <w:pStyle w:val="a3"/>
-        <w:ind w:left="1418"/>
-        <w:jc w:val="both"/>
-        <w:rPr>
-          <w:rFonts w:ascii="Consolas" w:hAnsi="Consolas" w:cs="Times New Roman"/>
-          <w:sz w:val="24"/>
-          <w:szCs w:val="24"/>
-          <w:lang w:val="en-US"/>
-        </w:rPr>
-      </w:pPr>
-      <w:r>
-        <w:rPr>
-          <w:rFonts w:ascii="Consolas" w:hAnsi="Consolas" w:cs="Times New Roman"/>
-          <w:sz w:val="24"/>
-          <w:szCs w:val="24"/>
+          <w:lang w:val="en-US"/>
+        </w:rPr>
+      </w:pPr>
+    </w:p>
+    <w:p>
+      <w:pPr>
+        <w:pStyle w:val="a3"/>
+        <w:ind w:left="1418"/>
+        <w:jc w:val="both"/>
+        <w:rPr>
+          <w:rFonts w:ascii="Consolas" w:hAnsi="Consolas" w:cs="Times New Roman"/>
+          <w:lang w:val="en-US"/>
+        </w:rPr>
+      </w:pPr>
+      <w:r>
+        <w:rPr>
+          <w:rFonts w:ascii="Consolas" w:hAnsi="Consolas" w:cs="Times New Roman"/>
           <w:lang w:val="en-US"/>
         </w:rPr>
         <w:t>-----------------------------------------------</w:t>
@@ -32070,17 +31729,13 @@
         <w:jc w:val="both"/>
         <w:rPr>
           <w:rFonts w:ascii="Consolas" w:hAnsi="Consolas" w:cs="Times New Roman"/>
-          <w:sz w:val="24"/>
-          <w:szCs w:val="24"/>
-          <w:lang w:val="en-US"/>
-        </w:rPr>
-      </w:pPr>
-      <w:proofErr w:type="gramStart"/>
-      <w:r>
-        <w:rPr>
-          <w:rFonts w:ascii="Consolas" w:hAnsi="Consolas" w:cs="Times New Roman"/>
-          <w:sz w:val="24"/>
-          <w:szCs w:val="24"/>
+          <w:lang w:val="en-US"/>
+        </w:rPr>
+      </w:pPr>
+      <w:proofErr w:type="gramStart"/>
+      <w:r>
+        <w:rPr>
+          <w:rFonts w:ascii="Consolas" w:hAnsi="Consolas" w:cs="Times New Roman"/>
           <w:lang w:val="en-US"/>
         </w:rPr>
         <w:t>func</w:t>
@@ -32089,8 +31744,6 @@
       <w:r>
         <w:rPr>
           <w:rFonts w:ascii="Consolas" w:hAnsi="Consolas" w:cs="Times New Roman"/>
-          <w:sz w:val="24"/>
-          <w:szCs w:val="24"/>
           <w:lang w:val="en-US"/>
         </w:rPr>
         <w:t xml:space="preserve"> 1: 0.0160 sec [done] [status: 200]</w:t>
@@ -32103,17 +31756,13 @@
         <w:jc w:val="both"/>
         <w:rPr>
           <w:rFonts w:ascii="Consolas" w:hAnsi="Consolas" w:cs="Times New Roman"/>
-          <w:sz w:val="24"/>
-          <w:szCs w:val="24"/>
-          <w:lang w:val="en-US"/>
-        </w:rPr>
-      </w:pPr>
-      <w:proofErr w:type="gramStart"/>
-      <w:r>
-        <w:rPr>
-          <w:rFonts w:ascii="Consolas" w:hAnsi="Consolas" w:cs="Times New Roman"/>
-          <w:sz w:val="24"/>
-          <w:szCs w:val="24"/>
+          <w:lang w:val="en-US"/>
+        </w:rPr>
+      </w:pPr>
+      <w:proofErr w:type="gramStart"/>
+      <w:r>
+        <w:rPr>
+          <w:rFonts w:ascii="Consolas" w:hAnsi="Consolas" w:cs="Times New Roman"/>
           <w:lang w:val="en-US"/>
         </w:rPr>
         <w:t>func</w:t>
@@ -32122,8 +31771,6 @@
       <w:r>
         <w:rPr>
           <w:rFonts w:ascii="Consolas" w:hAnsi="Consolas" w:cs="Times New Roman"/>
-          <w:sz w:val="24"/>
-          <w:szCs w:val="24"/>
           <w:lang w:val="en-US"/>
         </w:rPr>
         <w:t xml:space="preserve"> 10: 0.0160 sec [done] [status: 200]</w:t>
@@ -32136,17 +31783,13 @@
         <w:jc w:val="both"/>
         <w:rPr>
           <w:rFonts w:ascii="Consolas" w:hAnsi="Consolas" w:cs="Times New Roman"/>
-          <w:sz w:val="24"/>
-          <w:szCs w:val="24"/>
-          <w:lang w:val="en-US"/>
-        </w:rPr>
-      </w:pPr>
-      <w:proofErr w:type="gramStart"/>
-      <w:r>
-        <w:rPr>
-          <w:rFonts w:ascii="Consolas" w:hAnsi="Consolas" w:cs="Times New Roman"/>
-          <w:sz w:val="24"/>
-          <w:szCs w:val="24"/>
+          <w:lang w:val="en-US"/>
+        </w:rPr>
+      </w:pPr>
+      <w:proofErr w:type="gramStart"/>
+      <w:r>
+        <w:rPr>
+          <w:rFonts w:ascii="Consolas" w:hAnsi="Consolas" w:cs="Times New Roman"/>
           <w:lang w:val="en-US"/>
         </w:rPr>
         <w:t>func</w:t>
@@ -32155,8 +31798,6 @@
       <w:r>
         <w:rPr>
           <w:rFonts w:ascii="Consolas" w:hAnsi="Consolas" w:cs="Times New Roman"/>
-          <w:sz w:val="24"/>
-          <w:szCs w:val="24"/>
           <w:lang w:val="en-US"/>
         </w:rPr>
         <w:t xml:space="preserve"> 5: 0.0160 sec [done] [status: 200]</w:t>
@@ -32169,17 +31810,13 @@
         <w:jc w:val="both"/>
         <w:rPr>
           <w:rFonts w:ascii="Consolas" w:hAnsi="Consolas" w:cs="Times New Roman"/>
-          <w:sz w:val="24"/>
-          <w:szCs w:val="24"/>
-          <w:lang w:val="en-US"/>
-        </w:rPr>
-      </w:pPr>
-      <w:proofErr w:type="gramStart"/>
-      <w:r>
-        <w:rPr>
-          <w:rFonts w:ascii="Consolas" w:hAnsi="Consolas" w:cs="Times New Roman"/>
-          <w:sz w:val="24"/>
-          <w:szCs w:val="24"/>
+          <w:lang w:val="en-US"/>
+        </w:rPr>
+      </w:pPr>
+      <w:proofErr w:type="gramStart"/>
+      <w:r>
+        <w:rPr>
+          <w:rFonts w:ascii="Consolas" w:hAnsi="Consolas" w:cs="Times New Roman"/>
           <w:lang w:val="en-US"/>
         </w:rPr>
         <w:t>func</w:t>
@@ -32188,31 +31825,34 @@
       <w:r>
         <w:rPr>
           <w:rFonts w:ascii="Consolas" w:hAnsi="Consolas" w:cs="Times New Roman"/>
-          <w:sz w:val="24"/>
-          <w:szCs w:val="24"/>
-          <w:lang w:val="en-US"/>
-        </w:rPr>
-        <w:t xml:space="preserve"> 8: 0.0160 sec [done] [status: 200]</w:t>
-      </w:r>
-    </w:p>
-    <w:p>
-      <w:pPr>
-        <w:pStyle w:val="a3"/>
-        <w:ind w:left="1418"/>
-        <w:jc w:val="both"/>
-        <w:rPr>
-          <w:rFonts w:ascii="Consolas" w:hAnsi="Consolas" w:cs="Times New Roman"/>
-          <w:sz w:val="24"/>
-          <w:szCs w:val="24"/>
-          <w:lang w:val="en-US"/>
-        </w:rPr>
-      </w:pPr>
-      <w:proofErr w:type="gramStart"/>
-      <w:r>
-        <w:rPr>
-          <w:rFonts w:ascii="Consolas" w:hAnsi="Consolas" w:cs="Times New Roman"/>
-          <w:sz w:val="24"/>
-          <w:szCs w:val="24"/>
+          <w:lang w:val="en-US"/>
+        </w:rPr>
+        <w:t xml:space="preserve"> 8: 0.0160 sec [done</w:t>
+      </w:r>
+      <w:bookmarkStart w:id="0" w:name="_GoBack"/>
+      <w:bookmarkEnd w:id="0"/>
+      <w:r>
+        <w:rPr>
+          <w:rFonts w:ascii="Consolas" w:hAnsi="Consolas" w:cs="Times New Roman"/>
+          <w:lang w:val="en-US"/>
+        </w:rPr>
+        <w:t>] [status: 200]</w:t>
+      </w:r>
+    </w:p>
+    <w:p>
+      <w:pPr>
+        <w:pStyle w:val="a3"/>
+        <w:ind w:left="1418"/>
+        <w:jc w:val="both"/>
+        <w:rPr>
+          <w:rFonts w:ascii="Consolas" w:hAnsi="Consolas" w:cs="Times New Roman"/>
+          <w:lang w:val="en-US"/>
+        </w:rPr>
+      </w:pPr>
+      <w:proofErr w:type="gramStart"/>
+      <w:r>
+        <w:rPr>
+          <w:rFonts w:ascii="Consolas" w:hAnsi="Consolas" w:cs="Times New Roman"/>
           <w:lang w:val="en-US"/>
         </w:rPr>
         <w:t>func</w:t>
@@ -32221,8 +31861,6 @@
       <w:r>
         <w:rPr>
           <w:rFonts w:ascii="Consolas" w:hAnsi="Consolas" w:cs="Times New Roman"/>
-          <w:sz w:val="24"/>
-          <w:szCs w:val="24"/>
           <w:lang w:val="en-US"/>
         </w:rPr>
         <w:t xml:space="preserve"> 3: 0.0160 sec [done] [status: 200]</w:t>
@@ -32235,17 +31873,13 @@
         <w:jc w:val="both"/>
         <w:rPr>
           <w:rFonts w:ascii="Consolas" w:hAnsi="Consolas" w:cs="Times New Roman"/>
-          <w:sz w:val="24"/>
-          <w:szCs w:val="24"/>
-          <w:lang w:val="en-US"/>
-        </w:rPr>
-      </w:pPr>
-      <w:proofErr w:type="gramStart"/>
-      <w:r>
-        <w:rPr>
-          <w:rFonts w:ascii="Consolas" w:hAnsi="Consolas" w:cs="Times New Roman"/>
-          <w:sz w:val="24"/>
-          <w:szCs w:val="24"/>
+          <w:lang w:val="en-US"/>
+        </w:rPr>
+      </w:pPr>
+      <w:proofErr w:type="gramStart"/>
+      <w:r>
+        <w:rPr>
+          <w:rFonts w:ascii="Consolas" w:hAnsi="Consolas" w:cs="Times New Roman"/>
           <w:lang w:val="en-US"/>
         </w:rPr>
         <w:t>func</w:t>
@@ -32254,8 +31888,6 @@
       <w:r>
         <w:rPr>
           <w:rFonts w:ascii="Consolas" w:hAnsi="Consolas" w:cs="Times New Roman"/>
-          <w:sz w:val="24"/>
-          <w:szCs w:val="24"/>
           <w:lang w:val="en-US"/>
         </w:rPr>
         <w:t xml:space="preserve"> 6: 0.0160 sec [done] [status: 200]</w:t>
@@ -32268,17 +31900,13 @@
         <w:jc w:val="both"/>
         <w:rPr>
           <w:rFonts w:ascii="Consolas" w:hAnsi="Consolas" w:cs="Times New Roman"/>
-          <w:sz w:val="24"/>
-          <w:szCs w:val="24"/>
-          <w:lang w:val="en-US"/>
-        </w:rPr>
-      </w:pPr>
-      <w:proofErr w:type="gramStart"/>
-      <w:r>
-        <w:rPr>
-          <w:rFonts w:ascii="Consolas" w:hAnsi="Consolas" w:cs="Times New Roman"/>
-          <w:sz w:val="24"/>
-          <w:szCs w:val="24"/>
+          <w:lang w:val="en-US"/>
+        </w:rPr>
+      </w:pPr>
+      <w:proofErr w:type="gramStart"/>
+      <w:r>
+        <w:rPr>
+          <w:rFonts w:ascii="Consolas" w:hAnsi="Consolas" w:cs="Times New Roman"/>
           <w:lang w:val="en-US"/>
         </w:rPr>
         <w:t>func</w:t>
@@ -32287,8 +31915,6 @@
       <w:r>
         <w:rPr>
           <w:rFonts w:ascii="Consolas" w:hAnsi="Consolas" w:cs="Times New Roman"/>
-          <w:sz w:val="24"/>
-          <w:szCs w:val="24"/>
           <w:lang w:val="en-US"/>
         </w:rPr>
         <w:t xml:space="preserve"> 2: 0.0160 sec [done] [status: 200]</w:t>
@@ -32301,17 +31927,13 @@
         <w:jc w:val="both"/>
         <w:rPr>
           <w:rFonts w:ascii="Consolas" w:hAnsi="Consolas" w:cs="Times New Roman"/>
-          <w:sz w:val="24"/>
-          <w:szCs w:val="24"/>
-          <w:lang w:val="en-US"/>
-        </w:rPr>
-      </w:pPr>
-      <w:proofErr w:type="gramStart"/>
-      <w:r>
-        <w:rPr>
-          <w:rFonts w:ascii="Consolas" w:hAnsi="Consolas" w:cs="Times New Roman"/>
-          <w:sz w:val="24"/>
-          <w:szCs w:val="24"/>
+          <w:lang w:val="en-US"/>
+        </w:rPr>
+      </w:pPr>
+      <w:proofErr w:type="gramStart"/>
+      <w:r>
+        <w:rPr>
+          <w:rFonts w:ascii="Consolas" w:hAnsi="Consolas" w:cs="Times New Roman"/>
           <w:lang w:val="en-US"/>
         </w:rPr>
         <w:t>func</w:t>
@@ -32320,8 +31942,6 @@
       <w:r>
         <w:rPr>
           <w:rFonts w:ascii="Consolas" w:hAnsi="Consolas" w:cs="Times New Roman"/>
-          <w:sz w:val="24"/>
-          <w:szCs w:val="24"/>
           <w:lang w:val="en-US"/>
         </w:rPr>
         <w:t xml:space="preserve"> 9: 0.0160 sec [done] [status: 200]</w:t>
@@ -32334,17 +31954,13 @@
         <w:jc w:val="both"/>
         <w:rPr>
           <w:rFonts w:ascii="Consolas" w:hAnsi="Consolas" w:cs="Times New Roman"/>
-          <w:sz w:val="24"/>
-          <w:szCs w:val="24"/>
-          <w:lang w:val="en-US"/>
-        </w:rPr>
-      </w:pPr>
-      <w:proofErr w:type="gramStart"/>
-      <w:r>
-        <w:rPr>
-          <w:rFonts w:ascii="Consolas" w:hAnsi="Consolas" w:cs="Times New Roman"/>
-          <w:sz w:val="24"/>
-          <w:szCs w:val="24"/>
+          <w:lang w:val="en-US"/>
+        </w:rPr>
+      </w:pPr>
+      <w:proofErr w:type="gramStart"/>
+      <w:r>
+        <w:rPr>
+          <w:rFonts w:ascii="Consolas" w:hAnsi="Consolas" w:cs="Times New Roman"/>
           <w:lang w:val="en-US"/>
         </w:rPr>
         <w:t>func</w:t>
@@ -32353,8 +31969,6 @@
       <w:r>
         <w:rPr>
           <w:rFonts w:ascii="Consolas" w:hAnsi="Consolas" w:cs="Times New Roman"/>
-          <w:sz w:val="24"/>
-          <w:szCs w:val="24"/>
           <w:lang w:val="en-US"/>
         </w:rPr>
         <w:t xml:space="preserve"> 4: 0.0160 sec [done] [status: 200]</w:t>
@@ -32367,17 +31981,13 @@
         <w:jc w:val="both"/>
         <w:rPr>
           <w:rFonts w:ascii="Consolas" w:hAnsi="Consolas" w:cs="Times New Roman"/>
-          <w:sz w:val="24"/>
-          <w:szCs w:val="24"/>
-          <w:lang w:val="en-US"/>
-        </w:rPr>
-      </w:pPr>
-      <w:proofErr w:type="gramStart"/>
-      <w:r>
-        <w:rPr>
-          <w:rFonts w:ascii="Consolas" w:hAnsi="Consolas" w:cs="Times New Roman"/>
-          <w:sz w:val="24"/>
-          <w:szCs w:val="24"/>
+          <w:lang w:val="en-US"/>
+        </w:rPr>
+      </w:pPr>
+      <w:proofErr w:type="gramStart"/>
+      <w:r>
+        <w:rPr>
+          <w:rFonts w:ascii="Consolas" w:hAnsi="Consolas" w:cs="Times New Roman"/>
           <w:lang w:val="en-US"/>
         </w:rPr>
         <w:t>func</w:t>
@@ -32386,8 +31996,6 @@
       <w:r>
         <w:rPr>
           <w:rFonts w:ascii="Consolas" w:hAnsi="Consolas" w:cs="Times New Roman"/>
-          <w:sz w:val="24"/>
-          <w:szCs w:val="24"/>
           <w:lang w:val="en-US"/>
         </w:rPr>
         <w:t xml:space="preserve"> 7: 0.0160 sec [done] [status: 200]</w:t>
@@ -32400,17 +32008,13 @@
         <w:jc w:val="both"/>
         <w:rPr>
           <w:rFonts w:ascii="Consolas" w:hAnsi="Consolas" w:cs="Times New Roman"/>
-          <w:sz w:val="24"/>
-          <w:szCs w:val="24"/>
-          <w:lang w:val="en-US"/>
-        </w:rPr>
-      </w:pPr>
-      <w:proofErr w:type="gramStart"/>
-      <w:r>
-        <w:rPr>
-          <w:rFonts w:ascii="Consolas" w:hAnsi="Consolas" w:cs="Times New Roman"/>
-          <w:sz w:val="24"/>
-          <w:szCs w:val="24"/>
+          <w:lang w:val="en-US"/>
+        </w:rPr>
+      </w:pPr>
+      <w:proofErr w:type="gramStart"/>
+      <w:r>
+        <w:rPr>
+          <w:rFonts w:ascii="Consolas" w:hAnsi="Consolas" w:cs="Times New Roman"/>
           <w:lang w:val="en-US"/>
         </w:rPr>
         <w:t>main</w:t>
@@ -32419,8 +32023,6 @@
       <w:r>
         <w:rPr>
           <w:rFonts w:ascii="Consolas" w:hAnsi="Consolas" w:cs="Times New Roman"/>
-          <w:sz w:val="24"/>
-          <w:szCs w:val="24"/>
           <w:lang w:val="en-US"/>
         </w:rPr>
         <w:t>: 0.0160 sec</w:t>

--- a/asyncio_doc.docx
+++ b/asyncio_doc.docx
@@ -2608,8 +2608,6 @@
           <w:szCs w:val="24"/>
         </w:rPr>
       </w:pPr>
-      <w:bookmarkStart w:id="0" w:name="_GoBack"/>
-      <w:bookmarkEnd w:id="0"/>
     </w:p>
     <w:p>
       <w:pPr>
@@ -7914,6 +7912,17 @@
           <w:lang w:val="en-US"/>
         </w:rPr>
       </w:pPr>
+    </w:p>
+    <w:p>
+      <w:pPr>
+        <w:pStyle w:val="a3"/>
+        <w:ind w:left="1418"/>
+        <w:jc w:val="both"/>
+        <w:rPr>
+          <w:rFonts w:ascii="Consolas" w:hAnsi="Consolas" w:cs="Times New Roman"/>
+          <w:lang w:val="en-US"/>
+        </w:rPr>
+      </w:pPr>
       <w:proofErr w:type="gramStart"/>
       <w:r>
         <w:rPr>
@@ -7928,25 +7937,75 @@
           <w:rFonts w:ascii="Consolas" w:hAnsi="Consolas" w:cs="Times New Roman"/>
           <w:lang w:val="en-US"/>
         </w:rPr>
-        <w:t xml:space="preserve"> async_timed():</w:t>
-      </w:r>
-    </w:p>
-    <w:p>
-      <w:pPr>
-        <w:pStyle w:val="a3"/>
-        <w:ind w:left="1418"/>
-        <w:jc w:val="both"/>
-        <w:rPr>
-          <w:rFonts w:ascii="Consolas" w:hAnsi="Consolas" w:cs="Times New Roman"/>
-          <w:lang w:val="en-US"/>
-        </w:rPr>
-      </w:pPr>
-      <w:r>
-        <w:rPr>
-          <w:rFonts w:ascii="Consolas" w:hAnsi="Consolas" w:cs="Times New Roman"/>
-          <w:lang w:val="en-US"/>
-        </w:rPr>
-        <w:t xml:space="preserve">    def wrapper(func):</w:t>
+        <w:t xml:space="preserve"> async_timed(func):</w:t>
+      </w:r>
+    </w:p>
+    <w:p>
+      <w:pPr>
+        <w:pStyle w:val="a3"/>
+        <w:ind w:left="1418"/>
+        <w:jc w:val="both"/>
+        <w:rPr>
+          <w:rFonts w:ascii="Consolas" w:hAnsi="Consolas" w:cs="Times New Roman"/>
+          <w:lang w:val="en-US"/>
+        </w:rPr>
+      </w:pPr>
+      <w:r>
+        <w:rPr>
+          <w:rFonts w:ascii="Consolas" w:hAnsi="Consolas" w:cs="Times New Roman"/>
+          <w:lang w:val="en-US"/>
+        </w:rPr>
+        <w:t xml:space="preserve">    </w:t>
+      </w:r>
+      <w:proofErr w:type="gramStart"/>
+      <w:r>
+        <w:rPr>
+          <w:rFonts w:ascii="Consolas" w:hAnsi="Consolas" w:cs="Times New Roman"/>
+          <w:lang w:val="en-US"/>
+        </w:rPr>
+        <w:t>@functools.wraps(</w:t>
+      </w:r>
+      <w:proofErr w:type="gramEnd"/>
+      <w:r>
+        <w:rPr>
+          <w:rFonts w:ascii="Consolas" w:hAnsi="Consolas" w:cs="Times New Roman"/>
+          <w:lang w:val="en-US"/>
+        </w:rPr>
+        <w:t>func)</w:t>
+      </w:r>
+    </w:p>
+    <w:p>
+      <w:pPr>
+        <w:pStyle w:val="a3"/>
+        <w:ind w:left="1418"/>
+        <w:jc w:val="both"/>
+        <w:rPr>
+          <w:rFonts w:ascii="Consolas" w:hAnsi="Consolas" w:cs="Times New Roman"/>
+          <w:lang w:val="en-US"/>
+        </w:rPr>
+      </w:pPr>
+      <w:r>
+        <w:rPr>
+          <w:rFonts w:ascii="Consolas" w:hAnsi="Consolas" w:cs="Times New Roman"/>
+          <w:lang w:val="en-US"/>
+        </w:rPr>
+        <w:t xml:space="preserve">    </w:t>
+      </w:r>
+      <w:proofErr w:type="gramStart"/>
+      <w:r>
+        <w:rPr>
+          <w:rFonts w:ascii="Consolas" w:hAnsi="Consolas" w:cs="Times New Roman"/>
+          <w:lang w:val="en-US"/>
+        </w:rPr>
+        <w:t>async</w:t>
+      </w:r>
+      <w:proofErr w:type="gramEnd"/>
+      <w:r>
+        <w:rPr>
+          <w:rFonts w:ascii="Consolas" w:hAnsi="Consolas" w:cs="Times New Roman"/>
+          <w:lang w:val="en-US"/>
+        </w:rPr>
+        <w:t xml:space="preserve"> def wrapped(*args, **kwargs):</w:t>
       </w:r>
     </w:p>
     <w:p>
@@ -7972,15 +8031,15 @@
           <w:rFonts w:ascii="Consolas" w:hAnsi="Consolas" w:cs="Times New Roman"/>
           <w:lang w:val="en-US"/>
         </w:rPr>
-        <w:t>@functools.wraps(</w:t>
-      </w:r>
-      <w:proofErr w:type="gramEnd"/>
-      <w:r>
-        <w:rPr>
-          <w:rFonts w:ascii="Consolas" w:hAnsi="Consolas" w:cs="Times New Roman"/>
-          <w:lang w:val="en-US"/>
-        </w:rPr>
-        <w:t>func)</w:t>
+        <w:t>start</w:t>
+      </w:r>
+      <w:proofErr w:type="gramEnd"/>
+      <w:r>
+        <w:rPr>
+          <w:rFonts w:ascii="Consolas" w:hAnsi="Consolas" w:cs="Times New Roman"/>
+          <w:lang w:val="en-US"/>
+        </w:rPr>
+        <w:t xml:space="preserve"> = time.monotonic()</w:t>
       </w:r>
     </w:p>
     <w:p>
@@ -8006,6 +8065,259 @@
           <w:rFonts w:ascii="Consolas" w:hAnsi="Consolas" w:cs="Times New Roman"/>
           <w:lang w:val="en-US"/>
         </w:rPr>
+        <w:t>try</w:t>
+      </w:r>
+      <w:proofErr w:type="gramEnd"/>
+      <w:r>
+        <w:rPr>
+          <w:rFonts w:ascii="Consolas" w:hAnsi="Consolas" w:cs="Times New Roman"/>
+          <w:lang w:val="en-US"/>
+        </w:rPr>
+        <w:t>:</w:t>
+      </w:r>
+    </w:p>
+    <w:p>
+      <w:pPr>
+        <w:pStyle w:val="a3"/>
+        <w:ind w:left="1418"/>
+        <w:jc w:val="both"/>
+        <w:rPr>
+          <w:rFonts w:ascii="Consolas" w:hAnsi="Consolas" w:cs="Times New Roman"/>
+          <w:lang w:val="en-US"/>
+        </w:rPr>
+      </w:pPr>
+      <w:r>
+        <w:rPr>
+          <w:rFonts w:ascii="Consolas" w:hAnsi="Consolas" w:cs="Times New Roman"/>
+          <w:lang w:val="en-US"/>
+        </w:rPr>
+        <w:t xml:space="preserve">            </w:t>
+      </w:r>
+      <w:proofErr w:type="gramStart"/>
+      <w:r>
+        <w:rPr>
+          <w:rFonts w:ascii="Consolas" w:hAnsi="Consolas" w:cs="Times New Roman"/>
+          <w:lang w:val="en-US"/>
+        </w:rPr>
+        <w:t>return</w:t>
+      </w:r>
+      <w:proofErr w:type="gramEnd"/>
+      <w:r>
+        <w:rPr>
+          <w:rFonts w:ascii="Consolas" w:hAnsi="Consolas" w:cs="Times New Roman"/>
+          <w:lang w:val="en-US"/>
+        </w:rPr>
+        <w:t xml:space="preserve"> await func(*args, **kwargs)</w:t>
+      </w:r>
+    </w:p>
+    <w:p>
+      <w:pPr>
+        <w:pStyle w:val="a3"/>
+        <w:ind w:left="1418"/>
+        <w:jc w:val="both"/>
+        <w:rPr>
+          <w:rFonts w:ascii="Consolas" w:hAnsi="Consolas" w:cs="Times New Roman"/>
+          <w:lang w:val="en-US"/>
+        </w:rPr>
+      </w:pPr>
+      <w:r>
+        <w:rPr>
+          <w:rFonts w:ascii="Consolas" w:hAnsi="Consolas" w:cs="Times New Roman"/>
+          <w:lang w:val="en-US"/>
+        </w:rPr>
+        <w:t xml:space="preserve">        </w:t>
+      </w:r>
+      <w:proofErr w:type="gramStart"/>
+      <w:r>
+        <w:rPr>
+          <w:rFonts w:ascii="Consolas" w:hAnsi="Consolas" w:cs="Times New Roman"/>
+          <w:lang w:val="en-US"/>
+        </w:rPr>
+        <w:t>finally</w:t>
+      </w:r>
+      <w:proofErr w:type="gramEnd"/>
+      <w:r>
+        <w:rPr>
+          <w:rFonts w:ascii="Consolas" w:hAnsi="Consolas" w:cs="Times New Roman"/>
+          <w:lang w:val="en-US"/>
+        </w:rPr>
+        <w:t>:</w:t>
+      </w:r>
+    </w:p>
+    <w:p>
+      <w:pPr>
+        <w:pStyle w:val="a3"/>
+        <w:ind w:left="1418"/>
+        <w:jc w:val="both"/>
+        <w:rPr>
+          <w:rFonts w:ascii="Consolas" w:hAnsi="Consolas" w:cs="Times New Roman"/>
+          <w:lang w:val="en-US"/>
+        </w:rPr>
+      </w:pPr>
+      <w:r>
+        <w:rPr>
+          <w:rFonts w:ascii="Consolas" w:hAnsi="Consolas" w:cs="Times New Roman"/>
+          <w:lang w:val="en-US"/>
+        </w:rPr>
+        <w:t xml:space="preserve">            </w:t>
+      </w:r>
+      <w:proofErr w:type="gramStart"/>
+      <w:r>
+        <w:rPr>
+          <w:rFonts w:ascii="Consolas" w:hAnsi="Consolas" w:cs="Times New Roman"/>
+          <w:lang w:val="en-US"/>
+        </w:rPr>
+        <w:t>end</w:t>
+      </w:r>
+      <w:proofErr w:type="gramEnd"/>
+      <w:r>
+        <w:rPr>
+          <w:rFonts w:ascii="Consolas" w:hAnsi="Consolas" w:cs="Times New Roman"/>
+          <w:lang w:val="en-US"/>
+        </w:rPr>
+        <w:t xml:space="preserve"> = time.monotonic()</w:t>
+      </w:r>
+    </w:p>
+    <w:p>
+      <w:pPr>
+        <w:pStyle w:val="a3"/>
+        <w:ind w:left="1418"/>
+        <w:jc w:val="both"/>
+        <w:rPr>
+          <w:rFonts w:ascii="Consolas" w:hAnsi="Consolas" w:cs="Times New Roman"/>
+          <w:lang w:val="en-US"/>
+        </w:rPr>
+      </w:pPr>
+      <w:r>
+        <w:rPr>
+          <w:rFonts w:ascii="Consolas" w:hAnsi="Consolas" w:cs="Times New Roman"/>
+          <w:lang w:val="en-US"/>
+        </w:rPr>
+        <w:t xml:space="preserve">            </w:t>
+      </w:r>
+      <w:proofErr w:type="gramStart"/>
+      <w:r>
+        <w:rPr>
+          <w:rFonts w:ascii="Consolas" w:hAnsi="Consolas" w:cs="Times New Roman"/>
+          <w:lang w:val="en-US"/>
+        </w:rPr>
+        <w:t>total</w:t>
+      </w:r>
+      <w:proofErr w:type="gramEnd"/>
+      <w:r>
+        <w:rPr>
+          <w:rFonts w:ascii="Consolas" w:hAnsi="Consolas" w:cs="Times New Roman"/>
+          <w:lang w:val="en-US"/>
+        </w:rPr>
+        <w:t xml:space="preserve"> = end - start</w:t>
+      </w:r>
+    </w:p>
+    <w:p>
+      <w:pPr>
+        <w:pStyle w:val="a3"/>
+        <w:ind w:left="1418"/>
+        <w:jc w:val="both"/>
+        <w:rPr>
+          <w:rFonts w:ascii="Consolas" w:hAnsi="Consolas" w:cs="Times New Roman"/>
+          <w:lang w:val="en-US"/>
+        </w:rPr>
+      </w:pPr>
+      <w:r>
+        <w:rPr>
+          <w:rFonts w:ascii="Consolas" w:hAnsi="Consolas" w:cs="Times New Roman"/>
+          <w:lang w:val="en-US"/>
+        </w:rPr>
+        <w:t xml:space="preserve">            </w:t>
+      </w:r>
+      <w:proofErr w:type="gramStart"/>
+      <w:r>
+        <w:rPr>
+          <w:rFonts w:ascii="Consolas" w:hAnsi="Consolas" w:cs="Times New Roman"/>
+          <w:lang w:val="en-US"/>
+        </w:rPr>
+        <w:t>print(</w:t>
+      </w:r>
+      <w:proofErr w:type="gramEnd"/>
+      <w:r>
+        <w:rPr>
+          <w:rFonts w:ascii="Consolas" w:hAnsi="Consolas" w:cs="Times New Roman"/>
+          <w:lang w:val="en-US"/>
+        </w:rPr>
+        <w:t>f'{func.__name__}: {total:.4f} sec')</w:t>
+      </w:r>
+    </w:p>
+    <w:p>
+      <w:pPr>
+        <w:pStyle w:val="a3"/>
+        <w:ind w:left="1418"/>
+        <w:jc w:val="both"/>
+        <w:rPr>
+          <w:rFonts w:ascii="Consolas" w:hAnsi="Consolas" w:cs="Times New Roman"/>
+          <w:lang w:val="en-US"/>
+        </w:rPr>
+      </w:pPr>
+      <w:r>
+        <w:rPr>
+          <w:rFonts w:ascii="Consolas" w:hAnsi="Consolas" w:cs="Times New Roman"/>
+          <w:lang w:val="en-US"/>
+        </w:rPr>
+        <w:t xml:space="preserve">    </w:t>
+      </w:r>
+      <w:proofErr w:type="gramStart"/>
+      <w:r>
+        <w:rPr>
+          <w:rFonts w:ascii="Consolas" w:hAnsi="Consolas" w:cs="Times New Roman"/>
+          <w:lang w:val="en-US"/>
+        </w:rPr>
+        <w:t>return</w:t>
+      </w:r>
+      <w:proofErr w:type="gramEnd"/>
+      <w:r>
+        <w:rPr>
+          <w:rFonts w:ascii="Consolas" w:hAnsi="Consolas" w:cs="Times New Roman"/>
+          <w:lang w:val="en-US"/>
+        </w:rPr>
+        <w:t xml:space="preserve"> wrapped</w:t>
+      </w:r>
+    </w:p>
+    <w:p>
+      <w:pPr>
+        <w:pStyle w:val="a3"/>
+        <w:ind w:left="1418"/>
+        <w:jc w:val="both"/>
+        <w:rPr>
+          <w:rFonts w:ascii="Consolas" w:hAnsi="Consolas" w:cs="Times New Roman"/>
+          <w:lang w:val="en-US"/>
+        </w:rPr>
+      </w:pPr>
+    </w:p>
+    <w:p>
+      <w:pPr>
+        <w:pStyle w:val="a3"/>
+        <w:ind w:left="1418"/>
+        <w:jc w:val="both"/>
+        <w:rPr>
+          <w:rFonts w:ascii="Consolas" w:hAnsi="Consolas" w:cs="Times New Roman"/>
+          <w:lang w:val="en-US"/>
+        </w:rPr>
+      </w:pPr>
+    </w:p>
+    <w:p>
+      <w:pPr>
+        <w:pStyle w:val="a3"/>
+        <w:ind w:left="1418"/>
+        <w:jc w:val="both"/>
+        <w:rPr>
+          <w:rFonts w:ascii="Consolas" w:hAnsi="Consolas" w:cs="Times New Roman"/>
+          <w:lang w:val="en-US"/>
+        </w:rPr>
+      </w:pPr>
+      <w:proofErr w:type="gramStart"/>
+      <w:r>
+        <w:rPr>
+          <w:rFonts w:ascii="Consolas" w:hAnsi="Consolas" w:cs="Times New Roman"/>
+          <w:lang w:val="en-US"/>
+        </w:rPr>
         <w:t>async</w:t>
       </w:r>
       <w:proofErr w:type="gramEnd"/>
@@ -8014,263 +8326,7 @@
           <w:rFonts w:ascii="Consolas" w:hAnsi="Consolas" w:cs="Times New Roman"/>
           <w:lang w:val="en-US"/>
         </w:rPr>
-        <w:t xml:space="preserve"> def wrapped(*args, **kwargs):</w:t>
-      </w:r>
-    </w:p>
-    <w:p>
-      <w:pPr>
-        <w:pStyle w:val="a3"/>
-        <w:ind w:left="1418"/>
-        <w:jc w:val="both"/>
-        <w:rPr>
-          <w:rFonts w:ascii="Consolas" w:hAnsi="Consolas" w:cs="Times New Roman"/>
-        </w:rPr>
-      </w:pPr>
-      <w:r>
-        <w:rPr>
-          <w:rFonts w:ascii="Consolas" w:hAnsi="Consolas" w:cs="Times New Roman"/>
-          <w:lang w:val="en-US"/>
-        </w:rPr>
-        <w:t xml:space="preserve">            </w:t>
-      </w:r>
-      <w:r>
-        <w:rPr>
-          <w:rFonts w:ascii="Consolas" w:hAnsi="Consolas" w:cs="Times New Roman"/>
-        </w:rPr>
-        <w:t xml:space="preserve">start = </w:t>
-      </w:r>
-      <w:proofErr w:type="gramStart"/>
-      <w:r>
-        <w:rPr>
-          <w:rFonts w:ascii="Consolas" w:hAnsi="Consolas" w:cs="Times New Roman"/>
-        </w:rPr>
-        <w:t>time.monotonic</w:t>
-      </w:r>
-      <w:proofErr w:type="gramEnd"/>
-      <w:r>
-        <w:rPr>
-          <w:rFonts w:ascii="Consolas" w:hAnsi="Consolas" w:cs="Times New Roman"/>
-        </w:rPr>
-        <w:t>()</w:t>
-      </w:r>
-    </w:p>
-    <w:p>
-      <w:pPr>
-        <w:pStyle w:val="a3"/>
-        <w:ind w:left="1418"/>
-        <w:jc w:val="both"/>
-        <w:rPr>
-          <w:rFonts w:ascii="Consolas" w:hAnsi="Consolas" w:cs="Times New Roman"/>
-        </w:rPr>
-      </w:pPr>
-      <w:r>
-        <w:rPr>
-          <w:rFonts w:ascii="Consolas" w:hAnsi="Consolas" w:cs="Times New Roman"/>
-        </w:rPr>
-        <w:t xml:space="preserve">            try:</w:t>
-      </w:r>
-    </w:p>
-    <w:p>
-      <w:pPr>
-        <w:pStyle w:val="a3"/>
-        <w:ind w:left="1418"/>
-        <w:jc w:val="both"/>
-        <w:rPr>
-          <w:rFonts w:ascii="Consolas" w:hAnsi="Consolas" w:cs="Times New Roman"/>
-          <w:lang w:val="en-US"/>
-        </w:rPr>
-      </w:pPr>
-      <w:r>
-        <w:rPr>
-          <w:rFonts w:ascii="Consolas" w:hAnsi="Consolas" w:cs="Times New Roman"/>
-          <w:lang w:val="en-US"/>
-        </w:rPr>
-        <w:t xml:space="preserve">                </w:t>
-      </w:r>
-      <w:proofErr w:type="gramStart"/>
-      <w:r>
-        <w:rPr>
-          <w:rFonts w:ascii="Consolas" w:hAnsi="Consolas" w:cs="Times New Roman"/>
-          <w:lang w:val="en-US"/>
-        </w:rPr>
-        <w:t>return</w:t>
-      </w:r>
-      <w:proofErr w:type="gramEnd"/>
-      <w:r>
-        <w:rPr>
-          <w:rFonts w:ascii="Consolas" w:hAnsi="Consolas" w:cs="Times New Roman"/>
-          <w:lang w:val="en-US"/>
-        </w:rPr>
-        <w:t xml:space="preserve"> await func(*args, **kwargs)</w:t>
-      </w:r>
-    </w:p>
-    <w:p>
-      <w:pPr>
-        <w:pStyle w:val="a3"/>
-        <w:ind w:left="1418"/>
-        <w:jc w:val="both"/>
-        <w:rPr>
-          <w:rFonts w:ascii="Consolas" w:hAnsi="Consolas" w:cs="Times New Roman"/>
-          <w:lang w:val="en-US"/>
-        </w:rPr>
-      </w:pPr>
-      <w:r>
-        <w:rPr>
-          <w:rFonts w:ascii="Consolas" w:hAnsi="Consolas" w:cs="Times New Roman"/>
-          <w:lang w:val="en-US"/>
-        </w:rPr>
-        <w:t xml:space="preserve">            finally:</w:t>
-      </w:r>
-    </w:p>
-    <w:p>
-      <w:pPr>
-        <w:pStyle w:val="a3"/>
-        <w:ind w:left="1418"/>
-        <w:jc w:val="both"/>
-        <w:rPr>
-          <w:rFonts w:ascii="Consolas" w:hAnsi="Consolas" w:cs="Times New Roman"/>
-          <w:lang w:val="en-US"/>
-        </w:rPr>
-      </w:pPr>
-      <w:r>
-        <w:rPr>
-          <w:rFonts w:ascii="Consolas" w:hAnsi="Consolas" w:cs="Times New Roman"/>
-          <w:lang w:val="en-US"/>
-        </w:rPr>
-        <w:t xml:space="preserve">                </w:t>
-      </w:r>
-      <w:proofErr w:type="gramStart"/>
-      <w:r>
-        <w:rPr>
-          <w:rFonts w:ascii="Consolas" w:hAnsi="Consolas" w:cs="Times New Roman"/>
-          <w:lang w:val="en-US"/>
-        </w:rPr>
-        <w:t>end</w:t>
-      </w:r>
-      <w:proofErr w:type="gramEnd"/>
-      <w:r>
-        <w:rPr>
-          <w:rFonts w:ascii="Consolas" w:hAnsi="Consolas" w:cs="Times New Roman"/>
-          <w:lang w:val="en-US"/>
-        </w:rPr>
-        <w:t xml:space="preserve"> = time.monotonic()</w:t>
-      </w:r>
-    </w:p>
-    <w:p>
-      <w:pPr>
-        <w:pStyle w:val="a3"/>
-        <w:ind w:left="1418"/>
-        <w:jc w:val="both"/>
-        <w:rPr>
-          <w:rFonts w:ascii="Consolas" w:hAnsi="Consolas" w:cs="Times New Roman"/>
-          <w:lang w:val="en-US"/>
-        </w:rPr>
-      </w:pPr>
-      <w:r>
-        <w:rPr>
-          <w:rFonts w:ascii="Consolas" w:hAnsi="Consolas" w:cs="Times New Roman"/>
-          <w:lang w:val="en-US"/>
-        </w:rPr>
-        <w:t xml:space="preserve">                total = end - start</w:t>
-      </w:r>
-    </w:p>
-    <w:p>
-      <w:pPr>
-        <w:pStyle w:val="a3"/>
-        <w:ind w:left="1418"/>
-        <w:jc w:val="both"/>
-        <w:rPr>
-          <w:rFonts w:ascii="Consolas" w:hAnsi="Consolas" w:cs="Times New Roman"/>
-          <w:lang w:val="en-US"/>
-        </w:rPr>
-      </w:pPr>
-      <w:r>
-        <w:rPr>
-          <w:rFonts w:ascii="Consolas" w:hAnsi="Consolas" w:cs="Times New Roman"/>
-          <w:lang w:val="en-US"/>
-        </w:rPr>
-        <w:t xml:space="preserve">                </w:t>
-      </w:r>
-      <w:proofErr w:type="gramStart"/>
-      <w:r>
-        <w:rPr>
-          <w:rFonts w:ascii="Consolas" w:hAnsi="Consolas" w:cs="Times New Roman"/>
-          <w:lang w:val="en-US"/>
-        </w:rPr>
-        <w:t>print(</w:t>
-      </w:r>
-      <w:proofErr w:type="gramEnd"/>
-      <w:r>
-        <w:rPr>
-          <w:rFonts w:ascii="Consolas" w:hAnsi="Consolas" w:cs="Times New Roman"/>
-          <w:lang w:val="en-US"/>
-        </w:rPr>
-        <w:t>f'{func.__name__}: {total:.4f} sec')</w:t>
-      </w:r>
-    </w:p>
-    <w:p>
-      <w:pPr>
-        <w:pStyle w:val="a3"/>
-        <w:ind w:left="1418"/>
-        <w:jc w:val="both"/>
-        <w:rPr>
-          <w:rFonts w:ascii="Consolas" w:hAnsi="Consolas" w:cs="Times New Roman"/>
-          <w:lang w:val="en-US"/>
-        </w:rPr>
-      </w:pPr>
-      <w:r>
-        <w:rPr>
-          <w:rFonts w:ascii="Consolas" w:hAnsi="Consolas" w:cs="Times New Roman"/>
-          <w:lang w:val="en-US"/>
-        </w:rPr>
-        <w:t xml:space="preserve">        return wrapped</w:t>
-      </w:r>
-    </w:p>
-    <w:p>
-      <w:pPr>
-        <w:pStyle w:val="a3"/>
-        <w:ind w:left="1418"/>
-        <w:jc w:val="both"/>
-        <w:rPr>
-          <w:rFonts w:ascii="Consolas" w:hAnsi="Consolas" w:cs="Times New Roman"/>
-          <w:lang w:val="en-US"/>
-        </w:rPr>
-      </w:pPr>
-      <w:r>
-        <w:rPr>
-          <w:rFonts w:ascii="Consolas" w:hAnsi="Consolas" w:cs="Times New Roman"/>
-          <w:lang w:val="en-US"/>
-        </w:rPr>
-        <w:t xml:space="preserve">    return wrapper</w:t>
-      </w:r>
-    </w:p>
-    <w:p>
-      <w:pPr>
-        <w:pStyle w:val="a3"/>
-        <w:ind w:left="1418"/>
-        <w:jc w:val="both"/>
-        <w:rPr>
-          <w:rFonts w:ascii="Consolas" w:hAnsi="Consolas" w:cs="Times New Roman"/>
-          <w:lang w:val="en-US"/>
-        </w:rPr>
-      </w:pPr>
-    </w:p>
-    <w:p>
-      <w:pPr>
-        <w:pStyle w:val="a3"/>
-        <w:ind w:left="1418"/>
-        <w:jc w:val="both"/>
-        <w:rPr>
-          <w:rFonts w:ascii="Consolas" w:hAnsi="Consolas" w:cs="Times New Roman"/>
-          <w:lang w:val="en-US"/>
-        </w:rPr>
-      </w:pPr>
-      <w:r>
-        <w:rPr>
-          <w:rFonts w:ascii="Consolas" w:hAnsi="Consolas" w:cs="Times New Roman"/>
-          <w:lang w:val="en-US"/>
-        </w:rPr>
-        <w:t>async def func(num):</w:t>
+        <w:t xml:space="preserve"> def func(num):</w:t>
       </w:r>
     </w:p>
     <w:p>
@@ -8385,17 +8441,8 @@
           <w:rFonts w:ascii="Consolas" w:hAnsi="Consolas" w:cs="Times New Roman"/>
           <w:lang w:val="en-US"/>
         </w:rPr>
-        <w:t>@async_</w:t>
-      </w:r>
-      <w:proofErr w:type="gramStart"/>
-      <w:r>
-        <w:rPr>
-          <w:rFonts w:ascii="Consolas" w:hAnsi="Consolas" w:cs="Times New Roman"/>
-          <w:lang w:val="en-US"/>
-        </w:rPr>
-        <w:t>timed()</w:t>
-      </w:r>
-      <w:proofErr w:type="gramEnd"/>
+        <w:t>@async_timed</w:t>
+      </w:r>
     </w:p>
     <w:p>
       <w:pPr>
@@ -10613,17 +10660,15 @@
           <w:rFonts w:ascii="Consolas" w:hAnsi="Consolas" w:cs="Times New Roman"/>
           <w:lang w:val="en-US"/>
         </w:rPr>
-        <w:t>@async_</w:t>
-      </w:r>
-      <w:proofErr w:type="gramStart"/>
-      <w:r>
-        <w:rPr>
-          <w:rFonts w:ascii="Consolas" w:hAnsi="Consolas" w:cs="Times New Roman"/>
-          <w:lang w:val="en-US"/>
-        </w:rPr>
-        <w:t>timed()</w:t>
-      </w:r>
-      <w:proofErr w:type="gramEnd"/>
+        <w:t>@as</w:t>
+      </w:r>
+      <w:r>
+        <w:rPr>
+          <w:rFonts w:ascii="Consolas" w:hAnsi="Consolas" w:cs="Times New Roman"/>
+          <w:lang w:val="en-US"/>
+        </w:rPr>
+        <w:t>ync_timed</w:t>
+      </w:r>
     </w:p>
     <w:p>
       <w:pPr>
@@ -11713,17 +11758,8 @@
           <w:rFonts w:ascii="Consolas" w:hAnsi="Consolas" w:cs="Times New Roman"/>
           <w:lang w:val="en-US"/>
         </w:rPr>
-        <w:t>@async_</w:t>
-      </w:r>
-      <w:proofErr w:type="gramStart"/>
-      <w:r>
-        <w:rPr>
-          <w:rFonts w:ascii="Consolas" w:hAnsi="Consolas" w:cs="Times New Roman"/>
-          <w:lang w:val="en-US"/>
-        </w:rPr>
-        <w:t>timed()</w:t>
-      </w:r>
-      <w:proofErr w:type="gramEnd"/>
+        <w:t>@async_timed</w:t>
+      </w:r>
     </w:p>
     <w:p>
       <w:pPr>
@@ -12753,17 +12789,8 @@
           <w:rFonts w:ascii="Consolas" w:hAnsi="Consolas" w:cs="Times New Roman"/>
           <w:lang w:val="en-US"/>
         </w:rPr>
-        <w:t>@async_</w:t>
-      </w:r>
-      <w:proofErr w:type="gramStart"/>
-      <w:r>
-        <w:rPr>
-          <w:rFonts w:ascii="Consolas" w:hAnsi="Consolas" w:cs="Times New Roman"/>
-          <w:lang w:val="en-US"/>
-        </w:rPr>
-        <w:t>timed()</w:t>
-      </w:r>
-      <w:proofErr w:type="gramEnd"/>
+        <w:t>@async_timed</w:t>
+      </w:r>
     </w:p>
     <w:p>
       <w:pPr>
@@ -14034,17 +14061,8 @@
           <w:rFonts w:ascii="Consolas" w:hAnsi="Consolas" w:cs="Times New Roman"/>
           <w:lang w:val="en-US"/>
         </w:rPr>
-        <w:t>@async_</w:t>
-      </w:r>
-      <w:proofErr w:type="gramStart"/>
-      <w:r>
-        <w:rPr>
-          <w:rFonts w:ascii="Consolas" w:hAnsi="Consolas" w:cs="Times New Roman"/>
-          <w:lang w:val="en-US"/>
-        </w:rPr>
-        <w:t>timed()</w:t>
-      </w:r>
-      <w:proofErr w:type="gramEnd"/>
+        <w:t>@async_timed</w:t>
+      </w:r>
     </w:p>
     <w:p>
       <w:pPr>
@@ -15291,17 +15309,8 @@
           <w:rFonts w:ascii="Consolas" w:hAnsi="Consolas" w:cs="Times New Roman"/>
           <w:lang w:val="en-US"/>
         </w:rPr>
-        <w:t>@async_</w:t>
-      </w:r>
-      <w:proofErr w:type="gramStart"/>
-      <w:r>
-        <w:rPr>
-          <w:rFonts w:ascii="Consolas" w:hAnsi="Consolas" w:cs="Times New Roman"/>
-          <w:lang w:val="en-US"/>
-        </w:rPr>
-        <w:t>timed()</w:t>
-      </w:r>
-      <w:proofErr w:type="gramEnd"/>
+        <w:t>@async_timed</w:t>
+      </w:r>
     </w:p>
     <w:p>
       <w:pPr>
@@ -16684,17 +16693,8 @@
           <w:rFonts w:ascii="Consolas" w:hAnsi="Consolas" w:cs="Times New Roman"/>
           <w:lang w:val="en-US"/>
         </w:rPr>
-        <w:t>@async_</w:t>
-      </w:r>
-      <w:proofErr w:type="gramStart"/>
-      <w:r>
-        <w:rPr>
-          <w:rFonts w:ascii="Consolas" w:hAnsi="Consolas" w:cs="Times New Roman"/>
-          <w:lang w:val="en-US"/>
-        </w:rPr>
-        <w:t>timed()</w:t>
-      </w:r>
-      <w:proofErr w:type="gramEnd"/>
+        <w:t>@async_timed</w:t>
+      </w:r>
     </w:p>
     <w:p>
       <w:pPr>
@@ -21367,7 +21367,6 @@
     </w:p>
     <w:p>
       <w:pPr>
-        <w:ind w:left="1418"/>
         <w:contextualSpacing/>
         <w:jc w:val="both"/>
         <w:rPr>
@@ -21386,22 +21385,6 @@
           <w:lang w:val="en-US"/>
         </w:rPr>
       </w:pPr>
-      <w:proofErr w:type="gramStart"/>
-      <w:r>
-        <w:rPr>
-          <w:rFonts w:ascii="Consolas" w:hAnsi="Consolas" w:cs="Times New Roman"/>
-          <w:lang w:val="en-US"/>
-        </w:rPr>
-        <w:t>def</w:t>
-      </w:r>
-      <w:proofErr w:type="gramEnd"/>
-      <w:r>
-        <w:rPr>
-          <w:rFonts w:ascii="Consolas" w:hAnsi="Consolas" w:cs="Times New Roman"/>
-          <w:lang w:val="en-US"/>
-        </w:rPr>
-        <w:t xml:space="preserve"> async_timed():</w:t>
-      </w:r>
     </w:p>
     <w:p>
       <w:pPr>
@@ -21418,7 +21401,7 @@
           <w:rFonts w:ascii="Consolas" w:hAnsi="Consolas" w:cs="Times New Roman"/>
           <w:lang w:val="en-US"/>
         </w:rPr>
-        <w:t xml:space="preserve">    def wrapper(func):</w:t>
+        <w:t>def calc_func(t):</w:t>
       </w:r>
     </w:p>
     <w:p>
@@ -21436,23 +21419,7 @@
           <w:rFonts w:ascii="Consolas" w:hAnsi="Consolas" w:cs="Times New Roman"/>
           <w:lang w:val="en-US"/>
         </w:rPr>
-        <w:t xml:space="preserve">        </w:t>
-      </w:r>
-      <w:proofErr w:type="gramStart"/>
-      <w:r>
-        <w:rPr>
-          <w:rFonts w:ascii="Consolas" w:hAnsi="Consolas" w:cs="Times New Roman"/>
-          <w:lang w:val="en-US"/>
-        </w:rPr>
-        <w:t>@functools.wraps(</w:t>
-      </w:r>
-      <w:proofErr w:type="gramEnd"/>
-      <w:r>
-        <w:rPr>
-          <w:rFonts w:ascii="Consolas" w:hAnsi="Consolas" w:cs="Times New Roman"/>
-          <w:lang w:val="en-US"/>
-        </w:rPr>
-        <w:t>func)</w:t>
+        <w:t xml:space="preserve">    n, j = t</w:t>
       </w:r>
     </w:p>
     <w:p>
@@ -21470,8 +21437,181 @@
           <w:rFonts w:ascii="Consolas" w:hAnsi="Consolas" w:cs="Times New Roman"/>
           <w:lang w:val="en-US"/>
         </w:rPr>
-        <w:t xml:space="preserve">        </w:t>
-      </w:r>
+        <w:t xml:space="preserve">    </w:t>
+      </w:r>
+      <w:proofErr w:type="gramStart"/>
+      <w:r>
+        <w:rPr>
+          <w:rFonts w:ascii="Consolas" w:hAnsi="Consolas" w:cs="Times New Roman"/>
+          <w:lang w:val="en-US"/>
+        </w:rPr>
+        <w:t>start</w:t>
+      </w:r>
+      <w:proofErr w:type="gramEnd"/>
+      <w:r>
+        <w:rPr>
+          <w:rFonts w:ascii="Consolas" w:hAnsi="Consolas" w:cs="Times New Roman"/>
+          <w:lang w:val="en-US"/>
+        </w:rPr>
+        <w:t xml:space="preserve"> = time.monotonic()</w:t>
+      </w:r>
+    </w:p>
+    <w:p>
+      <w:pPr>
+        <w:ind w:left="1418"/>
+        <w:contextualSpacing/>
+        <w:jc w:val="both"/>
+        <w:rPr>
+          <w:rFonts w:ascii="Consolas" w:hAnsi="Consolas" w:cs="Times New Roman"/>
+          <w:lang w:val="en-US"/>
+        </w:rPr>
+      </w:pPr>
+      <w:r>
+        <w:rPr>
+          <w:rFonts w:ascii="Consolas" w:hAnsi="Consolas" w:cs="Times New Roman"/>
+          <w:lang w:val="en-US"/>
+        </w:rPr>
+        <w:t xml:space="preserve">    s = 0</w:t>
+      </w:r>
+    </w:p>
+    <w:p>
+      <w:pPr>
+        <w:ind w:left="1418"/>
+        <w:contextualSpacing/>
+        <w:jc w:val="both"/>
+        <w:rPr>
+          <w:rFonts w:ascii="Consolas" w:hAnsi="Consolas" w:cs="Times New Roman"/>
+          <w:lang w:val="en-US"/>
+        </w:rPr>
+      </w:pPr>
+      <w:r>
+        <w:rPr>
+          <w:rFonts w:ascii="Consolas" w:hAnsi="Consolas" w:cs="Times New Roman"/>
+          <w:lang w:val="en-US"/>
+        </w:rPr>
+        <w:t xml:space="preserve">    for i in range(n): </w:t>
+      </w:r>
+    </w:p>
+    <w:p>
+      <w:pPr>
+        <w:ind w:left="1418"/>
+        <w:contextualSpacing/>
+        <w:jc w:val="both"/>
+        <w:rPr>
+          <w:rFonts w:ascii="Consolas" w:hAnsi="Consolas" w:cs="Times New Roman"/>
+          <w:lang w:val="en-US"/>
+        </w:rPr>
+      </w:pPr>
+      <w:r>
+        <w:rPr>
+          <w:rFonts w:ascii="Consolas" w:hAnsi="Consolas" w:cs="Times New Roman"/>
+          <w:lang w:val="en-US"/>
+        </w:rPr>
+        <w:t xml:space="preserve">        s += i**n</w:t>
+      </w:r>
+    </w:p>
+    <w:p>
+      <w:pPr>
+        <w:ind w:left="1418"/>
+        <w:contextualSpacing/>
+        <w:jc w:val="both"/>
+        <w:rPr>
+          <w:rFonts w:ascii="Consolas" w:hAnsi="Consolas" w:cs="Times New Roman"/>
+          <w:lang w:val="en-US"/>
+        </w:rPr>
+      </w:pPr>
+      <w:r>
+        <w:rPr>
+          <w:rFonts w:ascii="Consolas" w:hAnsi="Consolas" w:cs="Times New Roman"/>
+          <w:lang w:val="en-US"/>
+        </w:rPr>
+        <w:t xml:space="preserve">    </w:t>
+      </w:r>
+      <w:proofErr w:type="gramStart"/>
+      <w:r>
+        <w:rPr>
+          <w:rFonts w:ascii="Consolas" w:hAnsi="Consolas" w:cs="Times New Roman"/>
+          <w:lang w:val="en-US"/>
+        </w:rPr>
+        <w:t>total</w:t>
+      </w:r>
+      <w:proofErr w:type="gramEnd"/>
+      <w:r>
+        <w:rPr>
+          <w:rFonts w:ascii="Consolas" w:hAnsi="Consolas" w:cs="Times New Roman"/>
+          <w:lang w:val="en-US"/>
+        </w:rPr>
+        <w:t xml:space="preserve"> = time.monotonic() - start</w:t>
+      </w:r>
+    </w:p>
+    <w:p>
+      <w:pPr>
+        <w:ind w:left="1418"/>
+        <w:contextualSpacing/>
+        <w:jc w:val="both"/>
+        <w:rPr>
+          <w:rFonts w:ascii="Consolas" w:hAnsi="Consolas" w:cs="Times New Roman"/>
+          <w:lang w:val="en-US"/>
+        </w:rPr>
+      </w:pPr>
+      <w:r>
+        <w:rPr>
+          <w:rFonts w:ascii="Consolas" w:hAnsi="Consolas" w:cs="Times New Roman"/>
+          <w:lang w:val="en-US"/>
+        </w:rPr>
+        <w:t xml:space="preserve">    return f'func {j}: {total:.4f} sec [done]'</w:t>
+      </w:r>
+    </w:p>
+    <w:p>
+      <w:pPr>
+        <w:ind w:left="1418"/>
+        <w:contextualSpacing/>
+        <w:jc w:val="both"/>
+        <w:rPr>
+          <w:rFonts w:ascii="Consolas" w:hAnsi="Consolas" w:cs="Times New Roman"/>
+          <w:lang w:val="en-US"/>
+        </w:rPr>
+      </w:pPr>
+    </w:p>
+    <w:p>
+      <w:pPr>
+        <w:ind w:left="1418"/>
+        <w:contextualSpacing/>
+        <w:jc w:val="both"/>
+        <w:rPr>
+          <w:rFonts w:ascii="Consolas" w:hAnsi="Consolas" w:cs="Times New Roman"/>
+          <w:lang w:val="en-US"/>
+        </w:rPr>
+      </w:pPr>
+    </w:p>
+    <w:p>
+      <w:pPr>
+        <w:ind w:left="1418"/>
+        <w:contextualSpacing/>
+        <w:jc w:val="both"/>
+        <w:rPr>
+          <w:rFonts w:ascii="Consolas" w:hAnsi="Consolas" w:cs="Times New Roman"/>
+          <w:lang w:val="en-US"/>
+        </w:rPr>
+      </w:pPr>
+      <w:r>
+        <w:rPr>
+          <w:rFonts w:ascii="Consolas" w:hAnsi="Consolas" w:cs="Times New Roman"/>
+          <w:lang w:val="en-US"/>
+        </w:rPr>
+        <w:t>@async_timed</w:t>
+      </w:r>
+    </w:p>
+    <w:p>
+      <w:pPr>
+        <w:ind w:left="1418"/>
+        <w:contextualSpacing/>
+        <w:jc w:val="both"/>
+        <w:rPr>
+          <w:rFonts w:ascii="Consolas" w:hAnsi="Consolas" w:cs="Times New Roman"/>
+          <w:lang w:val="en-US"/>
+        </w:rPr>
+      </w:pPr>
       <w:proofErr w:type="gramStart"/>
       <w:r>
         <w:rPr>
@@ -21486,505 +21626,7 @@
           <w:rFonts w:ascii="Consolas" w:hAnsi="Consolas" w:cs="Times New Roman"/>
           <w:lang w:val="en-US"/>
         </w:rPr>
-        <w:t xml:space="preserve"> def wrapped(*args, **kwargs):</w:t>
-      </w:r>
-    </w:p>
-    <w:p>
-      <w:pPr>
-        <w:ind w:left="1418"/>
-        <w:contextualSpacing/>
-        <w:jc w:val="both"/>
-        <w:rPr>
-          <w:rFonts w:ascii="Consolas" w:hAnsi="Consolas" w:cs="Times New Roman"/>
-          <w:lang w:val="en-US"/>
-        </w:rPr>
-      </w:pPr>
-      <w:r>
-        <w:rPr>
-          <w:rFonts w:ascii="Consolas" w:hAnsi="Consolas" w:cs="Times New Roman"/>
-          <w:lang w:val="en-US"/>
-        </w:rPr>
-        <w:t xml:space="preserve">            </w:t>
-      </w:r>
-      <w:proofErr w:type="gramStart"/>
-      <w:r>
-        <w:rPr>
-          <w:rFonts w:ascii="Consolas" w:hAnsi="Consolas" w:cs="Times New Roman"/>
-          <w:lang w:val="en-US"/>
-        </w:rPr>
-        <w:t>start</w:t>
-      </w:r>
-      <w:proofErr w:type="gramEnd"/>
-      <w:r>
-        <w:rPr>
-          <w:rFonts w:ascii="Consolas" w:hAnsi="Consolas" w:cs="Times New Roman"/>
-          <w:lang w:val="en-US"/>
-        </w:rPr>
-        <w:t xml:space="preserve"> = time.monotonic()</w:t>
-      </w:r>
-    </w:p>
-    <w:p>
-      <w:pPr>
-        <w:ind w:left="1418"/>
-        <w:contextualSpacing/>
-        <w:jc w:val="both"/>
-        <w:rPr>
-          <w:rFonts w:ascii="Consolas" w:hAnsi="Consolas" w:cs="Times New Roman"/>
-          <w:lang w:val="en-US"/>
-        </w:rPr>
-      </w:pPr>
-      <w:r>
-        <w:rPr>
-          <w:rFonts w:ascii="Consolas" w:hAnsi="Consolas" w:cs="Times New Roman"/>
-          <w:lang w:val="en-US"/>
-        </w:rPr>
-        <w:t xml:space="preserve">            try:</w:t>
-      </w:r>
-    </w:p>
-    <w:p>
-      <w:pPr>
-        <w:ind w:left="1418"/>
-        <w:contextualSpacing/>
-        <w:jc w:val="both"/>
-        <w:rPr>
-          <w:rFonts w:ascii="Consolas" w:hAnsi="Consolas" w:cs="Times New Roman"/>
-          <w:lang w:val="en-US"/>
-        </w:rPr>
-      </w:pPr>
-      <w:r>
-        <w:rPr>
-          <w:rFonts w:ascii="Consolas" w:hAnsi="Consolas" w:cs="Times New Roman"/>
-          <w:lang w:val="en-US"/>
-        </w:rPr>
-        <w:t xml:space="preserve">                </w:t>
-      </w:r>
-      <w:proofErr w:type="gramStart"/>
-      <w:r>
-        <w:rPr>
-          <w:rFonts w:ascii="Consolas" w:hAnsi="Consolas" w:cs="Times New Roman"/>
-          <w:lang w:val="en-US"/>
-        </w:rPr>
-        <w:t>return</w:t>
-      </w:r>
-      <w:proofErr w:type="gramEnd"/>
-      <w:r>
-        <w:rPr>
-          <w:rFonts w:ascii="Consolas" w:hAnsi="Consolas" w:cs="Times New Roman"/>
-          <w:lang w:val="en-US"/>
-        </w:rPr>
-        <w:t xml:space="preserve"> await func(*args, **kwargs)</w:t>
-      </w:r>
-    </w:p>
-    <w:p>
-      <w:pPr>
-        <w:ind w:left="1418"/>
-        <w:contextualSpacing/>
-        <w:jc w:val="both"/>
-        <w:rPr>
-          <w:rFonts w:ascii="Consolas" w:hAnsi="Consolas" w:cs="Times New Roman"/>
-          <w:lang w:val="en-US"/>
-        </w:rPr>
-      </w:pPr>
-      <w:r>
-        <w:rPr>
-          <w:rFonts w:ascii="Consolas" w:hAnsi="Consolas" w:cs="Times New Roman"/>
-          <w:lang w:val="en-US"/>
-        </w:rPr>
-        <w:t xml:space="preserve">            finally:</w:t>
-      </w:r>
-    </w:p>
-    <w:p>
-      <w:pPr>
-        <w:ind w:left="1418"/>
-        <w:contextualSpacing/>
-        <w:jc w:val="both"/>
-        <w:rPr>
-          <w:rFonts w:ascii="Consolas" w:hAnsi="Consolas" w:cs="Times New Roman"/>
-          <w:lang w:val="en-US"/>
-        </w:rPr>
-      </w:pPr>
-      <w:r>
-        <w:rPr>
-          <w:rFonts w:ascii="Consolas" w:hAnsi="Consolas" w:cs="Times New Roman"/>
-          <w:lang w:val="en-US"/>
-        </w:rPr>
-        <w:t xml:space="preserve">                </w:t>
-      </w:r>
-      <w:proofErr w:type="gramStart"/>
-      <w:r>
-        <w:rPr>
-          <w:rFonts w:ascii="Consolas" w:hAnsi="Consolas" w:cs="Times New Roman"/>
-          <w:lang w:val="en-US"/>
-        </w:rPr>
-        <w:t>end</w:t>
-      </w:r>
-      <w:proofErr w:type="gramEnd"/>
-      <w:r>
-        <w:rPr>
-          <w:rFonts w:ascii="Consolas" w:hAnsi="Consolas" w:cs="Times New Roman"/>
-          <w:lang w:val="en-US"/>
-        </w:rPr>
-        <w:t xml:space="preserve"> = time.monotonic()</w:t>
-      </w:r>
-    </w:p>
-    <w:p>
-      <w:pPr>
-        <w:ind w:left="1418"/>
-        <w:contextualSpacing/>
-        <w:jc w:val="both"/>
-        <w:rPr>
-          <w:rFonts w:ascii="Consolas" w:hAnsi="Consolas" w:cs="Times New Roman"/>
-          <w:lang w:val="en-US"/>
-        </w:rPr>
-      </w:pPr>
-      <w:r>
-        <w:rPr>
-          <w:rFonts w:ascii="Consolas" w:hAnsi="Consolas" w:cs="Times New Roman"/>
-          <w:lang w:val="en-US"/>
-        </w:rPr>
-        <w:t xml:space="preserve">                total = end - start</w:t>
-      </w:r>
-    </w:p>
-    <w:p>
-      <w:pPr>
-        <w:ind w:left="1418"/>
-        <w:contextualSpacing/>
-        <w:jc w:val="both"/>
-        <w:rPr>
-          <w:rFonts w:ascii="Consolas" w:hAnsi="Consolas" w:cs="Times New Roman"/>
-          <w:lang w:val="en-US"/>
-        </w:rPr>
-      </w:pPr>
-      <w:r>
-        <w:rPr>
-          <w:rFonts w:ascii="Consolas" w:hAnsi="Consolas" w:cs="Times New Roman"/>
-          <w:lang w:val="en-US"/>
-        </w:rPr>
-        <w:t xml:space="preserve">                </w:t>
-      </w:r>
-      <w:proofErr w:type="gramStart"/>
-      <w:r>
-        <w:rPr>
-          <w:rFonts w:ascii="Consolas" w:hAnsi="Consolas" w:cs="Times New Roman"/>
-          <w:lang w:val="en-US"/>
-        </w:rPr>
-        <w:t>print(</w:t>
-      </w:r>
-      <w:proofErr w:type="gramEnd"/>
-      <w:r>
-        <w:rPr>
-          <w:rFonts w:ascii="Consolas" w:hAnsi="Consolas" w:cs="Times New Roman"/>
-          <w:lang w:val="en-US"/>
-        </w:rPr>
-        <w:t>f'{func.__name__}: {total:.4f} sec')</w:t>
-      </w:r>
-    </w:p>
-    <w:p>
-      <w:pPr>
-        <w:ind w:left="1418"/>
-        <w:contextualSpacing/>
-        <w:jc w:val="both"/>
-        <w:rPr>
-          <w:rFonts w:ascii="Consolas" w:hAnsi="Consolas" w:cs="Times New Roman"/>
-          <w:lang w:val="en-US"/>
-        </w:rPr>
-      </w:pPr>
-      <w:r>
-        <w:rPr>
-          <w:rFonts w:ascii="Consolas" w:hAnsi="Consolas" w:cs="Times New Roman"/>
-          <w:lang w:val="en-US"/>
-        </w:rPr>
-        <w:t xml:space="preserve">        </w:t>
-      </w:r>
-      <w:r>
-        <w:rPr>
-          <w:rFonts w:ascii="Consolas" w:hAnsi="Consolas" w:cs="Times New Roman"/>
-          <w:lang w:val="en-US"/>
-        </w:rPr>
-        <w:t>return wrapped</w:t>
-      </w:r>
-    </w:p>
-    <w:p>
-      <w:pPr>
-        <w:ind w:left="1418"/>
-        <w:contextualSpacing/>
-        <w:jc w:val="both"/>
-        <w:rPr>
-          <w:rFonts w:ascii="Consolas" w:hAnsi="Consolas" w:cs="Times New Roman"/>
-          <w:lang w:val="en-US"/>
-        </w:rPr>
-      </w:pPr>
-      <w:r>
-        <w:rPr>
-          <w:rFonts w:ascii="Consolas" w:hAnsi="Consolas" w:cs="Times New Roman"/>
-          <w:lang w:val="en-US"/>
-        </w:rPr>
-        <w:t xml:space="preserve">    return wrapper</w:t>
-      </w:r>
-    </w:p>
-    <w:p>
-      <w:pPr>
-        <w:ind w:left="1418"/>
-        <w:contextualSpacing/>
-        <w:jc w:val="both"/>
-        <w:rPr>
-          <w:rFonts w:ascii="Consolas" w:hAnsi="Consolas" w:cs="Times New Roman"/>
-          <w:lang w:val="en-US"/>
-        </w:rPr>
-      </w:pPr>
-    </w:p>
-    <w:p>
-      <w:pPr>
-        <w:ind w:left="1418"/>
-        <w:contextualSpacing/>
-        <w:jc w:val="both"/>
-        <w:rPr>
-          <w:rFonts w:ascii="Consolas" w:hAnsi="Consolas" w:cs="Times New Roman"/>
-          <w:lang w:val="en-US"/>
-        </w:rPr>
-      </w:pPr>
-    </w:p>
-    <w:p>
-      <w:pPr>
-        <w:ind w:left="1418"/>
-        <w:contextualSpacing/>
-        <w:jc w:val="both"/>
-        <w:rPr>
-          <w:rFonts w:ascii="Consolas" w:hAnsi="Consolas" w:cs="Times New Roman"/>
-          <w:lang w:val="en-US"/>
-        </w:rPr>
-      </w:pPr>
-      <w:r>
-        <w:rPr>
-          <w:rFonts w:ascii="Consolas" w:hAnsi="Consolas" w:cs="Times New Roman"/>
-          <w:lang w:val="en-US"/>
-        </w:rPr>
-        <w:t>def calc_func(t):</w:t>
-      </w:r>
-    </w:p>
-    <w:p>
-      <w:pPr>
-        <w:ind w:left="1418"/>
-        <w:contextualSpacing/>
-        <w:jc w:val="both"/>
-        <w:rPr>
-          <w:rFonts w:ascii="Consolas" w:hAnsi="Consolas" w:cs="Times New Roman"/>
-          <w:lang w:val="en-US"/>
-        </w:rPr>
-      </w:pPr>
-      <w:r>
-        <w:rPr>
-          <w:rFonts w:ascii="Consolas" w:hAnsi="Consolas" w:cs="Times New Roman"/>
-          <w:lang w:val="en-US"/>
-        </w:rPr>
-        <w:t xml:space="preserve">    n, j = t</w:t>
-      </w:r>
-    </w:p>
-    <w:p>
-      <w:pPr>
-        <w:ind w:left="1418"/>
-        <w:contextualSpacing/>
-        <w:jc w:val="both"/>
-        <w:rPr>
-          <w:rFonts w:ascii="Consolas" w:hAnsi="Consolas" w:cs="Times New Roman"/>
-          <w:lang w:val="en-US"/>
-        </w:rPr>
-      </w:pPr>
-      <w:r>
-        <w:rPr>
-          <w:rFonts w:ascii="Consolas" w:hAnsi="Consolas" w:cs="Times New Roman"/>
-          <w:lang w:val="en-US"/>
-        </w:rPr>
-        <w:t xml:space="preserve">    </w:t>
-      </w:r>
-      <w:proofErr w:type="gramStart"/>
-      <w:r>
-        <w:rPr>
-          <w:rFonts w:ascii="Consolas" w:hAnsi="Consolas" w:cs="Times New Roman"/>
-          <w:lang w:val="en-US"/>
-        </w:rPr>
-        <w:t>start</w:t>
-      </w:r>
-      <w:proofErr w:type="gramEnd"/>
-      <w:r>
-        <w:rPr>
-          <w:rFonts w:ascii="Consolas" w:hAnsi="Consolas" w:cs="Times New Roman"/>
-          <w:lang w:val="en-US"/>
-        </w:rPr>
-        <w:t xml:space="preserve"> = time.monotonic()</w:t>
-      </w:r>
-    </w:p>
-    <w:p>
-      <w:pPr>
-        <w:ind w:left="1418"/>
-        <w:contextualSpacing/>
-        <w:jc w:val="both"/>
-        <w:rPr>
-          <w:rFonts w:ascii="Consolas" w:hAnsi="Consolas" w:cs="Times New Roman"/>
-          <w:lang w:val="en-US"/>
-        </w:rPr>
-      </w:pPr>
-      <w:r>
-        <w:rPr>
-          <w:rFonts w:ascii="Consolas" w:hAnsi="Consolas" w:cs="Times New Roman"/>
-          <w:lang w:val="en-US"/>
-        </w:rPr>
-        <w:t xml:space="preserve">    s = 0</w:t>
-      </w:r>
-    </w:p>
-    <w:p>
-      <w:pPr>
-        <w:ind w:left="1418"/>
-        <w:contextualSpacing/>
-        <w:jc w:val="both"/>
-        <w:rPr>
-          <w:rFonts w:ascii="Consolas" w:hAnsi="Consolas" w:cs="Times New Roman"/>
-          <w:lang w:val="en-US"/>
-        </w:rPr>
-      </w:pPr>
-      <w:r>
-        <w:rPr>
-          <w:rFonts w:ascii="Consolas" w:hAnsi="Consolas" w:cs="Times New Roman"/>
-          <w:lang w:val="en-US"/>
-        </w:rPr>
-        <w:t xml:space="preserve">    for i in range(n): </w:t>
-      </w:r>
-    </w:p>
-    <w:p>
-      <w:pPr>
-        <w:ind w:left="1418"/>
-        <w:contextualSpacing/>
-        <w:jc w:val="both"/>
-        <w:rPr>
-          <w:rFonts w:ascii="Consolas" w:hAnsi="Consolas" w:cs="Times New Roman"/>
-          <w:lang w:val="en-US"/>
-        </w:rPr>
-      </w:pPr>
-      <w:r>
-        <w:rPr>
-          <w:rFonts w:ascii="Consolas" w:hAnsi="Consolas" w:cs="Times New Roman"/>
-          <w:lang w:val="en-US"/>
-        </w:rPr>
-        <w:t xml:space="preserve">        s += i**n</w:t>
-      </w:r>
-    </w:p>
-    <w:p>
-      <w:pPr>
-        <w:ind w:left="1418"/>
-        <w:contextualSpacing/>
-        <w:jc w:val="both"/>
-        <w:rPr>
-          <w:rFonts w:ascii="Consolas" w:hAnsi="Consolas" w:cs="Times New Roman"/>
-          <w:lang w:val="en-US"/>
-        </w:rPr>
-      </w:pPr>
-      <w:r>
-        <w:rPr>
-          <w:rFonts w:ascii="Consolas" w:hAnsi="Consolas" w:cs="Times New Roman"/>
-          <w:lang w:val="en-US"/>
-        </w:rPr>
-        <w:t xml:space="preserve">    </w:t>
-      </w:r>
-      <w:proofErr w:type="gramStart"/>
-      <w:r>
-        <w:rPr>
-          <w:rFonts w:ascii="Consolas" w:hAnsi="Consolas" w:cs="Times New Roman"/>
-          <w:lang w:val="en-US"/>
-        </w:rPr>
-        <w:t>total</w:t>
-      </w:r>
-      <w:proofErr w:type="gramEnd"/>
-      <w:r>
-        <w:rPr>
-          <w:rFonts w:ascii="Consolas" w:hAnsi="Consolas" w:cs="Times New Roman"/>
-          <w:lang w:val="en-US"/>
-        </w:rPr>
-        <w:t xml:space="preserve"> = time.monotonic() - start</w:t>
-      </w:r>
-    </w:p>
-    <w:p>
-      <w:pPr>
-        <w:ind w:left="1418"/>
-        <w:contextualSpacing/>
-        <w:jc w:val="both"/>
-        <w:rPr>
-          <w:rFonts w:ascii="Consolas" w:hAnsi="Consolas" w:cs="Times New Roman"/>
-          <w:lang w:val="en-US"/>
-        </w:rPr>
-      </w:pPr>
-      <w:r>
-        <w:rPr>
-          <w:rFonts w:ascii="Consolas" w:hAnsi="Consolas" w:cs="Times New Roman"/>
-          <w:lang w:val="en-US"/>
-        </w:rPr>
-        <w:t xml:space="preserve">    return f'func {j}: {total:.4f} sec [done]'</w:t>
-      </w:r>
-    </w:p>
-    <w:p>
-      <w:pPr>
-        <w:ind w:left="1418"/>
-        <w:contextualSpacing/>
-        <w:jc w:val="both"/>
-        <w:rPr>
-          <w:rFonts w:ascii="Consolas" w:hAnsi="Consolas" w:cs="Times New Roman"/>
-          <w:lang w:val="en-US"/>
-        </w:rPr>
-      </w:pPr>
-    </w:p>
-    <w:p>
-      <w:pPr>
-        <w:ind w:left="1418"/>
-        <w:contextualSpacing/>
-        <w:jc w:val="both"/>
-        <w:rPr>
-          <w:rFonts w:ascii="Consolas" w:hAnsi="Consolas" w:cs="Times New Roman"/>
-          <w:lang w:val="en-US"/>
-        </w:rPr>
-      </w:pPr>
-    </w:p>
-    <w:p>
-      <w:pPr>
-        <w:ind w:left="1418"/>
-        <w:contextualSpacing/>
-        <w:jc w:val="both"/>
-        <w:rPr>
-          <w:rFonts w:ascii="Consolas" w:hAnsi="Consolas" w:cs="Times New Roman"/>
-          <w:lang w:val="en-US"/>
-        </w:rPr>
-      </w:pPr>
-      <w:r>
-        <w:rPr>
-          <w:rFonts w:ascii="Consolas" w:hAnsi="Consolas" w:cs="Times New Roman"/>
-          <w:lang w:val="en-US"/>
-        </w:rPr>
-        <w:t>@async_</w:t>
-      </w:r>
-      <w:proofErr w:type="gramStart"/>
-      <w:r>
-        <w:rPr>
-          <w:rFonts w:ascii="Consolas" w:hAnsi="Consolas" w:cs="Times New Roman"/>
-          <w:lang w:val="en-US"/>
-        </w:rPr>
-        <w:t>timed()</w:t>
-      </w:r>
-      <w:proofErr w:type="gramEnd"/>
-    </w:p>
-    <w:p>
-      <w:pPr>
-        <w:ind w:left="1418"/>
-        <w:contextualSpacing/>
-        <w:jc w:val="both"/>
-        <w:rPr>
-          <w:rFonts w:ascii="Consolas" w:hAnsi="Consolas" w:cs="Times New Roman"/>
-          <w:lang w:val="en-US"/>
-        </w:rPr>
-      </w:pPr>
-      <w:r>
-        <w:rPr>
-          <w:rFonts w:ascii="Consolas" w:hAnsi="Consolas" w:cs="Times New Roman"/>
-          <w:lang w:val="en-US"/>
-        </w:rPr>
-        <w:t>async def main(k):</w:t>
+        <w:t xml:space="preserve"> def main(k):</w:t>
       </w:r>
     </w:p>
     <w:p>
@@ -22463,300 +22105,300 @@
           <w:rFonts w:ascii="Consolas" w:hAnsi="Consolas" w:cs="Times New Roman"/>
           <w:lang w:val="en-US"/>
         </w:rPr>
+        <w:t xml:space="preserve">    </w:t>
+      </w:r>
+      <w:proofErr w:type="gramStart"/>
+      <w:r>
+        <w:rPr>
+          <w:rFonts w:ascii="Consolas" w:hAnsi="Consolas" w:cs="Times New Roman"/>
+          <w:lang w:val="en-US"/>
+        </w:rPr>
+        <w:t>loop</w:t>
+      </w:r>
+      <w:proofErr w:type="gramEnd"/>
+      <w:r>
+        <w:rPr>
+          <w:rFonts w:ascii="Consolas" w:hAnsi="Consolas" w:cs="Times New Roman"/>
+          <w:lang w:val="en-US"/>
+        </w:rPr>
+        <w:t xml:space="preserve"> = asyncio.new_event_loop()</w:t>
+      </w:r>
+    </w:p>
+    <w:p>
+      <w:pPr>
+        <w:ind w:left="1418"/>
+        <w:contextualSpacing/>
+        <w:jc w:val="both"/>
+        <w:rPr>
+          <w:rFonts w:ascii="Consolas" w:hAnsi="Consolas" w:cs="Times New Roman"/>
+          <w:lang w:val="en-US"/>
+        </w:rPr>
+      </w:pPr>
+      <w:r>
+        <w:rPr>
+          <w:rFonts w:ascii="Consolas" w:hAnsi="Consolas" w:cs="Times New Roman"/>
+          <w:lang w:val="en-US"/>
+        </w:rPr>
+        <w:t xml:space="preserve">    try:</w:t>
+      </w:r>
+    </w:p>
+    <w:p>
+      <w:pPr>
+        <w:ind w:left="1418"/>
+        <w:contextualSpacing/>
+        <w:jc w:val="both"/>
+        <w:rPr>
+          <w:rFonts w:ascii="Consolas" w:hAnsi="Consolas" w:cs="Times New Roman"/>
+          <w:lang w:val="en-US"/>
+        </w:rPr>
+      </w:pPr>
+      <w:r>
+        <w:rPr>
+          <w:rFonts w:ascii="Consolas" w:hAnsi="Consolas" w:cs="Times New Roman"/>
+          <w:lang w:val="en-US"/>
+        </w:rPr>
+        <w:t xml:space="preserve">        loop.run_until_</w:t>
+      </w:r>
+      <w:proofErr w:type="gramStart"/>
+      <w:r>
+        <w:rPr>
+          <w:rFonts w:ascii="Consolas" w:hAnsi="Consolas" w:cs="Times New Roman"/>
+          <w:lang w:val="en-US"/>
+        </w:rPr>
+        <w:t>complete(</w:t>
+      </w:r>
+      <w:proofErr w:type="gramEnd"/>
+      <w:r>
+        <w:rPr>
+          <w:rFonts w:ascii="Consolas" w:hAnsi="Consolas" w:cs="Times New Roman"/>
+          <w:lang w:val="en-US"/>
+        </w:rPr>
+        <w:t>main(10))</w:t>
+      </w:r>
+    </w:p>
+    <w:p>
+      <w:pPr>
+        <w:ind w:left="1418"/>
+        <w:contextualSpacing/>
+        <w:jc w:val="both"/>
+        <w:rPr>
+          <w:rFonts w:ascii="Consolas" w:hAnsi="Consolas" w:cs="Times New Roman"/>
+          <w:lang w:val="en-US"/>
+        </w:rPr>
+      </w:pPr>
+      <w:r>
+        <w:rPr>
+          <w:rFonts w:ascii="Consolas" w:hAnsi="Consolas" w:cs="Times New Roman"/>
+          <w:lang w:val="en-US"/>
+        </w:rPr>
+        <w:t xml:space="preserve">    </w:t>
+      </w:r>
+      <w:r>
+        <w:rPr>
+          <w:rFonts w:ascii="Consolas" w:hAnsi="Consolas" w:cs="Times New Roman"/>
+          <w:lang w:val="en-US"/>
+        </w:rPr>
+        <w:t>finally:</w:t>
+      </w:r>
+    </w:p>
+    <w:p>
+      <w:pPr>
+        <w:ind w:left="1418"/>
+        <w:contextualSpacing/>
+        <w:jc w:val="both"/>
+        <w:rPr>
+          <w:rFonts w:ascii="Consolas" w:hAnsi="Consolas" w:cs="Times New Roman"/>
+          <w:lang w:val="en-US"/>
+        </w:rPr>
+      </w:pPr>
+      <w:r>
+        <w:rPr>
+          <w:rFonts w:ascii="Consolas" w:hAnsi="Consolas" w:cs="Times New Roman"/>
+          <w:lang w:val="en-US"/>
+        </w:rPr>
+        <w:t xml:space="preserve">        </w:t>
+      </w:r>
+      <w:proofErr w:type="gramStart"/>
+      <w:r>
+        <w:rPr>
+          <w:rFonts w:ascii="Consolas" w:hAnsi="Consolas" w:cs="Times New Roman"/>
+          <w:lang w:val="en-US"/>
+        </w:rPr>
+        <w:t>loop.close()</w:t>
+      </w:r>
+      <w:proofErr w:type="gramEnd"/>
+    </w:p>
+    <w:p>
+      <w:pPr>
+        <w:ind w:left="1418"/>
+        <w:contextualSpacing/>
+        <w:jc w:val="both"/>
+        <w:rPr>
+          <w:rFonts w:ascii="Consolas" w:hAnsi="Consolas" w:cs="Times New Roman"/>
+          <w:lang w:val="en-US"/>
+        </w:rPr>
+      </w:pPr>
+    </w:p>
+    <w:p>
+      <w:pPr>
+        <w:ind w:left="1418"/>
+        <w:contextualSpacing/>
+        <w:jc w:val="both"/>
+        <w:rPr>
+          <w:rFonts w:ascii="Consolas" w:hAnsi="Consolas" w:cs="Times New Roman"/>
+          <w:lang w:val="en-US"/>
+        </w:rPr>
+      </w:pPr>
+      <w:r>
+        <w:rPr>
+          <w:rFonts w:ascii="Consolas" w:hAnsi="Consolas" w:cs="Times New Roman"/>
+          <w:lang w:val="en-US"/>
+        </w:rPr>
+        <w:t>--------------------------------------------</w:t>
+      </w:r>
+    </w:p>
+    <w:p>
+      <w:pPr>
+        <w:ind w:left="1418"/>
+        <w:contextualSpacing/>
+        <w:jc w:val="both"/>
+        <w:rPr>
+          <w:rFonts w:ascii="Consolas" w:hAnsi="Consolas" w:cs="Times New Roman"/>
+          <w:lang w:val="en-US"/>
+        </w:rPr>
+      </w:pPr>
+      <w:r>
+        <w:rPr>
+          <w:rFonts w:ascii="Consolas" w:hAnsi="Consolas" w:cs="Times New Roman"/>
+          <w:lang w:val="en-US"/>
+        </w:rPr>
+        <w:t>func 3: 0.8440 sec [done]</w:t>
+      </w:r>
+    </w:p>
+    <w:p>
+      <w:pPr>
+        <w:ind w:left="1418"/>
+        <w:contextualSpacing/>
+        <w:jc w:val="both"/>
+        <w:rPr>
+          <w:rFonts w:ascii="Consolas" w:hAnsi="Consolas" w:cs="Times New Roman"/>
+          <w:lang w:val="en-US"/>
+        </w:rPr>
+      </w:pPr>
+      <w:r>
+        <w:rPr>
+          <w:rFonts w:ascii="Consolas" w:hAnsi="Consolas" w:cs="Times New Roman"/>
+          <w:lang w:val="en-US"/>
+        </w:rPr>
+        <w:t>func 2: 1.1560 sec [done]</w:t>
+      </w:r>
+    </w:p>
+    <w:p>
+      <w:pPr>
+        <w:ind w:left="1418"/>
+        <w:contextualSpacing/>
+        <w:jc w:val="both"/>
+        <w:rPr>
+          <w:rFonts w:ascii="Consolas" w:hAnsi="Consolas" w:cs="Times New Roman"/>
+          <w:lang w:val="en-US"/>
+        </w:rPr>
+      </w:pPr>
+      <w:r>
+        <w:rPr>
+          <w:rFonts w:ascii="Consolas" w:hAnsi="Consolas" w:cs="Times New Roman"/>
+          <w:lang w:val="en-US"/>
+        </w:rPr>
+        <w:t>func 1: 1.1720 sec [done]</w:t>
+      </w:r>
+    </w:p>
+    <w:p>
+      <w:pPr>
+        <w:ind w:left="1418"/>
+        <w:contextualSpacing/>
+        <w:jc w:val="both"/>
+        <w:rPr>
+          <w:rFonts w:ascii="Consolas" w:hAnsi="Consolas" w:cs="Times New Roman"/>
+          <w:lang w:val="en-US"/>
+        </w:rPr>
+      </w:pPr>
+      <w:r>
+        <w:rPr>
+          <w:rFonts w:ascii="Consolas" w:hAnsi="Consolas" w:cs="Times New Roman"/>
+          <w:lang w:val="en-US"/>
+        </w:rPr>
+        <w:t>func 4: 2.0620 sec [done]</w:t>
+      </w:r>
+    </w:p>
+    <w:p>
+      <w:pPr>
+        <w:ind w:left="1418"/>
+        <w:contextualSpacing/>
+        <w:jc w:val="both"/>
+        <w:rPr>
+          <w:rFonts w:ascii="Consolas" w:hAnsi="Consolas" w:cs="Times New Roman"/>
+          <w:lang w:val="en-US"/>
+        </w:rPr>
+      </w:pPr>
+      <w:r>
+        <w:rPr>
+          <w:rFonts w:ascii="Consolas" w:hAnsi="Consolas" w:cs="Times New Roman"/>
+          <w:lang w:val="en-US"/>
+        </w:rPr>
+        <w:t>func 7: 1.4220 sec [done]</w:t>
+      </w:r>
+    </w:p>
+    <w:p>
+      <w:pPr>
+        <w:ind w:left="1418"/>
+        <w:contextualSpacing/>
+        <w:jc w:val="both"/>
+        <w:rPr>
+          <w:rFonts w:ascii="Consolas" w:hAnsi="Consolas" w:cs="Times New Roman"/>
+          <w:lang w:val="en-US"/>
+        </w:rPr>
+      </w:pPr>
+      <w:r>
+        <w:rPr>
+          <w:rFonts w:ascii="Consolas" w:hAnsi="Consolas" w:cs="Times New Roman"/>
+          <w:lang w:val="en-US"/>
+        </w:rPr>
+        <w:t>func 6: 1.9060 sec [done]</w:t>
+      </w:r>
+    </w:p>
+    <w:p>
+      <w:pPr>
+        <w:ind w:left="1418"/>
+        <w:contextualSpacing/>
+        <w:jc w:val="both"/>
+        <w:rPr>
+          <w:rFonts w:ascii="Consolas" w:hAnsi="Consolas" w:cs="Times New Roman"/>
+          <w:lang w:val="en-US"/>
+        </w:rPr>
+      </w:pPr>
+      <w:r>
+        <w:rPr>
+          <w:rFonts w:ascii="Consolas" w:hAnsi="Consolas" w:cs="Times New Roman"/>
+          <w:lang w:val="en-US"/>
+        </w:rPr>
+        <w:t>Timeout</w:t>
+      </w:r>
+    </w:p>
+    <w:p>
+      <w:pPr>
+        <w:ind w:left="1418"/>
+        <w:contextualSpacing/>
+        <w:jc w:val="both"/>
+        <w:rPr>
+          <w:rFonts w:ascii="Consolas" w:hAnsi="Consolas" w:cs="Times New Roman"/>
+          <w:lang w:val="en-US"/>
+        </w:rPr>
+      </w:pPr>
+      <w:r>
+        <w:rPr>
+          <w:rFonts w:ascii="Consolas" w:hAnsi="Consolas" w:cs="Times New Roman"/>
+          <w:lang w:val="en-US"/>
+        </w:rPr>
         <w:lastRenderedPageBreak/>
-        <w:t xml:space="preserve">    </w:t>
-      </w:r>
-      <w:proofErr w:type="gramStart"/>
-      <w:r>
-        <w:rPr>
-          <w:rFonts w:ascii="Consolas" w:hAnsi="Consolas" w:cs="Times New Roman"/>
-          <w:lang w:val="en-US"/>
-        </w:rPr>
-        <w:t>loop</w:t>
-      </w:r>
-      <w:proofErr w:type="gramEnd"/>
-      <w:r>
-        <w:rPr>
-          <w:rFonts w:ascii="Consolas" w:hAnsi="Consolas" w:cs="Times New Roman"/>
-          <w:lang w:val="en-US"/>
-        </w:rPr>
-        <w:t xml:space="preserve"> = asyncio.new_event_loop()</w:t>
-      </w:r>
-    </w:p>
-    <w:p>
-      <w:pPr>
-        <w:ind w:left="1418"/>
-        <w:contextualSpacing/>
-        <w:jc w:val="both"/>
-        <w:rPr>
-          <w:rFonts w:ascii="Consolas" w:hAnsi="Consolas" w:cs="Times New Roman"/>
-          <w:lang w:val="en-US"/>
-        </w:rPr>
-      </w:pPr>
-      <w:r>
-        <w:rPr>
-          <w:rFonts w:ascii="Consolas" w:hAnsi="Consolas" w:cs="Times New Roman"/>
-          <w:lang w:val="en-US"/>
-        </w:rPr>
-        <w:t xml:space="preserve">    try:</w:t>
-      </w:r>
-    </w:p>
-    <w:p>
-      <w:pPr>
-        <w:ind w:left="1418"/>
-        <w:contextualSpacing/>
-        <w:jc w:val="both"/>
-        <w:rPr>
-          <w:rFonts w:ascii="Consolas" w:hAnsi="Consolas" w:cs="Times New Roman"/>
-          <w:lang w:val="en-US"/>
-        </w:rPr>
-      </w:pPr>
-      <w:r>
-        <w:rPr>
-          <w:rFonts w:ascii="Consolas" w:hAnsi="Consolas" w:cs="Times New Roman"/>
-          <w:lang w:val="en-US"/>
-        </w:rPr>
-        <w:t xml:space="preserve">        loop.run_until_</w:t>
-      </w:r>
-      <w:proofErr w:type="gramStart"/>
-      <w:r>
-        <w:rPr>
-          <w:rFonts w:ascii="Consolas" w:hAnsi="Consolas" w:cs="Times New Roman"/>
-          <w:lang w:val="en-US"/>
-        </w:rPr>
-        <w:t>complete(</w:t>
-      </w:r>
-      <w:proofErr w:type="gramEnd"/>
-      <w:r>
-        <w:rPr>
-          <w:rFonts w:ascii="Consolas" w:hAnsi="Consolas" w:cs="Times New Roman"/>
-          <w:lang w:val="en-US"/>
-        </w:rPr>
-        <w:t>main(10))</w:t>
-      </w:r>
-    </w:p>
-    <w:p>
-      <w:pPr>
-        <w:ind w:left="1418"/>
-        <w:contextualSpacing/>
-        <w:jc w:val="both"/>
-        <w:rPr>
-          <w:rFonts w:ascii="Consolas" w:hAnsi="Consolas" w:cs="Times New Roman"/>
-          <w:lang w:val="en-US"/>
-        </w:rPr>
-      </w:pPr>
-      <w:r>
-        <w:rPr>
-          <w:rFonts w:ascii="Consolas" w:hAnsi="Consolas" w:cs="Times New Roman"/>
-          <w:lang w:val="en-US"/>
-        </w:rPr>
-        <w:t xml:space="preserve">    </w:t>
-      </w:r>
-      <w:r>
-        <w:rPr>
-          <w:rFonts w:ascii="Consolas" w:hAnsi="Consolas" w:cs="Times New Roman"/>
-          <w:lang w:val="en-US"/>
-        </w:rPr>
-        <w:t>finally:</w:t>
-      </w:r>
-    </w:p>
-    <w:p>
-      <w:pPr>
-        <w:ind w:left="1418"/>
-        <w:contextualSpacing/>
-        <w:jc w:val="both"/>
-        <w:rPr>
-          <w:rFonts w:ascii="Consolas" w:hAnsi="Consolas" w:cs="Times New Roman"/>
-          <w:lang w:val="en-US"/>
-        </w:rPr>
-      </w:pPr>
-      <w:r>
-        <w:rPr>
-          <w:rFonts w:ascii="Consolas" w:hAnsi="Consolas" w:cs="Times New Roman"/>
-          <w:lang w:val="en-US"/>
-        </w:rPr>
-        <w:t xml:space="preserve">        </w:t>
-      </w:r>
-      <w:proofErr w:type="gramStart"/>
-      <w:r>
-        <w:rPr>
-          <w:rFonts w:ascii="Consolas" w:hAnsi="Consolas" w:cs="Times New Roman"/>
-          <w:lang w:val="en-US"/>
-        </w:rPr>
-        <w:t>loop.close()</w:t>
-      </w:r>
-      <w:proofErr w:type="gramEnd"/>
-    </w:p>
-    <w:p>
-      <w:pPr>
-        <w:ind w:left="1418"/>
-        <w:contextualSpacing/>
-        <w:jc w:val="both"/>
-        <w:rPr>
-          <w:rFonts w:ascii="Consolas" w:hAnsi="Consolas" w:cs="Times New Roman"/>
-          <w:lang w:val="en-US"/>
-        </w:rPr>
-      </w:pPr>
-    </w:p>
-    <w:p>
-      <w:pPr>
-        <w:ind w:left="1418"/>
-        <w:contextualSpacing/>
-        <w:jc w:val="both"/>
-        <w:rPr>
-          <w:rFonts w:ascii="Consolas" w:hAnsi="Consolas" w:cs="Times New Roman"/>
-          <w:lang w:val="en-US"/>
-        </w:rPr>
-      </w:pPr>
-      <w:r>
-        <w:rPr>
-          <w:rFonts w:ascii="Consolas" w:hAnsi="Consolas" w:cs="Times New Roman"/>
-          <w:lang w:val="en-US"/>
-        </w:rPr>
-        <w:t>--------------------------------------------</w:t>
-      </w:r>
-    </w:p>
-    <w:p>
-      <w:pPr>
-        <w:ind w:left="1418"/>
-        <w:contextualSpacing/>
-        <w:jc w:val="both"/>
-        <w:rPr>
-          <w:rFonts w:ascii="Consolas" w:hAnsi="Consolas" w:cs="Times New Roman"/>
-          <w:lang w:val="en-US"/>
-        </w:rPr>
-      </w:pPr>
-      <w:r>
-        <w:rPr>
-          <w:rFonts w:ascii="Consolas" w:hAnsi="Consolas" w:cs="Times New Roman"/>
-          <w:lang w:val="en-US"/>
-        </w:rPr>
-        <w:t>func 3: 0.8440 sec [done]</w:t>
-      </w:r>
-    </w:p>
-    <w:p>
-      <w:pPr>
-        <w:ind w:left="1418"/>
-        <w:contextualSpacing/>
-        <w:jc w:val="both"/>
-        <w:rPr>
-          <w:rFonts w:ascii="Consolas" w:hAnsi="Consolas" w:cs="Times New Roman"/>
-          <w:lang w:val="en-US"/>
-        </w:rPr>
-      </w:pPr>
-      <w:r>
-        <w:rPr>
-          <w:rFonts w:ascii="Consolas" w:hAnsi="Consolas" w:cs="Times New Roman"/>
-          <w:lang w:val="en-US"/>
-        </w:rPr>
-        <w:t>func 2: 1.1560 sec [done]</w:t>
-      </w:r>
-    </w:p>
-    <w:p>
-      <w:pPr>
-        <w:ind w:left="1418"/>
-        <w:contextualSpacing/>
-        <w:jc w:val="both"/>
-        <w:rPr>
-          <w:rFonts w:ascii="Consolas" w:hAnsi="Consolas" w:cs="Times New Roman"/>
-          <w:lang w:val="en-US"/>
-        </w:rPr>
-      </w:pPr>
-      <w:r>
-        <w:rPr>
-          <w:rFonts w:ascii="Consolas" w:hAnsi="Consolas" w:cs="Times New Roman"/>
-          <w:lang w:val="en-US"/>
-        </w:rPr>
-        <w:t>func 1: 1.1720 sec [done]</w:t>
-      </w:r>
-    </w:p>
-    <w:p>
-      <w:pPr>
-        <w:ind w:left="1418"/>
-        <w:contextualSpacing/>
-        <w:jc w:val="both"/>
-        <w:rPr>
-          <w:rFonts w:ascii="Consolas" w:hAnsi="Consolas" w:cs="Times New Roman"/>
-          <w:lang w:val="en-US"/>
-        </w:rPr>
-      </w:pPr>
-      <w:r>
-        <w:rPr>
-          <w:rFonts w:ascii="Consolas" w:hAnsi="Consolas" w:cs="Times New Roman"/>
-          <w:lang w:val="en-US"/>
-        </w:rPr>
-        <w:t>func 4: 2.0620 sec [done]</w:t>
-      </w:r>
-    </w:p>
-    <w:p>
-      <w:pPr>
-        <w:ind w:left="1418"/>
-        <w:contextualSpacing/>
-        <w:jc w:val="both"/>
-        <w:rPr>
-          <w:rFonts w:ascii="Consolas" w:hAnsi="Consolas" w:cs="Times New Roman"/>
-          <w:lang w:val="en-US"/>
-        </w:rPr>
-      </w:pPr>
-      <w:r>
-        <w:rPr>
-          <w:rFonts w:ascii="Consolas" w:hAnsi="Consolas" w:cs="Times New Roman"/>
-          <w:lang w:val="en-US"/>
-        </w:rPr>
-        <w:t>func 7: 1.4220 sec [done]</w:t>
-      </w:r>
-    </w:p>
-    <w:p>
-      <w:pPr>
-        <w:ind w:left="1418"/>
-        <w:contextualSpacing/>
-        <w:jc w:val="both"/>
-        <w:rPr>
-          <w:rFonts w:ascii="Consolas" w:hAnsi="Consolas" w:cs="Times New Roman"/>
-          <w:lang w:val="en-US"/>
-        </w:rPr>
-      </w:pPr>
-      <w:r>
-        <w:rPr>
-          <w:rFonts w:ascii="Consolas" w:hAnsi="Consolas" w:cs="Times New Roman"/>
-          <w:lang w:val="en-US"/>
-        </w:rPr>
-        <w:t>func 6: 1.9060 sec [done]</w:t>
-      </w:r>
-    </w:p>
-    <w:p>
-      <w:pPr>
-        <w:ind w:left="1418"/>
-        <w:contextualSpacing/>
-        <w:jc w:val="both"/>
-        <w:rPr>
-          <w:rFonts w:ascii="Consolas" w:hAnsi="Consolas" w:cs="Times New Roman"/>
-          <w:lang w:val="en-US"/>
-        </w:rPr>
-      </w:pPr>
-      <w:r>
-        <w:rPr>
-          <w:rFonts w:ascii="Consolas" w:hAnsi="Consolas" w:cs="Times New Roman"/>
-          <w:lang w:val="en-US"/>
-        </w:rPr>
-        <w:t>Timeout</w:t>
-      </w:r>
-    </w:p>
-    <w:p>
-      <w:pPr>
-        <w:ind w:left="1418"/>
-        <w:contextualSpacing/>
-        <w:jc w:val="both"/>
-        <w:rPr>
-          <w:rFonts w:ascii="Consolas" w:hAnsi="Consolas" w:cs="Times New Roman"/>
-          <w:lang w:val="en-US"/>
-        </w:rPr>
-      </w:pPr>
-      <w:r>
-        <w:rPr>
-          <w:rFonts w:ascii="Consolas" w:hAnsi="Consolas" w:cs="Times New Roman"/>
-          <w:lang w:val="en-US"/>
-        </w:rPr>
         <w:t>Timeout</w:t>
       </w:r>
     </w:p>
@@ -23689,16 +23331,7 @@
           <w:sz w:val="24"/>
           <w:szCs w:val="24"/>
         </w:rPr>
-        <w:t xml:space="preserve">, обернув их сопрограммами. Однако при этом возникнут проблемы, что и для счетных операций. Эти API будут блокировать главный поток. Поэтому, попытавшись выполнить блокирующий вызов API в сопрограмме, мы заблокируем сам поток цикла событий, </w:t>
-      </w:r>
-      <w:r>
-        <w:rPr>
-          <w:rFonts w:ascii="Times New Roman" w:hAnsi="Times New Roman" w:cs="Times New Roman"/>
-          <w:sz w:val="24"/>
-          <w:szCs w:val="24"/>
-        </w:rPr>
-        <w:lastRenderedPageBreak/>
-        <w:t>а значит, воспрепятствуем выполнению все</w:t>
+        <w:t>, обернув их сопрограммами. Однако при этом возникнут проблемы, что и для счетных операций. Эти API будут блокировать главный поток. Поэтому, попытавшись выполнить блокирующий вызов API в сопрограмме, мы заблокируем сам поток цикла событий, а значит, воспрепятствуем выполнению все</w:t>
       </w:r>
       <w:r>
         <w:rPr>
@@ -23884,6 +23517,7 @@
           <w:rFonts w:ascii="Consolas" w:hAnsi="Consolas"/>
           <w:lang w:val="en-US"/>
         </w:rPr>
+        <w:lastRenderedPageBreak/>
         <w:t>import</w:t>
       </w:r>
       <w:r>
@@ -24801,34 +24435,35 @@
           <w:rFonts w:ascii="Consolas" w:hAnsi="Consolas" w:cs="Times New Roman"/>
           <w:lang w:val="en-US"/>
         </w:rPr>
-        <w:t>@async_</w:t>
-      </w:r>
-      <w:proofErr w:type="gramStart"/>
-      <w:r>
-        <w:rPr>
-          <w:rFonts w:ascii="Consolas" w:hAnsi="Consolas" w:cs="Times New Roman"/>
-          <w:lang w:val="en-US"/>
-        </w:rPr>
-        <w:t>timed()</w:t>
-      </w:r>
-      <w:proofErr w:type="gramEnd"/>
-    </w:p>
-    <w:p>
-      <w:pPr>
-        <w:pStyle w:val="a3"/>
-        <w:ind w:left="1418"/>
-        <w:jc w:val="both"/>
-        <w:rPr>
-          <w:rFonts w:ascii="Consolas" w:hAnsi="Consolas" w:cs="Times New Roman"/>
-          <w:lang w:val="en-US"/>
-        </w:rPr>
-      </w:pPr>
-      <w:r>
-        <w:rPr>
-          <w:rFonts w:ascii="Consolas" w:hAnsi="Consolas" w:cs="Times New Roman"/>
-          <w:lang w:val="en-US"/>
-        </w:rPr>
-        <w:t>async def main(k):</w:t>
+        <w:lastRenderedPageBreak/>
+        <w:t>@async_timed</w:t>
+      </w:r>
+    </w:p>
+    <w:p>
+      <w:pPr>
+        <w:pStyle w:val="a3"/>
+        <w:ind w:left="1418"/>
+        <w:jc w:val="both"/>
+        <w:rPr>
+          <w:rFonts w:ascii="Consolas" w:hAnsi="Consolas" w:cs="Times New Roman"/>
+          <w:lang w:val="en-US"/>
+        </w:rPr>
+      </w:pPr>
+      <w:proofErr w:type="gramStart"/>
+      <w:r>
+        <w:rPr>
+          <w:rFonts w:ascii="Consolas" w:hAnsi="Consolas" w:cs="Times New Roman"/>
+          <w:lang w:val="en-US"/>
+        </w:rPr>
+        <w:t>async</w:t>
+      </w:r>
+      <w:proofErr w:type="gramEnd"/>
+      <w:r>
+        <w:rPr>
+          <w:rFonts w:ascii="Consolas" w:hAnsi="Consolas" w:cs="Times New Roman"/>
+          <w:lang w:val="en-US"/>
+        </w:rPr>
+        <w:t xml:space="preserve"> def main(k):</w:t>
       </w:r>
     </w:p>
     <w:p>
@@ -25621,7 +25256,6 @@
           <w:sz w:val="24"/>
           <w:szCs w:val="24"/>
         </w:rPr>
-        <w:lastRenderedPageBreak/>
         <w:t xml:space="preserve">Функция </w:t>
       </w:r>
       <w:r>
@@ -26169,34 +25803,34 @@
           <w:rFonts w:ascii="Consolas" w:hAnsi="Consolas" w:cs="Times New Roman"/>
           <w:lang w:val="en-US"/>
         </w:rPr>
-        <w:t>@async_</w:t>
-      </w:r>
-      <w:proofErr w:type="gramStart"/>
-      <w:r>
-        <w:rPr>
-          <w:rFonts w:ascii="Consolas" w:hAnsi="Consolas" w:cs="Times New Roman"/>
-          <w:lang w:val="en-US"/>
-        </w:rPr>
-        <w:t>timed()</w:t>
-      </w:r>
-      <w:proofErr w:type="gramEnd"/>
-    </w:p>
-    <w:p>
-      <w:pPr>
-        <w:pStyle w:val="a3"/>
-        <w:ind w:left="1418"/>
-        <w:jc w:val="both"/>
-        <w:rPr>
-          <w:rFonts w:ascii="Consolas" w:hAnsi="Consolas" w:cs="Times New Roman"/>
-          <w:lang w:val="en-US"/>
-        </w:rPr>
-      </w:pPr>
-      <w:r>
-        <w:rPr>
-          <w:rFonts w:ascii="Consolas" w:hAnsi="Consolas" w:cs="Times New Roman"/>
-          <w:lang w:val="en-US"/>
-        </w:rPr>
-        <w:t>async def main(k):</w:t>
+        <w:t>@async_timed</w:t>
+      </w:r>
+    </w:p>
+    <w:p>
+      <w:pPr>
+        <w:pStyle w:val="a3"/>
+        <w:ind w:left="1418"/>
+        <w:jc w:val="both"/>
+        <w:rPr>
+          <w:rFonts w:ascii="Consolas" w:hAnsi="Consolas" w:cs="Times New Roman"/>
+          <w:lang w:val="en-US"/>
+        </w:rPr>
+      </w:pPr>
+      <w:proofErr w:type="gramStart"/>
+      <w:r>
+        <w:rPr>
+          <w:rFonts w:ascii="Consolas" w:hAnsi="Consolas" w:cs="Times New Roman"/>
+          <w:lang w:val="en-US"/>
+        </w:rPr>
+        <w:t>async</w:t>
+      </w:r>
+      <w:proofErr w:type="gramEnd"/>
+      <w:r>
+        <w:rPr>
+          <w:rFonts w:ascii="Consolas" w:hAnsi="Consolas" w:cs="Times New Roman"/>
+          <w:lang w:val="en-US"/>
+        </w:rPr>
+        <w:t xml:space="preserve"> def main(k):</w:t>
       </w:r>
     </w:p>
     <w:p>
@@ -26874,383 +26508,383 @@
           <w:sz w:val="24"/>
           <w:szCs w:val="24"/>
         </w:rPr>
+        <w:t xml:space="preserve">Потоки уже имеют доступ </w:t>
+      </w:r>
+      <w:r>
+        <w:rPr>
+          <w:rFonts w:ascii="Times New Roman" w:hAnsi="Times New Roman" w:cs="Times New Roman"/>
+          <w:sz w:val="24"/>
+          <w:szCs w:val="24"/>
+        </w:rPr>
+        <w:t>к</w:t>
+      </w:r>
+      <w:r>
+        <w:rPr>
+          <w:rFonts w:ascii="Times New Roman" w:hAnsi="Times New Roman" w:cs="Times New Roman"/>
+          <w:sz w:val="24"/>
+          <w:szCs w:val="24"/>
+          <w:lang w:val="en-US"/>
+        </w:rPr>
+        <w:t> </w:t>
+      </w:r>
+      <w:r>
+        <w:rPr>
+          <w:rFonts w:ascii="Times New Roman" w:hAnsi="Times New Roman" w:cs="Times New Roman"/>
+          <w:sz w:val="24"/>
+          <w:szCs w:val="24"/>
+        </w:rPr>
+        <w:t>памяти создавшего их процесса, поэтому не</w:t>
+      </w:r>
+      <w:r>
+        <w:rPr>
+          <w:rFonts w:ascii="Times New Roman" w:hAnsi="Times New Roman" w:cs="Times New Roman"/>
+          <w:sz w:val="24"/>
+          <w:szCs w:val="24"/>
+        </w:rPr>
+        <w:t xml:space="preserve"> н</w:t>
+      </w:r>
+      <w:r>
+        <w:rPr>
+          <w:rFonts w:ascii="Times New Roman" w:hAnsi="Times New Roman" w:cs="Times New Roman"/>
+          <w:sz w:val="24"/>
+          <w:szCs w:val="24"/>
+        </w:rPr>
+        <w:t xml:space="preserve">ужно </w:t>
+      </w:r>
+      <w:r>
+        <w:rPr>
+          <w:rFonts w:ascii="Times New Roman" w:hAnsi="Times New Roman" w:cs="Times New Roman"/>
+          <w:sz w:val="24"/>
+          <w:szCs w:val="24"/>
+        </w:rPr>
+        <w:t>создавать и правильно инициали</w:t>
+      </w:r>
+      <w:r>
+        <w:rPr>
+          <w:rFonts w:ascii="Times New Roman" w:hAnsi="Times New Roman" w:cs="Times New Roman"/>
+          <w:sz w:val="24"/>
+          <w:szCs w:val="24"/>
+        </w:rPr>
+        <w:t>зировать специальные объекты разделяемой памяти</w:t>
+      </w:r>
+      <w:r>
+        <w:rPr>
+          <w:rFonts w:ascii="Times New Roman" w:hAnsi="Times New Roman" w:cs="Times New Roman"/>
+          <w:sz w:val="24"/>
+          <w:szCs w:val="24"/>
+        </w:rPr>
+        <w:t xml:space="preserve"> (как при </w:t>
+      </w:r>
+      <w:r>
+        <w:rPr>
+          <w:rFonts w:ascii="Times New Roman" w:hAnsi="Times New Roman" w:cs="Times New Roman"/>
+          <w:sz w:val="24"/>
+          <w:szCs w:val="24"/>
+          <w:lang w:val="en-US"/>
+        </w:rPr>
+        <w:t>multiprocessing</w:t>
+      </w:r>
+      <w:r>
+        <w:rPr>
+          <w:rFonts w:ascii="Times New Roman" w:hAnsi="Times New Roman" w:cs="Times New Roman"/>
+          <w:sz w:val="24"/>
+          <w:szCs w:val="24"/>
+        </w:rPr>
+        <w:t>)</w:t>
+      </w:r>
+      <w:r>
+        <w:rPr>
+          <w:rFonts w:ascii="Times New Roman" w:hAnsi="Times New Roman" w:cs="Times New Roman"/>
+          <w:sz w:val="24"/>
+          <w:szCs w:val="24"/>
+        </w:rPr>
+        <w:t>, а</w:t>
+      </w:r>
+      <w:r>
+        <w:rPr>
+          <w:rFonts w:ascii="Times New Roman" w:hAnsi="Times New Roman" w:cs="Times New Roman"/>
+          <w:sz w:val="24"/>
+          <w:szCs w:val="24"/>
+          <w:lang w:val="en-US"/>
+        </w:rPr>
+        <w:t> </w:t>
+      </w:r>
+      <w:r>
+        <w:rPr>
+          <w:rFonts w:ascii="Times New Roman" w:hAnsi="Times New Roman" w:cs="Times New Roman"/>
+          <w:sz w:val="24"/>
+          <w:szCs w:val="24"/>
+        </w:rPr>
+        <w:t>к</w:t>
+      </w:r>
+      <w:r>
+        <w:rPr>
+          <w:rFonts w:ascii="Times New Roman" w:hAnsi="Times New Roman" w:cs="Times New Roman"/>
+          <w:sz w:val="24"/>
+          <w:szCs w:val="24"/>
+          <w:lang w:val="en-US"/>
+        </w:rPr>
+        <w:t> </w:t>
+      </w:r>
+      <w:r>
+        <w:rPr>
+          <w:rFonts w:ascii="Times New Roman" w:hAnsi="Times New Roman" w:cs="Times New Roman"/>
+          <w:sz w:val="24"/>
+          <w:szCs w:val="24"/>
+        </w:rPr>
+        <w:t>разделяемым пер</w:t>
+      </w:r>
+      <w:r>
+        <w:rPr>
+          <w:rFonts w:ascii="Times New Roman" w:hAnsi="Times New Roman" w:cs="Times New Roman"/>
+          <w:sz w:val="24"/>
+          <w:szCs w:val="24"/>
+        </w:rPr>
+        <w:t>еменным возможен прямой доступ.</w:t>
+      </w:r>
+    </w:p>
+    <w:p>
+      <w:pPr>
+        <w:pStyle w:val="a3"/>
+        <w:ind w:left="851"/>
+        <w:jc w:val="both"/>
+        <w:rPr>
+          <w:rFonts w:ascii="Times New Roman" w:hAnsi="Times New Roman" w:cs="Times New Roman"/>
+          <w:sz w:val="24"/>
+          <w:szCs w:val="24"/>
+        </w:rPr>
+      </w:pPr>
+      <w:r>
+        <w:rPr>
+          <w:rFonts w:ascii="Times New Roman" w:hAnsi="Times New Roman" w:cs="Times New Roman"/>
+          <w:sz w:val="24"/>
+          <w:szCs w:val="24"/>
+        </w:rPr>
+        <w:t>Для реализации блокировки памяти необходимо</w:t>
+      </w:r>
+      <w:r>
+        <w:rPr>
+          <w:rFonts w:ascii="Times New Roman" w:hAnsi="Times New Roman" w:cs="Times New Roman"/>
+          <w:sz w:val="24"/>
+          <w:szCs w:val="24"/>
+        </w:rPr>
+        <w:t xml:space="preserve"> лиш</w:t>
+      </w:r>
+      <w:r>
+        <w:rPr>
+          <w:rFonts w:ascii="Times New Roman" w:hAnsi="Times New Roman" w:cs="Times New Roman"/>
+          <w:sz w:val="24"/>
+          <w:szCs w:val="24"/>
+        </w:rPr>
+        <w:t xml:space="preserve">ь импортировать </w:t>
+      </w:r>
+      <w:r>
+        <w:rPr>
+          <w:rFonts w:ascii="Times New Roman" w:hAnsi="Times New Roman" w:cs="Times New Roman"/>
+          <w:b/>
+          <w:sz w:val="24"/>
+          <w:szCs w:val="24"/>
+        </w:rPr>
+        <w:t>Lock</w:t>
+      </w:r>
+      <w:r>
+        <w:rPr>
+          <w:rFonts w:ascii="Times New Roman" w:hAnsi="Times New Roman" w:cs="Times New Roman"/>
+          <w:sz w:val="24"/>
+          <w:szCs w:val="24"/>
+        </w:rPr>
+        <w:t xml:space="preserve"> из thread</w:t>
+      </w:r>
+      <w:r>
+        <w:rPr>
+          <w:rFonts w:ascii="Times New Roman" w:hAnsi="Times New Roman" w:cs="Times New Roman"/>
+          <w:sz w:val="24"/>
+          <w:szCs w:val="24"/>
+        </w:rPr>
+        <w:t xml:space="preserve">ing и окружить критические секции вызовами его методов </w:t>
+      </w:r>
+      <w:r>
+        <w:rPr>
+          <w:rFonts w:ascii="Times New Roman" w:hAnsi="Times New Roman" w:cs="Times New Roman"/>
+          <w:b/>
+          <w:sz w:val="24"/>
+          <w:szCs w:val="24"/>
+        </w:rPr>
+        <w:t>acquire</w:t>
+      </w:r>
+      <w:r>
+        <w:rPr>
+          <w:rFonts w:ascii="Times New Roman" w:hAnsi="Times New Roman" w:cs="Times New Roman"/>
+          <w:sz w:val="24"/>
+          <w:szCs w:val="24"/>
+        </w:rPr>
+        <w:t xml:space="preserve"> и </w:t>
+      </w:r>
+      <w:r>
+        <w:rPr>
+          <w:rFonts w:ascii="Times New Roman" w:hAnsi="Times New Roman" w:cs="Times New Roman"/>
+          <w:b/>
+          <w:sz w:val="24"/>
+          <w:szCs w:val="24"/>
+        </w:rPr>
+        <w:t>release</w:t>
+      </w:r>
+      <w:r>
+        <w:rPr>
+          <w:rFonts w:ascii="Times New Roman" w:hAnsi="Times New Roman" w:cs="Times New Roman"/>
+          <w:sz w:val="24"/>
+          <w:szCs w:val="24"/>
+        </w:rPr>
+        <w:t xml:space="preserve"> либо пометить их внутрь контекстного менеджера.</w:t>
+      </w:r>
+    </w:p>
+    <w:p>
+      <w:pPr>
+        <w:pStyle w:val="a3"/>
+        <w:ind w:left="786"/>
+        <w:jc w:val="both"/>
+        <w:rPr>
+          <w:rFonts w:ascii="Times New Roman" w:hAnsi="Times New Roman" w:cs="Times New Roman"/>
+          <w:sz w:val="24"/>
+          <w:szCs w:val="24"/>
+        </w:rPr>
+      </w:pPr>
+    </w:p>
+    <w:p>
+      <w:pPr>
+        <w:pStyle w:val="a3"/>
+        <w:ind w:left="1418"/>
+        <w:jc w:val="both"/>
+        <w:rPr>
+          <w:rFonts w:ascii="Consolas" w:hAnsi="Consolas" w:cs="Times New Roman"/>
+          <w:color w:val="FF0000"/>
+          <w:lang w:val="en-US"/>
+        </w:rPr>
+      </w:pPr>
+      <w:r>
+        <w:rPr>
+          <w:rFonts w:ascii="Consolas" w:hAnsi="Consolas" w:cs="Times New Roman"/>
+          <w:color w:val="FF0000"/>
+          <w:lang w:val="en-US"/>
+        </w:rPr>
+        <w:t>from threading import Lock</w:t>
+      </w:r>
+    </w:p>
+    <w:p>
+      <w:pPr>
+        <w:pStyle w:val="a3"/>
+        <w:ind w:left="1418"/>
+        <w:jc w:val="both"/>
+        <w:rPr>
+          <w:rFonts w:ascii="Consolas" w:hAnsi="Consolas" w:cs="Times New Roman"/>
+          <w:lang w:val="en-US"/>
+        </w:rPr>
+      </w:pPr>
+    </w:p>
+    <w:p>
+      <w:pPr>
+        <w:pStyle w:val="a3"/>
+        <w:ind w:left="1418"/>
+        <w:jc w:val="both"/>
+        <w:rPr>
+          <w:rFonts w:ascii="Consolas" w:hAnsi="Consolas" w:cs="Times New Roman"/>
+          <w:lang w:val="en-US"/>
+        </w:rPr>
+      </w:pPr>
+      <w:r>
+        <w:rPr>
+          <w:rFonts w:ascii="Consolas" w:hAnsi="Consolas" w:cs="Times New Roman"/>
+          <w:lang w:val="en-US"/>
+        </w:rPr>
+        <w:t>…</w:t>
+      </w:r>
+    </w:p>
+    <w:p>
+      <w:pPr>
+        <w:pStyle w:val="a3"/>
+        <w:ind w:left="1418"/>
+        <w:jc w:val="both"/>
+        <w:rPr>
+          <w:rFonts w:ascii="Consolas" w:hAnsi="Consolas" w:cs="Times New Roman"/>
+          <w:lang w:val="en-US"/>
+        </w:rPr>
+      </w:pPr>
+    </w:p>
+    <w:p>
+      <w:pPr>
+        <w:pStyle w:val="a3"/>
+        <w:ind w:left="1418"/>
+        <w:jc w:val="both"/>
+        <w:rPr>
+          <w:rFonts w:ascii="Consolas" w:hAnsi="Consolas" w:cs="Times New Roman"/>
+          <w:color w:val="FF0000"/>
+          <w:lang w:val="en-US"/>
+        </w:rPr>
+      </w:pPr>
+      <w:r>
+        <w:rPr>
+          <w:rFonts w:ascii="Consolas" w:hAnsi="Consolas" w:cs="Times New Roman"/>
+          <w:color w:val="FF0000"/>
+          <w:lang w:val="en-US"/>
+        </w:rPr>
+        <w:t xml:space="preserve">counter_lock = </w:t>
+      </w:r>
+      <w:proofErr w:type="gramStart"/>
+      <w:r>
+        <w:rPr>
+          <w:rFonts w:ascii="Consolas" w:hAnsi="Consolas" w:cs="Times New Roman"/>
+          <w:color w:val="FF0000"/>
+          <w:lang w:val="en-US"/>
+        </w:rPr>
+        <w:t>Lock()</w:t>
+      </w:r>
+      <w:proofErr w:type="gramEnd"/>
+    </w:p>
+    <w:p>
+      <w:pPr>
+        <w:pStyle w:val="a3"/>
+        <w:ind w:left="1418"/>
+        <w:jc w:val="both"/>
+        <w:rPr>
+          <w:rFonts w:ascii="Consolas" w:hAnsi="Consolas" w:cs="Times New Roman"/>
+          <w:lang w:val="en-US"/>
+        </w:rPr>
+      </w:pPr>
+      <w:r>
+        <w:rPr>
+          <w:rFonts w:ascii="Consolas" w:hAnsi="Consolas" w:cs="Times New Roman"/>
+          <w:lang w:val="en-US"/>
+        </w:rPr>
+        <w:t>counter: int = 0</w:t>
+      </w:r>
+    </w:p>
+    <w:p>
+      <w:pPr>
+        <w:pStyle w:val="a3"/>
+        <w:ind w:left="1418"/>
+        <w:jc w:val="both"/>
+        <w:rPr>
+          <w:rFonts w:ascii="Consolas" w:hAnsi="Consolas" w:cs="Times New Roman"/>
+          <w:lang w:val="en-US"/>
+        </w:rPr>
+      </w:pPr>
+    </w:p>
+    <w:p>
+      <w:pPr>
+        <w:pStyle w:val="a3"/>
+        <w:ind w:left="1418"/>
+        <w:jc w:val="both"/>
+        <w:rPr>
+          <w:rFonts w:ascii="Consolas" w:hAnsi="Consolas" w:cs="Times New Roman"/>
+          <w:lang w:val="en-US"/>
+        </w:rPr>
+      </w:pPr>
+      <w:r>
+        <w:rPr>
+          <w:rFonts w:ascii="Consolas" w:hAnsi="Consolas" w:cs="Times New Roman"/>
+          <w:lang w:val="en-US"/>
+        </w:rPr>
         <w:lastRenderedPageBreak/>
-        <w:t xml:space="preserve">Потоки уже имеют доступ </w:t>
-      </w:r>
-      <w:r>
-        <w:rPr>
-          <w:rFonts w:ascii="Times New Roman" w:hAnsi="Times New Roman" w:cs="Times New Roman"/>
-          <w:sz w:val="24"/>
-          <w:szCs w:val="24"/>
-        </w:rPr>
-        <w:t>к</w:t>
-      </w:r>
-      <w:r>
-        <w:rPr>
-          <w:rFonts w:ascii="Times New Roman" w:hAnsi="Times New Roman" w:cs="Times New Roman"/>
-          <w:sz w:val="24"/>
-          <w:szCs w:val="24"/>
-          <w:lang w:val="en-US"/>
-        </w:rPr>
-        <w:t> </w:t>
-      </w:r>
-      <w:r>
-        <w:rPr>
-          <w:rFonts w:ascii="Times New Roman" w:hAnsi="Times New Roman" w:cs="Times New Roman"/>
-          <w:sz w:val="24"/>
-          <w:szCs w:val="24"/>
-        </w:rPr>
-        <w:t>памяти создавшего их процесса, поэтому не</w:t>
-      </w:r>
-      <w:r>
-        <w:rPr>
-          <w:rFonts w:ascii="Times New Roman" w:hAnsi="Times New Roman" w:cs="Times New Roman"/>
-          <w:sz w:val="24"/>
-          <w:szCs w:val="24"/>
-        </w:rPr>
-        <w:t xml:space="preserve"> н</w:t>
-      </w:r>
-      <w:r>
-        <w:rPr>
-          <w:rFonts w:ascii="Times New Roman" w:hAnsi="Times New Roman" w:cs="Times New Roman"/>
-          <w:sz w:val="24"/>
-          <w:szCs w:val="24"/>
-        </w:rPr>
-        <w:t xml:space="preserve">ужно </w:t>
-      </w:r>
-      <w:r>
-        <w:rPr>
-          <w:rFonts w:ascii="Times New Roman" w:hAnsi="Times New Roman" w:cs="Times New Roman"/>
-          <w:sz w:val="24"/>
-          <w:szCs w:val="24"/>
-        </w:rPr>
-        <w:t>создавать и правильно инициали</w:t>
-      </w:r>
-      <w:r>
-        <w:rPr>
-          <w:rFonts w:ascii="Times New Roman" w:hAnsi="Times New Roman" w:cs="Times New Roman"/>
-          <w:sz w:val="24"/>
-          <w:szCs w:val="24"/>
-        </w:rPr>
-        <w:t>зировать специальные объекты разделяемой памяти</w:t>
-      </w:r>
-      <w:r>
-        <w:rPr>
-          <w:rFonts w:ascii="Times New Roman" w:hAnsi="Times New Roman" w:cs="Times New Roman"/>
-          <w:sz w:val="24"/>
-          <w:szCs w:val="24"/>
-        </w:rPr>
-        <w:t xml:space="preserve"> (как при </w:t>
-      </w:r>
-      <w:r>
-        <w:rPr>
-          <w:rFonts w:ascii="Times New Roman" w:hAnsi="Times New Roman" w:cs="Times New Roman"/>
-          <w:sz w:val="24"/>
-          <w:szCs w:val="24"/>
-          <w:lang w:val="en-US"/>
-        </w:rPr>
-        <w:t>multiprocessing</w:t>
-      </w:r>
-      <w:r>
-        <w:rPr>
-          <w:rFonts w:ascii="Times New Roman" w:hAnsi="Times New Roman" w:cs="Times New Roman"/>
-          <w:sz w:val="24"/>
-          <w:szCs w:val="24"/>
-        </w:rPr>
-        <w:t>)</w:t>
-      </w:r>
-      <w:r>
-        <w:rPr>
-          <w:rFonts w:ascii="Times New Roman" w:hAnsi="Times New Roman" w:cs="Times New Roman"/>
-          <w:sz w:val="24"/>
-          <w:szCs w:val="24"/>
-        </w:rPr>
-        <w:t>, а</w:t>
-      </w:r>
-      <w:r>
-        <w:rPr>
-          <w:rFonts w:ascii="Times New Roman" w:hAnsi="Times New Roman" w:cs="Times New Roman"/>
-          <w:sz w:val="24"/>
-          <w:szCs w:val="24"/>
-          <w:lang w:val="en-US"/>
-        </w:rPr>
-        <w:t> </w:t>
-      </w:r>
-      <w:r>
-        <w:rPr>
-          <w:rFonts w:ascii="Times New Roman" w:hAnsi="Times New Roman" w:cs="Times New Roman"/>
-          <w:sz w:val="24"/>
-          <w:szCs w:val="24"/>
-        </w:rPr>
-        <w:t>к</w:t>
-      </w:r>
-      <w:r>
-        <w:rPr>
-          <w:rFonts w:ascii="Times New Roman" w:hAnsi="Times New Roman" w:cs="Times New Roman"/>
-          <w:sz w:val="24"/>
-          <w:szCs w:val="24"/>
-          <w:lang w:val="en-US"/>
-        </w:rPr>
-        <w:t> </w:t>
-      </w:r>
-      <w:r>
-        <w:rPr>
-          <w:rFonts w:ascii="Times New Roman" w:hAnsi="Times New Roman" w:cs="Times New Roman"/>
-          <w:sz w:val="24"/>
-          <w:szCs w:val="24"/>
-        </w:rPr>
-        <w:t>разделяемым пер</w:t>
-      </w:r>
-      <w:r>
-        <w:rPr>
-          <w:rFonts w:ascii="Times New Roman" w:hAnsi="Times New Roman" w:cs="Times New Roman"/>
-          <w:sz w:val="24"/>
-          <w:szCs w:val="24"/>
-        </w:rPr>
-        <w:t>еменным возможен прямой доступ.</w:t>
-      </w:r>
-    </w:p>
-    <w:p>
-      <w:pPr>
-        <w:pStyle w:val="a3"/>
-        <w:ind w:left="851"/>
-        <w:jc w:val="both"/>
-        <w:rPr>
-          <w:rFonts w:ascii="Times New Roman" w:hAnsi="Times New Roman" w:cs="Times New Roman"/>
-          <w:sz w:val="24"/>
-          <w:szCs w:val="24"/>
-        </w:rPr>
-      </w:pPr>
-      <w:r>
-        <w:rPr>
-          <w:rFonts w:ascii="Times New Roman" w:hAnsi="Times New Roman" w:cs="Times New Roman"/>
-          <w:sz w:val="24"/>
-          <w:szCs w:val="24"/>
-        </w:rPr>
-        <w:t>Для реализации блокировки памяти необходимо</w:t>
-      </w:r>
-      <w:r>
-        <w:rPr>
-          <w:rFonts w:ascii="Times New Roman" w:hAnsi="Times New Roman" w:cs="Times New Roman"/>
-          <w:sz w:val="24"/>
-          <w:szCs w:val="24"/>
-        </w:rPr>
-        <w:t xml:space="preserve"> лиш</w:t>
-      </w:r>
-      <w:r>
-        <w:rPr>
-          <w:rFonts w:ascii="Times New Roman" w:hAnsi="Times New Roman" w:cs="Times New Roman"/>
-          <w:sz w:val="24"/>
-          <w:szCs w:val="24"/>
-        </w:rPr>
-        <w:t xml:space="preserve">ь импортировать </w:t>
-      </w:r>
-      <w:r>
-        <w:rPr>
-          <w:rFonts w:ascii="Times New Roman" w:hAnsi="Times New Roman" w:cs="Times New Roman"/>
-          <w:b/>
-          <w:sz w:val="24"/>
-          <w:szCs w:val="24"/>
-        </w:rPr>
-        <w:t>Lock</w:t>
-      </w:r>
-      <w:r>
-        <w:rPr>
-          <w:rFonts w:ascii="Times New Roman" w:hAnsi="Times New Roman" w:cs="Times New Roman"/>
-          <w:sz w:val="24"/>
-          <w:szCs w:val="24"/>
-        </w:rPr>
-        <w:t xml:space="preserve"> из thread</w:t>
-      </w:r>
-      <w:r>
-        <w:rPr>
-          <w:rFonts w:ascii="Times New Roman" w:hAnsi="Times New Roman" w:cs="Times New Roman"/>
-          <w:sz w:val="24"/>
-          <w:szCs w:val="24"/>
-        </w:rPr>
-        <w:t xml:space="preserve">ing и окружить критические секции вызовами его методов </w:t>
-      </w:r>
-      <w:r>
-        <w:rPr>
-          <w:rFonts w:ascii="Times New Roman" w:hAnsi="Times New Roman" w:cs="Times New Roman"/>
-          <w:b/>
-          <w:sz w:val="24"/>
-          <w:szCs w:val="24"/>
-        </w:rPr>
-        <w:t>acquire</w:t>
-      </w:r>
-      <w:r>
-        <w:rPr>
-          <w:rFonts w:ascii="Times New Roman" w:hAnsi="Times New Roman" w:cs="Times New Roman"/>
-          <w:sz w:val="24"/>
-          <w:szCs w:val="24"/>
-        </w:rPr>
-        <w:t xml:space="preserve"> и </w:t>
-      </w:r>
-      <w:r>
-        <w:rPr>
-          <w:rFonts w:ascii="Times New Roman" w:hAnsi="Times New Roman" w:cs="Times New Roman"/>
-          <w:b/>
-          <w:sz w:val="24"/>
-          <w:szCs w:val="24"/>
-        </w:rPr>
-        <w:t>release</w:t>
-      </w:r>
-      <w:r>
-        <w:rPr>
-          <w:rFonts w:ascii="Times New Roman" w:hAnsi="Times New Roman" w:cs="Times New Roman"/>
-          <w:sz w:val="24"/>
-          <w:szCs w:val="24"/>
-        </w:rPr>
-        <w:t xml:space="preserve"> либо пометить их внутрь контекстного менеджера.</w:t>
-      </w:r>
-    </w:p>
-    <w:p>
-      <w:pPr>
-        <w:pStyle w:val="a3"/>
-        <w:ind w:left="786"/>
-        <w:jc w:val="both"/>
-        <w:rPr>
-          <w:rFonts w:ascii="Times New Roman" w:hAnsi="Times New Roman" w:cs="Times New Roman"/>
-          <w:sz w:val="24"/>
-          <w:szCs w:val="24"/>
-        </w:rPr>
-      </w:pPr>
-    </w:p>
-    <w:p>
-      <w:pPr>
-        <w:pStyle w:val="a3"/>
-        <w:ind w:left="1418"/>
-        <w:jc w:val="both"/>
-        <w:rPr>
-          <w:rFonts w:ascii="Consolas" w:hAnsi="Consolas" w:cs="Times New Roman"/>
-          <w:color w:val="FF0000"/>
-          <w:lang w:val="en-US"/>
-        </w:rPr>
-      </w:pPr>
-      <w:r>
-        <w:rPr>
-          <w:rFonts w:ascii="Consolas" w:hAnsi="Consolas" w:cs="Times New Roman"/>
-          <w:color w:val="FF0000"/>
-          <w:lang w:val="en-US"/>
-        </w:rPr>
-        <w:t>from threading import Lock</w:t>
-      </w:r>
-    </w:p>
-    <w:p>
-      <w:pPr>
-        <w:pStyle w:val="a3"/>
-        <w:ind w:left="1418"/>
-        <w:jc w:val="both"/>
-        <w:rPr>
-          <w:rFonts w:ascii="Consolas" w:hAnsi="Consolas" w:cs="Times New Roman"/>
-          <w:lang w:val="en-US"/>
-        </w:rPr>
-      </w:pPr>
-    </w:p>
-    <w:p>
-      <w:pPr>
-        <w:pStyle w:val="a3"/>
-        <w:ind w:left="1418"/>
-        <w:jc w:val="both"/>
-        <w:rPr>
-          <w:rFonts w:ascii="Consolas" w:hAnsi="Consolas" w:cs="Times New Roman"/>
-          <w:lang w:val="en-US"/>
-        </w:rPr>
-      </w:pPr>
-      <w:r>
-        <w:rPr>
-          <w:rFonts w:ascii="Consolas" w:hAnsi="Consolas" w:cs="Times New Roman"/>
-          <w:lang w:val="en-US"/>
-        </w:rPr>
-        <w:t>…</w:t>
-      </w:r>
-    </w:p>
-    <w:p>
-      <w:pPr>
-        <w:pStyle w:val="a3"/>
-        <w:ind w:left="1418"/>
-        <w:jc w:val="both"/>
-        <w:rPr>
-          <w:rFonts w:ascii="Consolas" w:hAnsi="Consolas" w:cs="Times New Roman"/>
-          <w:lang w:val="en-US"/>
-        </w:rPr>
-      </w:pPr>
-    </w:p>
-    <w:p>
-      <w:pPr>
-        <w:pStyle w:val="a3"/>
-        <w:ind w:left="1418"/>
-        <w:jc w:val="both"/>
-        <w:rPr>
-          <w:rFonts w:ascii="Consolas" w:hAnsi="Consolas" w:cs="Times New Roman"/>
-          <w:color w:val="FF0000"/>
-          <w:lang w:val="en-US"/>
-        </w:rPr>
-      </w:pPr>
-      <w:r>
-        <w:rPr>
-          <w:rFonts w:ascii="Consolas" w:hAnsi="Consolas" w:cs="Times New Roman"/>
-          <w:color w:val="FF0000"/>
-          <w:lang w:val="en-US"/>
-        </w:rPr>
-        <w:t xml:space="preserve">counter_lock = </w:t>
-      </w:r>
-      <w:proofErr w:type="gramStart"/>
-      <w:r>
-        <w:rPr>
-          <w:rFonts w:ascii="Consolas" w:hAnsi="Consolas" w:cs="Times New Roman"/>
-          <w:color w:val="FF0000"/>
-          <w:lang w:val="en-US"/>
-        </w:rPr>
-        <w:t>Lock()</w:t>
-      </w:r>
-      <w:proofErr w:type="gramEnd"/>
-    </w:p>
-    <w:p>
-      <w:pPr>
-        <w:pStyle w:val="a3"/>
-        <w:ind w:left="1418"/>
-        <w:jc w:val="both"/>
-        <w:rPr>
-          <w:rFonts w:ascii="Consolas" w:hAnsi="Consolas" w:cs="Times New Roman"/>
-          <w:lang w:val="en-US"/>
-        </w:rPr>
-      </w:pPr>
-      <w:r>
-        <w:rPr>
-          <w:rFonts w:ascii="Consolas" w:hAnsi="Consolas" w:cs="Times New Roman"/>
-          <w:lang w:val="en-US"/>
-        </w:rPr>
-        <w:t>counter: int = 0</w:t>
-      </w:r>
-    </w:p>
-    <w:p>
-      <w:pPr>
-        <w:pStyle w:val="a3"/>
-        <w:ind w:left="1418"/>
-        <w:jc w:val="both"/>
-        <w:rPr>
-          <w:rFonts w:ascii="Consolas" w:hAnsi="Consolas" w:cs="Times New Roman"/>
-          <w:lang w:val="en-US"/>
-        </w:rPr>
-      </w:pPr>
-    </w:p>
-    <w:p>
-      <w:pPr>
-        <w:pStyle w:val="a3"/>
-        <w:ind w:left="1418"/>
-        <w:jc w:val="both"/>
-        <w:rPr>
-          <w:rFonts w:ascii="Consolas" w:hAnsi="Consolas" w:cs="Times New Roman"/>
-          <w:lang w:val="en-US"/>
-        </w:rPr>
-      </w:pPr>
-      <w:r>
-        <w:rPr>
-          <w:rFonts w:ascii="Consolas" w:hAnsi="Consolas" w:cs="Times New Roman"/>
-          <w:lang w:val="en-US"/>
-        </w:rPr>
         <w:t>…</w:t>
       </w:r>
     </w:p>
@@ -29046,17 +28680,8 @@
           <w:rFonts w:ascii="Consolas" w:hAnsi="Consolas" w:cs="Times New Roman"/>
           <w:lang w:val="en-US"/>
         </w:rPr>
-        <w:t>@async_</w:t>
-      </w:r>
-      <w:proofErr w:type="gramStart"/>
-      <w:r>
-        <w:rPr>
-          <w:rFonts w:ascii="Consolas" w:hAnsi="Consolas" w:cs="Times New Roman"/>
-          <w:lang w:val="en-US"/>
-        </w:rPr>
-        <w:t>timed()</w:t>
-      </w:r>
-      <w:proofErr w:type="gramEnd"/>
+        <w:t>@async_timed</w:t>
+      </w:r>
     </w:p>
     <w:p>
       <w:pPr>
@@ -30446,7 +30071,6 @@
           <w:rFonts w:ascii="Consolas" w:hAnsi="Consolas" w:cs="Times New Roman"/>
           <w:lang w:val="en-US"/>
         </w:rPr>
-        <w:lastRenderedPageBreak/>
         <w:t>task</w:t>
       </w:r>
       <w:proofErr w:type="gramEnd"/>
@@ -30765,7 +30389,16 @@
           <w:sz w:val="24"/>
           <w:szCs w:val="24"/>
         </w:rPr>
-        <w:t xml:space="preserve">димости использовать повторно. </w:t>
+        <w:t xml:space="preserve">димости </w:t>
+      </w:r>
+      <w:r>
+        <w:rPr>
+          <w:rFonts w:ascii="Times New Roman" w:hAnsi="Times New Roman" w:cs="Times New Roman"/>
+          <w:sz w:val="24"/>
+          <w:szCs w:val="24"/>
+        </w:rPr>
+        <w:lastRenderedPageBreak/>
+        <w:t xml:space="preserve">использовать повторно. </w:t>
       </w:r>
       <w:r>
         <w:rPr>
@@ -31096,32 +30729,21 @@
           <w:lang w:val="en-US"/>
         </w:rPr>
       </w:pPr>
-    </w:p>
-    <w:p>
-      <w:pPr>
-        <w:pStyle w:val="a3"/>
-        <w:ind w:left="1418"/>
-        <w:jc w:val="both"/>
-        <w:rPr>
-          <w:rFonts w:ascii="Consolas" w:hAnsi="Consolas" w:cs="Times New Roman"/>
-          <w:lang w:val="en-US"/>
-        </w:rPr>
-      </w:pPr>
-      <w:proofErr w:type="gramStart"/>
-      <w:r>
-        <w:rPr>
-          <w:rFonts w:ascii="Consolas" w:hAnsi="Consolas" w:cs="Times New Roman"/>
-          <w:lang w:val="en-US"/>
-        </w:rPr>
-        <w:t>def</w:t>
-      </w:r>
-      <w:proofErr w:type="gramEnd"/>
-      <w:r>
-        <w:rPr>
-          <w:rFonts w:ascii="Consolas" w:hAnsi="Consolas" w:cs="Times New Roman"/>
-          <w:lang w:val="en-US"/>
-        </w:rPr>
-        <w:t xml:space="preserve"> async_timed():</w:t>
+      <w:proofErr w:type="gramStart"/>
+      <w:r>
+        <w:rPr>
+          <w:rFonts w:ascii="Consolas" w:hAnsi="Consolas" w:cs="Times New Roman"/>
+          <w:lang w:val="en-US"/>
+        </w:rPr>
+        <w:t>async</w:t>
+      </w:r>
+      <w:proofErr w:type="gramEnd"/>
+      <w:r>
+        <w:rPr>
+          <w:rFonts w:ascii="Consolas" w:hAnsi="Consolas" w:cs="Times New Roman"/>
+          <w:lang w:val="en-US"/>
+        </w:rPr>
+        <w:t xml:space="preserve"> def get_status_url(args):</w:t>
       </w:r>
     </w:p>
     <w:p>
@@ -31147,30 +30769,191 @@
           <w:rFonts w:ascii="Consolas" w:hAnsi="Consolas" w:cs="Times New Roman"/>
           <w:lang w:val="en-US"/>
         </w:rPr>
-        <w:t>def</w:t>
-      </w:r>
-      <w:proofErr w:type="gramEnd"/>
-      <w:r>
-        <w:rPr>
-          <w:rFonts w:ascii="Consolas" w:hAnsi="Consolas" w:cs="Times New Roman"/>
-          <w:lang w:val="en-US"/>
-        </w:rPr>
-        <w:t xml:space="preserve"> wrapper(func):</w:t>
-      </w:r>
-    </w:p>
-    <w:p>
-      <w:pPr>
-        <w:pStyle w:val="a3"/>
-        <w:ind w:left="1418"/>
-        <w:jc w:val="both"/>
-        <w:rPr>
-          <w:rFonts w:ascii="Consolas" w:hAnsi="Consolas" w:cs="Times New Roman"/>
-          <w:lang w:val="en-US"/>
-        </w:rPr>
-      </w:pPr>
-      <w:r>
-        <w:rPr>
-          <w:rFonts w:ascii="Consolas" w:hAnsi="Consolas" w:cs="Times New Roman"/>
+        <w:t>url</w:t>
+      </w:r>
+      <w:proofErr w:type="gramEnd"/>
+      <w:r>
+        <w:rPr>
+          <w:rFonts w:ascii="Consolas" w:hAnsi="Consolas" w:cs="Times New Roman"/>
+          <w:lang w:val="en-US"/>
+        </w:rPr>
+        <w:t>, data, headers, i = args</w:t>
+      </w:r>
+    </w:p>
+    <w:p>
+      <w:pPr>
+        <w:pStyle w:val="a3"/>
+        <w:ind w:left="1418"/>
+        <w:jc w:val="both"/>
+        <w:rPr>
+          <w:rFonts w:ascii="Consolas" w:hAnsi="Consolas" w:cs="Times New Roman"/>
+          <w:lang w:val="en-US"/>
+        </w:rPr>
+      </w:pPr>
+      <w:r>
+        <w:rPr>
+          <w:rFonts w:ascii="Consolas" w:hAnsi="Consolas" w:cs="Times New Roman"/>
+          <w:lang w:val="en-US"/>
+        </w:rPr>
+        <w:t xml:space="preserve">    </w:t>
+      </w:r>
+      <w:proofErr w:type="gramStart"/>
+      <w:r>
+        <w:rPr>
+          <w:rFonts w:ascii="Consolas" w:hAnsi="Consolas" w:cs="Times New Roman"/>
+          <w:lang w:val="en-US"/>
+        </w:rPr>
+        <w:t>start</w:t>
+      </w:r>
+      <w:proofErr w:type="gramEnd"/>
+      <w:r>
+        <w:rPr>
+          <w:rFonts w:ascii="Consolas" w:hAnsi="Consolas" w:cs="Times New Roman"/>
+          <w:lang w:val="en-US"/>
+        </w:rPr>
+        <w:t xml:space="preserve"> = time.monotonic()</w:t>
+      </w:r>
+    </w:p>
+    <w:p>
+      <w:pPr>
+        <w:pStyle w:val="a3"/>
+        <w:ind w:left="1418"/>
+        <w:jc w:val="both"/>
+        <w:rPr>
+          <w:rFonts w:ascii="Consolas" w:hAnsi="Consolas" w:cs="Times New Roman"/>
+          <w:color w:val="FF0000"/>
+          <w:lang w:val="en-US"/>
+        </w:rPr>
+      </w:pPr>
+      <w:r>
+        <w:rPr>
+          <w:rFonts w:ascii="Consolas" w:hAnsi="Consolas" w:cs="Times New Roman"/>
+          <w:lang w:val="en-US"/>
+        </w:rPr>
+        <w:t xml:space="preserve">    </w:t>
+      </w:r>
+      <w:proofErr w:type="gramStart"/>
+      <w:r>
+        <w:rPr>
+          <w:rFonts w:ascii="Consolas" w:hAnsi="Consolas" w:cs="Times New Roman"/>
+          <w:color w:val="FF0000"/>
+          <w:lang w:val="en-US"/>
+        </w:rPr>
+        <w:t>async</w:t>
+      </w:r>
+      <w:proofErr w:type="gramEnd"/>
+      <w:r>
+        <w:rPr>
+          <w:rFonts w:ascii="Consolas" w:hAnsi="Consolas" w:cs="Times New Roman"/>
+          <w:color w:val="FF0000"/>
+          <w:lang w:val="en-US"/>
+        </w:rPr>
+        <w:t xml:space="preserve"> with aiohttp.ClientSession() as session:</w:t>
+      </w:r>
+    </w:p>
+    <w:p>
+      <w:pPr>
+        <w:pStyle w:val="a3"/>
+        <w:ind w:left="1418"/>
+        <w:jc w:val="both"/>
+        <w:rPr>
+          <w:rFonts w:ascii="Consolas" w:hAnsi="Consolas" w:cs="Times New Roman"/>
+          <w:color w:val="FF0000"/>
+          <w:lang w:val="en-US"/>
+        </w:rPr>
+      </w:pPr>
+      <w:r>
+        <w:rPr>
+          <w:rFonts w:ascii="Consolas" w:hAnsi="Consolas" w:cs="Times New Roman"/>
+          <w:color w:val="FF0000"/>
+          <w:lang w:val="en-US"/>
+        </w:rPr>
+        <w:t xml:space="preserve">        # </w:t>
+      </w:r>
+      <w:proofErr w:type="gramStart"/>
+      <w:r>
+        <w:rPr>
+          <w:rFonts w:ascii="Consolas" w:hAnsi="Consolas" w:cs="Times New Roman"/>
+          <w:color w:val="FF0000"/>
+          <w:lang w:val="en-US"/>
+        </w:rPr>
+        <w:t>async</w:t>
+      </w:r>
+      <w:proofErr w:type="gramEnd"/>
+      <w:r>
+        <w:rPr>
+          <w:rFonts w:ascii="Consolas" w:hAnsi="Consolas" w:cs="Times New Roman"/>
+          <w:color w:val="FF0000"/>
+          <w:lang w:val="en-US"/>
+        </w:rPr>
+        <w:t xml:space="preserve"> with session.get(url) as response:</w:t>
+      </w:r>
+    </w:p>
+    <w:p>
+      <w:pPr>
+        <w:pStyle w:val="a3"/>
+        <w:ind w:left="1418"/>
+        <w:jc w:val="both"/>
+        <w:rPr>
+          <w:rFonts w:ascii="Consolas" w:hAnsi="Consolas" w:cs="Times New Roman"/>
+          <w:color w:val="FF0000"/>
+          <w:lang w:val="en-US"/>
+        </w:rPr>
+      </w:pPr>
+      <w:r>
+        <w:rPr>
+          <w:rFonts w:ascii="Consolas" w:hAnsi="Consolas" w:cs="Times New Roman"/>
+          <w:color w:val="FF0000"/>
+          <w:lang w:val="en-US"/>
+        </w:rPr>
+        <w:t xml:space="preserve">        #     </w:t>
+      </w:r>
+      <w:proofErr w:type="gramStart"/>
+      <w:r>
+        <w:rPr>
+          <w:rFonts w:ascii="Consolas" w:hAnsi="Consolas" w:cs="Times New Roman"/>
+          <w:color w:val="FF0000"/>
+          <w:lang w:val="en-US"/>
+        </w:rPr>
+        <w:t>resp</w:t>
+      </w:r>
+      <w:proofErr w:type="gramEnd"/>
+      <w:r>
+        <w:rPr>
+          <w:rFonts w:ascii="Consolas" w:hAnsi="Consolas" w:cs="Times New Roman"/>
+          <w:color w:val="FF0000"/>
+          <w:lang w:val="en-US"/>
+        </w:rPr>
+        <w:t xml:space="preserve"> = response.status</w:t>
+      </w:r>
+    </w:p>
+    <w:p>
+      <w:pPr>
+        <w:pStyle w:val="a3"/>
+        <w:ind w:left="1418"/>
+        <w:jc w:val="both"/>
+        <w:rPr>
+          <w:rFonts w:ascii="Consolas" w:hAnsi="Consolas" w:cs="Times New Roman"/>
+          <w:color w:val="FF0000"/>
+          <w:lang w:val="en-US"/>
+        </w:rPr>
+      </w:pPr>
+    </w:p>
+    <w:p>
+      <w:pPr>
+        <w:pStyle w:val="a3"/>
+        <w:ind w:left="1418"/>
+        <w:jc w:val="both"/>
+        <w:rPr>
+          <w:rFonts w:ascii="Consolas" w:hAnsi="Consolas" w:cs="Times New Roman"/>
+          <w:color w:val="FF0000"/>
+          <w:lang w:val="en-US"/>
+        </w:rPr>
+      </w:pPr>
+      <w:r>
+        <w:rPr>
+          <w:rFonts w:ascii="Consolas" w:hAnsi="Consolas" w:cs="Times New Roman"/>
+          <w:color w:val="FF0000"/>
           <w:lang w:val="en-US"/>
         </w:rPr>
         <w:t xml:space="preserve">        </w:t>
@@ -31179,17 +30962,663 @@
       <w:r>
         <w:rPr>
           <w:rFonts w:ascii="Consolas" w:hAnsi="Consolas" w:cs="Times New Roman"/>
-          <w:lang w:val="en-US"/>
-        </w:rPr>
-        <w:t>@functools.wraps(</w:t>
-      </w:r>
-      <w:proofErr w:type="gramEnd"/>
-      <w:r>
-        <w:rPr>
-          <w:rFonts w:ascii="Consolas" w:hAnsi="Consolas" w:cs="Times New Roman"/>
-          <w:lang w:val="en-US"/>
-        </w:rPr>
-        <w:t>func)</w:t>
+          <w:color w:val="FF0000"/>
+          <w:lang w:val="en-US"/>
+        </w:rPr>
+        <w:t>async</w:t>
+      </w:r>
+      <w:proofErr w:type="gramEnd"/>
+      <w:r>
+        <w:rPr>
+          <w:rFonts w:ascii="Consolas" w:hAnsi="Consolas" w:cs="Times New Roman"/>
+          <w:color w:val="FF0000"/>
+          <w:lang w:val="en-US"/>
+        </w:rPr>
+        <w:t xml:space="preserve"> with session.post(</w:t>
+      </w:r>
+    </w:p>
+    <w:p>
+      <w:pPr>
+        <w:pStyle w:val="a3"/>
+        <w:ind w:left="1418"/>
+        <w:jc w:val="both"/>
+        <w:rPr>
+          <w:rFonts w:ascii="Consolas" w:hAnsi="Consolas" w:cs="Times New Roman"/>
+          <w:color w:val="FF0000"/>
+          <w:lang w:val="en-US"/>
+        </w:rPr>
+      </w:pPr>
+      <w:r>
+        <w:rPr>
+          <w:rFonts w:ascii="Consolas" w:hAnsi="Consolas" w:cs="Times New Roman"/>
+          <w:color w:val="FF0000"/>
+          <w:lang w:val="en-US"/>
+        </w:rPr>
+        <w:t xml:space="preserve">            </w:t>
+      </w:r>
+      <w:proofErr w:type="gramStart"/>
+      <w:r>
+        <w:rPr>
+          <w:rFonts w:ascii="Consolas" w:hAnsi="Consolas" w:cs="Times New Roman"/>
+          <w:color w:val="FF0000"/>
+          <w:lang w:val="en-US"/>
+        </w:rPr>
+        <w:t>url=</w:t>
+      </w:r>
+      <w:proofErr w:type="gramEnd"/>
+      <w:r>
+        <w:rPr>
+          <w:rFonts w:ascii="Consolas" w:hAnsi="Consolas" w:cs="Times New Roman"/>
+          <w:color w:val="FF0000"/>
+          <w:lang w:val="en-US"/>
+        </w:rPr>
+        <w:t>url,</w:t>
+      </w:r>
+    </w:p>
+    <w:p>
+      <w:pPr>
+        <w:pStyle w:val="a3"/>
+        <w:ind w:left="1418"/>
+        <w:jc w:val="both"/>
+        <w:rPr>
+          <w:rFonts w:ascii="Consolas" w:hAnsi="Consolas" w:cs="Times New Roman"/>
+          <w:color w:val="FF0000"/>
+          <w:lang w:val="en-US"/>
+        </w:rPr>
+      </w:pPr>
+      <w:r>
+        <w:rPr>
+          <w:rFonts w:ascii="Consolas" w:hAnsi="Consolas" w:cs="Times New Roman"/>
+          <w:color w:val="FF0000"/>
+          <w:lang w:val="en-US"/>
+        </w:rPr>
+        <w:t xml:space="preserve">            </w:t>
+      </w:r>
+      <w:proofErr w:type="gramStart"/>
+      <w:r>
+        <w:rPr>
+          <w:rFonts w:ascii="Consolas" w:hAnsi="Consolas" w:cs="Times New Roman"/>
+          <w:color w:val="FF0000"/>
+          <w:lang w:val="en-US"/>
+        </w:rPr>
+        <w:t>data</w:t>
+      </w:r>
+      <w:proofErr w:type="gramEnd"/>
+      <w:r>
+        <w:rPr>
+          <w:rFonts w:ascii="Consolas" w:hAnsi="Consolas" w:cs="Times New Roman"/>
+          <w:color w:val="FF0000"/>
+          <w:lang w:val="en-US"/>
+        </w:rPr>
+        <w:t xml:space="preserve"> = data,</w:t>
+      </w:r>
+    </w:p>
+    <w:p>
+      <w:pPr>
+        <w:pStyle w:val="a3"/>
+        <w:ind w:left="1418"/>
+        <w:jc w:val="both"/>
+        <w:rPr>
+          <w:rFonts w:ascii="Consolas" w:hAnsi="Consolas" w:cs="Times New Roman"/>
+          <w:color w:val="FF0000"/>
+          <w:lang w:val="en-US"/>
+        </w:rPr>
+      </w:pPr>
+      <w:r>
+        <w:rPr>
+          <w:rFonts w:ascii="Consolas" w:hAnsi="Consolas" w:cs="Times New Roman"/>
+          <w:color w:val="FF0000"/>
+          <w:lang w:val="en-US"/>
+        </w:rPr>
+        <w:t xml:space="preserve">            </w:t>
+      </w:r>
+      <w:proofErr w:type="gramStart"/>
+      <w:r>
+        <w:rPr>
+          <w:rFonts w:ascii="Consolas" w:hAnsi="Consolas" w:cs="Times New Roman"/>
+          <w:color w:val="FF0000"/>
+          <w:lang w:val="en-US"/>
+        </w:rPr>
+        <w:t>headers</w:t>
+      </w:r>
+      <w:proofErr w:type="gramEnd"/>
+      <w:r>
+        <w:rPr>
+          <w:rFonts w:ascii="Consolas" w:hAnsi="Consolas" w:cs="Times New Roman"/>
+          <w:color w:val="FF0000"/>
+          <w:lang w:val="en-US"/>
+        </w:rPr>
+        <w:t xml:space="preserve"> = headers</w:t>
+      </w:r>
+    </w:p>
+    <w:p>
+      <w:pPr>
+        <w:pStyle w:val="a3"/>
+        <w:ind w:left="1418"/>
+        <w:jc w:val="both"/>
+        <w:rPr>
+          <w:rFonts w:ascii="Consolas" w:hAnsi="Consolas" w:cs="Times New Roman"/>
+          <w:color w:val="FF0000"/>
+          <w:lang w:val="en-US"/>
+        </w:rPr>
+      </w:pPr>
+      <w:r>
+        <w:rPr>
+          <w:rFonts w:ascii="Consolas" w:hAnsi="Consolas" w:cs="Times New Roman"/>
+          <w:color w:val="FF0000"/>
+          <w:lang w:val="en-US"/>
+        </w:rPr>
+        <w:t xml:space="preserve">        ) as response:</w:t>
+      </w:r>
+    </w:p>
+    <w:p>
+      <w:pPr>
+        <w:pStyle w:val="a3"/>
+        <w:ind w:left="1418"/>
+        <w:jc w:val="both"/>
+        <w:rPr>
+          <w:rFonts w:ascii="Consolas" w:hAnsi="Consolas" w:cs="Times New Roman"/>
+          <w:color w:val="FF0000"/>
+          <w:lang w:val="en-US"/>
+        </w:rPr>
+      </w:pPr>
+      <w:r>
+        <w:rPr>
+          <w:rFonts w:ascii="Consolas" w:hAnsi="Consolas" w:cs="Times New Roman"/>
+          <w:color w:val="FF0000"/>
+          <w:lang w:val="en-US"/>
+        </w:rPr>
+        <w:t xml:space="preserve">            </w:t>
+      </w:r>
+      <w:proofErr w:type="gramStart"/>
+      <w:r>
+        <w:rPr>
+          <w:rFonts w:ascii="Consolas" w:hAnsi="Consolas" w:cs="Times New Roman"/>
+          <w:color w:val="FF0000"/>
+          <w:lang w:val="en-US"/>
+        </w:rPr>
+        <w:t>resp</w:t>
+      </w:r>
+      <w:proofErr w:type="gramEnd"/>
+      <w:r>
+        <w:rPr>
+          <w:rFonts w:ascii="Consolas" w:hAnsi="Consolas" w:cs="Times New Roman"/>
+          <w:color w:val="FF0000"/>
+          <w:lang w:val="en-US"/>
+        </w:rPr>
+        <w:t xml:space="preserve"> = response.status</w:t>
+      </w:r>
+    </w:p>
+    <w:p>
+      <w:pPr>
+        <w:pStyle w:val="a3"/>
+        <w:ind w:left="1418"/>
+        <w:jc w:val="both"/>
+        <w:rPr>
+          <w:rFonts w:ascii="Consolas" w:hAnsi="Consolas" w:cs="Times New Roman"/>
+          <w:lang w:val="en-US"/>
+        </w:rPr>
+      </w:pPr>
+      <w:r>
+        <w:rPr>
+          <w:rFonts w:ascii="Consolas" w:hAnsi="Consolas" w:cs="Times New Roman"/>
+          <w:lang w:val="en-US"/>
+        </w:rPr>
+        <w:t xml:space="preserve"> </w:t>
+      </w:r>
+    </w:p>
+    <w:p>
+      <w:pPr>
+        <w:pStyle w:val="a3"/>
+        <w:ind w:left="1418"/>
+        <w:jc w:val="both"/>
+        <w:rPr>
+          <w:rFonts w:ascii="Consolas" w:hAnsi="Consolas" w:cs="Times New Roman"/>
+          <w:lang w:val="en-US"/>
+        </w:rPr>
+      </w:pPr>
+      <w:r>
+        <w:rPr>
+          <w:rFonts w:ascii="Consolas" w:hAnsi="Consolas" w:cs="Times New Roman"/>
+          <w:lang w:val="en-US"/>
+        </w:rPr>
+        <w:t xml:space="preserve">    </w:t>
+      </w:r>
+      <w:proofErr w:type="gramStart"/>
+      <w:r>
+        <w:rPr>
+          <w:rFonts w:ascii="Consolas" w:hAnsi="Consolas" w:cs="Times New Roman"/>
+          <w:lang w:val="en-US"/>
+        </w:rPr>
+        <w:t>total</w:t>
+      </w:r>
+      <w:proofErr w:type="gramEnd"/>
+      <w:r>
+        <w:rPr>
+          <w:rFonts w:ascii="Consolas" w:hAnsi="Consolas" w:cs="Times New Roman"/>
+          <w:lang w:val="en-US"/>
+        </w:rPr>
+        <w:t xml:space="preserve"> = time.monotonic() - start</w:t>
+      </w:r>
+    </w:p>
+    <w:p>
+      <w:pPr>
+        <w:pStyle w:val="a3"/>
+        <w:ind w:left="1418"/>
+        <w:jc w:val="both"/>
+        <w:rPr>
+          <w:rFonts w:ascii="Consolas" w:hAnsi="Consolas" w:cs="Times New Roman"/>
+          <w:lang w:val="en-US"/>
+        </w:rPr>
+      </w:pPr>
+      <w:r>
+        <w:rPr>
+          <w:rFonts w:ascii="Consolas" w:hAnsi="Consolas" w:cs="Times New Roman"/>
+          <w:lang w:val="en-US"/>
+        </w:rPr>
+        <w:t xml:space="preserve">    </w:t>
+      </w:r>
+      <w:proofErr w:type="gramStart"/>
+      <w:r>
+        <w:rPr>
+          <w:rFonts w:ascii="Consolas" w:hAnsi="Consolas" w:cs="Times New Roman"/>
+          <w:lang w:val="en-US"/>
+        </w:rPr>
+        <w:t>return</w:t>
+      </w:r>
+      <w:proofErr w:type="gramEnd"/>
+      <w:r>
+        <w:rPr>
+          <w:rFonts w:ascii="Consolas" w:hAnsi="Consolas" w:cs="Times New Roman"/>
+          <w:lang w:val="en-US"/>
+        </w:rPr>
+        <w:t xml:space="preserve"> f'func {i}: {total:.4f} sec [done] [status: {resp}]'</w:t>
+      </w:r>
+    </w:p>
+    <w:p>
+      <w:pPr>
+        <w:pStyle w:val="a3"/>
+        <w:ind w:left="1418"/>
+        <w:jc w:val="both"/>
+        <w:rPr>
+          <w:rFonts w:ascii="Consolas" w:hAnsi="Consolas" w:cs="Times New Roman"/>
+          <w:lang w:val="en-US"/>
+        </w:rPr>
+      </w:pPr>
+    </w:p>
+    <w:p>
+      <w:pPr>
+        <w:pStyle w:val="a3"/>
+        <w:ind w:left="1418"/>
+        <w:jc w:val="both"/>
+        <w:rPr>
+          <w:rFonts w:ascii="Consolas" w:hAnsi="Consolas" w:cs="Times New Roman"/>
+          <w:lang w:val="en-US"/>
+        </w:rPr>
+      </w:pPr>
+    </w:p>
+    <w:p>
+      <w:pPr>
+        <w:pStyle w:val="a3"/>
+        <w:ind w:left="1418"/>
+        <w:jc w:val="both"/>
+        <w:rPr>
+          <w:rFonts w:ascii="Consolas" w:hAnsi="Consolas" w:cs="Times New Roman"/>
+          <w:lang w:val="en-US"/>
+        </w:rPr>
+      </w:pPr>
+      <w:r>
+        <w:rPr>
+          <w:rFonts w:ascii="Consolas" w:hAnsi="Consolas" w:cs="Times New Roman"/>
+          <w:lang w:val="en-US"/>
+        </w:rPr>
+        <w:t>@async_timed</w:t>
+      </w:r>
+    </w:p>
+    <w:p>
+      <w:pPr>
+        <w:pStyle w:val="a3"/>
+        <w:ind w:left="1418"/>
+        <w:jc w:val="both"/>
+        <w:rPr>
+          <w:rFonts w:ascii="Consolas" w:hAnsi="Consolas" w:cs="Times New Roman"/>
+          <w:lang w:val="en-US"/>
+        </w:rPr>
+      </w:pPr>
+      <w:proofErr w:type="gramStart"/>
+      <w:r>
+        <w:rPr>
+          <w:rFonts w:ascii="Consolas" w:hAnsi="Consolas" w:cs="Times New Roman"/>
+          <w:lang w:val="en-US"/>
+        </w:rPr>
+        <w:t>async</w:t>
+      </w:r>
+      <w:proofErr w:type="gramEnd"/>
+      <w:r>
+        <w:rPr>
+          <w:rFonts w:ascii="Consolas" w:hAnsi="Consolas" w:cs="Times New Roman"/>
+          <w:lang w:val="en-US"/>
+        </w:rPr>
+        <w:t xml:space="preserve"> def main():</w:t>
+      </w:r>
+    </w:p>
+    <w:p>
+      <w:pPr>
+        <w:pStyle w:val="a3"/>
+        <w:ind w:left="1418"/>
+        <w:jc w:val="both"/>
+        <w:rPr>
+          <w:rFonts w:ascii="Consolas" w:hAnsi="Consolas" w:cs="Times New Roman"/>
+          <w:lang w:val="en-US"/>
+        </w:rPr>
+      </w:pPr>
+      <w:r>
+        <w:rPr>
+          <w:rFonts w:ascii="Consolas" w:hAnsi="Consolas" w:cs="Times New Roman"/>
+          <w:lang w:val="en-US"/>
+        </w:rPr>
+        <w:t xml:space="preserve">    </w:t>
+      </w:r>
+      <w:proofErr w:type="gramStart"/>
+      <w:r>
+        <w:rPr>
+          <w:rFonts w:ascii="Consolas" w:hAnsi="Consolas" w:cs="Times New Roman"/>
+          <w:lang w:val="en-US"/>
+        </w:rPr>
+        <w:t>url</w:t>
+      </w:r>
+      <w:proofErr w:type="gramEnd"/>
+      <w:r>
+        <w:rPr>
+          <w:rFonts w:ascii="Consolas" w:hAnsi="Consolas" w:cs="Times New Roman"/>
+          <w:lang w:val="en-US"/>
+        </w:rPr>
+        <w:t xml:space="preserve"> = 'http://192.168.10.230:9001/api'</w:t>
+      </w:r>
+    </w:p>
+    <w:p>
+      <w:pPr>
+        <w:pStyle w:val="a3"/>
+        <w:ind w:left="1418"/>
+        <w:jc w:val="both"/>
+        <w:rPr>
+          <w:rFonts w:ascii="Consolas" w:hAnsi="Consolas" w:cs="Times New Roman"/>
+          <w:lang w:val="en-US"/>
+        </w:rPr>
+      </w:pPr>
+      <w:r>
+        <w:rPr>
+          <w:rFonts w:ascii="Consolas" w:hAnsi="Consolas" w:cs="Times New Roman"/>
+          <w:lang w:val="en-US"/>
+        </w:rPr>
+        <w:t xml:space="preserve">    </w:t>
+      </w:r>
+      <w:proofErr w:type="gramStart"/>
+      <w:r>
+        <w:rPr>
+          <w:rFonts w:ascii="Consolas" w:hAnsi="Consolas" w:cs="Times New Roman"/>
+          <w:lang w:val="en-US"/>
+        </w:rPr>
+        <w:t>data</w:t>
+      </w:r>
+      <w:proofErr w:type="gramEnd"/>
+      <w:r>
+        <w:rPr>
+          <w:rFonts w:ascii="Consolas" w:hAnsi="Consolas" w:cs="Times New Roman"/>
+          <w:lang w:val="en-US"/>
+        </w:rPr>
+        <w:t xml:space="preserve"> = {</w:t>
+      </w:r>
+    </w:p>
+    <w:p>
+      <w:pPr>
+        <w:pStyle w:val="a3"/>
+        <w:ind w:left="1418"/>
+        <w:jc w:val="both"/>
+        <w:rPr>
+          <w:rFonts w:ascii="Consolas" w:hAnsi="Consolas" w:cs="Times New Roman"/>
+          <w:lang w:val="en-US"/>
+        </w:rPr>
+      </w:pPr>
+      <w:r>
+        <w:rPr>
+          <w:rFonts w:ascii="Consolas" w:hAnsi="Consolas" w:cs="Times New Roman"/>
+          <w:lang w:val="en-US"/>
+        </w:rPr>
+        <w:t xml:space="preserve">            "</w:t>
+      </w:r>
+      <w:proofErr w:type="gramStart"/>
+      <w:r>
+        <w:rPr>
+          <w:rFonts w:ascii="Consolas" w:hAnsi="Consolas" w:cs="Times New Roman"/>
+          <w:lang w:val="en-US"/>
+        </w:rPr>
+        <w:t>method</w:t>
+      </w:r>
+      <w:proofErr w:type="gramEnd"/>
+      <w:r>
+        <w:rPr>
+          <w:rFonts w:ascii="Consolas" w:hAnsi="Consolas" w:cs="Times New Roman"/>
+          <w:lang w:val="en-US"/>
+        </w:rPr>
+        <w:t>": "getbymask",</w:t>
+      </w:r>
+    </w:p>
+    <w:p>
+      <w:pPr>
+        <w:pStyle w:val="a3"/>
+        <w:ind w:left="1418"/>
+        <w:jc w:val="both"/>
+        <w:rPr>
+          <w:rFonts w:ascii="Consolas" w:hAnsi="Consolas" w:cs="Times New Roman"/>
+          <w:lang w:val="en-US"/>
+        </w:rPr>
+      </w:pPr>
+      <w:r>
+        <w:rPr>
+          <w:rFonts w:ascii="Consolas" w:hAnsi="Consolas" w:cs="Times New Roman"/>
+          <w:lang w:val="en-US"/>
+        </w:rPr>
+        <w:t xml:space="preserve">            "</w:t>
+      </w:r>
+      <w:proofErr w:type="gramStart"/>
+      <w:r>
+        <w:rPr>
+          <w:rFonts w:ascii="Consolas" w:hAnsi="Consolas" w:cs="Times New Roman"/>
+          <w:lang w:val="en-US"/>
+        </w:rPr>
+        <w:t>mask</w:t>
+      </w:r>
+      <w:proofErr w:type="gramEnd"/>
+      <w:r>
+        <w:rPr>
+          <w:rFonts w:ascii="Consolas" w:hAnsi="Consolas" w:cs="Times New Roman"/>
+          <w:lang w:val="en-US"/>
+        </w:rPr>
+        <w:t>": "220070XXXXXX6464"</w:t>
+      </w:r>
+    </w:p>
+    <w:p>
+      <w:pPr>
+        <w:pStyle w:val="a3"/>
+        <w:ind w:left="1418"/>
+        <w:jc w:val="both"/>
+        <w:rPr>
+          <w:rFonts w:ascii="Consolas" w:hAnsi="Consolas" w:cs="Times New Roman"/>
+          <w:lang w:val="en-US"/>
+        </w:rPr>
+      </w:pPr>
+      <w:r>
+        <w:rPr>
+          <w:rFonts w:ascii="Consolas" w:hAnsi="Consolas" w:cs="Times New Roman"/>
+          <w:lang w:val="en-US"/>
+        </w:rPr>
+        <w:t xml:space="preserve">            }</w:t>
+      </w:r>
+    </w:p>
+    <w:p>
+      <w:pPr>
+        <w:pStyle w:val="a3"/>
+        <w:ind w:left="1418"/>
+        <w:jc w:val="both"/>
+        <w:rPr>
+          <w:rFonts w:ascii="Consolas" w:hAnsi="Consolas" w:cs="Times New Roman"/>
+          <w:lang w:val="en-US"/>
+        </w:rPr>
+      </w:pPr>
+      <w:r>
+        <w:rPr>
+          <w:rFonts w:ascii="Consolas" w:hAnsi="Consolas" w:cs="Times New Roman"/>
+          <w:lang w:val="en-US"/>
+        </w:rPr>
+        <w:t xml:space="preserve">    </w:t>
+      </w:r>
+      <w:proofErr w:type="gramStart"/>
+      <w:r>
+        <w:rPr>
+          <w:rFonts w:ascii="Consolas" w:hAnsi="Consolas" w:cs="Times New Roman"/>
+          <w:lang w:val="en-US"/>
+        </w:rPr>
+        <w:t>headers</w:t>
+      </w:r>
+      <w:proofErr w:type="gramEnd"/>
+      <w:r>
+        <w:rPr>
+          <w:rFonts w:ascii="Consolas" w:hAnsi="Consolas" w:cs="Times New Roman"/>
+          <w:lang w:val="en-US"/>
+        </w:rPr>
+        <w:t xml:space="preserve"> = {"Content-Type": "application/json"}</w:t>
+      </w:r>
+    </w:p>
+    <w:p>
+      <w:pPr>
+        <w:pStyle w:val="a3"/>
+        <w:ind w:left="1418"/>
+        <w:jc w:val="both"/>
+        <w:rPr>
+          <w:rFonts w:ascii="Consolas" w:hAnsi="Consolas" w:cs="Times New Roman"/>
+          <w:lang w:val="en-US"/>
+        </w:rPr>
+      </w:pPr>
+    </w:p>
+    <w:p>
+      <w:pPr>
+        <w:pStyle w:val="a3"/>
+        <w:ind w:left="1418"/>
+        <w:jc w:val="both"/>
+        <w:rPr>
+          <w:rFonts w:ascii="Consolas" w:hAnsi="Consolas" w:cs="Times New Roman"/>
+          <w:lang w:val="en-US"/>
+        </w:rPr>
+      </w:pPr>
+      <w:r>
+        <w:rPr>
+          <w:rFonts w:ascii="Consolas" w:hAnsi="Consolas" w:cs="Times New Roman"/>
+          <w:lang w:val="en-US"/>
+        </w:rPr>
+        <w:t xml:space="preserve">    </w:t>
+      </w:r>
+      <w:proofErr w:type="gramStart"/>
+      <w:r>
+        <w:rPr>
+          <w:rFonts w:ascii="Consolas" w:hAnsi="Consolas" w:cs="Times New Roman"/>
+          <w:lang w:val="en-US"/>
+        </w:rPr>
+        <w:t>reqs</w:t>
+      </w:r>
+      <w:proofErr w:type="gramEnd"/>
+      <w:r>
+        <w:rPr>
+          <w:rFonts w:ascii="Consolas" w:hAnsi="Consolas" w:cs="Times New Roman"/>
+          <w:lang w:val="en-US"/>
+        </w:rPr>
+        <w:t xml:space="preserve"> = [(url, data, headers, i) for i in range(1, 11)]</w:t>
+      </w:r>
+    </w:p>
+    <w:p>
+      <w:pPr>
+        <w:pStyle w:val="a3"/>
+        <w:ind w:left="1418"/>
+        <w:jc w:val="both"/>
+        <w:rPr>
+          <w:rFonts w:ascii="Consolas" w:hAnsi="Consolas" w:cs="Times New Roman"/>
+          <w:lang w:val="en-US"/>
+        </w:rPr>
+      </w:pPr>
+      <w:r>
+        <w:rPr>
+          <w:rFonts w:ascii="Consolas" w:hAnsi="Consolas" w:cs="Times New Roman"/>
+          <w:lang w:val="en-US"/>
+        </w:rPr>
+        <w:t xml:space="preserve">    </w:t>
+      </w:r>
+    </w:p>
+    <w:p>
+      <w:pPr>
+        <w:pStyle w:val="a3"/>
+        <w:ind w:left="1418"/>
+        <w:jc w:val="both"/>
+        <w:rPr>
+          <w:rFonts w:ascii="Consolas" w:hAnsi="Consolas" w:cs="Times New Roman"/>
+          <w:lang w:val="en-US"/>
+        </w:rPr>
+      </w:pPr>
+      <w:r>
+        <w:rPr>
+          <w:rFonts w:ascii="Consolas" w:hAnsi="Consolas" w:cs="Times New Roman"/>
+          <w:lang w:val="en-US"/>
+        </w:rPr>
+        <w:t xml:space="preserve">    </w:t>
+      </w:r>
+      <w:proofErr w:type="gramStart"/>
+      <w:r>
+        <w:rPr>
+          <w:rFonts w:ascii="Consolas" w:hAnsi="Consolas" w:cs="Times New Roman"/>
+          <w:lang w:val="en-US"/>
+        </w:rPr>
+        <w:t>tasks</w:t>
+      </w:r>
+      <w:proofErr w:type="gramEnd"/>
+      <w:r>
+        <w:rPr>
+          <w:rFonts w:ascii="Consolas" w:hAnsi="Consolas" w:cs="Times New Roman"/>
+          <w:lang w:val="en-US"/>
+        </w:rPr>
+        <w:t xml:space="preserve"> = []</w:t>
+      </w:r>
+    </w:p>
+    <w:p>
+      <w:pPr>
+        <w:pStyle w:val="a3"/>
+        <w:ind w:left="1418"/>
+        <w:jc w:val="both"/>
+        <w:rPr>
+          <w:rFonts w:ascii="Consolas" w:hAnsi="Consolas" w:cs="Times New Roman"/>
+          <w:lang w:val="en-US"/>
+        </w:rPr>
+      </w:pPr>
+      <w:r>
+        <w:rPr>
+          <w:rFonts w:ascii="Consolas" w:hAnsi="Consolas" w:cs="Times New Roman"/>
+          <w:lang w:val="en-US"/>
+        </w:rPr>
+        <w:t xml:space="preserve">    </w:t>
+      </w:r>
+      <w:proofErr w:type="gramStart"/>
+      <w:r>
+        <w:rPr>
+          <w:rFonts w:ascii="Consolas" w:hAnsi="Consolas" w:cs="Times New Roman"/>
+          <w:lang w:val="en-US"/>
+        </w:rPr>
+        <w:t>for</w:t>
+      </w:r>
+      <w:proofErr w:type="gramEnd"/>
+      <w:r>
+        <w:rPr>
+          <w:rFonts w:ascii="Consolas" w:hAnsi="Consolas" w:cs="Times New Roman"/>
+          <w:lang w:val="en-US"/>
+        </w:rPr>
+        <w:t xml:space="preserve"> req in reqs:</w:t>
       </w:r>
     </w:p>
     <w:p>
@@ -31215,67 +31644,236 @@
           <w:rFonts w:ascii="Consolas" w:hAnsi="Consolas" w:cs="Times New Roman"/>
           <w:lang w:val="en-US"/>
         </w:rPr>
-        <w:t>async</w:t>
-      </w:r>
-      <w:proofErr w:type="gramEnd"/>
-      <w:r>
-        <w:rPr>
-          <w:rFonts w:ascii="Consolas" w:hAnsi="Consolas" w:cs="Times New Roman"/>
-          <w:lang w:val="en-US"/>
-        </w:rPr>
-        <w:t xml:space="preserve"> def wrapped(*args, **kwargs):</w:t>
-      </w:r>
-    </w:p>
-    <w:p>
-      <w:pPr>
-        <w:pStyle w:val="a3"/>
-        <w:ind w:left="1418"/>
-        <w:jc w:val="both"/>
-        <w:rPr>
-          <w:rFonts w:ascii="Consolas" w:hAnsi="Consolas" w:cs="Times New Roman"/>
-          <w:lang w:val="en-US"/>
-        </w:rPr>
-      </w:pPr>
-      <w:r>
-        <w:rPr>
-          <w:rFonts w:ascii="Consolas" w:hAnsi="Consolas" w:cs="Times New Roman"/>
-          <w:lang w:val="en-US"/>
-        </w:rPr>
-        <w:t xml:space="preserve">            </w:t>
-      </w:r>
-      <w:proofErr w:type="gramStart"/>
-      <w:r>
-        <w:rPr>
-          <w:rFonts w:ascii="Consolas" w:hAnsi="Consolas" w:cs="Times New Roman"/>
-          <w:lang w:val="en-US"/>
-        </w:rPr>
-        <w:t>start</w:t>
-      </w:r>
-      <w:proofErr w:type="gramEnd"/>
-      <w:r>
-        <w:rPr>
-          <w:rFonts w:ascii="Consolas" w:hAnsi="Consolas" w:cs="Times New Roman"/>
-          <w:lang w:val="en-US"/>
-        </w:rPr>
-        <w:t xml:space="preserve"> = time.monotonic()</w:t>
-      </w:r>
-    </w:p>
-    <w:p>
-      <w:pPr>
-        <w:pStyle w:val="a3"/>
-        <w:ind w:left="1418"/>
-        <w:jc w:val="both"/>
-        <w:rPr>
-          <w:rFonts w:ascii="Consolas" w:hAnsi="Consolas" w:cs="Times New Roman"/>
-          <w:lang w:val="en-US"/>
-        </w:rPr>
-      </w:pPr>
-      <w:r>
-        <w:rPr>
-          <w:rFonts w:ascii="Consolas" w:hAnsi="Consolas" w:cs="Times New Roman"/>
-          <w:lang w:val="en-US"/>
-        </w:rPr>
-        <w:t xml:space="preserve">            </w:t>
+        <w:t>tasks.append(</w:t>
+      </w:r>
+      <w:proofErr w:type="gramEnd"/>
+      <w:r>
+        <w:rPr>
+          <w:rFonts w:ascii="Consolas" w:hAnsi="Consolas" w:cs="Times New Roman"/>
+          <w:lang w:val="en-US"/>
+        </w:rPr>
+        <w:t>asyncio.create_task(get_status_url(req)))</w:t>
+      </w:r>
+    </w:p>
+    <w:p>
+      <w:pPr>
+        <w:pStyle w:val="a3"/>
+        <w:ind w:left="1418"/>
+        <w:jc w:val="both"/>
+        <w:rPr>
+          <w:rFonts w:ascii="Consolas" w:hAnsi="Consolas" w:cs="Times New Roman"/>
+          <w:lang w:val="en-US"/>
+        </w:rPr>
+      </w:pPr>
+    </w:p>
+    <w:p>
+      <w:pPr>
+        <w:pStyle w:val="a3"/>
+        <w:ind w:left="1418"/>
+        <w:rPr>
+          <w:rFonts w:ascii="Consolas" w:hAnsi="Consolas" w:cs="Times New Roman"/>
+          <w:lang w:val="en-US"/>
+        </w:rPr>
+      </w:pPr>
+      <w:r>
+        <w:rPr>
+          <w:rFonts w:ascii="Consolas" w:hAnsi="Consolas" w:cs="Times New Roman"/>
+          <w:lang w:val="en-US"/>
+        </w:rPr>
+        <w:t xml:space="preserve">    </w:t>
+      </w:r>
+      <w:proofErr w:type="gramStart"/>
+      <w:r>
+        <w:rPr>
+          <w:rFonts w:ascii="Consolas" w:hAnsi="Consolas" w:cs="Times New Roman"/>
+          <w:lang w:val="en-US"/>
+        </w:rPr>
+        <w:t>done</w:t>
+      </w:r>
+      <w:proofErr w:type="gramEnd"/>
+      <w:r>
+        <w:rPr>
+          <w:rFonts w:ascii="Consolas" w:hAnsi="Consolas" w:cs="Times New Roman"/>
+          <w:lang w:val="en-US"/>
+        </w:rPr>
+        <w:t>, pending = await asyncio.wait(tasks, return_when = asyncio.ALL_COMPLETED)</w:t>
+      </w:r>
+    </w:p>
+    <w:p>
+      <w:pPr>
+        <w:pStyle w:val="a3"/>
+        <w:ind w:left="1418"/>
+        <w:jc w:val="both"/>
+        <w:rPr>
+          <w:rFonts w:ascii="Consolas" w:hAnsi="Consolas" w:cs="Times New Roman"/>
+          <w:lang w:val="en-US"/>
+        </w:rPr>
+      </w:pPr>
+    </w:p>
+    <w:p>
+      <w:pPr>
+        <w:pStyle w:val="a3"/>
+        <w:ind w:left="1418"/>
+        <w:jc w:val="both"/>
+        <w:rPr>
+          <w:rFonts w:ascii="Consolas" w:hAnsi="Consolas" w:cs="Times New Roman"/>
+          <w:lang w:val="en-US"/>
+        </w:rPr>
+      </w:pPr>
+      <w:r>
+        <w:rPr>
+          <w:rFonts w:ascii="Consolas" w:hAnsi="Consolas" w:cs="Times New Roman"/>
+          <w:lang w:val="en-US"/>
+        </w:rPr>
+        <w:t xml:space="preserve">    </w:t>
+      </w:r>
+      <w:proofErr w:type="gramStart"/>
+      <w:r>
+        <w:rPr>
+          <w:rFonts w:ascii="Consolas" w:hAnsi="Consolas" w:cs="Times New Roman"/>
+          <w:lang w:val="en-US"/>
+        </w:rPr>
+        <w:t>for</w:t>
+      </w:r>
+      <w:proofErr w:type="gramEnd"/>
+      <w:r>
+        <w:rPr>
+          <w:rFonts w:ascii="Consolas" w:hAnsi="Consolas" w:cs="Times New Roman"/>
+          <w:lang w:val="en-US"/>
+        </w:rPr>
+        <w:t xml:space="preserve"> d in done:</w:t>
+      </w:r>
+    </w:p>
+    <w:p>
+      <w:pPr>
+        <w:pStyle w:val="a3"/>
+        <w:ind w:left="1418"/>
+        <w:jc w:val="both"/>
+        <w:rPr>
+          <w:rFonts w:ascii="Consolas" w:hAnsi="Consolas" w:cs="Times New Roman"/>
+          <w:lang w:val="en-US"/>
+        </w:rPr>
+      </w:pPr>
+      <w:r>
+        <w:rPr>
+          <w:rFonts w:ascii="Consolas" w:hAnsi="Consolas" w:cs="Times New Roman"/>
+          <w:lang w:val="en-US"/>
+        </w:rPr>
+        <w:t xml:space="preserve">        </w:t>
+      </w:r>
+      <w:proofErr w:type="gramStart"/>
+      <w:r>
+        <w:rPr>
+          <w:rFonts w:ascii="Consolas" w:hAnsi="Consolas" w:cs="Times New Roman"/>
+          <w:lang w:val="en-US"/>
+        </w:rPr>
+        <w:t>print(</w:t>
+      </w:r>
+      <w:proofErr w:type="gramEnd"/>
+      <w:r>
+        <w:rPr>
+          <w:rFonts w:ascii="Consolas" w:hAnsi="Consolas" w:cs="Times New Roman"/>
+          <w:lang w:val="en-US"/>
+        </w:rPr>
+        <w:t>await d)</w:t>
+      </w:r>
+    </w:p>
+    <w:p>
+      <w:pPr>
+        <w:pStyle w:val="a3"/>
+        <w:ind w:left="1418"/>
+        <w:jc w:val="both"/>
+        <w:rPr>
+          <w:rFonts w:ascii="Consolas" w:hAnsi="Consolas" w:cs="Times New Roman"/>
+          <w:lang w:val="en-US"/>
+        </w:rPr>
+      </w:pPr>
+      <w:r>
+        <w:rPr>
+          <w:rFonts w:ascii="Consolas" w:hAnsi="Consolas" w:cs="Times New Roman"/>
+          <w:lang w:val="en-US"/>
+        </w:rPr>
+        <w:t xml:space="preserve">    </w:t>
+      </w:r>
+    </w:p>
+    <w:p>
+      <w:pPr>
+        <w:pStyle w:val="a3"/>
+        <w:ind w:left="1418"/>
+        <w:jc w:val="both"/>
+        <w:rPr>
+          <w:rFonts w:ascii="Consolas" w:hAnsi="Consolas" w:cs="Times New Roman"/>
+          <w:lang w:val="en-US"/>
+        </w:rPr>
+      </w:pPr>
+      <w:proofErr w:type="gramStart"/>
+      <w:r>
+        <w:rPr>
+          <w:rFonts w:ascii="Consolas" w:hAnsi="Consolas" w:cs="Times New Roman"/>
+          <w:lang w:val="en-US"/>
+        </w:rPr>
+        <w:lastRenderedPageBreak/>
+        <w:t>if</w:t>
+      </w:r>
+      <w:proofErr w:type="gramEnd"/>
+      <w:r>
+        <w:rPr>
+          <w:rFonts w:ascii="Consolas" w:hAnsi="Consolas" w:cs="Times New Roman"/>
+          <w:lang w:val="en-US"/>
+        </w:rPr>
+        <w:t xml:space="preserve"> __name__ == "__main__":</w:t>
+      </w:r>
+    </w:p>
+    <w:p>
+      <w:pPr>
+        <w:pStyle w:val="a3"/>
+        <w:ind w:left="1418"/>
+        <w:jc w:val="both"/>
+        <w:rPr>
+          <w:rFonts w:ascii="Consolas" w:hAnsi="Consolas" w:cs="Times New Roman"/>
+          <w:lang w:val="en-US"/>
+        </w:rPr>
+      </w:pPr>
+      <w:r>
+        <w:rPr>
+          <w:rFonts w:ascii="Consolas" w:hAnsi="Consolas" w:cs="Times New Roman"/>
+          <w:lang w:val="en-US"/>
+        </w:rPr>
+        <w:t xml:space="preserve">    </w:t>
+      </w:r>
+      <w:proofErr w:type="gramStart"/>
+      <w:r>
+        <w:rPr>
+          <w:rFonts w:ascii="Consolas" w:hAnsi="Consolas" w:cs="Times New Roman"/>
+          <w:lang w:val="en-US"/>
+        </w:rPr>
+        <w:t>loop</w:t>
+      </w:r>
+      <w:proofErr w:type="gramEnd"/>
+      <w:r>
+        <w:rPr>
+          <w:rFonts w:ascii="Consolas" w:hAnsi="Consolas" w:cs="Times New Roman"/>
+          <w:lang w:val="en-US"/>
+        </w:rPr>
+        <w:t xml:space="preserve"> = asyncio.new_event_loop()</w:t>
+      </w:r>
+    </w:p>
+    <w:p>
+      <w:pPr>
+        <w:pStyle w:val="a3"/>
+        <w:ind w:left="1418"/>
+        <w:jc w:val="both"/>
+        <w:rPr>
+          <w:rFonts w:ascii="Consolas" w:hAnsi="Consolas" w:cs="Times New Roman"/>
+          <w:lang w:val="en-US"/>
+        </w:rPr>
+      </w:pPr>
+      <w:r>
+        <w:rPr>
+          <w:rFonts w:ascii="Consolas" w:hAnsi="Consolas" w:cs="Times New Roman"/>
+          <w:lang w:val="en-US"/>
+        </w:rPr>
+        <w:t xml:space="preserve">    </w:t>
       </w:r>
       <w:proofErr w:type="gramStart"/>
       <w:r>
@@ -31309,41 +31907,41 @@
           <w:rFonts w:ascii="Consolas" w:hAnsi="Consolas" w:cs="Times New Roman"/>
           <w:lang w:val="en-US"/>
         </w:rPr>
-        <w:t xml:space="preserve">                </w:t>
-      </w:r>
-      <w:proofErr w:type="gramStart"/>
-      <w:r>
-        <w:rPr>
-          <w:rFonts w:ascii="Consolas" w:hAnsi="Consolas" w:cs="Times New Roman"/>
-          <w:lang w:val="en-US"/>
-        </w:rPr>
-        <w:t>return</w:t>
-      </w:r>
-      <w:proofErr w:type="gramEnd"/>
-      <w:r>
-        <w:rPr>
-          <w:rFonts w:ascii="Consolas" w:hAnsi="Consolas" w:cs="Times New Roman"/>
-          <w:lang w:val="en-US"/>
-        </w:rPr>
-        <w:t xml:space="preserve"> await func(*args, **kwargs)</w:t>
-      </w:r>
-    </w:p>
-    <w:p>
-      <w:pPr>
-        <w:pStyle w:val="a3"/>
-        <w:ind w:left="1418"/>
-        <w:jc w:val="both"/>
-        <w:rPr>
-          <w:rFonts w:ascii="Consolas" w:hAnsi="Consolas" w:cs="Times New Roman"/>
-          <w:lang w:val="en-US"/>
-        </w:rPr>
-      </w:pPr>
-      <w:r>
-        <w:rPr>
-          <w:rFonts w:ascii="Consolas" w:hAnsi="Consolas" w:cs="Times New Roman"/>
-          <w:lang w:val="en-US"/>
-        </w:rPr>
-        <w:t xml:space="preserve">            </w:t>
+        <w:t xml:space="preserve">        loop.run_until_</w:t>
+      </w:r>
+      <w:proofErr w:type="gramStart"/>
+      <w:r>
+        <w:rPr>
+          <w:rFonts w:ascii="Consolas" w:hAnsi="Consolas" w:cs="Times New Roman"/>
+          <w:lang w:val="en-US"/>
+        </w:rPr>
+        <w:t>complete(</w:t>
+      </w:r>
+      <w:proofErr w:type="gramEnd"/>
+      <w:r>
+        <w:rPr>
+          <w:rFonts w:ascii="Consolas" w:hAnsi="Consolas" w:cs="Times New Roman"/>
+          <w:lang w:val="en-US"/>
+        </w:rPr>
+        <w:t>main())</w:t>
+      </w:r>
+    </w:p>
+    <w:p>
+      <w:pPr>
+        <w:pStyle w:val="a3"/>
+        <w:ind w:left="1418"/>
+        <w:jc w:val="both"/>
+        <w:rPr>
+          <w:rFonts w:ascii="Consolas" w:hAnsi="Consolas" w:cs="Times New Roman"/>
+          <w:lang w:val="en-US"/>
+        </w:rPr>
+      </w:pPr>
+      <w:r>
+        <w:rPr>
+          <w:rFonts w:ascii="Consolas" w:hAnsi="Consolas" w:cs="Times New Roman"/>
+          <w:lang w:val="en-US"/>
+        </w:rPr>
+        <w:t xml:space="preserve">    </w:t>
       </w:r>
       <w:proofErr w:type="gramStart"/>
       <w:r>
@@ -31377,108 +31975,6 @@
           <w:rFonts w:ascii="Consolas" w:hAnsi="Consolas" w:cs="Times New Roman"/>
           <w:lang w:val="en-US"/>
         </w:rPr>
-        <w:t xml:space="preserve">                </w:t>
-      </w:r>
-      <w:proofErr w:type="gramStart"/>
-      <w:r>
-        <w:rPr>
-          <w:rFonts w:ascii="Consolas" w:hAnsi="Consolas" w:cs="Times New Roman"/>
-          <w:lang w:val="en-US"/>
-        </w:rPr>
-        <w:t>end</w:t>
-      </w:r>
-      <w:proofErr w:type="gramEnd"/>
-      <w:r>
-        <w:rPr>
-          <w:rFonts w:ascii="Consolas" w:hAnsi="Consolas" w:cs="Times New Roman"/>
-          <w:lang w:val="en-US"/>
-        </w:rPr>
-        <w:t xml:space="preserve"> = time.monotonic()</w:t>
-      </w:r>
-    </w:p>
-    <w:p>
-      <w:pPr>
-        <w:pStyle w:val="a3"/>
-        <w:ind w:left="1418"/>
-        <w:jc w:val="both"/>
-        <w:rPr>
-          <w:rFonts w:ascii="Consolas" w:hAnsi="Consolas" w:cs="Times New Roman"/>
-          <w:lang w:val="en-US"/>
-        </w:rPr>
-      </w:pPr>
-      <w:r>
-        <w:rPr>
-          <w:rFonts w:ascii="Consolas" w:hAnsi="Consolas" w:cs="Times New Roman"/>
-          <w:lang w:val="en-US"/>
-        </w:rPr>
-        <w:t xml:space="preserve">                </w:t>
-      </w:r>
-      <w:proofErr w:type="gramStart"/>
-      <w:r>
-        <w:rPr>
-          <w:rFonts w:ascii="Consolas" w:hAnsi="Consolas" w:cs="Times New Roman"/>
-          <w:lang w:val="en-US"/>
-        </w:rPr>
-        <w:t>total</w:t>
-      </w:r>
-      <w:proofErr w:type="gramEnd"/>
-      <w:r>
-        <w:rPr>
-          <w:rFonts w:ascii="Consolas" w:hAnsi="Consolas" w:cs="Times New Roman"/>
-          <w:lang w:val="en-US"/>
-        </w:rPr>
-        <w:t xml:space="preserve"> = end - start</w:t>
-      </w:r>
-    </w:p>
-    <w:p>
-      <w:pPr>
-        <w:pStyle w:val="a3"/>
-        <w:ind w:left="1418"/>
-        <w:jc w:val="both"/>
-        <w:rPr>
-          <w:rFonts w:ascii="Consolas" w:hAnsi="Consolas" w:cs="Times New Roman"/>
-          <w:lang w:val="en-US"/>
-        </w:rPr>
-      </w:pPr>
-      <w:r>
-        <w:rPr>
-          <w:rFonts w:ascii="Consolas" w:hAnsi="Consolas" w:cs="Times New Roman"/>
-          <w:lang w:val="en-US"/>
-        </w:rPr>
-        <w:t xml:space="preserve">                </w:t>
-      </w:r>
-      <w:proofErr w:type="gramStart"/>
-      <w:r>
-        <w:rPr>
-          <w:rFonts w:ascii="Consolas" w:hAnsi="Consolas" w:cs="Times New Roman"/>
-          <w:lang w:val="en-US"/>
-        </w:rPr>
-        <w:t>print(</w:t>
-      </w:r>
-      <w:proofErr w:type="gramEnd"/>
-      <w:r>
-        <w:rPr>
-          <w:rFonts w:ascii="Consolas" w:hAnsi="Consolas" w:cs="Times New Roman"/>
-          <w:lang w:val="en-US"/>
-        </w:rPr>
-        <w:t>f'{func.__name__}: {total:.4f} sec')</w:t>
-      </w:r>
-    </w:p>
-    <w:p>
-      <w:pPr>
-        <w:pStyle w:val="a3"/>
-        <w:ind w:left="1418"/>
-        <w:jc w:val="both"/>
-        <w:rPr>
-          <w:rFonts w:ascii="Consolas" w:hAnsi="Consolas" w:cs="Times New Roman"/>
-          <w:lang w:val="en-US"/>
-        </w:rPr>
-      </w:pPr>
-      <w:r>
-        <w:rPr>
-          <w:rFonts w:ascii="Consolas" w:hAnsi="Consolas" w:cs="Times New Roman"/>
-          <w:lang w:val="en-US"/>
-        </w:rPr>
         <w:t xml:space="preserve">        </w:t>
       </w:r>
       <w:proofErr w:type="gramStart"/>
@@ -31487,1344 +31983,6 @@
           <w:rFonts w:ascii="Consolas" w:hAnsi="Consolas" w:cs="Times New Roman"/>
           <w:lang w:val="en-US"/>
         </w:rPr>
-        <w:t>return</w:t>
-      </w:r>
-      <w:proofErr w:type="gramEnd"/>
-      <w:r>
-        <w:rPr>
-          <w:rFonts w:ascii="Consolas" w:hAnsi="Consolas" w:cs="Times New Roman"/>
-          <w:lang w:val="en-US"/>
-        </w:rPr>
-        <w:t xml:space="preserve"> wrapped</w:t>
-      </w:r>
-    </w:p>
-    <w:p>
-      <w:pPr>
-        <w:pStyle w:val="a3"/>
-        <w:ind w:left="1418"/>
-        <w:jc w:val="both"/>
-        <w:rPr>
-          <w:rFonts w:ascii="Consolas" w:hAnsi="Consolas" w:cs="Times New Roman"/>
-          <w:lang w:val="en-US"/>
-        </w:rPr>
-      </w:pPr>
-      <w:r>
-        <w:rPr>
-          <w:rFonts w:ascii="Consolas" w:hAnsi="Consolas" w:cs="Times New Roman"/>
-          <w:lang w:val="en-US"/>
-        </w:rPr>
-        <w:t xml:space="preserve">    </w:t>
-      </w:r>
-      <w:proofErr w:type="gramStart"/>
-      <w:r>
-        <w:rPr>
-          <w:rFonts w:ascii="Consolas" w:hAnsi="Consolas" w:cs="Times New Roman"/>
-          <w:lang w:val="en-US"/>
-        </w:rPr>
-        <w:t>return</w:t>
-      </w:r>
-      <w:proofErr w:type="gramEnd"/>
-      <w:r>
-        <w:rPr>
-          <w:rFonts w:ascii="Consolas" w:hAnsi="Consolas" w:cs="Times New Roman"/>
-          <w:lang w:val="en-US"/>
-        </w:rPr>
-        <w:t xml:space="preserve"> wrapper</w:t>
-      </w:r>
-    </w:p>
-    <w:p>
-      <w:pPr>
-        <w:pStyle w:val="a3"/>
-        <w:ind w:left="1418"/>
-        <w:jc w:val="both"/>
-        <w:rPr>
-          <w:rFonts w:ascii="Consolas" w:hAnsi="Consolas" w:cs="Times New Roman"/>
-          <w:lang w:val="en-US"/>
-        </w:rPr>
-      </w:pPr>
-    </w:p>
-    <w:p>
-      <w:pPr>
-        <w:pStyle w:val="a3"/>
-        <w:ind w:left="1418"/>
-        <w:jc w:val="both"/>
-        <w:rPr>
-          <w:rFonts w:ascii="Consolas" w:hAnsi="Consolas" w:cs="Times New Roman"/>
-          <w:lang w:val="en-US"/>
-        </w:rPr>
-      </w:pPr>
-    </w:p>
-    <w:p>
-      <w:pPr>
-        <w:pStyle w:val="a3"/>
-        <w:ind w:left="1418"/>
-        <w:jc w:val="both"/>
-        <w:rPr>
-          <w:rFonts w:ascii="Consolas" w:hAnsi="Consolas" w:cs="Times New Roman"/>
-          <w:lang w:val="en-US"/>
-        </w:rPr>
-      </w:pPr>
-    </w:p>
-    <w:p>
-      <w:pPr>
-        <w:pStyle w:val="a3"/>
-        <w:ind w:left="1418"/>
-        <w:jc w:val="both"/>
-        <w:rPr>
-          <w:rFonts w:ascii="Consolas" w:hAnsi="Consolas" w:cs="Times New Roman"/>
-          <w:lang w:val="en-US"/>
-        </w:rPr>
-      </w:pPr>
-      <w:proofErr w:type="gramStart"/>
-      <w:r>
-        <w:rPr>
-          <w:rFonts w:ascii="Consolas" w:hAnsi="Consolas" w:cs="Times New Roman"/>
-          <w:lang w:val="en-US"/>
-        </w:rPr>
-        <w:t>async</w:t>
-      </w:r>
-      <w:proofErr w:type="gramEnd"/>
-      <w:r>
-        <w:rPr>
-          <w:rFonts w:ascii="Consolas" w:hAnsi="Consolas" w:cs="Times New Roman"/>
-          <w:lang w:val="en-US"/>
-        </w:rPr>
-        <w:t xml:space="preserve"> def get_status_url(args):</w:t>
-      </w:r>
-    </w:p>
-    <w:p>
-      <w:pPr>
-        <w:pStyle w:val="a3"/>
-        <w:ind w:left="1418"/>
-        <w:jc w:val="both"/>
-        <w:rPr>
-          <w:rFonts w:ascii="Consolas" w:hAnsi="Consolas" w:cs="Times New Roman"/>
-          <w:lang w:val="en-US"/>
-        </w:rPr>
-      </w:pPr>
-      <w:r>
-        <w:rPr>
-          <w:rFonts w:ascii="Consolas" w:hAnsi="Consolas" w:cs="Times New Roman"/>
-          <w:lang w:val="en-US"/>
-        </w:rPr>
-        <w:t xml:space="preserve">    </w:t>
-      </w:r>
-      <w:proofErr w:type="gramStart"/>
-      <w:r>
-        <w:rPr>
-          <w:rFonts w:ascii="Consolas" w:hAnsi="Consolas" w:cs="Times New Roman"/>
-          <w:lang w:val="en-US"/>
-        </w:rPr>
-        <w:t>url</w:t>
-      </w:r>
-      <w:proofErr w:type="gramEnd"/>
-      <w:r>
-        <w:rPr>
-          <w:rFonts w:ascii="Consolas" w:hAnsi="Consolas" w:cs="Times New Roman"/>
-          <w:lang w:val="en-US"/>
-        </w:rPr>
-        <w:t>, data, headers, i = args</w:t>
-      </w:r>
-    </w:p>
-    <w:p>
-      <w:pPr>
-        <w:pStyle w:val="a3"/>
-        <w:ind w:left="1418"/>
-        <w:jc w:val="both"/>
-        <w:rPr>
-          <w:rFonts w:ascii="Consolas" w:hAnsi="Consolas" w:cs="Times New Roman"/>
-          <w:lang w:val="en-US"/>
-        </w:rPr>
-      </w:pPr>
-      <w:r>
-        <w:rPr>
-          <w:rFonts w:ascii="Consolas" w:hAnsi="Consolas" w:cs="Times New Roman"/>
-          <w:lang w:val="en-US"/>
-        </w:rPr>
-        <w:t xml:space="preserve">    </w:t>
-      </w:r>
-      <w:proofErr w:type="gramStart"/>
-      <w:r>
-        <w:rPr>
-          <w:rFonts w:ascii="Consolas" w:hAnsi="Consolas" w:cs="Times New Roman"/>
-          <w:lang w:val="en-US"/>
-        </w:rPr>
-        <w:t>start</w:t>
-      </w:r>
-      <w:proofErr w:type="gramEnd"/>
-      <w:r>
-        <w:rPr>
-          <w:rFonts w:ascii="Consolas" w:hAnsi="Consolas" w:cs="Times New Roman"/>
-          <w:lang w:val="en-US"/>
-        </w:rPr>
-        <w:t xml:space="preserve"> = time.monotonic()</w:t>
-      </w:r>
-    </w:p>
-    <w:p>
-      <w:pPr>
-        <w:pStyle w:val="a3"/>
-        <w:ind w:left="1418"/>
-        <w:jc w:val="both"/>
-        <w:rPr>
-          <w:rFonts w:ascii="Consolas" w:hAnsi="Consolas" w:cs="Times New Roman"/>
-          <w:color w:val="FF0000"/>
-          <w:lang w:val="en-US"/>
-        </w:rPr>
-      </w:pPr>
-      <w:r>
-        <w:rPr>
-          <w:rFonts w:ascii="Consolas" w:hAnsi="Consolas" w:cs="Times New Roman"/>
-          <w:lang w:val="en-US"/>
-        </w:rPr>
-        <w:t xml:space="preserve">    </w:t>
-      </w:r>
-      <w:proofErr w:type="gramStart"/>
-      <w:r>
-        <w:rPr>
-          <w:rFonts w:ascii="Consolas" w:hAnsi="Consolas" w:cs="Times New Roman"/>
-          <w:color w:val="FF0000"/>
-          <w:lang w:val="en-US"/>
-        </w:rPr>
-        <w:t>async</w:t>
-      </w:r>
-      <w:proofErr w:type="gramEnd"/>
-      <w:r>
-        <w:rPr>
-          <w:rFonts w:ascii="Consolas" w:hAnsi="Consolas" w:cs="Times New Roman"/>
-          <w:color w:val="FF0000"/>
-          <w:lang w:val="en-US"/>
-        </w:rPr>
-        <w:t xml:space="preserve"> with aiohttp.ClientSession() as session:</w:t>
-      </w:r>
-    </w:p>
-    <w:p>
-      <w:pPr>
-        <w:pStyle w:val="a3"/>
-        <w:ind w:left="1418"/>
-        <w:jc w:val="both"/>
-        <w:rPr>
-          <w:rFonts w:ascii="Consolas" w:hAnsi="Consolas" w:cs="Times New Roman"/>
-          <w:color w:val="FF0000"/>
-          <w:lang w:val="en-US"/>
-        </w:rPr>
-      </w:pPr>
-      <w:r>
-        <w:rPr>
-          <w:rFonts w:ascii="Consolas" w:hAnsi="Consolas" w:cs="Times New Roman"/>
-          <w:color w:val="FF0000"/>
-          <w:lang w:val="en-US"/>
-        </w:rPr>
-        <w:t xml:space="preserve">        # </w:t>
-      </w:r>
-      <w:proofErr w:type="gramStart"/>
-      <w:r>
-        <w:rPr>
-          <w:rFonts w:ascii="Consolas" w:hAnsi="Consolas" w:cs="Times New Roman"/>
-          <w:color w:val="FF0000"/>
-          <w:lang w:val="en-US"/>
-        </w:rPr>
-        <w:t>async</w:t>
-      </w:r>
-      <w:proofErr w:type="gramEnd"/>
-      <w:r>
-        <w:rPr>
-          <w:rFonts w:ascii="Consolas" w:hAnsi="Consolas" w:cs="Times New Roman"/>
-          <w:color w:val="FF0000"/>
-          <w:lang w:val="en-US"/>
-        </w:rPr>
-        <w:t xml:space="preserve"> with session.get(url) as response:</w:t>
-      </w:r>
-    </w:p>
-    <w:p>
-      <w:pPr>
-        <w:pStyle w:val="a3"/>
-        <w:ind w:left="1418"/>
-        <w:jc w:val="both"/>
-        <w:rPr>
-          <w:rFonts w:ascii="Consolas" w:hAnsi="Consolas" w:cs="Times New Roman"/>
-          <w:color w:val="FF0000"/>
-          <w:lang w:val="en-US"/>
-        </w:rPr>
-      </w:pPr>
-      <w:r>
-        <w:rPr>
-          <w:rFonts w:ascii="Consolas" w:hAnsi="Consolas" w:cs="Times New Roman"/>
-          <w:color w:val="FF0000"/>
-          <w:lang w:val="en-US"/>
-        </w:rPr>
-        <w:t xml:space="preserve">        #     </w:t>
-      </w:r>
-      <w:proofErr w:type="gramStart"/>
-      <w:r>
-        <w:rPr>
-          <w:rFonts w:ascii="Consolas" w:hAnsi="Consolas" w:cs="Times New Roman"/>
-          <w:color w:val="FF0000"/>
-          <w:lang w:val="en-US"/>
-        </w:rPr>
-        <w:t>resp</w:t>
-      </w:r>
-      <w:proofErr w:type="gramEnd"/>
-      <w:r>
-        <w:rPr>
-          <w:rFonts w:ascii="Consolas" w:hAnsi="Consolas" w:cs="Times New Roman"/>
-          <w:color w:val="FF0000"/>
-          <w:lang w:val="en-US"/>
-        </w:rPr>
-        <w:t xml:space="preserve"> = response.status</w:t>
-      </w:r>
-    </w:p>
-    <w:p>
-      <w:pPr>
-        <w:pStyle w:val="a3"/>
-        <w:ind w:left="1418"/>
-        <w:jc w:val="both"/>
-        <w:rPr>
-          <w:rFonts w:ascii="Consolas" w:hAnsi="Consolas" w:cs="Times New Roman"/>
-          <w:color w:val="FF0000"/>
-          <w:lang w:val="en-US"/>
-        </w:rPr>
-      </w:pPr>
-    </w:p>
-    <w:p>
-      <w:pPr>
-        <w:pStyle w:val="a3"/>
-        <w:ind w:left="1418"/>
-        <w:jc w:val="both"/>
-        <w:rPr>
-          <w:rFonts w:ascii="Consolas" w:hAnsi="Consolas" w:cs="Times New Roman"/>
-          <w:color w:val="FF0000"/>
-          <w:lang w:val="en-US"/>
-        </w:rPr>
-      </w:pPr>
-      <w:r>
-        <w:rPr>
-          <w:rFonts w:ascii="Consolas" w:hAnsi="Consolas" w:cs="Times New Roman"/>
-          <w:color w:val="FF0000"/>
-          <w:lang w:val="en-US"/>
-        </w:rPr>
-        <w:t xml:space="preserve">        </w:t>
-      </w:r>
-      <w:proofErr w:type="gramStart"/>
-      <w:r>
-        <w:rPr>
-          <w:rFonts w:ascii="Consolas" w:hAnsi="Consolas" w:cs="Times New Roman"/>
-          <w:color w:val="FF0000"/>
-          <w:lang w:val="en-US"/>
-        </w:rPr>
-        <w:t>async</w:t>
-      </w:r>
-      <w:proofErr w:type="gramEnd"/>
-      <w:r>
-        <w:rPr>
-          <w:rFonts w:ascii="Consolas" w:hAnsi="Consolas" w:cs="Times New Roman"/>
-          <w:color w:val="FF0000"/>
-          <w:lang w:val="en-US"/>
-        </w:rPr>
-        <w:t xml:space="preserve"> with session.post(</w:t>
-      </w:r>
-    </w:p>
-    <w:p>
-      <w:pPr>
-        <w:pStyle w:val="a3"/>
-        <w:ind w:left="1418"/>
-        <w:jc w:val="both"/>
-        <w:rPr>
-          <w:rFonts w:ascii="Consolas" w:hAnsi="Consolas" w:cs="Times New Roman"/>
-          <w:color w:val="FF0000"/>
-          <w:lang w:val="en-US"/>
-        </w:rPr>
-      </w:pPr>
-      <w:r>
-        <w:rPr>
-          <w:rFonts w:ascii="Consolas" w:hAnsi="Consolas" w:cs="Times New Roman"/>
-          <w:color w:val="FF0000"/>
-          <w:lang w:val="en-US"/>
-        </w:rPr>
-        <w:lastRenderedPageBreak/>
-        <w:t xml:space="preserve">            </w:t>
-      </w:r>
-      <w:proofErr w:type="gramStart"/>
-      <w:r>
-        <w:rPr>
-          <w:rFonts w:ascii="Consolas" w:hAnsi="Consolas" w:cs="Times New Roman"/>
-          <w:color w:val="FF0000"/>
-          <w:lang w:val="en-US"/>
-        </w:rPr>
-        <w:t>url=</w:t>
-      </w:r>
-      <w:proofErr w:type="gramEnd"/>
-      <w:r>
-        <w:rPr>
-          <w:rFonts w:ascii="Consolas" w:hAnsi="Consolas" w:cs="Times New Roman"/>
-          <w:color w:val="FF0000"/>
-          <w:lang w:val="en-US"/>
-        </w:rPr>
-        <w:t>url,</w:t>
-      </w:r>
-    </w:p>
-    <w:p>
-      <w:pPr>
-        <w:pStyle w:val="a3"/>
-        <w:ind w:left="1418"/>
-        <w:jc w:val="both"/>
-        <w:rPr>
-          <w:rFonts w:ascii="Consolas" w:hAnsi="Consolas" w:cs="Times New Roman"/>
-          <w:color w:val="FF0000"/>
-          <w:lang w:val="en-US"/>
-        </w:rPr>
-      </w:pPr>
-      <w:r>
-        <w:rPr>
-          <w:rFonts w:ascii="Consolas" w:hAnsi="Consolas" w:cs="Times New Roman"/>
-          <w:color w:val="FF0000"/>
-          <w:lang w:val="en-US"/>
-        </w:rPr>
-        <w:t xml:space="preserve">            </w:t>
-      </w:r>
-      <w:proofErr w:type="gramStart"/>
-      <w:r>
-        <w:rPr>
-          <w:rFonts w:ascii="Consolas" w:hAnsi="Consolas" w:cs="Times New Roman"/>
-          <w:color w:val="FF0000"/>
-          <w:lang w:val="en-US"/>
-        </w:rPr>
-        <w:t>data</w:t>
-      </w:r>
-      <w:proofErr w:type="gramEnd"/>
-      <w:r>
-        <w:rPr>
-          <w:rFonts w:ascii="Consolas" w:hAnsi="Consolas" w:cs="Times New Roman"/>
-          <w:color w:val="FF0000"/>
-          <w:lang w:val="en-US"/>
-        </w:rPr>
-        <w:t xml:space="preserve"> = data,</w:t>
-      </w:r>
-    </w:p>
-    <w:p>
-      <w:pPr>
-        <w:pStyle w:val="a3"/>
-        <w:ind w:left="1418"/>
-        <w:jc w:val="both"/>
-        <w:rPr>
-          <w:rFonts w:ascii="Consolas" w:hAnsi="Consolas" w:cs="Times New Roman"/>
-          <w:color w:val="FF0000"/>
-          <w:lang w:val="en-US"/>
-        </w:rPr>
-      </w:pPr>
-      <w:r>
-        <w:rPr>
-          <w:rFonts w:ascii="Consolas" w:hAnsi="Consolas" w:cs="Times New Roman"/>
-          <w:color w:val="FF0000"/>
-          <w:lang w:val="en-US"/>
-        </w:rPr>
-        <w:t xml:space="preserve">            </w:t>
-      </w:r>
-      <w:proofErr w:type="gramStart"/>
-      <w:r>
-        <w:rPr>
-          <w:rFonts w:ascii="Consolas" w:hAnsi="Consolas" w:cs="Times New Roman"/>
-          <w:color w:val="FF0000"/>
-          <w:lang w:val="en-US"/>
-        </w:rPr>
-        <w:t>headers</w:t>
-      </w:r>
-      <w:proofErr w:type="gramEnd"/>
-      <w:r>
-        <w:rPr>
-          <w:rFonts w:ascii="Consolas" w:hAnsi="Consolas" w:cs="Times New Roman"/>
-          <w:color w:val="FF0000"/>
-          <w:lang w:val="en-US"/>
-        </w:rPr>
-        <w:t xml:space="preserve"> = headers</w:t>
-      </w:r>
-    </w:p>
-    <w:p>
-      <w:pPr>
-        <w:pStyle w:val="a3"/>
-        <w:ind w:left="1418"/>
-        <w:jc w:val="both"/>
-        <w:rPr>
-          <w:rFonts w:ascii="Consolas" w:hAnsi="Consolas" w:cs="Times New Roman"/>
-          <w:color w:val="FF0000"/>
-          <w:lang w:val="en-US"/>
-        </w:rPr>
-      </w:pPr>
-      <w:r>
-        <w:rPr>
-          <w:rFonts w:ascii="Consolas" w:hAnsi="Consolas" w:cs="Times New Roman"/>
-          <w:color w:val="FF0000"/>
-          <w:lang w:val="en-US"/>
-        </w:rPr>
-        <w:t xml:space="preserve">        ) as response:</w:t>
-      </w:r>
-    </w:p>
-    <w:p>
-      <w:pPr>
-        <w:pStyle w:val="a3"/>
-        <w:ind w:left="1418"/>
-        <w:jc w:val="both"/>
-        <w:rPr>
-          <w:rFonts w:ascii="Consolas" w:hAnsi="Consolas" w:cs="Times New Roman"/>
-          <w:color w:val="FF0000"/>
-          <w:lang w:val="en-US"/>
-        </w:rPr>
-      </w:pPr>
-      <w:r>
-        <w:rPr>
-          <w:rFonts w:ascii="Consolas" w:hAnsi="Consolas" w:cs="Times New Roman"/>
-          <w:color w:val="FF0000"/>
-          <w:lang w:val="en-US"/>
-        </w:rPr>
-        <w:t xml:space="preserve">            </w:t>
-      </w:r>
-      <w:proofErr w:type="gramStart"/>
-      <w:r>
-        <w:rPr>
-          <w:rFonts w:ascii="Consolas" w:hAnsi="Consolas" w:cs="Times New Roman"/>
-          <w:color w:val="FF0000"/>
-          <w:lang w:val="en-US"/>
-        </w:rPr>
-        <w:t>resp</w:t>
-      </w:r>
-      <w:proofErr w:type="gramEnd"/>
-      <w:r>
-        <w:rPr>
-          <w:rFonts w:ascii="Consolas" w:hAnsi="Consolas" w:cs="Times New Roman"/>
-          <w:color w:val="FF0000"/>
-          <w:lang w:val="en-US"/>
-        </w:rPr>
-        <w:t xml:space="preserve"> = response.status</w:t>
-      </w:r>
-    </w:p>
-    <w:p>
-      <w:pPr>
-        <w:pStyle w:val="a3"/>
-        <w:ind w:left="1418"/>
-        <w:jc w:val="both"/>
-        <w:rPr>
-          <w:rFonts w:ascii="Consolas" w:hAnsi="Consolas" w:cs="Times New Roman"/>
-          <w:lang w:val="en-US"/>
-        </w:rPr>
-      </w:pPr>
-      <w:r>
-        <w:rPr>
-          <w:rFonts w:ascii="Consolas" w:hAnsi="Consolas" w:cs="Times New Roman"/>
-          <w:lang w:val="en-US"/>
-        </w:rPr>
-        <w:t xml:space="preserve"> </w:t>
-      </w:r>
-    </w:p>
-    <w:p>
-      <w:pPr>
-        <w:pStyle w:val="a3"/>
-        <w:ind w:left="1418"/>
-        <w:jc w:val="both"/>
-        <w:rPr>
-          <w:rFonts w:ascii="Consolas" w:hAnsi="Consolas" w:cs="Times New Roman"/>
-          <w:lang w:val="en-US"/>
-        </w:rPr>
-      </w:pPr>
-      <w:r>
-        <w:rPr>
-          <w:rFonts w:ascii="Consolas" w:hAnsi="Consolas" w:cs="Times New Roman"/>
-          <w:lang w:val="en-US"/>
-        </w:rPr>
-        <w:t xml:space="preserve">    </w:t>
-      </w:r>
-      <w:proofErr w:type="gramStart"/>
-      <w:r>
-        <w:rPr>
-          <w:rFonts w:ascii="Consolas" w:hAnsi="Consolas" w:cs="Times New Roman"/>
-          <w:lang w:val="en-US"/>
-        </w:rPr>
-        <w:t>total</w:t>
-      </w:r>
-      <w:proofErr w:type="gramEnd"/>
-      <w:r>
-        <w:rPr>
-          <w:rFonts w:ascii="Consolas" w:hAnsi="Consolas" w:cs="Times New Roman"/>
-          <w:lang w:val="en-US"/>
-        </w:rPr>
-        <w:t xml:space="preserve"> = time.monotonic() - start</w:t>
-      </w:r>
-    </w:p>
-    <w:p>
-      <w:pPr>
-        <w:pStyle w:val="a3"/>
-        <w:ind w:left="1418"/>
-        <w:jc w:val="both"/>
-        <w:rPr>
-          <w:rFonts w:ascii="Consolas" w:hAnsi="Consolas" w:cs="Times New Roman"/>
-          <w:lang w:val="en-US"/>
-        </w:rPr>
-      </w:pPr>
-      <w:r>
-        <w:rPr>
-          <w:rFonts w:ascii="Consolas" w:hAnsi="Consolas" w:cs="Times New Roman"/>
-          <w:lang w:val="en-US"/>
-        </w:rPr>
-        <w:t xml:space="preserve">    </w:t>
-      </w:r>
-      <w:proofErr w:type="gramStart"/>
-      <w:r>
-        <w:rPr>
-          <w:rFonts w:ascii="Consolas" w:hAnsi="Consolas" w:cs="Times New Roman"/>
-          <w:lang w:val="en-US"/>
-        </w:rPr>
-        <w:t>return</w:t>
-      </w:r>
-      <w:proofErr w:type="gramEnd"/>
-      <w:r>
-        <w:rPr>
-          <w:rFonts w:ascii="Consolas" w:hAnsi="Consolas" w:cs="Times New Roman"/>
-          <w:lang w:val="en-US"/>
-        </w:rPr>
-        <w:t xml:space="preserve"> f'func {i}: {total:.4f} sec [done] [status: {resp}]'</w:t>
-      </w:r>
-    </w:p>
-    <w:p>
-      <w:pPr>
-        <w:pStyle w:val="a3"/>
-        <w:ind w:left="1418"/>
-        <w:jc w:val="both"/>
-        <w:rPr>
-          <w:rFonts w:ascii="Consolas" w:hAnsi="Consolas" w:cs="Times New Roman"/>
-          <w:lang w:val="en-US"/>
-        </w:rPr>
-      </w:pPr>
-      <w:r>
-        <w:rPr>
-          <w:rFonts w:ascii="Consolas" w:hAnsi="Consolas" w:cs="Times New Roman"/>
-          <w:lang w:val="en-US"/>
-        </w:rPr>
-        <w:t>@async_</w:t>
-      </w:r>
-      <w:proofErr w:type="gramStart"/>
-      <w:r>
-        <w:rPr>
-          <w:rFonts w:ascii="Consolas" w:hAnsi="Consolas" w:cs="Times New Roman"/>
-          <w:lang w:val="en-US"/>
-        </w:rPr>
-        <w:t>timed()</w:t>
-      </w:r>
-      <w:proofErr w:type="gramEnd"/>
-    </w:p>
-    <w:p>
-      <w:pPr>
-        <w:pStyle w:val="a3"/>
-        <w:ind w:left="1418"/>
-        <w:jc w:val="both"/>
-        <w:rPr>
-          <w:rFonts w:ascii="Consolas" w:hAnsi="Consolas" w:cs="Times New Roman"/>
-          <w:lang w:val="en-US"/>
-        </w:rPr>
-      </w:pPr>
-      <w:proofErr w:type="gramStart"/>
-      <w:r>
-        <w:rPr>
-          <w:rFonts w:ascii="Consolas" w:hAnsi="Consolas" w:cs="Times New Roman"/>
-          <w:lang w:val="en-US"/>
-        </w:rPr>
-        <w:t>async</w:t>
-      </w:r>
-      <w:proofErr w:type="gramEnd"/>
-      <w:r>
-        <w:rPr>
-          <w:rFonts w:ascii="Consolas" w:hAnsi="Consolas" w:cs="Times New Roman"/>
-          <w:lang w:val="en-US"/>
-        </w:rPr>
-        <w:t xml:space="preserve"> def main():</w:t>
-      </w:r>
-    </w:p>
-    <w:p>
-      <w:pPr>
-        <w:pStyle w:val="a3"/>
-        <w:ind w:left="1418"/>
-        <w:jc w:val="both"/>
-        <w:rPr>
-          <w:rFonts w:ascii="Consolas" w:hAnsi="Consolas" w:cs="Times New Roman"/>
-          <w:lang w:val="en-US"/>
-        </w:rPr>
-      </w:pPr>
-      <w:r>
-        <w:rPr>
-          <w:rFonts w:ascii="Consolas" w:hAnsi="Consolas" w:cs="Times New Roman"/>
-          <w:lang w:val="en-US"/>
-        </w:rPr>
-        <w:t xml:space="preserve">    </w:t>
-      </w:r>
-      <w:proofErr w:type="gramStart"/>
-      <w:r>
-        <w:rPr>
-          <w:rFonts w:ascii="Consolas" w:hAnsi="Consolas" w:cs="Times New Roman"/>
-          <w:lang w:val="en-US"/>
-        </w:rPr>
-        <w:t>url</w:t>
-      </w:r>
-      <w:proofErr w:type="gramEnd"/>
-      <w:r>
-        <w:rPr>
-          <w:rFonts w:ascii="Consolas" w:hAnsi="Consolas" w:cs="Times New Roman"/>
-          <w:lang w:val="en-US"/>
-        </w:rPr>
-        <w:t xml:space="preserve"> = 'http://192.168.10.230:9001/api'</w:t>
-      </w:r>
-    </w:p>
-    <w:p>
-      <w:pPr>
-        <w:pStyle w:val="a3"/>
-        <w:ind w:left="1418"/>
-        <w:jc w:val="both"/>
-        <w:rPr>
-          <w:rFonts w:ascii="Consolas" w:hAnsi="Consolas" w:cs="Times New Roman"/>
-          <w:lang w:val="en-US"/>
-        </w:rPr>
-      </w:pPr>
-      <w:r>
-        <w:rPr>
-          <w:rFonts w:ascii="Consolas" w:hAnsi="Consolas" w:cs="Times New Roman"/>
-          <w:lang w:val="en-US"/>
-        </w:rPr>
-        <w:t xml:space="preserve">    </w:t>
-      </w:r>
-      <w:proofErr w:type="gramStart"/>
-      <w:r>
-        <w:rPr>
-          <w:rFonts w:ascii="Consolas" w:hAnsi="Consolas" w:cs="Times New Roman"/>
-          <w:lang w:val="en-US"/>
-        </w:rPr>
-        <w:t>data</w:t>
-      </w:r>
-      <w:proofErr w:type="gramEnd"/>
-      <w:r>
-        <w:rPr>
-          <w:rFonts w:ascii="Consolas" w:hAnsi="Consolas" w:cs="Times New Roman"/>
-          <w:lang w:val="en-US"/>
-        </w:rPr>
-        <w:t xml:space="preserve"> = {</w:t>
-      </w:r>
-    </w:p>
-    <w:p>
-      <w:pPr>
-        <w:pStyle w:val="a3"/>
-        <w:ind w:left="1418"/>
-        <w:jc w:val="both"/>
-        <w:rPr>
-          <w:rFonts w:ascii="Consolas" w:hAnsi="Consolas" w:cs="Times New Roman"/>
-          <w:lang w:val="en-US"/>
-        </w:rPr>
-      </w:pPr>
-      <w:r>
-        <w:rPr>
-          <w:rFonts w:ascii="Consolas" w:hAnsi="Consolas" w:cs="Times New Roman"/>
-          <w:lang w:val="en-US"/>
-        </w:rPr>
-        <w:t xml:space="preserve">            "</w:t>
-      </w:r>
-      <w:proofErr w:type="gramStart"/>
-      <w:r>
-        <w:rPr>
-          <w:rFonts w:ascii="Consolas" w:hAnsi="Consolas" w:cs="Times New Roman"/>
-          <w:lang w:val="en-US"/>
-        </w:rPr>
-        <w:t>method</w:t>
-      </w:r>
-      <w:proofErr w:type="gramEnd"/>
-      <w:r>
-        <w:rPr>
-          <w:rFonts w:ascii="Consolas" w:hAnsi="Consolas" w:cs="Times New Roman"/>
-          <w:lang w:val="en-US"/>
-        </w:rPr>
-        <w:t>": "getbymask",</w:t>
-      </w:r>
-    </w:p>
-    <w:p>
-      <w:pPr>
-        <w:pStyle w:val="a3"/>
-        <w:ind w:left="1418"/>
-        <w:jc w:val="both"/>
-        <w:rPr>
-          <w:rFonts w:ascii="Consolas" w:hAnsi="Consolas" w:cs="Times New Roman"/>
-          <w:lang w:val="en-US"/>
-        </w:rPr>
-      </w:pPr>
-      <w:r>
-        <w:rPr>
-          <w:rFonts w:ascii="Consolas" w:hAnsi="Consolas" w:cs="Times New Roman"/>
-          <w:lang w:val="en-US"/>
-        </w:rPr>
-        <w:t xml:space="preserve">            "</w:t>
-      </w:r>
-      <w:proofErr w:type="gramStart"/>
-      <w:r>
-        <w:rPr>
-          <w:rFonts w:ascii="Consolas" w:hAnsi="Consolas" w:cs="Times New Roman"/>
-          <w:lang w:val="en-US"/>
-        </w:rPr>
-        <w:t>mask</w:t>
-      </w:r>
-      <w:proofErr w:type="gramEnd"/>
-      <w:r>
-        <w:rPr>
-          <w:rFonts w:ascii="Consolas" w:hAnsi="Consolas" w:cs="Times New Roman"/>
-          <w:lang w:val="en-US"/>
-        </w:rPr>
-        <w:t>": "220070XXXXXX6464"</w:t>
-      </w:r>
-    </w:p>
-    <w:p>
-      <w:pPr>
-        <w:pStyle w:val="a3"/>
-        <w:ind w:left="1418"/>
-        <w:jc w:val="both"/>
-        <w:rPr>
-          <w:rFonts w:ascii="Consolas" w:hAnsi="Consolas" w:cs="Times New Roman"/>
-          <w:lang w:val="en-US"/>
-        </w:rPr>
-      </w:pPr>
-      <w:r>
-        <w:rPr>
-          <w:rFonts w:ascii="Consolas" w:hAnsi="Consolas" w:cs="Times New Roman"/>
-          <w:lang w:val="en-US"/>
-        </w:rPr>
-        <w:t xml:space="preserve">            }</w:t>
-      </w:r>
-    </w:p>
-    <w:p>
-      <w:pPr>
-        <w:pStyle w:val="a3"/>
-        <w:ind w:left="1418"/>
-        <w:jc w:val="both"/>
-        <w:rPr>
-          <w:rFonts w:ascii="Consolas" w:hAnsi="Consolas" w:cs="Times New Roman"/>
-          <w:lang w:val="en-US"/>
-        </w:rPr>
-      </w:pPr>
-      <w:r>
-        <w:rPr>
-          <w:rFonts w:ascii="Consolas" w:hAnsi="Consolas" w:cs="Times New Roman"/>
-          <w:lang w:val="en-US"/>
-        </w:rPr>
-        <w:t xml:space="preserve">    </w:t>
-      </w:r>
-      <w:proofErr w:type="gramStart"/>
-      <w:r>
-        <w:rPr>
-          <w:rFonts w:ascii="Consolas" w:hAnsi="Consolas" w:cs="Times New Roman"/>
-          <w:lang w:val="en-US"/>
-        </w:rPr>
-        <w:t>headers</w:t>
-      </w:r>
-      <w:proofErr w:type="gramEnd"/>
-      <w:r>
-        <w:rPr>
-          <w:rFonts w:ascii="Consolas" w:hAnsi="Consolas" w:cs="Times New Roman"/>
-          <w:lang w:val="en-US"/>
-        </w:rPr>
-        <w:t xml:space="preserve"> = {"Content-Type": "application/json"}</w:t>
-      </w:r>
-    </w:p>
-    <w:p>
-      <w:pPr>
-        <w:pStyle w:val="a3"/>
-        <w:ind w:left="1418"/>
-        <w:jc w:val="both"/>
-        <w:rPr>
-          <w:rFonts w:ascii="Consolas" w:hAnsi="Consolas" w:cs="Times New Roman"/>
-          <w:lang w:val="en-US"/>
-        </w:rPr>
-      </w:pPr>
-    </w:p>
-    <w:p>
-      <w:pPr>
-        <w:pStyle w:val="a3"/>
-        <w:ind w:left="1418"/>
-        <w:jc w:val="both"/>
-        <w:rPr>
-          <w:rFonts w:ascii="Consolas" w:hAnsi="Consolas" w:cs="Times New Roman"/>
-          <w:lang w:val="en-US"/>
-        </w:rPr>
-      </w:pPr>
-      <w:r>
-        <w:rPr>
-          <w:rFonts w:ascii="Consolas" w:hAnsi="Consolas" w:cs="Times New Roman"/>
-          <w:lang w:val="en-US"/>
-        </w:rPr>
-        <w:t xml:space="preserve">    </w:t>
-      </w:r>
-      <w:proofErr w:type="gramStart"/>
-      <w:r>
-        <w:rPr>
-          <w:rFonts w:ascii="Consolas" w:hAnsi="Consolas" w:cs="Times New Roman"/>
-          <w:lang w:val="en-US"/>
-        </w:rPr>
-        <w:t>reqs</w:t>
-      </w:r>
-      <w:proofErr w:type="gramEnd"/>
-      <w:r>
-        <w:rPr>
-          <w:rFonts w:ascii="Consolas" w:hAnsi="Consolas" w:cs="Times New Roman"/>
-          <w:lang w:val="en-US"/>
-        </w:rPr>
-        <w:t xml:space="preserve"> = [(url, data, headers, i) for i in range(1, 11)]</w:t>
-      </w:r>
-    </w:p>
-    <w:p>
-      <w:pPr>
-        <w:pStyle w:val="a3"/>
-        <w:ind w:left="1418"/>
-        <w:jc w:val="both"/>
-        <w:rPr>
-          <w:rFonts w:ascii="Consolas" w:hAnsi="Consolas" w:cs="Times New Roman"/>
-          <w:lang w:val="en-US"/>
-        </w:rPr>
-      </w:pPr>
-      <w:r>
-        <w:rPr>
-          <w:rFonts w:ascii="Consolas" w:hAnsi="Consolas" w:cs="Times New Roman"/>
-          <w:lang w:val="en-US"/>
-        </w:rPr>
-        <w:t xml:space="preserve">    </w:t>
-      </w:r>
-    </w:p>
-    <w:p>
-      <w:pPr>
-        <w:pStyle w:val="a3"/>
-        <w:ind w:left="1418"/>
-        <w:jc w:val="both"/>
-        <w:rPr>
-          <w:rFonts w:ascii="Consolas" w:hAnsi="Consolas" w:cs="Times New Roman"/>
-          <w:lang w:val="en-US"/>
-        </w:rPr>
-      </w:pPr>
-      <w:r>
-        <w:rPr>
-          <w:rFonts w:ascii="Consolas" w:hAnsi="Consolas" w:cs="Times New Roman"/>
-          <w:lang w:val="en-US"/>
-        </w:rPr>
-        <w:t xml:space="preserve">    </w:t>
-      </w:r>
-      <w:proofErr w:type="gramStart"/>
-      <w:r>
-        <w:rPr>
-          <w:rFonts w:ascii="Consolas" w:hAnsi="Consolas" w:cs="Times New Roman"/>
-          <w:lang w:val="en-US"/>
-        </w:rPr>
-        <w:t>tasks</w:t>
-      </w:r>
-      <w:proofErr w:type="gramEnd"/>
-      <w:r>
-        <w:rPr>
-          <w:rFonts w:ascii="Consolas" w:hAnsi="Consolas" w:cs="Times New Roman"/>
-          <w:lang w:val="en-US"/>
-        </w:rPr>
-        <w:t xml:space="preserve"> = []</w:t>
-      </w:r>
-    </w:p>
-    <w:p>
-      <w:pPr>
-        <w:pStyle w:val="a3"/>
-        <w:ind w:left="1418"/>
-        <w:jc w:val="both"/>
-        <w:rPr>
-          <w:rFonts w:ascii="Consolas" w:hAnsi="Consolas" w:cs="Times New Roman"/>
-          <w:lang w:val="en-US"/>
-        </w:rPr>
-      </w:pPr>
-      <w:r>
-        <w:rPr>
-          <w:rFonts w:ascii="Consolas" w:hAnsi="Consolas" w:cs="Times New Roman"/>
-          <w:lang w:val="en-US"/>
-        </w:rPr>
-        <w:t xml:space="preserve">    </w:t>
-      </w:r>
-      <w:proofErr w:type="gramStart"/>
-      <w:r>
-        <w:rPr>
-          <w:rFonts w:ascii="Consolas" w:hAnsi="Consolas" w:cs="Times New Roman"/>
-          <w:lang w:val="en-US"/>
-        </w:rPr>
-        <w:t>for</w:t>
-      </w:r>
-      <w:proofErr w:type="gramEnd"/>
-      <w:r>
-        <w:rPr>
-          <w:rFonts w:ascii="Consolas" w:hAnsi="Consolas" w:cs="Times New Roman"/>
-          <w:lang w:val="en-US"/>
-        </w:rPr>
-        <w:t xml:space="preserve"> req in reqs:</w:t>
-      </w:r>
-    </w:p>
-    <w:p>
-      <w:pPr>
-        <w:pStyle w:val="a3"/>
-        <w:ind w:left="1418"/>
-        <w:jc w:val="both"/>
-        <w:rPr>
-          <w:rFonts w:ascii="Consolas" w:hAnsi="Consolas" w:cs="Times New Roman"/>
-          <w:lang w:val="en-US"/>
-        </w:rPr>
-      </w:pPr>
-      <w:r>
-        <w:rPr>
-          <w:rFonts w:ascii="Consolas" w:hAnsi="Consolas" w:cs="Times New Roman"/>
-          <w:lang w:val="en-US"/>
-        </w:rPr>
-        <w:t xml:space="preserve">        </w:t>
-      </w:r>
-      <w:proofErr w:type="gramStart"/>
-      <w:r>
-        <w:rPr>
-          <w:rFonts w:ascii="Consolas" w:hAnsi="Consolas" w:cs="Times New Roman"/>
-          <w:lang w:val="en-US"/>
-        </w:rPr>
-        <w:t>tasks.append(</w:t>
-      </w:r>
-      <w:proofErr w:type="gramEnd"/>
-      <w:r>
-        <w:rPr>
-          <w:rFonts w:ascii="Consolas" w:hAnsi="Consolas" w:cs="Times New Roman"/>
-          <w:lang w:val="en-US"/>
-        </w:rPr>
-        <w:t>asyncio.create_task(get_status_url(req)))</w:t>
-      </w:r>
-    </w:p>
-    <w:p>
-      <w:pPr>
-        <w:pStyle w:val="a3"/>
-        <w:ind w:left="1418"/>
-        <w:jc w:val="both"/>
-        <w:rPr>
-          <w:rFonts w:ascii="Consolas" w:hAnsi="Consolas" w:cs="Times New Roman"/>
-          <w:lang w:val="en-US"/>
-        </w:rPr>
-      </w:pPr>
-    </w:p>
-    <w:p>
-      <w:pPr>
-        <w:pStyle w:val="a3"/>
-        <w:ind w:left="1418"/>
-        <w:rPr>
-          <w:rFonts w:ascii="Consolas" w:hAnsi="Consolas" w:cs="Times New Roman"/>
-          <w:lang w:val="en-US"/>
-        </w:rPr>
-      </w:pPr>
-      <w:r>
-        <w:rPr>
-          <w:rFonts w:ascii="Consolas" w:hAnsi="Consolas" w:cs="Times New Roman"/>
-          <w:lang w:val="en-US"/>
-        </w:rPr>
-        <w:t xml:space="preserve">    </w:t>
-      </w:r>
-      <w:proofErr w:type="gramStart"/>
-      <w:r>
-        <w:rPr>
-          <w:rFonts w:ascii="Consolas" w:hAnsi="Consolas" w:cs="Times New Roman"/>
-          <w:lang w:val="en-US"/>
-        </w:rPr>
-        <w:t>done</w:t>
-      </w:r>
-      <w:proofErr w:type="gramEnd"/>
-      <w:r>
-        <w:rPr>
-          <w:rFonts w:ascii="Consolas" w:hAnsi="Consolas" w:cs="Times New Roman"/>
-          <w:lang w:val="en-US"/>
-        </w:rPr>
-        <w:t>, pending = await asyncio.wait(tasks, return_when = asyncio.ALL_COMPLETED)</w:t>
-      </w:r>
-    </w:p>
-    <w:p>
-      <w:pPr>
-        <w:pStyle w:val="a3"/>
-        <w:ind w:left="1418"/>
-        <w:jc w:val="both"/>
-        <w:rPr>
-          <w:rFonts w:ascii="Consolas" w:hAnsi="Consolas" w:cs="Times New Roman"/>
-          <w:lang w:val="en-US"/>
-        </w:rPr>
-      </w:pPr>
-    </w:p>
-    <w:p>
-      <w:pPr>
-        <w:pStyle w:val="a3"/>
-        <w:ind w:left="1418"/>
-        <w:jc w:val="both"/>
-        <w:rPr>
-          <w:rFonts w:ascii="Consolas" w:hAnsi="Consolas" w:cs="Times New Roman"/>
-          <w:lang w:val="en-US"/>
-        </w:rPr>
-      </w:pPr>
-      <w:r>
-        <w:rPr>
-          <w:rFonts w:ascii="Consolas" w:hAnsi="Consolas" w:cs="Times New Roman"/>
-          <w:lang w:val="en-US"/>
-        </w:rPr>
-        <w:t xml:space="preserve">    </w:t>
-      </w:r>
-      <w:proofErr w:type="gramStart"/>
-      <w:r>
-        <w:rPr>
-          <w:rFonts w:ascii="Consolas" w:hAnsi="Consolas" w:cs="Times New Roman"/>
-          <w:lang w:val="en-US"/>
-        </w:rPr>
-        <w:t>for</w:t>
-      </w:r>
-      <w:proofErr w:type="gramEnd"/>
-      <w:r>
-        <w:rPr>
-          <w:rFonts w:ascii="Consolas" w:hAnsi="Consolas" w:cs="Times New Roman"/>
-          <w:lang w:val="en-US"/>
-        </w:rPr>
-        <w:t xml:space="preserve"> d in done:</w:t>
-      </w:r>
-    </w:p>
-    <w:p>
-      <w:pPr>
-        <w:pStyle w:val="a3"/>
-        <w:ind w:left="1418"/>
-        <w:jc w:val="both"/>
-        <w:rPr>
-          <w:rFonts w:ascii="Consolas" w:hAnsi="Consolas" w:cs="Times New Roman"/>
-          <w:lang w:val="en-US"/>
-        </w:rPr>
-      </w:pPr>
-      <w:r>
-        <w:rPr>
-          <w:rFonts w:ascii="Consolas" w:hAnsi="Consolas" w:cs="Times New Roman"/>
-          <w:lang w:val="en-US"/>
-        </w:rPr>
-        <w:t xml:space="preserve">        </w:t>
-      </w:r>
-      <w:proofErr w:type="gramStart"/>
-      <w:r>
-        <w:rPr>
-          <w:rFonts w:ascii="Consolas" w:hAnsi="Consolas" w:cs="Times New Roman"/>
-          <w:lang w:val="en-US"/>
-        </w:rPr>
-        <w:t>print(</w:t>
-      </w:r>
-      <w:proofErr w:type="gramEnd"/>
-      <w:r>
-        <w:rPr>
-          <w:rFonts w:ascii="Consolas" w:hAnsi="Consolas" w:cs="Times New Roman"/>
-          <w:lang w:val="en-US"/>
-        </w:rPr>
-        <w:t>await d)</w:t>
-      </w:r>
-    </w:p>
-    <w:p>
-      <w:pPr>
-        <w:pStyle w:val="a3"/>
-        <w:ind w:left="1418"/>
-        <w:jc w:val="both"/>
-        <w:rPr>
-          <w:rFonts w:ascii="Consolas" w:hAnsi="Consolas" w:cs="Times New Roman"/>
-          <w:lang w:val="en-US"/>
-        </w:rPr>
-      </w:pPr>
-      <w:r>
-        <w:rPr>
-          <w:rFonts w:ascii="Consolas" w:hAnsi="Consolas" w:cs="Times New Roman"/>
-          <w:lang w:val="en-US"/>
-        </w:rPr>
-        <w:t xml:space="preserve">    </w:t>
-      </w:r>
-    </w:p>
-    <w:p>
-      <w:pPr>
-        <w:jc w:val="both"/>
-        <w:rPr>
-          <w:rFonts w:ascii="Consolas" w:hAnsi="Consolas" w:cs="Times New Roman"/>
-          <w:lang w:val="en-US"/>
-        </w:rPr>
-      </w:pPr>
-    </w:p>
-    <w:p>
-      <w:pPr>
-        <w:pStyle w:val="a3"/>
-        <w:ind w:left="1418"/>
-        <w:jc w:val="both"/>
-        <w:rPr>
-          <w:rFonts w:ascii="Consolas" w:hAnsi="Consolas" w:cs="Times New Roman"/>
-          <w:lang w:val="en-US"/>
-        </w:rPr>
-      </w:pPr>
-      <w:proofErr w:type="gramStart"/>
-      <w:r>
-        <w:rPr>
-          <w:rFonts w:ascii="Consolas" w:hAnsi="Consolas" w:cs="Times New Roman"/>
-          <w:lang w:val="en-US"/>
-        </w:rPr>
-        <w:t>if</w:t>
-      </w:r>
-      <w:proofErr w:type="gramEnd"/>
-      <w:r>
-        <w:rPr>
-          <w:rFonts w:ascii="Consolas" w:hAnsi="Consolas" w:cs="Times New Roman"/>
-          <w:lang w:val="en-US"/>
-        </w:rPr>
-        <w:t xml:space="preserve"> __name__ == "__main__":</w:t>
-      </w:r>
-    </w:p>
-    <w:p>
-      <w:pPr>
-        <w:pStyle w:val="a3"/>
-        <w:ind w:left="1418"/>
-        <w:jc w:val="both"/>
-        <w:rPr>
-          <w:rFonts w:ascii="Consolas" w:hAnsi="Consolas" w:cs="Times New Roman"/>
-          <w:lang w:val="en-US"/>
-        </w:rPr>
-      </w:pPr>
-      <w:r>
-        <w:rPr>
-          <w:rFonts w:ascii="Consolas" w:hAnsi="Consolas" w:cs="Times New Roman"/>
-          <w:lang w:val="en-US"/>
-        </w:rPr>
-        <w:t xml:space="preserve">    </w:t>
-      </w:r>
-      <w:proofErr w:type="gramStart"/>
-      <w:r>
-        <w:rPr>
-          <w:rFonts w:ascii="Consolas" w:hAnsi="Consolas" w:cs="Times New Roman"/>
-          <w:lang w:val="en-US"/>
-        </w:rPr>
-        <w:t>loop</w:t>
-      </w:r>
-      <w:proofErr w:type="gramEnd"/>
-      <w:r>
-        <w:rPr>
-          <w:rFonts w:ascii="Consolas" w:hAnsi="Consolas" w:cs="Times New Roman"/>
-          <w:lang w:val="en-US"/>
-        </w:rPr>
-        <w:t xml:space="preserve"> = asyncio.new_event_loop()</w:t>
-      </w:r>
-    </w:p>
-    <w:p>
-      <w:pPr>
-        <w:pStyle w:val="a3"/>
-        <w:ind w:left="1418"/>
-        <w:jc w:val="both"/>
-        <w:rPr>
-          <w:rFonts w:ascii="Consolas" w:hAnsi="Consolas" w:cs="Times New Roman"/>
-          <w:lang w:val="en-US"/>
-        </w:rPr>
-      </w:pPr>
-      <w:r>
-        <w:rPr>
-          <w:rFonts w:ascii="Consolas" w:hAnsi="Consolas" w:cs="Times New Roman"/>
-          <w:lang w:val="en-US"/>
-        </w:rPr>
-        <w:t xml:space="preserve">    </w:t>
-      </w:r>
-      <w:proofErr w:type="gramStart"/>
-      <w:r>
-        <w:rPr>
-          <w:rFonts w:ascii="Consolas" w:hAnsi="Consolas" w:cs="Times New Roman"/>
-          <w:lang w:val="en-US"/>
-        </w:rPr>
-        <w:t>try</w:t>
-      </w:r>
-      <w:proofErr w:type="gramEnd"/>
-      <w:r>
-        <w:rPr>
-          <w:rFonts w:ascii="Consolas" w:hAnsi="Consolas" w:cs="Times New Roman"/>
-          <w:lang w:val="en-US"/>
-        </w:rPr>
-        <w:t>:</w:t>
-      </w:r>
-    </w:p>
-    <w:p>
-      <w:pPr>
-        <w:pStyle w:val="a3"/>
-        <w:ind w:left="1418"/>
-        <w:jc w:val="both"/>
-        <w:rPr>
-          <w:rFonts w:ascii="Consolas" w:hAnsi="Consolas" w:cs="Times New Roman"/>
-          <w:lang w:val="en-US"/>
-        </w:rPr>
-      </w:pPr>
-      <w:r>
-        <w:rPr>
-          <w:rFonts w:ascii="Consolas" w:hAnsi="Consolas" w:cs="Times New Roman"/>
-          <w:lang w:val="en-US"/>
-        </w:rPr>
-        <w:t xml:space="preserve">        loop.run_until_</w:t>
-      </w:r>
-      <w:proofErr w:type="gramStart"/>
-      <w:r>
-        <w:rPr>
-          <w:rFonts w:ascii="Consolas" w:hAnsi="Consolas" w:cs="Times New Roman"/>
-          <w:lang w:val="en-US"/>
-        </w:rPr>
-        <w:t>complete(</w:t>
-      </w:r>
-      <w:proofErr w:type="gramEnd"/>
-      <w:r>
-        <w:rPr>
-          <w:rFonts w:ascii="Consolas" w:hAnsi="Consolas" w:cs="Times New Roman"/>
-          <w:lang w:val="en-US"/>
-        </w:rPr>
-        <w:t>main())</w:t>
-      </w:r>
-    </w:p>
-    <w:p>
-      <w:pPr>
-        <w:pStyle w:val="a3"/>
-        <w:ind w:left="1418"/>
-        <w:jc w:val="both"/>
-        <w:rPr>
-          <w:rFonts w:ascii="Consolas" w:hAnsi="Consolas" w:cs="Times New Roman"/>
-          <w:lang w:val="en-US"/>
-        </w:rPr>
-      </w:pPr>
-      <w:r>
-        <w:rPr>
-          <w:rFonts w:ascii="Consolas" w:hAnsi="Consolas" w:cs="Times New Roman"/>
-          <w:lang w:val="en-US"/>
-        </w:rPr>
-        <w:t xml:space="preserve">    </w:t>
-      </w:r>
-      <w:proofErr w:type="gramStart"/>
-      <w:r>
-        <w:rPr>
-          <w:rFonts w:ascii="Consolas" w:hAnsi="Consolas" w:cs="Times New Roman"/>
-          <w:lang w:val="en-US"/>
-        </w:rPr>
-        <w:t>finally</w:t>
-      </w:r>
-      <w:proofErr w:type="gramEnd"/>
-      <w:r>
-        <w:rPr>
-          <w:rFonts w:ascii="Consolas" w:hAnsi="Consolas" w:cs="Times New Roman"/>
-          <w:lang w:val="en-US"/>
-        </w:rPr>
-        <w:t>:</w:t>
-      </w:r>
-    </w:p>
-    <w:p>
-      <w:pPr>
-        <w:pStyle w:val="a3"/>
-        <w:ind w:left="1418"/>
-        <w:jc w:val="both"/>
-        <w:rPr>
-          <w:rFonts w:ascii="Consolas" w:hAnsi="Consolas" w:cs="Times New Roman"/>
-          <w:lang w:val="en-US"/>
-        </w:rPr>
-      </w:pPr>
-      <w:r>
-        <w:rPr>
-          <w:rFonts w:ascii="Consolas" w:hAnsi="Consolas" w:cs="Times New Roman"/>
-          <w:lang w:val="en-US"/>
-        </w:rPr>
-        <w:t xml:space="preserve">        </w:t>
-      </w:r>
-      <w:proofErr w:type="gramStart"/>
-      <w:r>
-        <w:rPr>
-          <w:rFonts w:ascii="Consolas" w:hAnsi="Consolas" w:cs="Times New Roman"/>
-          <w:lang w:val="en-US"/>
-        </w:rPr>
         <w:t>loop.close()</w:t>
       </w:r>
       <w:proofErr w:type="gramEnd"/>
@@ -33164,61 +32322,8 @@
           <w:szCs w:val="24"/>
         </w:rPr>
       </w:pPr>
-    </w:p>
-    <w:p>
-      <w:pPr>
-        <w:ind w:left="709"/>
-        <w:jc w:val="both"/>
-        <w:rPr>
-          <w:rFonts w:ascii="Times New Roman" w:hAnsi="Times New Roman" w:cs="Times New Roman"/>
-          <w:sz w:val="24"/>
-          <w:szCs w:val="24"/>
-        </w:rPr>
-      </w:pPr>
-    </w:p>
-    <w:p>
-      <w:pPr>
-        <w:ind w:left="709"/>
-        <w:jc w:val="both"/>
-        <w:rPr>
-          <w:rFonts w:ascii="Times New Roman" w:hAnsi="Times New Roman" w:cs="Times New Roman"/>
-          <w:sz w:val="24"/>
-          <w:szCs w:val="24"/>
-        </w:rPr>
-      </w:pPr>
-    </w:p>
-    <w:p>
-      <w:pPr>
-        <w:ind w:left="709"/>
-        <w:jc w:val="both"/>
-        <w:rPr>
-          <w:rFonts w:ascii="Times New Roman" w:hAnsi="Times New Roman" w:cs="Times New Roman"/>
-          <w:sz w:val="24"/>
-          <w:szCs w:val="24"/>
-        </w:rPr>
-      </w:pPr>
-    </w:p>
-    <w:p>
-      <w:pPr>
-        <w:ind w:left="709"/>
-        <w:jc w:val="both"/>
-        <w:rPr>
-          <w:rFonts w:ascii="Times New Roman" w:hAnsi="Times New Roman" w:cs="Times New Roman"/>
-          <w:sz w:val="24"/>
-          <w:szCs w:val="24"/>
-        </w:rPr>
-      </w:pPr>
-    </w:p>
-    <w:p>
-      <w:pPr>
-        <w:ind w:left="709"/>
-        <w:jc w:val="both"/>
-        <w:rPr>
-          <w:rFonts w:ascii="Times New Roman" w:hAnsi="Times New Roman" w:cs="Times New Roman"/>
-          <w:sz w:val="24"/>
-          <w:szCs w:val="24"/>
-        </w:rPr>
-      </w:pPr>
+      <w:bookmarkStart w:id="0" w:name="_GoBack"/>
+      <w:bookmarkEnd w:id="0"/>
     </w:p>
     <w:sectPr>
       <w:pgSz w:w="11906" w:h="16838"/>

--- a/asyncio_doc.docx
+++ b/asyncio_doc.docx
@@ -30225,6 +30225,7 @@
         <w:jc w:val="both"/>
         <w:rPr>
           <w:rFonts w:ascii="Consolas" w:hAnsi="Consolas" w:cs="Times New Roman"/>
+          <w:lang w:val="en-US"/>
         </w:rPr>
       </w:pPr>
       <w:proofErr w:type="gramStart"/>
@@ -30239,6 +30240,7 @@
       <w:r>
         <w:rPr>
           <w:rFonts w:ascii="Consolas" w:hAnsi="Consolas" w:cs="Times New Roman"/>
+          <w:lang w:val="en-US"/>
         </w:rPr>
         <w:t xml:space="preserve">: 35.0630 </w:t>
       </w:r>
@@ -30259,6 +30261,7 @@
           <w:rFonts w:ascii="Times New Roman" w:hAnsi="Times New Roman" w:cs="Times New Roman"/>
           <w:sz w:val="24"/>
           <w:szCs w:val="24"/>
+          <w:lang w:val="en-US"/>
         </w:rPr>
       </w:pPr>
     </w:p>
@@ -30271,6 +30274,7 @@
           <w:rFonts w:ascii="Times New Roman" w:hAnsi="Times New Roman" w:cs="Times New Roman"/>
           <w:sz w:val="24"/>
           <w:szCs w:val="24"/>
+          <w:lang w:val="en-US"/>
         </w:rPr>
       </w:pPr>
     </w:p>
@@ -32322,8 +32326,2156 @@
           <w:szCs w:val="24"/>
         </w:rPr>
       </w:pPr>
+    </w:p>
+    <w:p>
+      <w:pPr>
+        <w:jc w:val="both"/>
+        <w:rPr>
+          <w:rFonts w:ascii="Times New Roman" w:hAnsi="Times New Roman" w:cs="Times New Roman"/>
+          <w:sz w:val="24"/>
+          <w:szCs w:val="24"/>
+        </w:rPr>
+      </w:pPr>
+    </w:p>
+    <w:p>
+      <w:pPr>
+        <w:pStyle w:val="a3"/>
+        <w:numPr>
+          <w:ilvl w:val="0"/>
+          <w:numId w:val="4"/>
+        </w:numPr>
+        <w:jc w:val="both"/>
+        <w:rPr>
+          <w:rFonts w:ascii="Times New Roman" w:hAnsi="Times New Roman" w:cs="Times New Roman"/>
+          <w:sz w:val="24"/>
+          <w:szCs w:val="24"/>
+        </w:rPr>
+      </w:pPr>
+      <w:r>
+        <w:rPr>
+          <w:rFonts w:ascii="Times New Roman" w:hAnsi="Times New Roman" w:cs="Times New Roman"/>
+          <w:sz w:val="24"/>
+          <w:szCs w:val="24"/>
+        </w:rPr>
+        <w:t xml:space="preserve">Асинхронная очередь. </w:t>
+      </w:r>
+      <w:r>
+        <w:rPr>
+          <w:rFonts w:ascii="Times New Roman" w:hAnsi="Times New Roman" w:cs="Times New Roman"/>
+          <w:sz w:val="24"/>
+          <w:szCs w:val="24"/>
+          <w:lang w:val="en-US"/>
+        </w:rPr>
+        <w:t>(asyncio</w:t>
+      </w:r>
+      <w:r>
+        <w:rPr>
+          <w:rFonts w:ascii="Times New Roman" w:hAnsi="Times New Roman" w:cs="Times New Roman"/>
+          <w:sz w:val="24"/>
+          <w:szCs w:val="24"/>
+        </w:rPr>
+        <w:t>.</w:t>
+      </w:r>
+      <w:r>
+        <w:rPr>
+          <w:rFonts w:ascii="Times New Roman" w:hAnsi="Times New Roman" w:cs="Times New Roman"/>
+          <w:sz w:val="24"/>
+          <w:szCs w:val="24"/>
+          <w:lang w:val="en-US"/>
+        </w:rPr>
+        <w:t>Queue)</w:t>
+      </w:r>
+    </w:p>
+    <w:p>
+      <w:pPr>
+        <w:pStyle w:val="a3"/>
+        <w:ind w:left="786"/>
+        <w:jc w:val="both"/>
+        <w:rPr>
+          <w:rFonts w:ascii="Times New Roman" w:hAnsi="Times New Roman" w:cs="Times New Roman"/>
+          <w:sz w:val="24"/>
+          <w:szCs w:val="24"/>
+        </w:rPr>
+      </w:pPr>
+    </w:p>
+    <w:p>
+      <w:pPr>
+        <w:pStyle w:val="a3"/>
+        <w:ind w:left="786"/>
+        <w:jc w:val="both"/>
+        <w:rPr>
+          <w:rFonts w:ascii="Times New Roman" w:hAnsi="Times New Roman" w:cs="Times New Roman"/>
+          <w:sz w:val="24"/>
+          <w:szCs w:val="24"/>
+        </w:rPr>
+      </w:pPr>
+      <w:r>
+        <w:rPr>
+          <w:rFonts w:ascii="Times New Roman" w:hAnsi="Times New Roman" w:cs="Times New Roman"/>
+          <w:sz w:val="24"/>
+          <w:szCs w:val="24"/>
+        </w:rPr>
+        <w:t xml:space="preserve">В очередь добавляются данные нуждающиеся в обработке. Несколько исполнителей выбирают данные из очереди по мере поступления. </w:t>
+      </w:r>
+    </w:p>
+    <w:p>
+      <w:pPr>
+        <w:pStyle w:val="a3"/>
+        <w:ind w:left="786"/>
+        <w:jc w:val="both"/>
+        <w:rPr>
+          <w:rFonts w:ascii="Times New Roman" w:hAnsi="Times New Roman" w:cs="Times New Roman"/>
+          <w:sz w:val="24"/>
+          <w:szCs w:val="24"/>
+        </w:rPr>
+      </w:pPr>
+    </w:p>
+    <w:p>
+      <w:pPr>
+        <w:pStyle w:val="a3"/>
+        <w:ind w:left="1418"/>
+        <w:jc w:val="both"/>
+        <w:rPr>
+          <w:rFonts w:ascii="Consolas" w:hAnsi="Consolas" w:cs="Times New Roman"/>
+          <w:lang w:val="en-US"/>
+        </w:rPr>
+      </w:pPr>
+      <w:proofErr w:type="gramStart"/>
+      <w:r>
+        <w:rPr>
+          <w:rFonts w:ascii="Consolas" w:hAnsi="Consolas" w:cs="Times New Roman"/>
+          <w:lang w:val="en-US"/>
+        </w:rPr>
+        <w:t>import</w:t>
+      </w:r>
+      <w:proofErr w:type="gramEnd"/>
+      <w:r>
+        <w:rPr>
+          <w:rFonts w:ascii="Consolas" w:hAnsi="Consolas" w:cs="Times New Roman"/>
+          <w:lang w:val="en-US"/>
+        </w:rPr>
+        <w:t xml:space="preserve"> asyncio</w:t>
+      </w:r>
+    </w:p>
+    <w:p>
+      <w:pPr>
+        <w:pStyle w:val="a3"/>
+        <w:ind w:left="1418"/>
+        <w:jc w:val="both"/>
+        <w:rPr>
+          <w:rFonts w:ascii="Consolas" w:hAnsi="Consolas" w:cs="Times New Roman"/>
+          <w:lang w:val="en-US"/>
+        </w:rPr>
+      </w:pPr>
+      <w:proofErr w:type="gramStart"/>
+      <w:r>
+        <w:rPr>
+          <w:rFonts w:ascii="Consolas" w:hAnsi="Consolas" w:cs="Times New Roman"/>
+          <w:lang w:val="en-US"/>
+        </w:rPr>
+        <w:t>from</w:t>
+      </w:r>
+      <w:proofErr w:type="gramEnd"/>
+      <w:r>
+        <w:rPr>
+          <w:rFonts w:ascii="Consolas" w:hAnsi="Consolas" w:cs="Times New Roman"/>
+          <w:lang w:val="en-US"/>
+        </w:rPr>
+        <w:t xml:space="preserve"> asyncio import Queue</w:t>
+      </w:r>
+    </w:p>
+    <w:p>
+      <w:pPr>
+        <w:pStyle w:val="a3"/>
+        <w:ind w:left="1418"/>
+        <w:jc w:val="both"/>
+        <w:rPr>
+          <w:rFonts w:ascii="Consolas" w:hAnsi="Consolas" w:cs="Times New Roman"/>
+          <w:lang w:val="en-US"/>
+        </w:rPr>
+      </w:pPr>
+      <w:proofErr w:type="gramStart"/>
+      <w:r>
+        <w:rPr>
+          <w:rFonts w:ascii="Consolas" w:hAnsi="Consolas" w:cs="Times New Roman"/>
+          <w:lang w:val="en-US"/>
+        </w:rPr>
+        <w:t>from</w:t>
+      </w:r>
+      <w:proofErr w:type="gramEnd"/>
+      <w:r>
+        <w:rPr>
+          <w:rFonts w:ascii="Consolas" w:hAnsi="Consolas" w:cs="Times New Roman"/>
+          <w:lang w:val="en-US"/>
+        </w:rPr>
+        <w:t xml:space="preserve"> random import randint</w:t>
+      </w:r>
+    </w:p>
+    <w:p>
+      <w:pPr>
+        <w:pStyle w:val="a3"/>
+        <w:ind w:left="1418"/>
+        <w:jc w:val="both"/>
+        <w:rPr>
+          <w:rFonts w:ascii="Consolas" w:hAnsi="Consolas" w:cs="Times New Roman"/>
+          <w:lang w:val="en-US"/>
+        </w:rPr>
+      </w:pPr>
+      <w:proofErr w:type="gramStart"/>
+      <w:r>
+        <w:rPr>
+          <w:rFonts w:ascii="Consolas" w:hAnsi="Consolas" w:cs="Times New Roman"/>
+          <w:lang w:val="en-US"/>
+        </w:rPr>
+        <w:t>import</w:t>
+      </w:r>
+      <w:proofErr w:type="gramEnd"/>
+      <w:r>
+        <w:rPr>
+          <w:rFonts w:ascii="Consolas" w:hAnsi="Consolas" w:cs="Times New Roman"/>
+          <w:lang w:val="en-US"/>
+        </w:rPr>
+        <w:t xml:space="preserve"> functools</w:t>
+      </w:r>
+    </w:p>
+    <w:p>
+      <w:pPr>
+        <w:pStyle w:val="a3"/>
+        <w:ind w:left="1418"/>
+        <w:jc w:val="both"/>
+        <w:rPr>
+          <w:rFonts w:ascii="Consolas" w:hAnsi="Consolas" w:cs="Times New Roman"/>
+          <w:lang w:val="en-US"/>
+        </w:rPr>
+      </w:pPr>
+      <w:proofErr w:type="gramStart"/>
+      <w:r>
+        <w:rPr>
+          <w:rFonts w:ascii="Consolas" w:hAnsi="Consolas" w:cs="Times New Roman"/>
+          <w:lang w:val="en-US"/>
+        </w:rPr>
+        <w:t>import</w:t>
+      </w:r>
+      <w:proofErr w:type="gramEnd"/>
+      <w:r>
+        <w:rPr>
+          <w:rFonts w:ascii="Consolas" w:hAnsi="Consolas" w:cs="Times New Roman"/>
+          <w:lang w:val="en-US"/>
+        </w:rPr>
+        <w:t xml:space="preserve"> time</w:t>
+      </w:r>
+    </w:p>
+    <w:p>
+      <w:pPr>
+        <w:pStyle w:val="a3"/>
+        <w:ind w:left="1418"/>
+        <w:jc w:val="both"/>
+        <w:rPr>
+          <w:rFonts w:ascii="Consolas" w:hAnsi="Consolas" w:cs="Times New Roman"/>
+          <w:lang w:val="en-US"/>
+        </w:rPr>
+      </w:pPr>
+    </w:p>
+    <w:p>
+      <w:pPr>
+        <w:pStyle w:val="a3"/>
+        <w:ind w:left="1418"/>
+        <w:jc w:val="both"/>
+        <w:rPr>
+          <w:rFonts w:ascii="Consolas" w:hAnsi="Consolas" w:cs="Times New Roman"/>
+          <w:lang w:val="en-US"/>
+        </w:rPr>
+      </w:pPr>
+      <w:proofErr w:type="gramStart"/>
+      <w:r>
+        <w:rPr>
+          <w:rFonts w:ascii="Consolas" w:hAnsi="Consolas" w:cs="Times New Roman"/>
+          <w:lang w:val="en-US"/>
+        </w:rPr>
+        <w:t>def</w:t>
+      </w:r>
+      <w:proofErr w:type="gramEnd"/>
+      <w:r>
+        <w:rPr>
+          <w:rFonts w:ascii="Consolas" w:hAnsi="Consolas" w:cs="Times New Roman"/>
+          <w:lang w:val="en-US"/>
+        </w:rPr>
+        <w:t xml:space="preserve"> async_timed(func):</w:t>
+      </w:r>
+    </w:p>
+    <w:p>
+      <w:pPr>
+        <w:pStyle w:val="a3"/>
+        <w:ind w:left="1418"/>
+        <w:jc w:val="both"/>
+        <w:rPr>
+          <w:rFonts w:ascii="Consolas" w:hAnsi="Consolas" w:cs="Times New Roman"/>
+          <w:lang w:val="en-US"/>
+        </w:rPr>
+      </w:pPr>
+      <w:r>
+        <w:rPr>
+          <w:rFonts w:ascii="Consolas" w:hAnsi="Consolas" w:cs="Times New Roman"/>
+          <w:lang w:val="en-US"/>
+        </w:rPr>
+        <w:t xml:space="preserve">    </w:t>
+      </w:r>
+      <w:proofErr w:type="gramStart"/>
+      <w:r>
+        <w:rPr>
+          <w:rFonts w:ascii="Consolas" w:hAnsi="Consolas" w:cs="Times New Roman"/>
+          <w:lang w:val="en-US"/>
+        </w:rPr>
+        <w:t>@functools.wraps(</w:t>
+      </w:r>
+      <w:proofErr w:type="gramEnd"/>
+      <w:r>
+        <w:rPr>
+          <w:rFonts w:ascii="Consolas" w:hAnsi="Consolas" w:cs="Times New Roman"/>
+          <w:lang w:val="en-US"/>
+        </w:rPr>
+        <w:t>func)</w:t>
+      </w:r>
+    </w:p>
+    <w:p>
+      <w:pPr>
+        <w:pStyle w:val="a3"/>
+        <w:ind w:left="1418"/>
+        <w:jc w:val="both"/>
+        <w:rPr>
+          <w:rFonts w:ascii="Consolas" w:hAnsi="Consolas" w:cs="Times New Roman"/>
+          <w:lang w:val="en-US"/>
+        </w:rPr>
+      </w:pPr>
+      <w:r>
+        <w:rPr>
+          <w:rFonts w:ascii="Consolas" w:hAnsi="Consolas" w:cs="Times New Roman"/>
+          <w:lang w:val="en-US"/>
+        </w:rPr>
+        <w:t xml:space="preserve">    </w:t>
+      </w:r>
+      <w:proofErr w:type="gramStart"/>
+      <w:r>
+        <w:rPr>
+          <w:rFonts w:ascii="Consolas" w:hAnsi="Consolas" w:cs="Times New Roman"/>
+          <w:lang w:val="en-US"/>
+        </w:rPr>
+        <w:t>async</w:t>
+      </w:r>
+      <w:proofErr w:type="gramEnd"/>
+      <w:r>
+        <w:rPr>
+          <w:rFonts w:ascii="Consolas" w:hAnsi="Consolas" w:cs="Times New Roman"/>
+          <w:lang w:val="en-US"/>
+        </w:rPr>
+        <w:t xml:space="preserve"> def wrapped(*args, **kwargs):</w:t>
+      </w:r>
+    </w:p>
+    <w:p>
+      <w:pPr>
+        <w:pStyle w:val="a3"/>
+        <w:ind w:left="1418"/>
+        <w:jc w:val="both"/>
+        <w:rPr>
+          <w:rFonts w:ascii="Consolas" w:hAnsi="Consolas" w:cs="Times New Roman"/>
+          <w:lang w:val="en-US"/>
+        </w:rPr>
+      </w:pPr>
+      <w:r>
+        <w:rPr>
+          <w:rFonts w:ascii="Consolas" w:hAnsi="Consolas" w:cs="Times New Roman"/>
+          <w:lang w:val="en-US"/>
+        </w:rPr>
+        <w:t xml:space="preserve">        </w:t>
+      </w:r>
+      <w:proofErr w:type="gramStart"/>
+      <w:r>
+        <w:rPr>
+          <w:rFonts w:ascii="Consolas" w:hAnsi="Consolas" w:cs="Times New Roman"/>
+          <w:lang w:val="en-US"/>
+        </w:rPr>
+        <w:t>start</w:t>
+      </w:r>
+      <w:proofErr w:type="gramEnd"/>
+      <w:r>
+        <w:rPr>
+          <w:rFonts w:ascii="Consolas" w:hAnsi="Consolas" w:cs="Times New Roman"/>
+          <w:lang w:val="en-US"/>
+        </w:rPr>
+        <w:t xml:space="preserve"> = time.monotonic()</w:t>
+      </w:r>
+    </w:p>
+    <w:p>
+      <w:pPr>
+        <w:pStyle w:val="a3"/>
+        <w:ind w:left="1418"/>
+        <w:jc w:val="both"/>
+        <w:rPr>
+          <w:rFonts w:ascii="Consolas" w:hAnsi="Consolas" w:cs="Times New Roman"/>
+          <w:lang w:val="en-US"/>
+        </w:rPr>
+      </w:pPr>
+      <w:r>
+        <w:rPr>
+          <w:rFonts w:ascii="Consolas" w:hAnsi="Consolas" w:cs="Times New Roman"/>
+          <w:lang w:val="en-US"/>
+        </w:rPr>
+        <w:t xml:space="preserve">        </w:t>
+      </w:r>
+      <w:proofErr w:type="gramStart"/>
+      <w:r>
+        <w:rPr>
+          <w:rFonts w:ascii="Consolas" w:hAnsi="Consolas" w:cs="Times New Roman"/>
+          <w:lang w:val="en-US"/>
+        </w:rPr>
+        <w:t>try</w:t>
+      </w:r>
+      <w:proofErr w:type="gramEnd"/>
+      <w:r>
+        <w:rPr>
+          <w:rFonts w:ascii="Consolas" w:hAnsi="Consolas" w:cs="Times New Roman"/>
+          <w:lang w:val="en-US"/>
+        </w:rPr>
+        <w:t>:</w:t>
+      </w:r>
+    </w:p>
+    <w:p>
+      <w:pPr>
+        <w:pStyle w:val="a3"/>
+        <w:ind w:left="1418"/>
+        <w:jc w:val="both"/>
+        <w:rPr>
+          <w:rFonts w:ascii="Consolas" w:hAnsi="Consolas" w:cs="Times New Roman"/>
+          <w:lang w:val="en-US"/>
+        </w:rPr>
+      </w:pPr>
+      <w:r>
+        <w:rPr>
+          <w:rFonts w:ascii="Consolas" w:hAnsi="Consolas" w:cs="Times New Roman"/>
+          <w:lang w:val="en-US"/>
+        </w:rPr>
+        <w:t xml:space="preserve">            </w:t>
+      </w:r>
+      <w:proofErr w:type="gramStart"/>
+      <w:r>
+        <w:rPr>
+          <w:rFonts w:ascii="Consolas" w:hAnsi="Consolas" w:cs="Times New Roman"/>
+          <w:lang w:val="en-US"/>
+        </w:rPr>
+        <w:t>return</w:t>
+      </w:r>
+      <w:proofErr w:type="gramEnd"/>
+      <w:r>
+        <w:rPr>
+          <w:rFonts w:ascii="Consolas" w:hAnsi="Consolas" w:cs="Times New Roman"/>
+          <w:lang w:val="en-US"/>
+        </w:rPr>
+        <w:t xml:space="preserve"> await func(*args, **kwargs)</w:t>
+      </w:r>
+    </w:p>
+    <w:p>
+      <w:pPr>
+        <w:pStyle w:val="a3"/>
+        <w:ind w:left="1418"/>
+        <w:jc w:val="both"/>
+        <w:rPr>
+          <w:rFonts w:ascii="Consolas" w:hAnsi="Consolas" w:cs="Times New Roman"/>
+          <w:lang w:val="en-US"/>
+        </w:rPr>
+      </w:pPr>
+      <w:r>
+        <w:rPr>
+          <w:rFonts w:ascii="Consolas" w:hAnsi="Consolas" w:cs="Times New Roman"/>
+          <w:lang w:val="en-US"/>
+        </w:rPr>
+        <w:t xml:space="preserve">        </w:t>
+      </w:r>
+      <w:proofErr w:type="gramStart"/>
+      <w:r>
+        <w:rPr>
+          <w:rFonts w:ascii="Consolas" w:hAnsi="Consolas" w:cs="Times New Roman"/>
+          <w:lang w:val="en-US"/>
+        </w:rPr>
+        <w:t>finally</w:t>
+      </w:r>
+      <w:proofErr w:type="gramEnd"/>
+      <w:r>
+        <w:rPr>
+          <w:rFonts w:ascii="Consolas" w:hAnsi="Consolas" w:cs="Times New Roman"/>
+          <w:lang w:val="en-US"/>
+        </w:rPr>
+        <w:t>:</w:t>
+      </w:r>
+    </w:p>
+    <w:p>
+      <w:pPr>
+        <w:pStyle w:val="a3"/>
+        <w:ind w:left="1418"/>
+        <w:jc w:val="both"/>
+        <w:rPr>
+          <w:rFonts w:ascii="Consolas" w:hAnsi="Consolas" w:cs="Times New Roman"/>
+          <w:lang w:val="en-US"/>
+        </w:rPr>
+      </w:pPr>
+      <w:r>
+        <w:rPr>
+          <w:rFonts w:ascii="Consolas" w:hAnsi="Consolas" w:cs="Times New Roman"/>
+          <w:lang w:val="en-US"/>
+        </w:rPr>
+        <w:t xml:space="preserve">            </w:t>
+      </w:r>
+      <w:proofErr w:type="gramStart"/>
+      <w:r>
+        <w:rPr>
+          <w:rFonts w:ascii="Consolas" w:hAnsi="Consolas" w:cs="Times New Roman"/>
+          <w:lang w:val="en-US"/>
+        </w:rPr>
+        <w:t>end</w:t>
+      </w:r>
+      <w:proofErr w:type="gramEnd"/>
+      <w:r>
+        <w:rPr>
+          <w:rFonts w:ascii="Consolas" w:hAnsi="Consolas" w:cs="Times New Roman"/>
+          <w:lang w:val="en-US"/>
+        </w:rPr>
+        <w:t xml:space="preserve"> = time.monotonic()</w:t>
+      </w:r>
+    </w:p>
+    <w:p>
+      <w:pPr>
+        <w:pStyle w:val="a3"/>
+        <w:ind w:left="1418"/>
+        <w:jc w:val="both"/>
+        <w:rPr>
+          <w:rFonts w:ascii="Consolas" w:hAnsi="Consolas" w:cs="Times New Roman"/>
+          <w:lang w:val="en-US"/>
+        </w:rPr>
+      </w:pPr>
+      <w:r>
+        <w:rPr>
+          <w:rFonts w:ascii="Consolas" w:hAnsi="Consolas" w:cs="Times New Roman"/>
+          <w:lang w:val="en-US"/>
+        </w:rPr>
+        <w:t xml:space="preserve">            </w:t>
+      </w:r>
+      <w:proofErr w:type="gramStart"/>
+      <w:r>
+        <w:rPr>
+          <w:rFonts w:ascii="Consolas" w:hAnsi="Consolas" w:cs="Times New Roman"/>
+          <w:lang w:val="en-US"/>
+        </w:rPr>
+        <w:t>total</w:t>
+      </w:r>
+      <w:proofErr w:type="gramEnd"/>
+      <w:r>
+        <w:rPr>
+          <w:rFonts w:ascii="Consolas" w:hAnsi="Consolas" w:cs="Times New Roman"/>
+          <w:lang w:val="en-US"/>
+        </w:rPr>
+        <w:t xml:space="preserve"> = end - start</w:t>
+      </w:r>
+    </w:p>
+    <w:p>
+      <w:pPr>
+        <w:pStyle w:val="a3"/>
+        <w:ind w:left="1418"/>
+        <w:jc w:val="both"/>
+        <w:rPr>
+          <w:rFonts w:ascii="Consolas" w:hAnsi="Consolas" w:cs="Times New Roman"/>
+          <w:lang w:val="en-US"/>
+        </w:rPr>
+      </w:pPr>
+      <w:r>
+        <w:rPr>
+          <w:rFonts w:ascii="Consolas" w:hAnsi="Consolas" w:cs="Times New Roman"/>
+          <w:lang w:val="en-US"/>
+        </w:rPr>
+        <w:t xml:space="preserve">            </w:t>
+      </w:r>
+      <w:proofErr w:type="gramStart"/>
+      <w:r>
+        <w:rPr>
+          <w:rFonts w:ascii="Consolas" w:hAnsi="Consolas" w:cs="Times New Roman"/>
+          <w:lang w:val="en-US"/>
+        </w:rPr>
+        <w:t>print(</w:t>
+      </w:r>
+      <w:proofErr w:type="gramEnd"/>
+      <w:r>
+        <w:rPr>
+          <w:rFonts w:ascii="Consolas" w:hAnsi="Consolas" w:cs="Times New Roman"/>
+          <w:lang w:val="en-US"/>
+        </w:rPr>
+        <w:t>f'{func.__name__}: {total:.4f} sec')</w:t>
+      </w:r>
+    </w:p>
+    <w:p>
+      <w:pPr>
+        <w:pStyle w:val="a3"/>
+        <w:ind w:left="1418"/>
+        <w:jc w:val="both"/>
+        <w:rPr>
+          <w:rFonts w:ascii="Consolas" w:hAnsi="Consolas" w:cs="Times New Roman"/>
+          <w:lang w:val="en-US"/>
+        </w:rPr>
+      </w:pPr>
+      <w:r>
+        <w:rPr>
+          <w:rFonts w:ascii="Consolas" w:hAnsi="Consolas" w:cs="Times New Roman"/>
+          <w:lang w:val="en-US"/>
+        </w:rPr>
+        <w:t xml:space="preserve">    </w:t>
+      </w:r>
+      <w:proofErr w:type="gramStart"/>
+      <w:r>
+        <w:rPr>
+          <w:rFonts w:ascii="Consolas" w:hAnsi="Consolas" w:cs="Times New Roman"/>
+          <w:lang w:val="en-US"/>
+        </w:rPr>
+        <w:t>return</w:t>
+      </w:r>
+      <w:proofErr w:type="gramEnd"/>
+      <w:r>
+        <w:rPr>
+          <w:rFonts w:ascii="Consolas" w:hAnsi="Consolas" w:cs="Times New Roman"/>
+          <w:lang w:val="en-US"/>
+        </w:rPr>
+        <w:t xml:space="preserve"> wrapped</w:t>
+      </w:r>
+    </w:p>
+    <w:p>
+      <w:pPr>
+        <w:pStyle w:val="a3"/>
+        <w:ind w:left="1418"/>
+        <w:jc w:val="both"/>
+        <w:rPr>
+          <w:rFonts w:ascii="Consolas" w:hAnsi="Consolas" w:cs="Times New Roman"/>
+          <w:lang w:val="en-US"/>
+        </w:rPr>
+      </w:pPr>
+    </w:p>
+    <w:p>
+      <w:pPr>
+        <w:pStyle w:val="a3"/>
+        <w:ind w:left="1418"/>
+        <w:jc w:val="both"/>
+        <w:rPr>
+          <w:rFonts w:ascii="Consolas" w:hAnsi="Consolas" w:cs="Times New Roman"/>
+          <w:lang w:val="en-US"/>
+        </w:rPr>
+      </w:pPr>
+    </w:p>
+    <w:p>
+      <w:pPr>
+        <w:pStyle w:val="a3"/>
+        <w:ind w:left="1418"/>
+        <w:jc w:val="both"/>
+        <w:rPr>
+          <w:rFonts w:ascii="Consolas" w:hAnsi="Consolas" w:cs="Times New Roman"/>
+          <w:lang w:val="en-US"/>
+        </w:rPr>
+      </w:pPr>
+      <w:proofErr w:type="gramStart"/>
+      <w:r>
+        <w:rPr>
+          <w:rFonts w:ascii="Consolas" w:hAnsi="Consolas" w:cs="Times New Roman"/>
+          <w:lang w:val="en-US"/>
+        </w:rPr>
+        <w:t>async</w:t>
+      </w:r>
+      <w:proofErr w:type="gramEnd"/>
+      <w:r>
+        <w:rPr>
+          <w:rFonts w:ascii="Consolas" w:hAnsi="Consolas" w:cs="Times New Roman"/>
+          <w:lang w:val="en-US"/>
+        </w:rPr>
+        <w:t xml:space="preserve"> def func(i):</w:t>
+      </w:r>
+    </w:p>
+    <w:p>
+      <w:pPr>
+        <w:pStyle w:val="a3"/>
+        <w:ind w:left="1418"/>
+        <w:jc w:val="both"/>
+        <w:rPr>
+          <w:rFonts w:ascii="Consolas" w:hAnsi="Consolas" w:cs="Times New Roman"/>
+          <w:lang w:val="en-US"/>
+        </w:rPr>
+      </w:pPr>
+      <w:r>
+        <w:rPr>
+          <w:rFonts w:ascii="Consolas" w:hAnsi="Consolas" w:cs="Times New Roman"/>
+          <w:lang w:val="en-US"/>
+        </w:rPr>
+        <w:t xml:space="preserve">    s = </w:t>
+      </w:r>
+      <w:proofErr w:type="gramStart"/>
+      <w:r>
+        <w:rPr>
+          <w:rFonts w:ascii="Consolas" w:hAnsi="Consolas" w:cs="Times New Roman"/>
+          <w:lang w:val="en-US"/>
+        </w:rPr>
+        <w:t>randint(</w:t>
+      </w:r>
+      <w:proofErr w:type="gramEnd"/>
+      <w:r>
+        <w:rPr>
+          <w:rFonts w:ascii="Consolas" w:hAnsi="Consolas" w:cs="Times New Roman"/>
+          <w:lang w:val="en-US"/>
+        </w:rPr>
+        <w:t>1, 6)</w:t>
+      </w:r>
+    </w:p>
+    <w:p>
+      <w:pPr>
+        <w:pStyle w:val="a3"/>
+        <w:ind w:left="1418"/>
+        <w:jc w:val="both"/>
+        <w:rPr>
+          <w:rFonts w:ascii="Consolas" w:hAnsi="Consolas" w:cs="Times New Roman"/>
+          <w:lang w:val="en-US"/>
+        </w:rPr>
+      </w:pPr>
+      <w:r>
+        <w:rPr>
+          <w:rFonts w:ascii="Consolas" w:hAnsi="Consolas" w:cs="Times New Roman"/>
+          <w:lang w:val="en-US"/>
+        </w:rPr>
+        <w:t xml:space="preserve">    </w:t>
+      </w:r>
+      <w:proofErr w:type="gramStart"/>
+      <w:r>
+        <w:rPr>
+          <w:rFonts w:ascii="Consolas" w:hAnsi="Consolas" w:cs="Times New Roman"/>
+          <w:lang w:val="en-US"/>
+        </w:rPr>
+        <w:t>await</w:t>
+      </w:r>
+      <w:proofErr w:type="gramEnd"/>
+      <w:r>
+        <w:rPr>
+          <w:rFonts w:ascii="Consolas" w:hAnsi="Consolas" w:cs="Times New Roman"/>
+          <w:lang w:val="en-US"/>
+        </w:rPr>
+        <w:t xml:space="preserve"> asyncio.sleep(s)</w:t>
+      </w:r>
+    </w:p>
+    <w:p>
+      <w:pPr>
+        <w:pStyle w:val="a3"/>
+        <w:ind w:left="1418"/>
+        <w:jc w:val="both"/>
+        <w:rPr>
+          <w:rFonts w:ascii="Consolas" w:hAnsi="Consolas" w:cs="Times New Roman"/>
+          <w:lang w:val="en-US"/>
+        </w:rPr>
+      </w:pPr>
+      <w:r>
+        <w:rPr>
+          <w:rFonts w:ascii="Consolas" w:hAnsi="Consolas" w:cs="Times New Roman"/>
+          <w:lang w:val="en-US"/>
+        </w:rPr>
+        <w:t xml:space="preserve">    </w:t>
+      </w:r>
+      <w:proofErr w:type="gramStart"/>
+      <w:r>
+        <w:rPr>
+          <w:rFonts w:ascii="Consolas" w:hAnsi="Consolas" w:cs="Times New Roman"/>
+          <w:lang w:val="en-US"/>
+        </w:rPr>
+        <w:t>return</w:t>
+      </w:r>
+      <w:proofErr w:type="gramEnd"/>
+      <w:r>
+        <w:rPr>
+          <w:rFonts w:ascii="Consolas" w:hAnsi="Consolas" w:cs="Times New Roman"/>
+          <w:lang w:val="en-US"/>
+        </w:rPr>
+        <w:t xml:space="preserve"> f'func: {i} done. [</w:t>
+      </w:r>
+      <w:proofErr w:type="gramStart"/>
+      <w:r>
+        <w:rPr>
+          <w:rFonts w:ascii="Consolas" w:hAnsi="Consolas" w:cs="Times New Roman"/>
+          <w:lang w:val="en-US"/>
+        </w:rPr>
+        <w:t>sec</w:t>
+      </w:r>
+      <w:proofErr w:type="gramEnd"/>
+      <w:r>
+        <w:rPr>
+          <w:rFonts w:ascii="Consolas" w:hAnsi="Consolas" w:cs="Times New Roman"/>
+          <w:lang w:val="en-US"/>
+        </w:rPr>
+        <w:t xml:space="preserve"> {s}]'</w:t>
+      </w:r>
+    </w:p>
+    <w:p>
+      <w:pPr>
+        <w:pStyle w:val="a3"/>
+        <w:ind w:left="1418"/>
+        <w:jc w:val="both"/>
+        <w:rPr>
+          <w:rFonts w:ascii="Consolas" w:hAnsi="Consolas" w:cs="Times New Roman"/>
+          <w:lang w:val="en-US"/>
+        </w:rPr>
+      </w:pPr>
+    </w:p>
+    <w:p>
+      <w:pPr>
+        <w:pStyle w:val="a3"/>
+        <w:ind w:left="1418"/>
+        <w:jc w:val="both"/>
+        <w:rPr>
+          <w:rFonts w:ascii="Consolas" w:hAnsi="Consolas" w:cs="Times New Roman"/>
+          <w:lang w:val="en-US"/>
+        </w:rPr>
+      </w:pPr>
+      <w:proofErr w:type="gramStart"/>
+      <w:r>
+        <w:rPr>
+          <w:rFonts w:ascii="Consolas" w:hAnsi="Consolas" w:cs="Times New Roman"/>
+          <w:lang w:val="en-US"/>
+        </w:rPr>
+        <w:lastRenderedPageBreak/>
+        <w:t>async</w:t>
+      </w:r>
+      <w:proofErr w:type="gramEnd"/>
+      <w:r>
+        <w:rPr>
+          <w:rFonts w:ascii="Consolas" w:hAnsi="Consolas" w:cs="Times New Roman"/>
+          <w:lang w:val="en-US"/>
+        </w:rPr>
+        <w:t xml:space="preserve"> def check(q: Queue, i: int):</w:t>
+      </w:r>
+    </w:p>
+    <w:p>
+      <w:pPr>
+        <w:pStyle w:val="a3"/>
+        <w:ind w:left="1418"/>
+        <w:jc w:val="both"/>
+        <w:rPr>
+          <w:rFonts w:ascii="Consolas" w:hAnsi="Consolas" w:cs="Times New Roman"/>
+          <w:lang w:val="en-US"/>
+        </w:rPr>
+      </w:pPr>
+      <w:r>
+        <w:rPr>
+          <w:rFonts w:ascii="Consolas" w:hAnsi="Consolas" w:cs="Times New Roman"/>
+          <w:lang w:val="en-US"/>
+        </w:rPr>
+        <w:t xml:space="preserve">    </w:t>
+      </w:r>
+      <w:proofErr w:type="gramStart"/>
+      <w:r>
+        <w:rPr>
+          <w:rFonts w:ascii="Consolas" w:hAnsi="Consolas" w:cs="Times New Roman"/>
+          <w:lang w:val="en-US"/>
+        </w:rPr>
+        <w:t>while</w:t>
+      </w:r>
+      <w:proofErr w:type="gramEnd"/>
+      <w:r>
+        <w:rPr>
+          <w:rFonts w:ascii="Consolas" w:hAnsi="Consolas" w:cs="Times New Roman"/>
+          <w:lang w:val="en-US"/>
+        </w:rPr>
+        <w:t xml:space="preserve"> True:</w:t>
+      </w:r>
+    </w:p>
+    <w:p>
+      <w:pPr>
+        <w:pStyle w:val="a3"/>
+        <w:ind w:left="1418"/>
+        <w:jc w:val="both"/>
+        <w:rPr>
+          <w:rFonts w:ascii="Consolas" w:hAnsi="Consolas" w:cs="Times New Roman"/>
+          <w:color w:val="FF0000"/>
+          <w:lang w:val="en-US"/>
+        </w:rPr>
+      </w:pPr>
+      <w:r>
+        <w:rPr>
+          <w:rFonts w:ascii="Consolas" w:hAnsi="Consolas" w:cs="Times New Roman"/>
+          <w:lang w:val="en-US"/>
+        </w:rPr>
+        <w:t xml:space="preserve">        </w:t>
+      </w:r>
+      <w:proofErr w:type="gramStart"/>
+      <w:r>
+        <w:rPr>
+          <w:rFonts w:ascii="Consolas" w:hAnsi="Consolas" w:cs="Times New Roman"/>
+          <w:lang w:val="en-US"/>
+        </w:rPr>
+        <w:t>cor</w:t>
+      </w:r>
+      <w:proofErr w:type="gramEnd"/>
+      <w:r>
+        <w:rPr>
+          <w:rFonts w:ascii="Consolas" w:hAnsi="Consolas" w:cs="Times New Roman"/>
+          <w:lang w:val="en-US"/>
+        </w:rPr>
+        <w:t xml:space="preserve"> = </w:t>
+      </w:r>
+      <w:r>
+        <w:rPr>
+          <w:rFonts w:ascii="Consolas" w:hAnsi="Consolas" w:cs="Times New Roman"/>
+          <w:color w:val="FF0000"/>
+          <w:lang w:val="en-US"/>
+        </w:rPr>
+        <w:t>await q.get()</w:t>
+      </w:r>
+    </w:p>
+    <w:p>
+      <w:pPr>
+        <w:pStyle w:val="a3"/>
+        <w:ind w:left="1418"/>
+        <w:jc w:val="both"/>
+        <w:rPr>
+          <w:rFonts w:ascii="Consolas" w:hAnsi="Consolas" w:cs="Times New Roman"/>
+          <w:lang w:val="en-US"/>
+        </w:rPr>
+      </w:pPr>
+      <w:r>
+        <w:rPr>
+          <w:rFonts w:ascii="Consolas" w:hAnsi="Consolas" w:cs="Times New Roman"/>
+          <w:lang w:val="en-US"/>
+        </w:rPr>
+        <w:t xml:space="preserve">        </w:t>
+      </w:r>
+      <w:proofErr w:type="gramStart"/>
+      <w:r>
+        <w:rPr>
+          <w:rFonts w:ascii="Consolas" w:hAnsi="Consolas" w:cs="Times New Roman"/>
+          <w:lang w:val="en-US"/>
+        </w:rPr>
+        <w:t>if</w:t>
+      </w:r>
+      <w:proofErr w:type="gramEnd"/>
+      <w:r>
+        <w:rPr>
+          <w:rFonts w:ascii="Consolas" w:hAnsi="Consolas" w:cs="Times New Roman"/>
+          <w:lang w:val="en-US"/>
+        </w:rPr>
+        <w:t xml:space="preserve"> cor is None:</w:t>
+      </w:r>
+    </w:p>
+    <w:p>
+      <w:pPr>
+        <w:pStyle w:val="a3"/>
+        <w:ind w:left="1418"/>
+        <w:jc w:val="both"/>
+        <w:rPr>
+          <w:rFonts w:ascii="Consolas" w:hAnsi="Consolas" w:cs="Times New Roman"/>
+          <w:color w:val="FF0000"/>
+          <w:lang w:val="en-US"/>
+        </w:rPr>
+      </w:pPr>
+      <w:r>
+        <w:rPr>
+          <w:rFonts w:ascii="Consolas" w:hAnsi="Consolas" w:cs="Times New Roman"/>
+          <w:lang w:val="en-US"/>
+        </w:rPr>
+        <w:t xml:space="preserve">            </w:t>
+      </w:r>
+      <w:r>
+        <w:rPr>
+          <w:rFonts w:ascii="Consolas" w:hAnsi="Consolas" w:cs="Times New Roman"/>
+          <w:color w:val="FF0000"/>
+          <w:lang w:val="en-US"/>
+        </w:rPr>
+        <w:t>q.task_</w:t>
+      </w:r>
+      <w:proofErr w:type="gramStart"/>
+      <w:r>
+        <w:rPr>
+          <w:rFonts w:ascii="Consolas" w:hAnsi="Consolas" w:cs="Times New Roman"/>
+          <w:color w:val="FF0000"/>
+          <w:lang w:val="en-US"/>
+        </w:rPr>
+        <w:t>done()</w:t>
+      </w:r>
+      <w:proofErr w:type="gramEnd"/>
+    </w:p>
+    <w:p>
+      <w:pPr>
+        <w:pStyle w:val="a3"/>
+        <w:ind w:left="1418"/>
+        <w:jc w:val="both"/>
+        <w:rPr>
+          <w:rFonts w:ascii="Consolas" w:hAnsi="Consolas" w:cs="Times New Roman"/>
+          <w:lang w:val="en-US"/>
+        </w:rPr>
+      </w:pPr>
+      <w:r>
+        <w:rPr>
+          <w:rFonts w:ascii="Consolas" w:hAnsi="Consolas" w:cs="Times New Roman"/>
+          <w:lang w:val="en-US"/>
+        </w:rPr>
+        <w:t xml:space="preserve">            </w:t>
+      </w:r>
+      <w:proofErr w:type="gramStart"/>
+      <w:r>
+        <w:rPr>
+          <w:rFonts w:ascii="Consolas" w:hAnsi="Consolas" w:cs="Times New Roman"/>
+          <w:lang w:val="en-US"/>
+        </w:rPr>
+        <w:t>break</w:t>
+      </w:r>
+      <w:proofErr w:type="gramEnd"/>
+    </w:p>
+    <w:p>
+      <w:pPr>
+        <w:pStyle w:val="a3"/>
+        <w:ind w:left="1418"/>
+        <w:jc w:val="both"/>
+        <w:rPr>
+          <w:rFonts w:ascii="Consolas" w:hAnsi="Consolas" w:cs="Times New Roman"/>
+          <w:lang w:val="en-US"/>
+        </w:rPr>
+      </w:pPr>
+      <w:r>
+        <w:rPr>
+          <w:rFonts w:ascii="Consolas" w:hAnsi="Consolas" w:cs="Times New Roman"/>
+          <w:lang w:val="en-US"/>
+        </w:rPr>
+        <w:t xml:space="preserve">        </w:t>
+      </w:r>
+      <w:proofErr w:type="gramStart"/>
+      <w:r>
+        <w:rPr>
+          <w:rFonts w:ascii="Consolas" w:hAnsi="Consolas" w:cs="Times New Roman"/>
+          <w:lang w:val="en-US"/>
+        </w:rPr>
+        <w:t>res</w:t>
+      </w:r>
+      <w:proofErr w:type="gramEnd"/>
+      <w:r>
+        <w:rPr>
+          <w:rFonts w:ascii="Consolas" w:hAnsi="Consolas" w:cs="Times New Roman"/>
+          <w:lang w:val="en-US"/>
+        </w:rPr>
+        <w:t xml:space="preserve"> = await cor</w:t>
+      </w:r>
+    </w:p>
+    <w:p>
+      <w:pPr>
+        <w:pStyle w:val="a3"/>
+        <w:ind w:left="1418"/>
+        <w:jc w:val="both"/>
+        <w:rPr>
+          <w:rFonts w:ascii="Consolas" w:hAnsi="Consolas" w:cs="Times New Roman"/>
+          <w:lang w:val="en-US"/>
+        </w:rPr>
+      </w:pPr>
+      <w:r>
+        <w:rPr>
+          <w:rFonts w:ascii="Consolas" w:hAnsi="Consolas" w:cs="Times New Roman"/>
+          <w:lang w:val="en-US"/>
+        </w:rPr>
+        <w:t xml:space="preserve">        </w:t>
+      </w:r>
+      <w:proofErr w:type="gramStart"/>
+      <w:r>
+        <w:rPr>
+          <w:rFonts w:ascii="Consolas" w:hAnsi="Consolas" w:cs="Times New Roman"/>
+          <w:lang w:val="en-US"/>
+        </w:rPr>
+        <w:t>print(</w:t>
+      </w:r>
+      <w:proofErr w:type="gramEnd"/>
+      <w:r>
+        <w:rPr>
+          <w:rFonts w:ascii="Consolas" w:hAnsi="Consolas" w:cs="Times New Roman"/>
+          <w:lang w:val="en-US"/>
+        </w:rPr>
+        <w:t>f'Worker {i}: {res}')</w:t>
+      </w:r>
+    </w:p>
+    <w:p>
+      <w:pPr>
+        <w:pStyle w:val="a3"/>
+        <w:ind w:left="1418"/>
+        <w:jc w:val="both"/>
+        <w:rPr>
+          <w:rFonts w:ascii="Consolas" w:hAnsi="Consolas" w:cs="Times New Roman"/>
+          <w:color w:val="FF0000"/>
+          <w:lang w:val="en-US"/>
+        </w:rPr>
+      </w:pPr>
+      <w:r>
+        <w:rPr>
+          <w:rFonts w:ascii="Consolas" w:hAnsi="Consolas" w:cs="Times New Roman"/>
+          <w:lang w:val="en-US"/>
+        </w:rPr>
+        <w:t xml:space="preserve">        </w:t>
+      </w:r>
+      <w:r>
+        <w:rPr>
+          <w:rFonts w:ascii="Consolas" w:hAnsi="Consolas" w:cs="Times New Roman"/>
+          <w:color w:val="FF0000"/>
+          <w:lang w:val="en-US"/>
+        </w:rPr>
+        <w:t>q.task_</w:t>
+      </w:r>
+      <w:proofErr w:type="gramStart"/>
+      <w:r>
+        <w:rPr>
+          <w:rFonts w:ascii="Consolas" w:hAnsi="Consolas" w:cs="Times New Roman"/>
+          <w:color w:val="FF0000"/>
+          <w:lang w:val="en-US"/>
+        </w:rPr>
+        <w:t>done()</w:t>
+      </w:r>
+      <w:proofErr w:type="gramEnd"/>
+    </w:p>
+    <w:p>
+      <w:pPr>
+        <w:pStyle w:val="a3"/>
+        <w:ind w:left="1418"/>
+        <w:jc w:val="both"/>
+        <w:rPr>
+          <w:rFonts w:ascii="Consolas" w:hAnsi="Consolas" w:cs="Times New Roman"/>
+          <w:lang w:val="en-US"/>
+        </w:rPr>
+      </w:pPr>
+    </w:p>
+    <w:p>
+      <w:pPr>
+        <w:pStyle w:val="a3"/>
+        <w:ind w:left="1418"/>
+        <w:jc w:val="both"/>
+        <w:rPr>
+          <w:rFonts w:ascii="Consolas" w:hAnsi="Consolas" w:cs="Times New Roman"/>
+          <w:lang w:val="en-US"/>
+        </w:rPr>
+      </w:pPr>
+    </w:p>
+    <w:p>
+      <w:pPr>
+        <w:pStyle w:val="a3"/>
+        <w:ind w:left="1418"/>
+        <w:jc w:val="both"/>
+        <w:rPr>
+          <w:rFonts w:ascii="Consolas" w:hAnsi="Consolas" w:cs="Times New Roman"/>
+          <w:lang w:val="en-US"/>
+        </w:rPr>
+      </w:pPr>
+      <w:r>
+        <w:rPr>
+          <w:rFonts w:ascii="Consolas" w:hAnsi="Consolas" w:cs="Times New Roman"/>
+          <w:lang w:val="en-US"/>
+        </w:rPr>
+        <w:t>@async_timed</w:t>
+      </w:r>
+    </w:p>
+    <w:p>
+      <w:pPr>
+        <w:pStyle w:val="a3"/>
+        <w:ind w:left="1418"/>
+        <w:jc w:val="both"/>
+        <w:rPr>
+          <w:rFonts w:ascii="Consolas" w:hAnsi="Consolas" w:cs="Times New Roman"/>
+          <w:lang w:val="en-US"/>
+        </w:rPr>
+      </w:pPr>
+      <w:proofErr w:type="gramStart"/>
+      <w:r>
+        <w:rPr>
+          <w:rFonts w:ascii="Consolas" w:hAnsi="Consolas" w:cs="Times New Roman"/>
+          <w:lang w:val="en-US"/>
+        </w:rPr>
+        <w:t>async</w:t>
+      </w:r>
+      <w:proofErr w:type="gramEnd"/>
+      <w:r>
+        <w:rPr>
+          <w:rFonts w:ascii="Consolas" w:hAnsi="Consolas" w:cs="Times New Roman"/>
+          <w:lang w:val="en-US"/>
+        </w:rPr>
+        <w:t xml:space="preserve"> def main():</w:t>
+      </w:r>
       <w:bookmarkStart w:id="0" w:name="_GoBack"/>
       <w:bookmarkEnd w:id="0"/>
+    </w:p>
+    <w:p>
+      <w:pPr>
+        <w:pStyle w:val="a3"/>
+        <w:ind w:left="1418"/>
+        <w:jc w:val="both"/>
+        <w:rPr>
+          <w:rFonts w:ascii="Consolas" w:hAnsi="Consolas" w:cs="Times New Roman"/>
+          <w:lang w:val="en-US"/>
+        </w:rPr>
+      </w:pPr>
+      <w:r>
+        <w:rPr>
+          <w:rFonts w:ascii="Consolas" w:hAnsi="Consolas" w:cs="Times New Roman"/>
+          <w:lang w:val="en-US"/>
+        </w:rPr>
+        <w:t xml:space="preserve">    </w:t>
+      </w:r>
+      <w:r>
+        <w:rPr>
+          <w:rFonts w:ascii="Consolas" w:hAnsi="Consolas" w:cs="Times New Roman"/>
+          <w:color w:val="FF0000"/>
+          <w:lang w:val="en-US"/>
+        </w:rPr>
+        <w:t xml:space="preserve">q = </w:t>
+      </w:r>
+      <w:proofErr w:type="gramStart"/>
+      <w:r>
+        <w:rPr>
+          <w:rFonts w:ascii="Consolas" w:hAnsi="Consolas" w:cs="Times New Roman"/>
+          <w:color w:val="FF0000"/>
+          <w:lang w:val="en-US"/>
+        </w:rPr>
+        <w:t>Queue()</w:t>
+      </w:r>
+      <w:proofErr w:type="gramEnd"/>
+    </w:p>
+    <w:p>
+      <w:pPr>
+        <w:pStyle w:val="a3"/>
+        <w:ind w:left="1418"/>
+        <w:jc w:val="both"/>
+        <w:rPr>
+          <w:rFonts w:ascii="Consolas" w:hAnsi="Consolas" w:cs="Times New Roman"/>
+          <w:lang w:val="en-US"/>
+        </w:rPr>
+      </w:pPr>
+    </w:p>
+    <w:p>
+      <w:pPr>
+        <w:pStyle w:val="a3"/>
+        <w:ind w:left="1418"/>
+        <w:jc w:val="both"/>
+        <w:rPr>
+          <w:rFonts w:ascii="Consolas" w:hAnsi="Consolas" w:cs="Times New Roman"/>
+          <w:lang w:val="en-US"/>
+        </w:rPr>
+      </w:pPr>
+      <w:r>
+        <w:rPr>
+          <w:rFonts w:ascii="Consolas" w:hAnsi="Consolas" w:cs="Times New Roman"/>
+          <w:lang w:val="en-US"/>
+        </w:rPr>
+        <w:t xml:space="preserve">    </w:t>
+      </w:r>
+      <w:proofErr w:type="gramStart"/>
+      <w:r>
+        <w:rPr>
+          <w:rFonts w:ascii="Consolas" w:hAnsi="Consolas" w:cs="Times New Roman"/>
+          <w:lang w:val="en-US"/>
+        </w:rPr>
+        <w:t>for</w:t>
+      </w:r>
+      <w:proofErr w:type="gramEnd"/>
+      <w:r>
+        <w:rPr>
+          <w:rFonts w:ascii="Consolas" w:hAnsi="Consolas" w:cs="Times New Roman"/>
+          <w:lang w:val="en-US"/>
+        </w:rPr>
+        <w:t xml:space="preserve"> i in range(10):</w:t>
+      </w:r>
+    </w:p>
+    <w:p>
+      <w:pPr>
+        <w:pStyle w:val="a3"/>
+        <w:ind w:left="1418"/>
+        <w:jc w:val="both"/>
+        <w:rPr>
+          <w:rFonts w:ascii="Consolas" w:hAnsi="Consolas" w:cs="Times New Roman"/>
+          <w:color w:val="FF0000"/>
+          <w:lang w:val="en-US"/>
+        </w:rPr>
+      </w:pPr>
+      <w:r>
+        <w:rPr>
+          <w:rFonts w:ascii="Consolas" w:hAnsi="Consolas" w:cs="Times New Roman"/>
+          <w:lang w:val="en-US"/>
+        </w:rPr>
+        <w:t xml:space="preserve">        </w:t>
+      </w:r>
+      <w:proofErr w:type="gramStart"/>
+      <w:r>
+        <w:rPr>
+          <w:rFonts w:ascii="Consolas" w:hAnsi="Consolas" w:cs="Times New Roman"/>
+          <w:lang w:val="en-US"/>
+        </w:rPr>
+        <w:t>await</w:t>
+      </w:r>
+      <w:proofErr w:type="gramEnd"/>
+      <w:r>
+        <w:rPr>
+          <w:rFonts w:ascii="Consolas" w:hAnsi="Consolas" w:cs="Times New Roman"/>
+          <w:lang w:val="en-US"/>
+        </w:rPr>
+        <w:t xml:space="preserve"> </w:t>
+      </w:r>
+      <w:r>
+        <w:rPr>
+          <w:rFonts w:ascii="Consolas" w:hAnsi="Consolas" w:cs="Times New Roman"/>
+          <w:color w:val="FF0000"/>
+          <w:lang w:val="en-US"/>
+        </w:rPr>
+        <w:t>q.put(func(i))</w:t>
+      </w:r>
+    </w:p>
+    <w:p>
+      <w:pPr>
+        <w:pStyle w:val="a3"/>
+        <w:ind w:left="1418"/>
+        <w:jc w:val="both"/>
+        <w:rPr>
+          <w:rFonts w:ascii="Consolas" w:hAnsi="Consolas" w:cs="Times New Roman"/>
+          <w:lang w:val="en-US"/>
+        </w:rPr>
+      </w:pPr>
+      <w:r>
+        <w:rPr>
+          <w:rFonts w:ascii="Consolas" w:hAnsi="Consolas" w:cs="Times New Roman"/>
+          <w:lang w:val="en-US"/>
+        </w:rPr>
+        <w:t xml:space="preserve">    </w:t>
+      </w:r>
+    </w:p>
+    <w:p>
+      <w:pPr>
+        <w:pStyle w:val="a3"/>
+        <w:ind w:left="1418"/>
+        <w:jc w:val="both"/>
+        <w:rPr>
+          <w:rFonts w:ascii="Consolas" w:hAnsi="Consolas" w:cs="Times New Roman"/>
+          <w:lang w:val="en-US"/>
+        </w:rPr>
+      </w:pPr>
+      <w:r>
+        <w:rPr>
+          <w:rFonts w:ascii="Consolas" w:hAnsi="Consolas" w:cs="Times New Roman"/>
+          <w:lang w:val="en-US"/>
+        </w:rPr>
+        <w:t xml:space="preserve">    </w:t>
+      </w:r>
+      <w:proofErr w:type="gramStart"/>
+      <w:r>
+        <w:rPr>
+          <w:rFonts w:ascii="Consolas" w:hAnsi="Consolas" w:cs="Times New Roman"/>
+          <w:lang w:val="en-US"/>
+        </w:rPr>
+        <w:t>for</w:t>
+      </w:r>
+      <w:proofErr w:type="gramEnd"/>
+      <w:r>
+        <w:rPr>
+          <w:rFonts w:ascii="Consolas" w:hAnsi="Consolas" w:cs="Times New Roman"/>
+          <w:lang w:val="en-US"/>
+        </w:rPr>
+        <w:t xml:space="preserve"> _ in range(3):</w:t>
+      </w:r>
+    </w:p>
+    <w:p>
+      <w:pPr>
+        <w:pStyle w:val="a3"/>
+        <w:ind w:left="1418"/>
+        <w:jc w:val="both"/>
+        <w:rPr>
+          <w:rFonts w:ascii="Consolas" w:hAnsi="Consolas" w:cs="Times New Roman"/>
+          <w:lang w:val="en-US"/>
+        </w:rPr>
+      </w:pPr>
+      <w:r>
+        <w:rPr>
+          <w:rFonts w:ascii="Consolas" w:hAnsi="Consolas" w:cs="Times New Roman"/>
+          <w:lang w:val="en-US"/>
+        </w:rPr>
+        <w:t xml:space="preserve">        </w:t>
+      </w:r>
+      <w:proofErr w:type="gramStart"/>
+      <w:r>
+        <w:rPr>
+          <w:rFonts w:ascii="Consolas" w:hAnsi="Consolas" w:cs="Times New Roman"/>
+          <w:lang w:val="en-US"/>
+        </w:rPr>
+        <w:t>await</w:t>
+      </w:r>
+      <w:proofErr w:type="gramEnd"/>
+      <w:r>
+        <w:rPr>
+          <w:rFonts w:ascii="Consolas" w:hAnsi="Consolas" w:cs="Times New Roman"/>
+          <w:lang w:val="en-US"/>
+        </w:rPr>
+        <w:t xml:space="preserve"> q.put(None)</w:t>
+      </w:r>
+    </w:p>
+    <w:p>
+      <w:pPr>
+        <w:pStyle w:val="a3"/>
+        <w:ind w:left="1418"/>
+        <w:jc w:val="both"/>
+        <w:rPr>
+          <w:rFonts w:ascii="Consolas" w:hAnsi="Consolas" w:cs="Times New Roman"/>
+          <w:lang w:val="en-US"/>
+        </w:rPr>
+      </w:pPr>
+    </w:p>
+    <w:p>
+      <w:pPr>
+        <w:pStyle w:val="a3"/>
+        <w:ind w:left="1418"/>
+        <w:jc w:val="both"/>
+        <w:rPr>
+          <w:rFonts w:ascii="Consolas" w:hAnsi="Consolas" w:cs="Times New Roman"/>
+          <w:lang w:val="en-US"/>
+        </w:rPr>
+      </w:pPr>
+      <w:r>
+        <w:rPr>
+          <w:rFonts w:ascii="Consolas" w:hAnsi="Consolas" w:cs="Times New Roman"/>
+          <w:lang w:val="en-US"/>
+        </w:rPr>
+        <w:t xml:space="preserve">    </w:t>
+      </w:r>
+      <w:proofErr w:type="gramStart"/>
+      <w:r>
+        <w:rPr>
+          <w:rFonts w:ascii="Consolas" w:hAnsi="Consolas" w:cs="Times New Roman"/>
+          <w:lang w:val="en-US"/>
+        </w:rPr>
+        <w:t>tasks</w:t>
+      </w:r>
+      <w:proofErr w:type="gramEnd"/>
+      <w:r>
+        <w:rPr>
+          <w:rFonts w:ascii="Consolas" w:hAnsi="Consolas" w:cs="Times New Roman"/>
+          <w:lang w:val="en-US"/>
+        </w:rPr>
+        <w:t xml:space="preserve"> = [asyncio.create_task(check(q, i)) for i in range(1, 4)]   </w:t>
+      </w:r>
+    </w:p>
+    <w:p>
+      <w:pPr>
+        <w:pStyle w:val="a3"/>
+        <w:ind w:left="1418"/>
+        <w:jc w:val="both"/>
+        <w:rPr>
+          <w:rFonts w:ascii="Consolas" w:hAnsi="Consolas" w:cs="Times New Roman"/>
+          <w:lang w:val="en-US"/>
+        </w:rPr>
+      </w:pPr>
+      <w:r>
+        <w:rPr>
+          <w:rFonts w:ascii="Consolas" w:hAnsi="Consolas" w:cs="Times New Roman"/>
+          <w:lang w:val="en-US"/>
+        </w:rPr>
+        <w:t># 3 исполнителя</w:t>
+      </w:r>
+    </w:p>
+    <w:p>
+      <w:pPr>
+        <w:pStyle w:val="a3"/>
+        <w:ind w:left="1418"/>
+        <w:jc w:val="both"/>
+        <w:rPr>
+          <w:rFonts w:ascii="Consolas" w:hAnsi="Consolas" w:cs="Times New Roman"/>
+          <w:lang w:val="en-US"/>
+        </w:rPr>
+      </w:pPr>
+    </w:p>
+    <w:p>
+      <w:pPr>
+        <w:pStyle w:val="a3"/>
+        <w:ind w:left="1418"/>
+        <w:jc w:val="both"/>
+        <w:rPr>
+          <w:rFonts w:ascii="Consolas" w:hAnsi="Consolas" w:cs="Times New Roman"/>
+          <w:lang w:val="en-US"/>
+        </w:rPr>
+      </w:pPr>
+      <w:r>
+        <w:rPr>
+          <w:rFonts w:ascii="Consolas" w:hAnsi="Consolas" w:cs="Times New Roman"/>
+          <w:lang w:val="en-US"/>
+        </w:rPr>
+        <w:t xml:space="preserve">    </w:t>
+      </w:r>
+      <w:proofErr w:type="gramStart"/>
+      <w:r>
+        <w:rPr>
+          <w:rFonts w:ascii="Consolas" w:hAnsi="Consolas" w:cs="Times New Roman"/>
+          <w:lang w:val="en-US"/>
+        </w:rPr>
+        <w:t>await</w:t>
+      </w:r>
+      <w:proofErr w:type="gramEnd"/>
+      <w:r>
+        <w:rPr>
+          <w:rFonts w:ascii="Consolas" w:hAnsi="Consolas" w:cs="Times New Roman"/>
+          <w:lang w:val="en-US"/>
+        </w:rPr>
+        <w:t xml:space="preserve"> asyncio.gather(*tasks)</w:t>
+      </w:r>
+    </w:p>
+    <w:p>
+      <w:pPr>
+        <w:pStyle w:val="a3"/>
+        <w:ind w:left="1418"/>
+        <w:jc w:val="both"/>
+        <w:rPr>
+          <w:rFonts w:ascii="Consolas" w:hAnsi="Consolas" w:cs="Times New Roman"/>
+          <w:lang w:val="en-US"/>
+        </w:rPr>
+      </w:pPr>
+    </w:p>
+    <w:p>
+      <w:pPr>
+        <w:pStyle w:val="a3"/>
+        <w:ind w:left="1418"/>
+        <w:jc w:val="both"/>
+        <w:rPr>
+          <w:rFonts w:ascii="Consolas" w:hAnsi="Consolas" w:cs="Times New Roman"/>
+          <w:lang w:val="en-US"/>
+        </w:rPr>
+      </w:pPr>
+    </w:p>
+    <w:p>
+      <w:pPr>
+        <w:pStyle w:val="a3"/>
+        <w:ind w:left="1418"/>
+        <w:jc w:val="both"/>
+        <w:rPr>
+          <w:rFonts w:ascii="Consolas" w:hAnsi="Consolas" w:cs="Times New Roman"/>
+          <w:lang w:val="en-US"/>
+        </w:rPr>
+      </w:pPr>
+    </w:p>
+    <w:p>
+      <w:pPr>
+        <w:pStyle w:val="a3"/>
+        <w:ind w:left="1418"/>
+        <w:jc w:val="both"/>
+        <w:rPr>
+          <w:rFonts w:ascii="Consolas" w:hAnsi="Consolas" w:cs="Times New Roman"/>
+          <w:lang w:val="en-US"/>
+        </w:rPr>
+      </w:pPr>
+      <w:proofErr w:type="gramStart"/>
+      <w:r>
+        <w:rPr>
+          <w:rFonts w:ascii="Consolas" w:hAnsi="Consolas" w:cs="Times New Roman"/>
+          <w:lang w:val="en-US"/>
+        </w:rPr>
+        <w:t>if</w:t>
+      </w:r>
+      <w:proofErr w:type="gramEnd"/>
+      <w:r>
+        <w:rPr>
+          <w:rFonts w:ascii="Consolas" w:hAnsi="Consolas" w:cs="Times New Roman"/>
+          <w:lang w:val="en-US"/>
+        </w:rPr>
+        <w:t xml:space="preserve"> __name__ == '__main__':</w:t>
+      </w:r>
+    </w:p>
+    <w:p>
+      <w:pPr>
+        <w:pStyle w:val="a3"/>
+        <w:ind w:left="1418"/>
+        <w:jc w:val="both"/>
+        <w:rPr>
+          <w:rFonts w:ascii="Consolas" w:hAnsi="Consolas" w:cs="Times New Roman"/>
+          <w:lang w:val="en-US"/>
+        </w:rPr>
+      </w:pPr>
+      <w:r>
+        <w:rPr>
+          <w:rFonts w:ascii="Consolas" w:hAnsi="Consolas" w:cs="Times New Roman"/>
+          <w:lang w:val="en-US"/>
+        </w:rPr>
+        <w:t xml:space="preserve">    </w:t>
+      </w:r>
+      <w:proofErr w:type="gramStart"/>
+      <w:r>
+        <w:rPr>
+          <w:rFonts w:ascii="Consolas" w:hAnsi="Consolas" w:cs="Times New Roman"/>
+          <w:lang w:val="en-US"/>
+        </w:rPr>
+        <w:t>asyncio.run(</w:t>
+      </w:r>
+      <w:proofErr w:type="gramEnd"/>
+      <w:r>
+        <w:rPr>
+          <w:rFonts w:ascii="Consolas" w:hAnsi="Consolas" w:cs="Times New Roman"/>
+          <w:lang w:val="en-US"/>
+        </w:rPr>
+        <w:t>main())</w:t>
+      </w:r>
+    </w:p>
+    <w:p>
+      <w:pPr>
+        <w:pStyle w:val="a3"/>
+        <w:ind w:left="1418"/>
+        <w:jc w:val="both"/>
+        <w:rPr>
+          <w:rFonts w:ascii="Consolas" w:hAnsi="Consolas" w:cs="Times New Roman"/>
+          <w:lang w:val="en-US"/>
+        </w:rPr>
+      </w:pPr>
+    </w:p>
+    <w:p>
+      <w:pPr>
+        <w:pStyle w:val="a3"/>
+        <w:ind w:left="1418"/>
+        <w:jc w:val="both"/>
+        <w:rPr>
+          <w:rFonts w:ascii="Consolas" w:hAnsi="Consolas" w:cs="Times New Roman"/>
+          <w:lang w:val="en-US"/>
+        </w:rPr>
+      </w:pPr>
+    </w:p>
+    <w:p>
+      <w:pPr>
+        <w:pStyle w:val="a3"/>
+        <w:ind w:left="1418"/>
+        <w:jc w:val="both"/>
+        <w:rPr>
+          <w:rFonts w:ascii="Consolas" w:hAnsi="Consolas" w:cs="Times New Roman"/>
+          <w:lang w:val="en-US"/>
+        </w:rPr>
+      </w:pPr>
+      <w:r>
+        <w:rPr>
+          <w:rFonts w:ascii="Consolas" w:hAnsi="Consolas" w:cs="Times New Roman"/>
+          <w:lang w:val="en-US"/>
+        </w:rPr>
+        <w:t>---------------------------------------</w:t>
+      </w:r>
+    </w:p>
+    <w:p>
+      <w:pPr>
+        <w:pStyle w:val="a3"/>
+        <w:ind w:left="1418"/>
+        <w:jc w:val="both"/>
+        <w:rPr>
+          <w:rFonts w:ascii="Consolas" w:hAnsi="Consolas" w:cs="Times New Roman"/>
+          <w:lang w:val="en-US"/>
+        </w:rPr>
+      </w:pPr>
+      <w:r>
+        <w:rPr>
+          <w:rFonts w:ascii="Consolas" w:hAnsi="Consolas" w:cs="Times New Roman"/>
+          <w:lang w:val="en-US"/>
+        </w:rPr>
+        <w:t xml:space="preserve">Worker 3: func: </w:t>
+      </w:r>
+      <w:proofErr w:type="gramStart"/>
+      <w:r>
+        <w:rPr>
+          <w:rFonts w:ascii="Consolas" w:hAnsi="Consolas" w:cs="Times New Roman"/>
+          <w:lang w:val="en-US"/>
+        </w:rPr>
+        <w:t>2</w:t>
+      </w:r>
+      <w:proofErr w:type="gramEnd"/>
+      <w:r>
+        <w:rPr>
+          <w:rFonts w:ascii="Consolas" w:hAnsi="Consolas" w:cs="Times New Roman"/>
+          <w:lang w:val="en-US"/>
+        </w:rPr>
+        <w:t xml:space="preserve"> done. [</w:t>
+      </w:r>
+      <w:proofErr w:type="gramStart"/>
+      <w:r>
+        <w:rPr>
+          <w:rFonts w:ascii="Consolas" w:hAnsi="Consolas" w:cs="Times New Roman"/>
+          <w:lang w:val="en-US"/>
+        </w:rPr>
+        <w:t>sec</w:t>
+      </w:r>
+      <w:proofErr w:type="gramEnd"/>
+      <w:r>
+        <w:rPr>
+          <w:rFonts w:ascii="Consolas" w:hAnsi="Consolas" w:cs="Times New Roman"/>
+          <w:lang w:val="en-US"/>
+        </w:rPr>
+        <w:t xml:space="preserve"> 2]</w:t>
+      </w:r>
+    </w:p>
+    <w:p>
+      <w:pPr>
+        <w:pStyle w:val="a3"/>
+        <w:ind w:left="1418"/>
+        <w:jc w:val="both"/>
+        <w:rPr>
+          <w:rFonts w:ascii="Consolas" w:hAnsi="Consolas" w:cs="Times New Roman"/>
+          <w:lang w:val="en-US"/>
+        </w:rPr>
+      </w:pPr>
+      <w:r>
+        <w:rPr>
+          <w:rFonts w:ascii="Consolas" w:hAnsi="Consolas" w:cs="Times New Roman"/>
+          <w:lang w:val="en-US"/>
+        </w:rPr>
+        <w:t xml:space="preserve">Worker 1: func: </w:t>
+      </w:r>
+      <w:proofErr w:type="gramStart"/>
+      <w:r>
+        <w:rPr>
+          <w:rFonts w:ascii="Consolas" w:hAnsi="Consolas" w:cs="Times New Roman"/>
+          <w:lang w:val="en-US"/>
+        </w:rPr>
+        <w:t>0</w:t>
+      </w:r>
+      <w:proofErr w:type="gramEnd"/>
+      <w:r>
+        <w:rPr>
+          <w:rFonts w:ascii="Consolas" w:hAnsi="Consolas" w:cs="Times New Roman"/>
+          <w:lang w:val="en-US"/>
+        </w:rPr>
+        <w:t xml:space="preserve"> done. [</w:t>
+      </w:r>
+      <w:proofErr w:type="gramStart"/>
+      <w:r>
+        <w:rPr>
+          <w:rFonts w:ascii="Consolas" w:hAnsi="Consolas" w:cs="Times New Roman"/>
+          <w:lang w:val="en-US"/>
+        </w:rPr>
+        <w:t>sec</w:t>
+      </w:r>
+      <w:proofErr w:type="gramEnd"/>
+      <w:r>
+        <w:rPr>
+          <w:rFonts w:ascii="Consolas" w:hAnsi="Consolas" w:cs="Times New Roman"/>
+          <w:lang w:val="en-US"/>
+        </w:rPr>
+        <w:t xml:space="preserve"> 3]</w:t>
+      </w:r>
+    </w:p>
+    <w:p>
+      <w:pPr>
+        <w:pStyle w:val="a3"/>
+        <w:ind w:left="1418"/>
+        <w:jc w:val="both"/>
+        <w:rPr>
+          <w:rFonts w:ascii="Consolas" w:hAnsi="Consolas" w:cs="Times New Roman"/>
+          <w:lang w:val="en-US"/>
+        </w:rPr>
+      </w:pPr>
+      <w:r>
+        <w:rPr>
+          <w:rFonts w:ascii="Consolas" w:hAnsi="Consolas" w:cs="Times New Roman"/>
+          <w:lang w:val="en-US"/>
+        </w:rPr>
+        <w:t xml:space="preserve">Worker 1: func: </w:t>
+      </w:r>
+      <w:proofErr w:type="gramStart"/>
+      <w:r>
+        <w:rPr>
+          <w:rFonts w:ascii="Consolas" w:hAnsi="Consolas" w:cs="Times New Roman"/>
+          <w:lang w:val="en-US"/>
+        </w:rPr>
+        <w:t>4</w:t>
+      </w:r>
+      <w:proofErr w:type="gramEnd"/>
+      <w:r>
+        <w:rPr>
+          <w:rFonts w:ascii="Consolas" w:hAnsi="Consolas" w:cs="Times New Roman"/>
+          <w:lang w:val="en-US"/>
+        </w:rPr>
+        <w:t xml:space="preserve"> done. [</w:t>
+      </w:r>
+      <w:proofErr w:type="gramStart"/>
+      <w:r>
+        <w:rPr>
+          <w:rFonts w:ascii="Consolas" w:hAnsi="Consolas" w:cs="Times New Roman"/>
+          <w:lang w:val="en-US"/>
+        </w:rPr>
+        <w:t>sec</w:t>
+      </w:r>
+      <w:proofErr w:type="gramEnd"/>
+      <w:r>
+        <w:rPr>
+          <w:rFonts w:ascii="Consolas" w:hAnsi="Consolas" w:cs="Times New Roman"/>
+          <w:lang w:val="en-US"/>
+        </w:rPr>
+        <w:t xml:space="preserve"> 1]</w:t>
+      </w:r>
+    </w:p>
+    <w:p>
+      <w:pPr>
+        <w:pStyle w:val="a3"/>
+        <w:ind w:left="1418"/>
+        <w:jc w:val="both"/>
+        <w:rPr>
+          <w:rFonts w:ascii="Consolas" w:hAnsi="Consolas" w:cs="Times New Roman"/>
+          <w:lang w:val="en-US"/>
+        </w:rPr>
+      </w:pPr>
+      <w:r>
+        <w:rPr>
+          <w:rFonts w:ascii="Consolas" w:hAnsi="Consolas" w:cs="Times New Roman"/>
+          <w:lang w:val="en-US"/>
+        </w:rPr>
+        <w:t xml:space="preserve">Worker 2: func: </w:t>
+      </w:r>
+      <w:proofErr w:type="gramStart"/>
+      <w:r>
+        <w:rPr>
+          <w:rFonts w:ascii="Consolas" w:hAnsi="Consolas" w:cs="Times New Roman"/>
+          <w:lang w:val="en-US"/>
+        </w:rPr>
+        <w:t>1</w:t>
+      </w:r>
+      <w:proofErr w:type="gramEnd"/>
+      <w:r>
+        <w:rPr>
+          <w:rFonts w:ascii="Consolas" w:hAnsi="Consolas" w:cs="Times New Roman"/>
+          <w:lang w:val="en-US"/>
+        </w:rPr>
+        <w:t xml:space="preserve"> done. [</w:t>
+      </w:r>
+      <w:proofErr w:type="gramStart"/>
+      <w:r>
+        <w:rPr>
+          <w:rFonts w:ascii="Consolas" w:hAnsi="Consolas" w:cs="Times New Roman"/>
+          <w:lang w:val="en-US"/>
+        </w:rPr>
+        <w:t>sec</w:t>
+      </w:r>
+      <w:proofErr w:type="gramEnd"/>
+      <w:r>
+        <w:rPr>
+          <w:rFonts w:ascii="Consolas" w:hAnsi="Consolas" w:cs="Times New Roman"/>
+          <w:lang w:val="en-US"/>
+        </w:rPr>
+        <w:t xml:space="preserve"> 6]</w:t>
+      </w:r>
+    </w:p>
+    <w:p>
+      <w:pPr>
+        <w:pStyle w:val="a3"/>
+        <w:ind w:left="1418"/>
+        <w:jc w:val="both"/>
+        <w:rPr>
+          <w:rFonts w:ascii="Consolas" w:hAnsi="Consolas" w:cs="Times New Roman"/>
+          <w:lang w:val="en-US"/>
+        </w:rPr>
+      </w:pPr>
+      <w:r>
+        <w:rPr>
+          <w:rFonts w:ascii="Consolas" w:hAnsi="Consolas" w:cs="Times New Roman"/>
+          <w:lang w:val="en-US"/>
+        </w:rPr>
+        <w:t xml:space="preserve">Worker 3: func: </w:t>
+      </w:r>
+      <w:proofErr w:type="gramStart"/>
+      <w:r>
+        <w:rPr>
+          <w:rFonts w:ascii="Consolas" w:hAnsi="Consolas" w:cs="Times New Roman"/>
+          <w:lang w:val="en-US"/>
+        </w:rPr>
+        <w:t>3</w:t>
+      </w:r>
+      <w:proofErr w:type="gramEnd"/>
+      <w:r>
+        <w:rPr>
+          <w:rFonts w:ascii="Consolas" w:hAnsi="Consolas" w:cs="Times New Roman"/>
+          <w:lang w:val="en-US"/>
+        </w:rPr>
+        <w:t xml:space="preserve"> done. [</w:t>
+      </w:r>
+      <w:proofErr w:type="gramStart"/>
+      <w:r>
+        <w:rPr>
+          <w:rFonts w:ascii="Consolas" w:hAnsi="Consolas" w:cs="Times New Roman"/>
+          <w:lang w:val="en-US"/>
+        </w:rPr>
+        <w:t>sec</w:t>
+      </w:r>
+      <w:proofErr w:type="gramEnd"/>
+      <w:r>
+        <w:rPr>
+          <w:rFonts w:ascii="Consolas" w:hAnsi="Consolas" w:cs="Times New Roman"/>
+          <w:lang w:val="en-US"/>
+        </w:rPr>
+        <w:t xml:space="preserve"> 6]</w:t>
+      </w:r>
+    </w:p>
+    <w:p>
+      <w:pPr>
+        <w:pStyle w:val="a3"/>
+        <w:ind w:left="1418"/>
+        <w:jc w:val="both"/>
+        <w:rPr>
+          <w:rFonts w:ascii="Consolas" w:hAnsi="Consolas" w:cs="Times New Roman"/>
+          <w:lang w:val="en-US"/>
+        </w:rPr>
+      </w:pPr>
+      <w:r>
+        <w:rPr>
+          <w:rFonts w:ascii="Consolas" w:hAnsi="Consolas" w:cs="Times New Roman"/>
+          <w:lang w:val="en-US"/>
+        </w:rPr>
+        <w:t xml:space="preserve">Worker 1: func: </w:t>
+      </w:r>
+      <w:proofErr w:type="gramStart"/>
+      <w:r>
+        <w:rPr>
+          <w:rFonts w:ascii="Consolas" w:hAnsi="Consolas" w:cs="Times New Roman"/>
+          <w:lang w:val="en-US"/>
+        </w:rPr>
+        <w:t>5</w:t>
+      </w:r>
+      <w:proofErr w:type="gramEnd"/>
+      <w:r>
+        <w:rPr>
+          <w:rFonts w:ascii="Consolas" w:hAnsi="Consolas" w:cs="Times New Roman"/>
+          <w:lang w:val="en-US"/>
+        </w:rPr>
+        <w:t xml:space="preserve"> done. [</w:t>
+      </w:r>
+      <w:proofErr w:type="gramStart"/>
+      <w:r>
+        <w:rPr>
+          <w:rFonts w:ascii="Consolas" w:hAnsi="Consolas" w:cs="Times New Roman"/>
+          <w:lang w:val="en-US"/>
+        </w:rPr>
+        <w:t>sec</w:t>
+      </w:r>
+      <w:proofErr w:type="gramEnd"/>
+      <w:r>
+        <w:rPr>
+          <w:rFonts w:ascii="Consolas" w:hAnsi="Consolas" w:cs="Times New Roman"/>
+          <w:lang w:val="en-US"/>
+        </w:rPr>
+        <w:t xml:space="preserve"> 5]</w:t>
+      </w:r>
+    </w:p>
+    <w:p>
+      <w:pPr>
+        <w:pStyle w:val="a3"/>
+        <w:ind w:left="1418"/>
+        <w:jc w:val="both"/>
+        <w:rPr>
+          <w:rFonts w:ascii="Consolas" w:hAnsi="Consolas" w:cs="Times New Roman"/>
+          <w:lang w:val="en-US"/>
+        </w:rPr>
+      </w:pPr>
+      <w:r>
+        <w:rPr>
+          <w:rFonts w:ascii="Consolas" w:hAnsi="Consolas" w:cs="Times New Roman"/>
+          <w:lang w:val="en-US"/>
+        </w:rPr>
+        <w:t xml:space="preserve">Worker 3: func: </w:t>
+      </w:r>
+      <w:proofErr w:type="gramStart"/>
+      <w:r>
+        <w:rPr>
+          <w:rFonts w:ascii="Consolas" w:hAnsi="Consolas" w:cs="Times New Roman"/>
+          <w:lang w:val="en-US"/>
+        </w:rPr>
+        <w:t>7</w:t>
+      </w:r>
+      <w:proofErr w:type="gramEnd"/>
+      <w:r>
+        <w:rPr>
+          <w:rFonts w:ascii="Consolas" w:hAnsi="Consolas" w:cs="Times New Roman"/>
+          <w:lang w:val="en-US"/>
+        </w:rPr>
+        <w:t xml:space="preserve"> done. [</w:t>
+      </w:r>
+      <w:proofErr w:type="gramStart"/>
+      <w:r>
+        <w:rPr>
+          <w:rFonts w:ascii="Consolas" w:hAnsi="Consolas" w:cs="Times New Roman"/>
+          <w:lang w:val="en-US"/>
+        </w:rPr>
+        <w:t>sec</w:t>
+      </w:r>
+      <w:proofErr w:type="gramEnd"/>
+      <w:r>
+        <w:rPr>
+          <w:rFonts w:ascii="Consolas" w:hAnsi="Consolas" w:cs="Times New Roman"/>
+          <w:lang w:val="en-US"/>
+        </w:rPr>
+        <w:t xml:space="preserve"> 3]</w:t>
+      </w:r>
+    </w:p>
+    <w:p>
+      <w:pPr>
+        <w:pStyle w:val="a3"/>
+        <w:ind w:left="1418"/>
+        <w:jc w:val="both"/>
+        <w:rPr>
+          <w:rFonts w:ascii="Consolas" w:hAnsi="Consolas" w:cs="Times New Roman"/>
+          <w:lang w:val="en-US"/>
+        </w:rPr>
+      </w:pPr>
+      <w:r>
+        <w:rPr>
+          <w:rFonts w:ascii="Consolas" w:hAnsi="Consolas" w:cs="Times New Roman"/>
+          <w:lang w:val="en-US"/>
+        </w:rPr>
+        <w:t xml:space="preserve">Worker 2: func: </w:t>
+      </w:r>
+      <w:proofErr w:type="gramStart"/>
+      <w:r>
+        <w:rPr>
+          <w:rFonts w:ascii="Consolas" w:hAnsi="Consolas" w:cs="Times New Roman"/>
+          <w:lang w:val="en-US"/>
+        </w:rPr>
+        <w:t>6</w:t>
+      </w:r>
+      <w:proofErr w:type="gramEnd"/>
+      <w:r>
+        <w:rPr>
+          <w:rFonts w:ascii="Consolas" w:hAnsi="Consolas" w:cs="Times New Roman"/>
+          <w:lang w:val="en-US"/>
+        </w:rPr>
+        <w:t xml:space="preserve"> done. [</w:t>
+      </w:r>
+      <w:proofErr w:type="gramStart"/>
+      <w:r>
+        <w:rPr>
+          <w:rFonts w:ascii="Consolas" w:hAnsi="Consolas" w:cs="Times New Roman"/>
+          <w:lang w:val="en-US"/>
+        </w:rPr>
+        <w:t>sec</w:t>
+      </w:r>
+      <w:proofErr w:type="gramEnd"/>
+      <w:r>
+        <w:rPr>
+          <w:rFonts w:ascii="Consolas" w:hAnsi="Consolas" w:cs="Times New Roman"/>
+          <w:lang w:val="en-US"/>
+        </w:rPr>
+        <w:t xml:space="preserve"> 6]</w:t>
+      </w:r>
+    </w:p>
+    <w:p>
+      <w:pPr>
+        <w:pStyle w:val="a3"/>
+        <w:ind w:left="1418"/>
+        <w:jc w:val="both"/>
+        <w:rPr>
+          <w:rFonts w:ascii="Consolas" w:hAnsi="Consolas" w:cs="Times New Roman"/>
+          <w:lang w:val="en-US"/>
+        </w:rPr>
+      </w:pPr>
+      <w:r>
+        <w:rPr>
+          <w:rFonts w:ascii="Consolas" w:hAnsi="Consolas" w:cs="Times New Roman"/>
+          <w:lang w:val="en-US"/>
+        </w:rPr>
+        <w:t xml:space="preserve">Worker 1: func: </w:t>
+      </w:r>
+      <w:proofErr w:type="gramStart"/>
+      <w:r>
+        <w:rPr>
+          <w:rFonts w:ascii="Consolas" w:hAnsi="Consolas" w:cs="Times New Roman"/>
+          <w:lang w:val="en-US"/>
+        </w:rPr>
+        <w:t>8</w:t>
+      </w:r>
+      <w:proofErr w:type="gramEnd"/>
+      <w:r>
+        <w:rPr>
+          <w:rFonts w:ascii="Consolas" w:hAnsi="Consolas" w:cs="Times New Roman"/>
+          <w:lang w:val="en-US"/>
+        </w:rPr>
+        <w:t xml:space="preserve"> done. [</w:t>
+      </w:r>
+      <w:proofErr w:type="gramStart"/>
+      <w:r>
+        <w:rPr>
+          <w:rFonts w:ascii="Consolas" w:hAnsi="Consolas" w:cs="Times New Roman"/>
+          <w:lang w:val="en-US"/>
+        </w:rPr>
+        <w:t>sec</w:t>
+      </w:r>
+      <w:proofErr w:type="gramEnd"/>
+      <w:r>
+        <w:rPr>
+          <w:rFonts w:ascii="Consolas" w:hAnsi="Consolas" w:cs="Times New Roman"/>
+          <w:lang w:val="en-US"/>
+        </w:rPr>
+        <w:t xml:space="preserve"> 3]</w:t>
+      </w:r>
+    </w:p>
+    <w:p>
+      <w:pPr>
+        <w:pStyle w:val="a3"/>
+        <w:ind w:left="1418"/>
+        <w:jc w:val="both"/>
+        <w:rPr>
+          <w:rFonts w:ascii="Consolas" w:hAnsi="Consolas" w:cs="Times New Roman"/>
+          <w:lang w:val="en-US"/>
+        </w:rPr>
+      </w:pPr>
+      <w:r>
+        <w:rPr>
+          <w:rFonts w:ascii="Consolas" w:hAnsi="Consolas" w:cs="Times New Roman"/>
+          <w:lang w:val="en-US"/>
+        </w:rPr>
+        <w:t xml:space="preserve">Worker 3: func: </w:t>
+      </w:r>
+      <w:proofErr w:type="gramStart"/>
+      <w:r>
+        <w:rPr>
+          <w:rFonts w:ascii="Consolas" w:hAnsi="Consolas" w:cs="Times New Roman"/>
+          <w:lang w:val="en-US"/>
+        </w:rPr>
+        <w:t>9</w:t>
+      </w:r>
+      <w:proofErr w:type="gramEnd"/>
+      <w:r>
+        <w:rPr>
+          <w:rFonts w:ascii="Consolas" w:hAnsi="Consolas" w:cs="Times New Roman"/>
+          <w:lang w:val="en-US"/>
+        </w:rPr>
+        <w:t xml:space="preserve"> done. [</w:t>
+      </w:r>
+      <w:proofErr w:type="gramStart"/>
+      <w:r>
+        <w:rPr>
+          <w:rFonts w:ascii="Consolas" w:hAnsi="Consolas" w:cs="Times New Roman"/>
+          <w:lang w:val="en-US"/>
+        </w:rPr>
+        <w:t>sec</w:t>
+      </w:r>
+      <w:proofErr w:type="gramEnd"/>
+      <w:r>
+        <w:rPr>
+          <w:rFonts w:ascii="Consolas" w:hAnsi="Consolas" w:cs="Times New Roman"/>
+          <w:lang w:val="en-US"/>
+        </w:rPr>
+        <w:t xml:space="preserve"> 2]</w:t>
+      </w:r>
+    </w:p>
+    <w:p>
+      <w:pPr>
+        <w:pStyle w:val="a3"/>
+        <w:ind w:left="1418"/>
+        <w:jc w:val="both"/>
+        <w:rPr>
+          <w:rFonts w:ascii="Consolas" w:hAnsi="Consolas" w:cs="Times New Roman"/>
+          <w:lang w:val="en-US"/>
+        </w:rPr>
+      </w:pPr>
+      <w:proofErr w:type="gramStart"/>
+      <w:r>
+        <w:rPr>
+          <w:rFonts w:ascii="Consolas" w:hAnsi="Consolas" w:cs="Times New Roman"/>
+          <w:lang w:val="en-US"/>
+        </w:rPr>
+        <w:t>main</w:t>
+      </w:r>
+      <w:proofErr w:type="gramEnd"/>
+      <w:r>
+        <w:rPr>
+          <w:rFonts w:ascii="Consolas" w:hAnsi="Consolas" w:cs="Times New Roman"/>
+          <w:lang w:val="en-US"/>
+        </w:rPr>
+        <w:t>: 13.0318 sec</w:t>
+      </w:r>
     </w:p>
     <w:sectPr>
       <w:pgSz w:w="11906" w:h="16838"/>
